--- a/Document/LP-DAMI.docx
+++ b/Document/LP-DAMI.docx
@@ -2546,7 +2546,7 @@
                 <w:noProof/>
                 <w:webHidden/>
               </w:rPr>
-              <w:t>18</w:t>
+              <w:t>19</w:t>
             </w:r>
             <w:r>
               <w:rPr>
@@ -2615,7 +2615,7 @@
                 <w:noProof/>
                 <w:webHidden/>
               </w:rPr>
-              <w:t>18</w:t>
+              <w:t>19</w:t>
             </w:r>
             <w:r>
               <w:rPr>
@@ -2753,7 +2753,7 @@
                 <w:noProof/>
                 <w:webHidden/>
               </w:rPr>
-              <w:t>19</w:t>
+              <w:t>20</w:t>
             </w:r>
             <w:r>
               <w:rPr>
@@ -2893,7 +2893,7 @@
                 <w:noProof/>
                 <w:webHidden/>
               </w:rPr>
-              <w:t>20</w:t>
+              <w:t>21</w:t>
             </w:r>
             <w:r>
               <w:rPr>
@@ -2964,7 +2964,7 @@
                 <w:noProof/>
                 <w:webHidden/>
               </w:rPr>
-              <w:t>20</w:t>
+              <w:t>21</w:t>
             </w:r>
             <w:r>
               <w:rPr>
@@ -3035,7 +3035,7 @@
                 <w:noProof/>
                 <w:webHidden/>
               </w:rPr>
-              <w:t>21</w:t>
+              <w:t>22</w:t>
             </w:r>
             <w:r>
               <w:rPr>
@@ -3107,7 +3107,7 @@
                 <w:noProof/>
                 <w:webHidden/>
               </w:rPr>
-              <w:t>21</w:t>
+              <w:t>22</w:t>
             </w:r>
             <w:r>
               <w:rPr>
@@ -3179,7 +3179,7 @@
                 <w:noProof/>
                 <w:webHidden/>
               </w:rPr>
-              <w:t>22</w:t>
+              <w:t>23</w:t>
             </w:r>
             <w:r>
               <w:rPr>
@@ -3251,7 +3251,7 @@
                 <w:noProof/>
                 <w:webHidden/>
               </w:rPr>
-              <w:t>22</w:t>
+              <w:t>23</w:t>
             </w:r>
             <w:r>
               <w:rPr>
@@ -18685,6 +18685,7 @@
       <w:r>
         <w:rPr>
           <w:rFonts w:ascii="Times New Roman" w:hAnsi="Times New Roman" w:cs="Times New Roman"/>
+          <w:noProof/>
           <w:lang w:val="fi-FI"/>
         </w:rPr>
         <w:drawing>
@@ -19788,6 +19789,7 @@
             <w:r>
               <w:rPr>
                 <w:rFonts w:ascii="Times New Roman" w:hAnsi="Times New Roman" w:cs="Times New Roman"/>
+                <w:noProof/>
               </w:rPr>
               <w:drawing>
                 <wp:inline distT="0" distB="0" distL="0" distR="0" wp14:anchorId="0BD7F83B" wp14:editId="775AB125">
@@ -19882,6 +19884,7 @@
             <w:r>
               <w:rPr>
                 <w:rFonts w:ascii="Times New Roman" w:hAnsi="Times New Roman" w:cs="Times New Roman"/>
+                <w:noProof/>
               </w:rPr>
               <w:drawing>
                 <wp:inline distT="0" distB="0" distL="0" distR="0" wp14:anchorId="6D4ABDBE" wp14:editId="675E120A">
@@ -19975,6 +19978,7 @@
             <w:r>
               <w:rPr>
                 <w:rFonts w:ascii="Times New Roman" w:hAnsi="Times New Roman" w:cs="Times New Roman"/>
+                <w:noProof/>
               </w:rPr>
               <w:drawing>
                 <wp:inline distT="0" distB="0" distL="0" distR="0" wp14:anchorId="1EE6F8C1" wp14:editId="1DE1C5E7">
@@ -20070,6 +20074,7 @@
             <w:r>
               <w:rPr>
                 <w:rFonts w:ascii="Times New Roman" w:hAnsi="Times New Roman" w:cs="Times New Roman"/>
+                <w:noProof/>
               </w:rPr>
               <w:drawing>
                 <wp:inline distT="0" distB="0" distL="0" distR="0" wp14:anchorId="7971F4D3" wp14:editId="23CA2E8D">
@@ -20163,6 +20168,7 @@
             <w:r>
               <w:rPr>
                 <w:rFonts w:ascii="Times New Roman" w:hAnsi="Times New Roman" w:cs="Times New Roman"/>
+                <w:noProof/>
               </w:rPr>
               <w:drawing>
                 <wp:inline distT="0" distB="0" distL="0" distR="0" wp14:anchorId="1E68A048" wp14:editId="2ED9A174">
@@ -20257,6 +20263,7 @@
             <w:r>
               <w:rPr>
                 <w:rFonts w:ascii="Times New Roman" w:hAnsi="Times New Roman" w:cs="Times New Roman"/>
+                <w:noProof/>
               </w:rPr>
               <w:drawing>
                 <wp:inline distT="0" distB="0" distL="0" distR="0" wp14:anchorId="6E13BAED" wp14:editId="05F7037F">
@@ -20558,6 +20565,7 @@
             <w:r>
               <w:rPr>
                 <w:rFonts w:ascii="Times New Roman" w:hAnsi="Times New Roman" w:cs="Times New Roman"/>
+                <w:noProof/>
               </w:rPr>
               <w:drawing>
                 <wp:inline distT="0" distB="0" distL="0" distR="0" wp14:anchorId="6D1E406C" wp14:editId="3C9A694B">
@@ -20652,6 +20660,7 @@
             <w:r>
               <w:rPr>
                 <w:rFonts w:ascii="Times New Roman" w:hAnsi="Times New Roman" w:cs="Times New Roman"/>
+                <w:noProof/>
               </w:rPr>
               <w:drawing>
                 <wp:inline distT="0" distB="0" distL="0" distR="0" wp14:anchorId="0AC6380B" wp14:editId="7160B0A5">
@@ -20747,6 +20756,7 @@
             <w:r>
               <w:rPr>
                 <w:rFonts w:ascii="Times New Roman" w:hAnsi="Times New Roman" w:cs="Times New Roman"/>
+                <w:noProof/>
               </w:rPr>
               <w:drawing>
                 <wp:inline distT="0" distB="0" distL="0" distR="0" wp14:anchorId="2565A20E" wp14:editId="4706AD28">
@@ -20840,6 +20850,7 @@
             <w:r>
               <w:rPr>
                 <w:rFonts w:ascii="Times New Roman" w:hAnsi="Times New Roman" w:cs="Times New Roman"/>
+                <w:noProof/>
               </w:rPr>
               <w:drawing>
                 <wp:inline distT="0" distB="0" distL="0" distR="0" wp14:anchorId="662DA89A" wp14:editId="00AA0A52">
@@ -20934,6 +20945,7 @@
             <w:r>
               <w:rPr>
                 <w:rFonts w:ascii="Times New Roman" w:hAnsi="Times New Roman" w:cs="Times New Roman"/>
+                <w:noProof/>
               </w:rPr>
               <w:drawing>
                 <wp:inline distT="0" distB="0" distL="0" distR="0" wp14:anchorId="165A8E42" wp14:editId="2B1042BC">
@@ -21029,6 +21041,7 @@
             <w:r>
               <w:rPr>
                 <w:rFonts w:ascii="Times New Roman" w:hAnsi="Times New Roman" w:cs="Times New Roman"/>
+                <w:noProof/>
               </w:rPr>
               <w:drawing>
                 <wp:inline distT="0" distB="0" distL="0" distR="0" wp14:anchorId="29DCF396" wp14:editId="1C79960D">
@@ -21124,6 +21137,7 @@
             <w:r>
               <w:rPr>
                 <w:rFonts w:ascii="Times New Roman" w:hAnsi="Times New Roman" w:cs="Times New Roman"/>
+                <w:noProof/>
               </w:rPr>
               <w:drawing>
                 <wp:inline distT="0" distB="0" distL="0" distR="0" wp14:anchorId="7F7E36AA" wp14:editId="28041A52">
@@ -21219,6 +21233,7 @@
             <w:r>
               <w:rPr>
                 <w:rFonts w:ascii="Times New Roman" w:hAnsi="Times New Roman" w:cs="Times New Roman"/>
+                <w:noProof/>
               </w:rPr>
               <w:drawing>
                 <wp:inline distT="0" distB="0" distL="0" distR="0" wp14:anchorId="40729614" wp14:editId="06F45263">
@@ -21313,6 +21328,7 @@
             <w:r>
               <w:rPr>
                 <w:rFonts w:ascii="Times New Roman" w:hAnsi="Times New Roman" w:cs="Times New Roman"/>
+                <w:noProof/>
               </w:rPr>
               <w:drawing>
                 <wp:inline distT="0" distB="0" distL="0" distR="0" wp14:anchorId="660960A0" wp14:editId="10CCD0F7">
@@ -21406,6 +21422,7 @@
             <w:r>
               <w:rPr>
                 <w:rFonts w:ascii="Times New Roman" w:hAnsi="Times New Roman" w:cs="Times New Roman"/>
+                <w:noProof/>
               </w:rPr>
               <w:drawing>
                 <wp:inline distT="0" distB="0" distL="0" distR="0" wp14:anchorId="1C794A5B" wp14:editId="7426487E">
@@ -21499,6 +21516,7 @@
             <w:r>
               <w:rPr>
                 <w:rFonts w:ascii="Times New Roman" w:hAnsi="Times New Roman" w:cs="Times New Roman"/>
+                <w:noProof/>
               </w:rPr>
               <w:drawing>
                 <wp:inline distT="0" distB="0" distL="0" distR="0" wp14:anchorId="7BB7F5E4" wp14:editId="5B61303A">
@@ -21594,6 +21612,7 @@
             <w:r>
               <w:rPr>
                 <w:rFonts w:ascii="Times New Roman" w:hAnsi="Times New Roman" w:cs="Times New Roman"/>
+                <w:noProof/>
               </w:rPr>
               <w:drawing>
                 <wp:inline distT="0" distB="0" distL="0" distR="0" wp14:anchorId="3A83F969" wp14:editId="740410E6">
@@ -21688,6 +21707,7 @@
             <w:r>
               <w:rPr>
                 <w:rFonts w:ascii="Times New Roman" w:hAnsi="Times New Roman" w:cs="Times New Roman"/>
+                <w:noProof/>
               </w:rPr>
               <w:drawing>
                 <wp:inline distT="0" distB="0" distL="0" distR="0" wp14:anchorId="5B094D00" wp14:editId="0EDBE62D">
@@ -21781,6 +21801,7 @@
             <w:r>
               <w:rPr>
                 <w:rFonts w:ascii="Times New Roman" w:hAnsi="Times New Roman" w:cs="Times New Roman"/>
+                <w:noProof/>
               </w:rPr>
               <w:drawing>
                 <wp:inline distT="0" distB="0" distL="0" distR="0" wp14:anchorId="2519F26A" wp14:editId="6F758A79">
@@ -21874,6 +21895,7 @@
             <w:r>
               <w:rPr>
                 <w:rFonts w:ascii="Times New Roman" w:hAnsi="Times New Roman" w:cs="Times New Roman"/>
+                <w:noProof/>
               </w:rPr>
               <w:drawing>
                 <wp:inline distT="0" distB="0" distL="0" distR="0" wp14:anchorId="0B4E261E" wp14:editId="5018FE93">
@@ -22801,6 +22823,7 @@
       <w:r>
         <w:rPr>
           <w:rFonts w:ascii="Times New Roman" w:hAnsi="Times New Roman" w:cs="Times New Roman"/>
+          <w:noProof/>
         </w:rPr>
         <w:drawing>
           <wp:inline distT="0" distB="0" distL="0" distR="0" wp14:anchorId="69EB37A6" wp14:editId="7FC2CADF">
@@ -23478,6 +23501,7 @@
       <w:r>
         <w:rPr>
           <w:rFonts w:ascii="Times New Roman" w:hAnsi="Times New Roman" w:cs="Times New Roman"/>
+          <w:noProof/>
         </w:rPr>
         <w:drawing>
           <wp:inline distT="0" distB="0" distL="0" distR="0" wp14:anchorId="6EEDB89B" wp14:editId="30D00C38">
@@ -23779,6 +23803,7 @@
       <w:r>
         <w:rPr>
           <w:rFonts w:ascii="Times New Roman" w:hAnsi="Times New Roman" w:cs="Times New Roman"/>
+          <w:noProof/>
         </w:rPr>
         <w:drawing>
           <wp:inline distT="0" distB="0" distL="0" distR="0" wp14:anchorId="38718833" wp14:editId="7682EDC8">
@@ -23895,6 +23920,1801 @@
     </w:p>
     <w:p>
       <w:pPr>
+        <w:pStyle w:val="Heading4"/>
+        <w:numPr>
+          <w:ilvl w:val="3"/>
+          <w:numId w:val="10"/>
+        </w:numPr>
+        <w:spacing w:line="360" w:lineRule="auto"/>
+        <w:rPr>
+          <w:rFonts w:ascii="Times New Roman" w:hAnsi="Times New Roman" w:cs="Times New Roman"/>
+          <w:color w:val="auto"/>
+        </w:rPr>
+      </w:pPr>
+      <w:r>
+        <w:rPr>
+          <w:rFonts w:ascii="Times New Roman" w:hAnsi="Times New Roman" w:cs="Times New Roman"/>
+          <w:color w:val="auto"/>
+        </w:rPr>
+        <w:t>Conclusion</w:t>
+      </w:r>
+    </w:p>
+    <w:p>
+      <w:pPr>
+        <w:spacing w:after="0" w:line="360" w:lineRule="auto"/>
+        <w:jc w:val="both"/>
+        <w:rPr>
+          <w:rFonts w:ascii="Times New Roman" w:hAnsi="Times New Roman" w:cs="Times New Roman"/>
+        </w:rPr>
+      </w:pPr>
+      <w:proofErr w:type="spellStart"/>
+      <w:r>
+        <w:rPr>
+          <w:rFonts w:ascii="Times New Roman" w:hAnsi="Times New Roman" w:cs="Times New Roman"/>
+        </w:rPr>
+        <w:t>Setelah</w:t>
+      </w:r>
+      <w:proofErr w:type="spellEnd"/>
+      <w:r>
+        <w:rPr>
+          <w:rFonts w:ascii="Times New Roman" w:hAnsi="Times New Roman" w:cs="Times New Roman"/>
+        </w:rPr>
+        <w:t xml:space="preserve"> </w:t>
+      </w:r>
+      <w:proofErr w:type="spellStart"/>
+      <w:r>
+        <w:rPr>
+          <w:rFonts w:ascii="Times New Roman" w:hAnsi="Times New Roman" w:cs="Times New Roman"/>
+        </w:rPr>
+        <w:t>melakukan</w:t>
+      </w:r>
+      <w:proofErr w:type="spellEnd"/>
+      <w:r>
+        <w:rPr>
+          <w:rFonts w:ascii="Times New Roman" w:hAnsi="Times New Roman" w:cs="Times New Roman"/>
+        </w:rPr>
+        <w:t xml:space="preserve"> </w:t>
+      </w:r>
+      <w:r>
+        <w:rPr>
+          <w:rFonts w:ascii="Times New Roman" w:hAnsi="Times New Roman" w:cs="Times New Roman"/>
+          <w:i/>
+          <w:iCs/>
+        </w:rPr>
+        <w:t>data understanding</w:t>
+      </w:r>
+      <w:r>
+        <w:rPr>
+          <w:rFonts w:ascii="Times New Roman" w:hAnsi="Times New Roman" w:cs="Times New Roman"/>
+        </w:rPr>
+        <w:t xml:space="preserve"> </w:t>
+      </w:r>
+      <w:proofErr w:type="spellStart"/>
+      <w:r>
+        <w:rPr>
+          <w:rFonts w:ascii="Times New Roman" w:hAnsi="Times New Roman" w:cs="Times New Roman"/>
+        </w:rPr>
+        <w:t>terhadap</w:t>
+      </w:r>
+      <w:proofErr w:type="spellEnd"/>
+      <w:r>
+        <w:rPr>
+          <w:rFonts w:ascii="Times New Roman" w:hAnsi="Times New Roman" w:cs="Times New Roman"/>
+        </w:rPr>
+        <w:t xml:space="preserve"> data </w:t>
+      </w:r>
+      <w:proofErr w:type="spellStart"/>
+      <w:r>
+        <w:rPr>
+          <w:rFonts w:ascii="Times New Roman" w:hAnsi="Times New Roman" w:cs="Times New Roman"/>
+        </w:rPr>
+        <w:t>utama</w:t>
+      </w:r>
+      <w:proofErr w:type="spellEnd"/>
+      <w:r>
+        <w:rPr>
+          <w:rFonts w:ascii="Times New Roman" w:hAnsi="Times New Roman" w:cs="Times New Roman"/>
+        </w:rPr>
+        <w:t xml:space="preserve"> yang </w:t>
+      </w:r>
+      <w:proofErr w:type="spellStart"/>
+      <w:r>
+        <w:rPr>
+          <w:rFonts w:ascii="Times New Roman" w:hAnsi="Times New Roman" w:cs="Times New Roman"/>
+        </w:rPr>
+        <w:t>digunakan</w:t>
+      </w:r>
+      <w:proofErr w:type="spellEnd"/>
+      <w:r>
+        <w:rPr>
+          <w:rFonts w:ascii="Times New Roman" w:hAnsi="Times New Roman" w:cs="Times New Roman"/>
+        </w:rPr>
+        <w:t xml:space="preserve">, </w:t>
+      </w:r>
+      <w:proofErr w:type="spellStart"/>
+      <w:r>
+        <w:rPr>
+          <w:rFonts w:ascii="Times New Roman" w:hAnsi="Times New Roman" w:cs="Times New Roman"/>
+        </w:rPr>
+        <w:t>maka</w:t>
+      </w:r>
+      <w:proofErr w:type="spellEnd"/>
+      <w:r>
+        <w:rPr>
+          <w:rFonts w:ascii="Times New Roman" w:hAnsi="Times New Roman" w:cs="Times New Roman"/>
+        </w:rPr>
+        <w:t xml:space="preserve"> </w:t>
+      </w:r>
+      <w:proofErr w:type="spellStart"/>
+      <w:r>
+        <w:rPr>
+          <w:rFonts w:ascii="Times New Roman" w:hAnsi="Times New Roman" w:cs="Times New Roman"/>
+        </w:rPr>
+        <w:t>dengan</w:t>
+      </w:r>
+      <w:proofErr w:type="spellEnd"/>
+      <w:r>
+        <w:rPr>
+          <w:rFonts w:ascii="Times New Roman" w:hAnsi="Times New Roman" w:cs="Times New Roman"/>
+        </w:rPr>
+        <w:t xml:space="preserve"> </w:t>
+      </w:r>
+      <w:proofErr w:type="spellStart"/>
+      <w:r>
+        <w:rPr>
+          <w:rFonts w:ascii="Times New Roman" w:hAnsi="Times New Roman" w:cs="Times New Roman"/>
+        </w:rPr>
+        <w:t>ini</w:t>
+      </w:r>
+      <w:proofErr w:type="spellEnd"/>
+      <w:r>
+        <w:rPr>
+          <w:rFonts w:ascii="Times New Roman" w:hAnsi="Times New Roman" w:cs="Times New Roman"/>
+        </w:rPr>
+        <w:t xml:space="preserve"> kami </w:t>
+      </w:r>
+      <w:proofErr w:type="spellStart"/>
+      <w:r>
+        <w:rPr>
+          <w:rFonts w:ascii="Times New Roman" w:hAnsi="Times New Roman" w:cs="Times New Roman"/>
+        </w:rPr>
+        <w:t>memutuskan</w:t>
+      </w:r>
+      <w:proofErr w:type="spellEnd"/>
+      <w:r>
+        <w:rPr>
+          <w:rFonts w:ascii="Times New Roman" w:hAnsi="Times New Roman" w:cs="Times New Roman"/>
+        </w:rPr>
+        <w:t xml:space="preserve"> </w:t>
+      </w:r>
+      <w:proofErr w:type="spellStart"/>
+      <w:r>
+        <w:rPr>
+          <w:rFonts w:ascii="Times New Roman" w:hAnsi="Times New Roman" w:cs="Times New Roman"/>
+        </w:rPr>
+        <w:t>untuk</w:t>
+      </w:r>
+      <w:proofErr w:type="spellEnd"/>
+      <w:r>
+        <w:rPr>
+          <w:rFonts w:ascii="Times New Roman" w:hAnsi="Times New Roman" w:cs="Times New Roman"/>
+        </w:rPr>
+        <w:t xml:space="preserve"> </w:t>
+      </w:r>
+      <w:proofErr w:type="spellStart"/>
+      <w:r>
+        <w:rPr>
+          <w:rFonts w:ascii="Times New Roman" w:hAnsi="Times New Roman" w:cs="Times New Roman"/>
+        </w:rPr>
+        <w:t>menggunakan</w:t>
+      </w:r>
+      <w:proofErr w:type="spellEnd"/>
+      <w:r>
+        <w:rPr>
+          <w:rFonts w:ascii="Times New Roman" w:hAnsi="Times New Roman" w:cs="Times New Roman"/>
+        </w:rPr>
+        <w:t xml:space="preserve"> </w:t>
+      </w:r>
+      <w:proofErr w:type="spellStart"/>
+      <w:r>
+        <w:rPr>
+          <w:rFonts w:ascii="Times New Roman" w:hAnsi="Times New Roman" w:cs="Times New Roman"/>
+        </w:rPr>
+        <w:t>atribut-atribut</w:t>
+      </w:r>
+      <w:proofErr w:type="spellEnd"/>
+      <w:r>
+        <w:rPr>
+          <w:rFonts w:ascii="Times New Roman" w:hAnsi="Times New Roman" w:cs="Times New Roman"/>
+        </w:rPr>
+        <w:t xml:space="preserve"> </w:t>
+      </w:r>
+      <w:proofErr w:type="spellStart"/>
+      <w:r>
+        <w:rPr>
+          <w:rFonts w:ascii="Times New Roman" w:hAnsi="Times New Roman" w:cs="Times New Roman"/>
+        </w:rPr>
+        <w:t>berikut</w:t>
+      </w:r>
+      <w:proofErr w:type="spellEnd"/>
+      <w:r>
+        <w:rPr>
+          <w:rFonts w:ascii="Times New Roman" w:hAnsi="Times New Roman" w:cs="Times New Roman"/>
+        </w:rPr>
+        <w:t xml:space="preserve"> </w:t>
+      </w:r>
+      <w:proofErr w:type="spellStart"/>
+      <w:r>
+        <w:rPr>
+          <w:rFonts w:ascii="Times New Roman" w:hAnsi="Times New Roman" w:cs="Times New Roman"/>
+        </w:rPr>
+        <w:t>sebagai</w:t>
+      </w:r>
+      <w:proofErr w:type="spellEnd"/>
+      <w:r>
+        <w:rPr>
+          <w:rFonts w:ascii="Times New Roman" w:hAnsi="Times New Roman" w:cs="Times New Roman"/>
+        </w:rPr>
+        <w:t xml:space="preserve"> </w:t>
+      </w:r>
+      <w:r>
+        <w:rPr>
+          <w:rFonts w:ascii="Times New Roman" w:hAnsi="Times New Roman" w:cs="Times New Roman"/>
+          <w:i/>
+          <w:iCs/>
+        </w:rPr>
+        <w:t>feature</w:t>
+      </w:r>
+      <w:r>
+        <w:rPr>
+          <w:rFonts w:ascii="Times New Roman" w:hAnsi="Times New Roman" w:cs="Times New Roman"/>
+        </w:rPr>
+        <w:t xml:space="preserve"> dan target </w:t>
+      </w:r>
+      <w:proofErr w:type="spellStart"/>
+      <w:r>
+        <w:rPr>
+          <w:rFonts w:ascii="Times New Roman" w:hAnsi="Times New Roman" w:cs="Times New Roman"/>
+        </w:rPr>
+        <w:t>untuk</w:t>
+      </w:r>
+      <w:proofErr w:type="spellEnd"/>
+      <w:r>
+        <w:rPr>
+          <w:rFonts w:ascii="Times New Roman" w:hAnsi="Times New Roman" w:cs="Times New Roman"/>
+        </w:rPr>
+        <w:t xml:space="preserve"> </w:t>
+      </w:r>
+      <w:proofErr w:type="spellStart"/>
+      <w:r>
+        <w:rPr>
+          <w:rFonts w:ascii="Times New Roman" w:hAnsi="Times New Roman" w:cs="Times New Roman"/>
+        </w:rPr>
+        <w:t>melatih</w:t>
+      </w:r>
+      <w:proofErr w:type="spellEnd"/>
+      <w:r>
+        <w:rPr>
+          <w:rFonts w:ascii="Times New Roman" w:hAnsi="Times New Roman" w:cs="Times New Roman"/>
+        </w:rPr>
+        <w:t xml:space="preserve"> model </w:t>
+      </w:r>
+      <w:proofErr w:type="spellStart"/>
+      <w:r>
+        <w:rPr>
+          <w:rFonts w:ascii="Times New Roman" w:hAnsi="Times New Roman" w:cs="Times New Roman"/>
+        </w:rPr>
+        <w:t>dalam</w:t>
+      </w:r>
+      <w:proofErr w:type="spellEnd"/>
+      <w:r>
+        <w:rPr>
+          <w:rFonts w:ascii="Times New Roman" w:hAnsi="Times New Roman" w:cs="Times New Roman"/>
+        </w:rPr>
+        <w:t xml:space="preserve"> </w:t>
+      </w:r>
+      <w:proofErr w:type="spellStart"/>
+      <w:r>
+        <w:rPr>
+          <w:rFonts w:ascii="Times New Roman" w:hAnsi="Times New Roman" w:cs="Times New Roman"/>
+        </w:rPr>
+        <w:t>mengklasifikasikan</w:t>
+      </w:r>
+      <w:proofErr w:type="spellEnd"/>
+      <w:r>
+        <w:rPr>
+          <w:rFonts w:ascii="Times New Roman" w:hAnsi="Times New Roman" w:cs="Times New Roman"/>
+        </w:rPr>
+        <w:t xml:space="preserve"> </w:t>
+      </w:r>
+      <w:proofErr w:type="spellStart"/>
+      <w:r>
+        <w:rPr>
+          <w:rFonts w:ascii="Times New Roman" w:hAnsi="Times New Roman" w:cs="Times New Roman"/>
+        </w:rPr>
+        <w:t>prediksi</w:t>
+      </w:r>
+      <w:proofErr w:type="spellEnd"/>
+      <w:r>
+        <w:rPr>
+          <w:rFonts w:ascii="Times New Roman" w:hAnsi="Times New Roman" w:cs="Times New Roman"/>
+        </w:rPr>
+        <w:t xml:space="preserve"> </w:t>
+      </w:r>
+      <w:proofErr w:type="spellStart"/>
+      <w:r>
+        <w:rPr>
+          <w:rFonts w:ascii="Times New Roman" w:hAnsi="Times New Roman" w:cs="Times New Roman"/>
+        </w:rPr>
+        <w:t>kunjungan</w:t>
+      </w:r>
+      <w:proofErr w:type="spellEnd"/>
+      <w:r>
+        <w:rPr>
+          <w:rFonts w:ascii="Times New Roman" w:hAnsi="Times New Roman" w:cs="Times New Roman"/>
+        </w:rPr>
+        <w:t xml:space="preserve"> </w:t>
+      </w:r>
+      <w:proofErr w:type="spellStart"/>
+      <w:r>
+        <w:rPr>
+          <w:rFonts w:ascii="Times New Roman" w:hAnsi="Times New Roman" w:cs="Times New Roman"/>
+        </w:rPr>
+        <w:t>sehat</w:t>
+      </w:r>
+      <w:proofErr w:type="spellEnd"/>
+      <w:r>
+        <w:rPr>
+          <w:rFonts w:ascii="Times New Roman" w:hAnsi="Times New Roman" w:cs="Times New Roman"/>
+        </w:rPr>
+        <w:t xml:space="preserve"> </w:t>
+      </w:r>
+      <w:proofErr w:type="spellStart"/>
+      <w:r>
+        <w:rPr>
+          <w:rFonts w:ascii="Times New Roman" w:hAnsi="Times New Roman" w:cs="Times New Roman"/>
+        </w:rPr>
+        <w:t>atau</w:t>
+      </w:r>
+      <w:proofErr w:type="spellEnd"/>
+      <w:r>
+        <w:rPr>
+          <w:rFonts w:ascii="Times New Roman" w:hAnsi="Times New Roman" w:cs="Times New Roman"/>
+        </w:rPr>
+        <w:t xml:space="preserve"> </w:t>
+      </w:r>
+      <w:proofErr w:type="spellStart"/>
+      <w:r>
+        <w:rPr>
+          <w:rFonts w:ascii="Times New Roman" w:hAnsi="Times New Roman" w:cs="Times New Roman"/>
+        </w:rPr>
+        <w:t>sakit</w:t>
+      </w:r>
+      <w:proofErr w:type="spellEnd"/>
+      <w:r>
+        <w:rPr>
+          <w:rFonts w:ascii="Times New Roman" w:hAnsi="Times New Roman" w:cs="Times New Roman"/>
+        </w:rPr>
+        <w:t xml:space="preserve">. </w:t>
+      </w:r>
+      <w:proofErr w:type="spellStart"/>
+      <w:r>
+        <w:rPr>
+          <w:rFonts w:ascii="Times New Roman" w:hAnsi="Times New Roman" w:cs="Times New Roman"/>
+        </w:rPr>
+        <w:t>Atribut-atribut</w:t>
+      </w:r>
+      <w:proofErr w:type="spellEnd"/>
+      <w:r>
+        <w:rPr>
+          <w:rFonts w:ascii="Times New Roman" w:hAnsi="Times New Roman" w:cs="Times New Roman"/>
+        </w:rPr>
+        <w:t xml:space="preserve"> </w:t>
+      </w:r>
+      <w:proofErr w:type="spellStart"/>
+      <w:r>
+        <w:rPr>
+          <w:rFonts w:ascii="Times New Roman" w:hAnsi="Times New Roman" w:cs="Times New Roman"/>
+        </w:rPr>
+        <w:t>ini</w:t>
+      </w:r>
+      <w:proofErr w:type="spellEnd"/>
+      <w:r>
+        <w:rPr>
+          <w:rFonts w:ascii="Times New Roman" w:hAnsi="Times New Roman" w:cs="Times New Roman"/>
+        </w:rPr>
+        <w:t xml:space="preserve"> </w:t>
+      </w:r>
+      <w:proofErr w:type="spellStart"/>
+      <w:r>
+        <w:rPr>
+          <w:rFonts w:ascii="Times New Roman" w:hAnsi="Times New Roman" w:cs="Times New Roman"/>
+        </w:rPr>
+        <w:t>terdiri</w:t>
+      </w:r>
+      <w:proofErr w:type="spellEnd"/>
+      <w:r>
+        <w:rPr>
+          <w:rFonts w:ascii="Times New Roman" w:hAnsi="Times New Roman" w:cs="Times New Roman"/>
+        </w:rPr>
+        <w:t xml:space="preserve"> </w:t>
+      </w:r>
+      <w:proofErr w:type="spellStart"/>
+      <w:r>
+        <w:rPr>
+          <w:rFonts w:ascii="Times New Roman" w:hAnsi="Times New Roman" w:cs="Times New Roman"/>
+        </w:rPr>
+        <w:t>atas</w:t>
+      </w:r>
+      <w:proofErr w:type="spellEnd"/>
+      <w:r>
+        <w:rPr>
+          <w:rFonts w:ascii="Times New Roman" w:hAnsi="Times New Roman" w:cs="Times New Roman"/>
+        </w:rPr>
+        <w:t xml:space="preserve"> </w:t>
+      </w:r>
+      <w:proofErr w:type="spellStart"/>
+      <w:r>
+        <w:rPr>
+          <w:rFonts w:ascii="Times New Roman" w:hAnsi="Times New Roman" w:cs="Times New Roman"/>
+        </w:rPr>
+        <w:t>atribut</w:t>
+      </w:r>
+      <w:proofErr w:type="spellEnd"/>
+      <w:r>
+        <w:rPr>
+          <w:rFonts w:ascii="Times New Roman" w:hAnsi="Times New Roman" w:cs="Times New Roman"/>
+        </w:rPr>
+        <w:t xml:space="preserve"> </w:t>
+      </w:r>
+      <w:proofErr w:type="spellStart"/>
+      <w:r>
+        <w:rPr>
+          <w:rFonts w:ascii="Times New Roman" w:hAnsi="Times New Roman" w:cs="Times New Roman"/>
+        </w:rPr>
+        <w:t>numerik</w:t>
+      </w:r>
+      <w:proofErr w:type="spellEnd"/>
+      <w:r>
+        <w:rPr>
+          <w:rFonts w:ascii="Times New Roman" w:hAnsi="Times New Roman" w:cs="Times New Roman"/>
+        </w:rPr>
+        <w:t xml:space="preserve"> dan </w:t>
+      </w:r>
+      <w:proofErr w:type="spellStart"/>
+      <w:r>
+        <w:rPr>
+          <w:rFonts w:ascii="Times New Roman" w:hAnsi="Times New Roman" w:cs="Times New Roman"/>
+        </w:rPr>
+        <w:t>k</w:t>
+      </w:r>
+      <w:r>
+        <w:rPr>
+          <w:rFonts w:ascii="Times New Roman" w:hAnsi="Times New Roman" w:cs="Times New Roman"/>
+        </w:rPr>
+        <w:t>ategori</w:t>
+      </w:r>
+      <w:r>
+        <w:rPr>
+          <w:rFonts w:ascii="Times New Roman" w:hAnsi="Times New Roman" w:cs="Times New Roman"/>
+        </w:rPr>
+        <w:t>k</w:t>
+      </w:r>
+      <w:r>
+        <w:rPr>
+          <w:rFonts w:ascii="Times New Roman" w:hAnsi="Times New Roman" w:cs="Times New Roman"/>
+        </w:rPr>
+        <w:t>al</w:t>
+      </w:r>
+      <w:proofErr w:type="spellEnd"/>
+      <w:r>
+        <w:rPr>
+          <w:rFonts w:ascii="Times New Roman" w:hAnsi="Times New Roman" w:cs="Times New Roman"/>
+        </w:rPr>
+        <w:t xml:space="preserve"> </w:t>
+      </w:r>
+      <w:proofErr w:type="spellStart"/>
+      <w:r>
+        <w:rPr>
+          <w:rFonts w:ascii="Times New Roman" w:hAnsi="Times New Roman" w:cs="Times New Roman"/>
+        </w:rPr>
+        <w:t>yaitu</w:t>
+      </w:r>
+      <w:proofErr w:type="spellEnd"/>
+      <w:r>
+        <w:rPr>
+          <w:rFonts w:ascii="Times New Roman" w:hAnsi="Times New Roman" w:cs="Times New Roman"/>
+        </w:rPr>
+        <w:t>:</w:t>
+      </w:r>
+    </w:p>
+    <w:p>
+      <w:pPr>
+        <w:pStyle w:val="ListParagraph"/>
+        <w:numPr>
+          <w:ilvl w:val="1"/>
+          <w:numId w:val="9"/>
+        </w:numPr>
+        <w:spacing w:line="360" w:lineRule="auto"/>
+        <w:ind w:left="426"/>
+        <w:jc w:val="both"/>
+        <w:rPr>
+          <w:rFonts w:ascii="Times New Roman" w:hAnsi="Times New Roman" w:cs="Times New Roman"/>
+        </w:rPr>
+      </w:pPr>
+      <w:r>
+        <w:rPr>
+          <w:rFonts w:ascii="Times New Roman" w:hAnsi="Times New Roman" w:cs="Times New Roman"/>
+        </w:rPr>
+        <w:t>FKP05</w:t>
+      </w:r>
+    </w:p>
+    <w:p>
+      <w:pPr>
+        <w:pStyle w:val="ListParagraph"/>
+        <w:numPr>
+          <w:ilvl w:val="1"/>
+          <w:numId w:val="9"/>
+        </w:numPr>
+        <w:spacing w:line="360" w:lineRule="auto"/>
+        <w:ind w:left="426"/>
+        <w:jc w:val="both"/>
+        <w:rPr>
+          <w:rFonts w:ascii="Times New Roman" w:hAnsi="Times New Roman" w:cs="Times New Roman"/>
+        </w:rPr>
+      </w:pPr>
+      <w:r>
+        <w:rPr>
+          <w:rFonts w:ascii="Times New Roman" w:hAnsi="Times New Roman" w:cs="Times New Roman"/>
+        </w:rPr>
+        <w:t>FKP11</w:t>
+      </w:r>
+    </w:p>
+    <w:p>
+      <w:pPr>
+        <w:pStyle w:val="ListParagraph"/>
+        <w:numPr>
+          <w:ilvl w:val="1"/>
+          <w:numId w:val="9"/>
+        </w:numPr>
+        <w:spacing w:line="360" w:lineRule="auto"/>
+        <w:ind w:left="426"/>
+        <w:jc w:val="both"/>
+        <w:rPr>
+          <w:rFonts w:ascii="Times New Roman" w:hAnsi="Times New Roman" w:cs="Times New Roman"/>
+        </w:rPr>
+      </w:pPr>
+      <w:r>
+        <w:rPr>
+          <w:rFonts w:ascii="Times New Roman" w:hAnsi="Times New Roman" w:cs="Times New Roman"/>
+        </w:rPr>
+        <w:t>FKP13</w:t>
+      </w:r>
+    </w:p>
+    <w:p>
+      <w:pPr>
+        <w:pStyle w:val="ListParagraph"/>
+        <w:numPr>
+          <w:ilvl w:val="1"/>
+          <w:numId w:val="9"/>
+        </w:numPr>
+        <w:spacing w:line="360" w:lineRule="auto"/>
+        <w:ind w:left="426"/>
+        <w:jc w:val="both"/>
+        <w:rPr>
+          <w:rFonts w:ascii="Times New Roman" w:hAnsi="Times New Roman" w:cs="Times New Roman"/>
+        </w:rPr>
+      </w:pPr>
+      <w:r>
+        <w:rPr>
+          <w:rFonts w:ascii="Times New Roman" w:hAnsi="Times New Roman" w:cs="Times New Roman"/>
+        </w:rPr>
+        <w:t>FKP14</w:t>
+      </w:r>
+    </w:p>
+    <w:p>
+      <w:pPr>
+        <w:pStyle w:val="ListParagraph"/>
+        <w:numPr>
+          <w:ilvl w:val="1"/>
+          <w:numId w:val="9"/>
+        </w:numPr>
+        <w:spacing w:line="360" w:lineRule="auto"/>
+        <w:ind w:left="426"/>
+        <w:jc w:val="both"/>
+        <w:rPr>
+          <w:rFonts w:ascii="Times New Roman" w:hAnsi="Times New Roman" w:cs="Times New Roman"/>
+        </w:rPr>
+      </w:pPr>
+      <w:r>
+        <w:rPr>
+          <w:rFonts w:ascii="Times New Roman" w:hAnsi="Times New Roman" w:cs="Times New Roman"/>
+        </w:rPr>
+        <w:t>FKP14A</w:t>
+      </w:r>
+    </w:p>
+    <w:p>
+      <w:pPr>
+        <w:pStyle w:val="ListParagraph"/>
+        <w:numPr>
+          <w:ilvl w:val="1"/>
+          <w:numId w:val="9"/>
+        </w:numPr>
+        <w:spacing w:line="360" w:lineRule="auto"/>
+        <w:ind w:left="426"/>
+        <w:jc w:val="both"/>
+        <w:rPr>
+          <w:rFonts w:ascii="Times New Roman" w:hAnsi="Times New Roman" w:cs="Times New Roman"/>
+        </w:rPr>
+      </w:pPr>
+      <w:r>
+        <w:rPr>
+          <w:rFonts w:ascii="Times New Roman" w:hAnsi="Times New Roman" w:cs="Times New Roman"/>
+        </w:rPr>
+        <w:t>FKP15</w:t>
+      </w:r>
+    </w:p>
+    <w:p>
+      <w:pPr>
+        <w:pStyle w:val="ListParagraph"/>
+        <w:numPr>
+          <w:ilvl w:val="1"/>
+          <w:numId w:val="9"/>
+        </w:numPr>
+        <w:spacing w:line="360" w:lineRule="auto"/>
+        <w:ind w:left="426"/>
+        <w:jc w:val="both"/>
+        <w:rPr>
+          <w:rFonts w:ascii="Times New Roman" w:hAnsi="Times New Roman" w:cs="Times New Roman"/>
+        </w:rPr>
+      </w:pPr>
+      <w:r>
+        <w:rPr>
+          <w:rFonts w:ascii="Times New Roman" w:hAnsi="Times New Roman" w:cs="Times New Roman"/>
+        </w:rPr>
+        <w:t>FKP15A</w:t>
+      </w:r>
+    </w:p>
+    <w:p>
+      <w:pPr>
+        <w:pStyle w:val="ListParagraph"/>
+        <w:numPr>
+          <w:ilvl w:val="1"/>
+          <w:numId w:val="9"/>
+        </w:numPr>
+        <w:spacing w:after="0" w:line="360" w:lineRule="auto"/>
+        <w:ind w:left="426"/>
+        <w:jc w:val="both"/>
+        <w:rPr>
+          <w:rFonts w:ascii="Times New Roman" w:hAnsi="Times New Roman" w:cs="Times New Roman"/>
+        </w:rPr>
+      </w:pPr>
+      <w:r>
+        <w:rPr>
+          <w:rFonts w:ascii="Times New Roman" w:hAnsi="Times New Roman" w:cs="Times New Roman"/>
+        </w:rPr>
+        <w:t>FKP22</w:t>
+      </w:r>
+    </w:p>
+    <w:p>
+      <w:pPr>
+        <w:spacing w:line="360" w:lineRule="auto"/>
+        <w:jc w:val="both"/>
+        <w:rPr>
+          <w:rFonts w:ascii="Times New Roman" w:hAnsi="Times New Roman" w:cs="Times New Roman"/>
+        </w:rPr>
+      </w:pPr>
+      <w:proofErr w:type="spellStart"/>
+      <w:r>
+        <w:rPr>
+          <w:rFonts w:ascii="Times New Roman" w:hAnsi="Times New Roman" w:cs="Times New Roman"/>
+        </w:rPr>
+        <w:t>Pemilihan</w:t>
+      </w:r>
+      <w:proofErr w:type="spellEnd"/>
+      <w:r>
+        <w:rPr>
+          <w:rFonts w:ascii="Times New Roman" w:hAnsi="Times New Roman" w:cs="Times New Roman"/>
+        </w:rPr>
+        <w:t xml:space="preserve"> </w:t>
+      </w:r>
+      <w:proofErr w:type="spellStart"/>
+      <w:r>
+        <w:rPr>
+          <w:rFonts w:ascii="Times New Roman" w:hAnsi="Times New Roman" w:cs="Times New Roman"/>
+        </w:rPr>
+        <w:t>atribut-atribut</w:t>
+      </w:r>
+      <w:proofErr w:type="spellEnd"/>
+      <w:r>
+        <w:rPr>
+          <w:rFonts w:ascii="Times New Roman" w:hAnsi="Times New Roman" w:cs="Times New Roman"/>
+        </w:rPr>
+        <w:t xml:space="preserve"> </w:t>
+      </w:r>
+      <w:proofErr w:type="spellStart"/>
+      <w:r>
+        <w:rPr>
+          <w:rFonts w:ascii="Times New Roman" w:hAnsi="Times New Roman" w:cs="Times New Roman"/>
+        </w:rPr>
+        <w:t>ini</w:t>
+      </w:r>
+      <w:proofErr w:type="spellEnd"/>
+      <w:r>
+        <w:rPr>
+          <w:rFonts w:ascii="Times New Roman" w:hAnsi="Times New Roman" w:cs="Times New Roman"/>
+        </w:rPr>
+        <w:t xml:space="preserve"> </w:t>
+      </w:r>
+      <w:proofErr w:type="spellStart"/>
+      <w:r>
+        <w:rPr>
+          <w:rFonts w:ascii="Times New Roman" w:hAnsi="Times New Roman" w:cs="Times New Roman"/>
+        </w:rPr>
+        <w:t>berlatarkan</w:t>
+      </w:r>
+      <w:proofErr w:type="spellEnd"/>
+      <w:r>
+        <w:rPr>
+          <w:rFonts w:ascii="Times New Roman" w:hAnsi="Times New Roman" w:cs="Times New Roman"/>
+        </w:rPr>
+        <w:t xml:space="preserve"> </w:t>
+      </w:r>
+      <w:proofErr w:type="spellStart"/>
+      <w:r>
+        <w:rPr>
+          <w:rFonts w:ascii="Times New Roman" w:hAnsi="Times New Roman" w:cs="Times New Roman"/>
+        </w:rPr>
+        <w:t>berbagai</w:t>
+      </w:r>
+      <w:proofErr w:type="spellEnd"/>
+      <w:r>
+        <w:rPr>
+          <w:rFonts w:ascii="Times New Roman" w:hAnsi="Times New Roman" w:cs="Times New Roman"/>
+        </w:rPr>
+        <w:t xml:space="preserve"> </w:t>
+      </w:r>
+      <w:proofErr w:type="spellStart"/>
+      <w:r>
+        <w:rPr>
+          <w:rFonts w:ascii="Times New Roman" w:hAnsi="Times New Roman" w:cs="Times New Roman"/>
+        </w:rPr>
+        <w:t>alasan</w:t>
+      </w:r>
+      <w:proofErr w:type="spellEnd"/>
+      <w:r>
+        <w:rPr>
+          <w:rFonts w:ascii="Times New Roman" w:hAnsi="Times New Roman" w:cs="Times New Roman"/>
+        </w:rPr>
+        <w:t xml:space="preserve"> yang </w:t>
+      </w:r>
+      <w:proofErr w:type="spellStart"/>
+      <w:r>
+        <w:rPr>
+          <w:rFonts w:ascii="Times New Roman" w:hAnsi="Times New Roman" w:cs="Times New Roman"/>
+        </w:rPr>
+        <w:t>diantaranya</w:t>
+      </w:r>
+      <w:proofErr w:type="spellEnd"/>
+      <w:r>
+        <w:rPr>
+          <w:rFonts w:ascii="Times New Roman" w:hAnsi="Times New Roman" w:cs="Times New Roman"/>
+        </w:rPr>
+        <w:t xml:space="preserve"> </w:t>
+      </w:r>
+      <w:proofErr w:type="spellStart"/>
+      <w:r>
+        <w:rPr>
+          <w:rFonts w:ascii="Times New Roman" w:hAnsi="Times New Roman" w:cs="Times New Roman"/>
+        </w:rPr>
+        <w:t>adalah</w:t>
+      </w:r>
+      <w:proofErr w:type="spellEnd"/>
+      <w:r>
+        <w:rPr>
+          <w:rFonts w:ascii="Times New Roman" w:hAnsi="Times New Roman" w:cs="Times New Roman"/>
+        </w:rPr>
+        <w:t xml:space="preserve"> </w:t>
+      </w:r>
+      <w:proofErr w:type="spellStart"/>
+      <w:r>
+        <w:rPr>
+          <w:rFonts w:ascii="Times New Roman" w:hAnsi="Times New Roman" w:cs="Times New Roman"/>
+        </w:rPr>
+        <w:t>korelasi</w:t>
+      </w:r>
+      <w:proofErr w:type="spellEnd"/>
+      <w:r>
+        <w:rPr>
+          <w:rFonts w:ascii="Times New Roman" w:hAnsi="Times New Roman" w:cs="Times New Roman"/>
+        </w:rPr>
+        <w:t xml:space="preserve"> </w:t>
+      </w:r>
+      <w:proofErr w:type="spellStart"/>
+      <w:r>
+        <w:rPr>
+          <w:rFonts w:ascii="Times New Roman" w:hAnsi="Times New Roman" w:cs="Times New Roman"/>
+        </w:rPr>
+        <w:t>tinggi</w:t>
+      </w:r>
+      <w:proofErr w:type="spellEnd"/>
+      <w:r>
+        <w:rPr>
+          <w:rFonts w:ascii="Times New Roman" w:hAnsi="Times New Roman" w:cs="Times New Roman"/>
+        </w:rPr>
+        <w:t xml:space="preserve"> </w:t>
+      </w:r>
+      <w:proofErr w:type="spellStart"/>
+      <w:r>
+        <w:rPr>
+          <w:rFonts w:ascii="Times New Roman" w:hAnsi="Times New Roman" w:cs="Times New Roman"/>
+        </w:rPr>
+        <w:t>antara</w:t>
+      </w:r>
+      <w:proofErr w:type="spellEnd"/>
+      <w:r>
+        <w:rPr>
+          <w:rFonts w:ascii="Times New Roman" w:hAnsi="Times New Roman" w:cs="Times New Roman"/>
+        </w:rPr>
+        <w:t xml:space="preserve"> </w:t>
+      </w:r>
+      <w:proofErr w:type="spellStart"/>
+      <w:r>
+        <w:rPr>
+          <w:rFonts w:ascii="Times New Roman" w:hAnsi="Times New Roman" w:cs="Times New Roman"/>
+        </w:rPr>
+        <w:t>atribut</w:t>
+      </w:r>
+      <w:proofErr w:type="spellEnd"/>
+      <w:r>
+        <w:rPr>
+          <w:rFonts w:ascii="Times New Roman" w:hAnsi="Times New Roman" w:cs="Times New Roman"/>
+        </w:rPr>
+        <w:t xml:space="preserve"> </w:t>
+      </w:r>
+      <w:proofErr w:type="spellStart"/>
+      <w:r>
+        <w:rPr>
+          <w:rFonts w:ascii="Times New Roman" w:hAnsi="Times New Roman" w:cs="Times New Roman"/>
+        </w:rPr>
+        <w:t>dengan</w:t>
+      </w:r>
+      <w:proofErr w:type="spellEnd"/>
+      <w:r>
+        <w:rPr>
+          <w:rFonts w:ascii="Times New Roman" w:hAnsi="Times New Roman" w:cs="Times New Roman"/>
+        </w:rPr>
+        <w:t xml:space="preserve"> </w:t>
+      </w:r>
+      <w:proofErr w:type="spellStart"/>
+      <w:r>
+        <w:rPr>
+          <w:rFonts w:ascii="Times New Roman" w:hAnsi="Times New Roman" w:cs="Times New Roman"/>
+        </w:rPr>
+        <w:t>atribut</w:t>
+      </w:r>
+      <w:proofErr w:type="spellEnd"/>
+      <w:r>
+        <w:rPr>
+          <w:rFonts w:ascii="Times New Roman" w:hAnsi="Times New Roman" w:cs="Times New Roman"/>
+        </w:rPr>
+        <w:t xml:space="preserve"> target, </w:t>
+      </w:r>
+      <w:proofErr w:type="spellStart"/>
+      <w:r>
+        <w:rPr>
+          <w:rFonts w:ascii="Times New Roman" w:hAnsi="Times New Roman" w:cs="Times New Roman"/>
+        </w:rPr>
+        <w:t>manfaat</w:t>
+      </w:r>
+      <w:proofErr w:type="spellEnd"/>
+      <w:r>
+        <w:rPr>
+          <w:rFonts w:ascii="Times New Roman" w:hAnsi="Times New Roman" w:cs="Times New Roman"/>
+        </w:rPr>
+        <w:t xml:space="preserve"> </w:t>
+      </w:r>
+      <w:proofErr w:type="spellStart"/>
+      <w:r>
+        <w:rPr>
+          <w:rFonts w:ascii="Times New Roman" w:hAnsi="Times New Roman" w:cs="Times New Roman"/>
+        </w:rPr>
+        <w:t>atribut</w:t>
+      </w:r>
+      <w:proofErr w:type="spellEnd"/>
+      <w:r>
+        <w:rPr>
+          <w:rFonts w:ascii="Times New Roman" w:hAnsi="Times New Roman" w:cs="Times New Roman"/>
+        </w:rPr>
+        <w:t xml:space="preserve"> </w:t>
+      </w:r>
+      <w:proofErr w:type="spellStart"/>
+      <w:r>
+        <w:rPr>
+          <w:rFonts w:ascii="Times New Roman" w:hAnsi="Times New Roman" w:cs="Times New Roman"/>
+        </w:rPr>
+        <w:t>dalam</w:t>
+      </w:r>
+      <w:proofErr w:type="spellEnd"/>
+      <w:r>
+        <w:rPr>
+          <w:rFonts w:ascii="Times New Roman" w:hAnsi="Times New Roman" w:cs="Times New Roman"/>
+        </w:rPr>
+        <w:t xml:space="preserve"> </w:t>
+      </w:r>
+      <w:proofErr w:type="spellStart"/>
+      <w:r>
+        <w:rPr>
+          <w:rFonts w:ascii="Times New Roman" w:hAnsi="Times New Roman" w:cs="Times New Roman"/>
+        </w:rPr>
+        <w:t>memberikan</w:t>
+      </w:r>
+      <w:proofErr w:type="spellEnd"/>
+      <w:r>
+        <w:rPr>
+          <w:rFonts w:ascii="Times New Roman" w:hAnsi="Times New Roman" w:cs="Times New Roman"/>
+        </w:rPr>
+        <w:t xml:space="preserve"> </w:t>
+      </w:r>
+      <w:proofErr w:type="spellStart"/>
+      <w:r>
+        <w:rPr>
+          <w:rFonts w:ascii="Times New Roman" w:hAnsi="Times New Roman" w:cs="Times New Roman"/>
+        </w:rPr>
+        <w:t>informasi</w:t>
+      </w:r>
+      <w:proofErr w:type="spellEnd"/>
+      <w:r>
+        <w:rPr>
+          <w:rFonts w:ascii="Times New Roman" w:hAnsi="Times New Roman" w:cs="Times New Roman"/>
+        </w:rPr>
+        <w:t xml:space="preserve"> </w:t>
+      </w:r>
+      <w:proofErr w:type="spellStart"/>
+      <w:r>
+        <w:rPr>
+          <w:rFonts w:ascii="Times New Roman" w:hAnsi="Times New Roman" w:cs="Times New Roman"/>
+        </w:rPr>
+        <w:t>klasifikasi</w:t>
+      </w:r>
+      <w:proofErr w:type="spellEnd"/>
+      <w:r>
+        <w:rPr>
+          <w:rFonts w:ascii="Times New Roman" w:hAnsi="Times New Roman" w:cs="Times New Roman"/>
+        </w:rPr>
+        <w:t xml:space="preserve"> yang </w:t>
+      </w:r>
+      <w:proofErr w:type="spellStart"/>
+      <w:r>
+        <w:rPr>
+          <w:rFonts w:ascii="Times New Roman" w:hAnsi="Times New Roman" w:cs="Times New Roman"/>
+        </w:rPr>
+        <w:t>lebih</w:t>
+      </w:r>
+      <w:proofErr w:type="spellEnd"/>
+      <w:r>
+        <w:rPr>
+          <w:rFonts w:ascii="Times New Roman" w:hAnsi="Times New Roman" w:cs="Times New Roman"/>
+        </w:rPr>
+        <w:t xml:space="preserve"> detail pada </w:t>
+      </w:r>
+      <w:proofErr w:type="spellStart"/>
+      <w:r>
+        <w:rPr>
+          <w:rFonts w:ascii="Times New Roman" w:hAnsi="Times New Roman" w:cs="Times New Roman"/>
+        </w:rPr>
+        <w:t>hasil</w:t>
+      </w:r>
+      <w:proofErr w:type="spellEnd"/>
+      <w:r>
+        <w:rPr>
+          <w:rFonts w:ascii="Times New Roman" w:hAnsi="Times New Roman" w:cs="Times New Roman"/>
+        </w:rPr>
+        <w:t xml:space="preserve"> </w:t>
+      </w:r>
+      <w:proofErr w:type="spellStart"/>
+      <w:r>
+        <w:rPr>
+          <w:rFonts w:ascii="Times New Roman" w:hAnsi="Times New Roman" w:cs="Times New Roman"/>
+        </w:rPr>
+        <w:t>klasifikasi</w:t>
+      </w:r>
+      <w:proofErr w:type="spellEnd"/>
+      <w:r>
+        <w:rPr>
+          <w:rFonts w:ascii="Times New Roman" w:hAnsi="Times New Roman" w:cs="Times New Roman"/>
+        </w:rPr>
+        <w:t xml:space="preserve"> yang </w:t>
+      </w:r>
+      <w:proofErr w:type="spellStart"/>
+      <w:r>
+        <w:rPr>
+          <w:rFonts w:ascii="Times New Roman" w:hAnsi="Times New Roman" w:cs="Times New Roman"/>
+        </w:rPr>
+        <w:t>dirancang</w:t>
+      </w:r>
+      <w:proofErr w:type="spellEnd"/>
+      <w:r>
+        <w:rPr>
+          <w:rFonts w:ascii="Times New Roman" w:hAnsi="Times New Roman" w:cs="Times New Roman"/>
+        </w:rPr>
+        <w:t xml:space="preserve">, dan </w:t>
+      </w:r>
+      <w:proofErr w:type="spellStart"/>
+      <w:r>
+        <w:rPr>
+          <w:rFonts w:ascii="Times New Roman" w:hAnsi="Times New Roman" w:cs="Times New Roman"/>
+        </w:rPr>
+        <w:t>manfaat</w:t>
+      </w:r>
+      <w:proofErr w:type="spellEnd"/>
+      <w:r>
+        <w:rPr>
+          <w:rFonts w:ascii="Times New Roman" w:hAnsi="Times New Roman" w:cs="Times New Roman"/>
+        </w:rPr>
+        <w:t xml:space="preserve"> </w:t>
+      </w:r>
+      <w:proofErr w:type="spellStart"/>
+      <w:r>
+        <w:rPr>
+          <w:rFonts w:ascii="Times New Roman" w:hAnsi="Times New Roman" w:cs="Times New Roman"/>
+        </w:rPr>
+        <w:t>dari</w:t>
+      </w:r>
+      <w:proofErr w:type="spellEnd"/>
+      <w:r>
+        <w:rPr>
+          <w:rFonts w:ascii="Times New Roman" w:hAnsi="Times New Roman" w:cs="Times New Roman"/>
+        </w:rPr>
+        <w:t xml:space="preserve"> </w:t>
+      </w:r>
+      <w:proofErr w:type="spellStart"/>
+      <w:r>
+        <w:rPr>
+          <w:rFonts w:ascii="Times New Roman" w:hAnsi="Times New Roman" w:cs="Times New Roman"/>
+        </w:rPr>
+        <w:t>informasi</w:t>
+      </w:r>
+      <w:proofErr w:type="spellEnd"/>
+      <w:r>
+        <w:rPr>
+          <w:rFonts w:ascii="Times New Roman" w:hAnsi="Times New Roman" w:cs="Times New Roman"/>
+        </w:rPr>
+        <w:t xml:space="preserve"> diagnosis yang </w:t>
+      </w:r>
+      <w:proofErr w:type="spellStart"/>
+      <w:r>
+        <w:rPr>
+          <w:rFonts w:ascii="Times New Roman" w:hAnsi="Times New Roman" w:cs="Times New Roman"/>
+        </w:rPr>
+        <w:t>disimpan</w:t>
+      </w:r>
+      <w:proofErr w:type="spellEnd"/>
+      <w:r>
+        <w:rPr>
+          <w:rFonts w:ascii="Times New Roman" w:hAnsi="Times New Roman" w:cs="Times New Roman"/>
+        </w:rPr>
+        <w:t xml:space="preserve"> oleh </w:t>
+      </w:r>
+      <w:proofErr w:type="spellStart"/>
+      <w:r>
+        <w:rPr>
+          <w:rFonts w:ascii="Times New Roman" w:hAnsi="Times New Roman" w:cs="Times New Roman"/>
+        </w:rPr>
+        <w:t>atribut</w:t>
+      </w:r>
+      <w:proofErr w:type="spellEnd"/>
+      <w:r>
+        <w:rPr>
+          <w:rFonts w:ascii="Times New Roman" w:hAnsi="Times New Roman" w:cs="Times New Roman"/>
+        </w:rPr>
+        <w:t xml:space="preserve">. </w:t>
+      </w:r>
+      <w:proofErr w:type="spellStart"/>
+      <w:r>
+        <w:rPr>
+          <w:rFonts w:ascii="Times New Roman" w:hAnsi="Times New Roman" w:cs="Times New Roman"/>
+        </w:rPr>
+        <w:t>Walaupun</w:t>
+      </w:r>
+      <w:proofErr w:type="spellEnd"/>
+      <w:r>
+        <w:rPr>
+          <w:rFonts w:ascii="Times New Roman" w:hAnsi="Times New Roman" w:cs="Times New Roman"/>
+        </w:rPr>
+        <w:t xml:space="preserve"> </w:t>
+      </w:r>
+      <w:proofErr w:type="spellStart"/>
+      <w:r>
+        <w:rPr>
+          <w:rFonts w:ascii="Times New Roman" w:hAnsi="Times New Roman" w:cs="Times New Roman"/>
+        </w:rPr>
+        <w:t>demikian</w:t>
+      </w:r>
+      <w:proofErr w:type="spellEnd"/>
+      <w:r>
+        <w:rPr>
+          <w:rFonts w:ascii="Times New Roman" w:hAnsi="Times New Roman" w:cs="Times New Roman"/>
+        </w:rPr>
+        <w:t xml:space="preserve">, </w:t>
+      </w:r>
+      <w:proofErr w:type="spellStart"/>
+      <w:r>
+        <w:rPr>
+          <w:rFonts w:ascii="Times New Roman" w:hAnsi="Times New Roman" w:cs="Times New Roman"/>
+        </w:rPr>
+        <w:t>atribut-atribut</w:t>
+      </w:r>
+      <w:proofErr w:type="spellEnd"/>
+      <w:r>
+        <w:rPr>
+          <w:rFonts w:ascii="Times New Roman" w:hAnsi="Times New Roman" w:cs="Times New Roman"/>
+        </w:rPr>
+        <w:t xml:space="preserve"> </w:t>
+      </w:r>
+      <w:proofErr w:type="spellStart"/>
+      <w:r>
+        <w:rPr>
+          <w:rFonts w:ascii="Times New Roman" w:hAnsi="Times New Roman" w:cs="Times New Roman"/>
+        </w:rPr>
+        <w:t>ini</w:t>
+      </w:r>
+      <w:proofErr w:type="spellEnd"/>
+      <w:r>
+        <w:rPr>
+          <w:rFonts w:ascii="Times New Roman" w:hAnsi="Times New Roman" w:cs="Times New Roman"/>
+        </w:rPr>
+        <w:t xml:space="preserve"> </w:t>
+      </w:r>
+      <w:proofErr w:type="spellStart"/>
+      <w:r>
+        <w:rPr>
+          <w:rFonts w:ascii="Times New Roman" w:hAnsi="Times New Roman" w:cs="Times New Roman"/>
+        </w:rPr>
+        <w:t>akan</w:t>
+      </w:r>
+      <w:proofErr w:type="spellEnd"/>
+      <w:r>
+        <w:rPr>
+          <w:rFonts w:ascii="Times New Roman" w:hAnsi="Times New Roman" w:cs="Times New Roman"/>
+        </w:rPr>
+        <w:t xml:space="preserve"> </w:t>
+      </w:r>
+      <w:proofErr w:type="spellStart"/>
+      <w:r>
+        <w:rPr>
+          <w:rFonts w:ascii="Times New Roman" w:hAnsi="Times New Roman" w:cs="Times New Roman"/>
+        </w:rPr>
+        <w:t>diperbaharui</w:t>
+      </w:r>
+      <w:proofErr w:type="spellEnd"/>
+      <w:r>
+        <w:rPr>
+          <w:rFonts w:ascii="Times New Roman" w:hAnsi="Times New Roman" w:cs="Times New Roman"/>
+        </w:rPr>
+        <w:t xml:space="preserve"> </w:t>
+      </w:r>
+      <w:proofErr w:type="spellStart"/>
+      <w:r>
+        <w:rPr>
+          <w:rFonts w:ascii="Times New Roman" w:hAnsi="Times New Roman" w:cs="Times New Roman"/>
+        </w:rPr>
+        <w:t>dengan</w:t>
+      </w:r>
+      <w:proofErr w:type="spellEnd"/>
+      <w:r>
+        <w:rPr>
+          <w:rFonts w:ascii="Times New Roman" w:hAnsi="Times New Roman" w:cs="Times New Roman"/>
+        </w:rPr>
+        <w:t xml:space="preserve"> </w:t>
+      </w:r>
+      <w:proofErr w:type="spellStart"/>
+      <w:r>
+        <w:rPr>
+          <w:rFonts w:ascii="Times New Roman" w:hAnsi="Times New Roman" w:cs="Times New Roman"/>
+        </w:rPr>
+        <w:t>menerapkan</w:t>
+      </w:r>
+      <w:proofErr w:type="spellEnd"/>
+      <w:r>
+        <w:rPr>
+          <w:rFonts w:ascii="Times New Roman" w:hAnsi="Times New Roman" w:cs="Times New Roman"/>
+        </w:rPr>
+        <w:t xml:space="preserve"> </w:t>
+      </w:r>
+      <w:proofErr w:type="spellStart"/>
+      <w:r>
+        <w:rPr>
+          <w:rFonts w:ascii="Times New Roman" w:hAnsi="Times New Roman" w:cs="Times New Roman"/>
+        </w:rPr>
+        <w:t>tahapan</w:t>
+      </w:r>
+      <w:proofErr w:type="spellEnd"/>
+      <w:r>
+        <w:rPr>
+          <w:rFonts w:ascii="Times New Roman" w:hAnsi="Times New Roman" w:cs="Times New Roman"/>
+        </w:rPr>
+        <w:t xml:space="preserve"> </w:t>
+      </w:r>
+      <w:r>
+        <w:rPr>
+          <w:rFonts w:ascii="Times New Roman" w:hAnsi="Times New Roman" w:cs="Times New Roman"/>
+          <w:i/>
+          <w:iCs/>
+        </w:rPr>
+        <w:t>pre</w:t>
+      </w:r>
+      <w:r>
+        <w:rPr>
+          <w:rFonts w:ascii="Times New Roman" w:hAnsi="Times New Roman" w:cs="Times New Roman"/>
+          <w:i/>
+          <w:iCs/>
+        </w:rPr>
+        <w:t>-</w:t>
+      </w:r>
+      <w:r>
+        <w:rPr>
+          <w:rFonts w:ascii="Times New Roman" w:hAnsi="Times New Roman" w:cs="Times New Roman"/>
+          <w:i/>
+          <w:iCs/>
+        </w:rPr>
+        <w:t>processing</w:t>
+      </w:r>
+      <w:r>
+        <w:rPr>
+          <w:rFonts w:ascii="Times New Roman" w:hAnsi="Times New Roman" w:cs="Times New Roman"/>
+        </w:rPr>
+        <w:t xml:space="preserve"> </w:t>
+      </w:r>
+      <w:proofErr w:type="spellStart"/>
+      <w:r>
+        <w:rPr>
+          <w:rFonts w:ascii="Times New Roman" w:hAnsi="Times New Roman" w:cs="Times New Roman"/>
+        </w:rPr>
+        <w:t>untuk</w:t>
+      </w:r>
+      <w:proofErr w:type="spellEnd"/>
+      <w:r>
+        <w:rPr>
+          <w:rFonts w:ascii="Times New Roman" w:hAnsi="Times New Roman" w:cs="Times New Roman"/>
+        </w:rPr>
+        <w:t xml:space="preserve"> </w:t>
+      </w:r>
+      <w:proofErr w:type="spellStart"/>
+      <w:r>
+        <w:rPr>
+          <w:rFonts w:ascii="Times New Roman" w:hAnsi="Times New Roman" w:cs="Times New Roman"/>
+        </w:rPr>
+        <w:t>memastikan</w:t>
+      </w:r>
+      <w:proofErr w:type="spellEnd"/>
+      <w:r>
+        <w:rPr>
+          <w:rFonts w:ascii="Times New Roman" w:hAnsi="Times New Roman" w:cs="Times New Roman"/>
+        </w:rPr>
+        <w:t xml:space="preserve"> data yang </w:t>
+      </w:r>
+      <w:r>
+        <w:rPr>
+          <w:rFonts w:ascii="Times New Roman" w:hAnsi="Times New Roman" w:cs="Times New Roman"/>
+          <w:i/>
+          <w:iCs/>
+        </w:rPr>
+        <w:t>clean</w:t>
+      </w:r>
+      <w:r>
+        <w:rPr>
+          <w:rFonts w:ascii="Times New Roman" w:hAnsi="Times New Roman" w:cs="Times New Roman"/>
+        </w:rPr>
+        <w:t xml:space="preserve">, </w:t>
+      </w:r>
+      <w:proofErr w:type="spellStart"/>
+      <w:r>
+        <w:rPr>
+          <w:rFonts w:ascii="Times New Roman" w:hAnsi="Times New Roman" w:cs="Times New Roman"/>
+        </w:rPr>
+        <w:t>tidak</w:t>
+      </w:r>
+      <w:proofErr w:type="spellEnd"/>
+      <w:r>
+        <w:rPr>
+          <w:rFonts w:ascii="Times New Roman" w:hAnsi="Times New Roman" w:cs="Times New Roman"/>
+        </w:rPr>
+        <w:t xml:space="preserve"> </w:t>
+      </w:r>
+      <w:r>
+        <w:rPr>
+          <w:rFonts w:ascii="Times New Roman" w:hAnsi="Times New Roman" w:cs="Times New Roman"/>
+          <w:i/>
+          <w:iCs/>
+        </w:rPr>
+        <w:t>noise</w:t>
+      </w:r>
+      <w:r>
+        <w:rPr>
+          <w:rFonts w:ascii="Times New Roman" w:hAnsi="Times New Roman" w:cs="Times New Roman"/>
+        </w:rPr>
+        <w:t xml:space="preserve">, </w:t>
+      </w:r>
+      <w:proofErr w:type="spellStart"/>
+      <w:r>
+        <w:rPr>
+          <w:rFonts w:ascii="Times New Roman" w:hAnsi="Times New Roman" w:cs="Times New Roman"/>
+        </w:rPr>
+        <w:t>tidak</w:t>
+      </w:r>
+      <w:proofErr w:type="spellEnd"/>
+      <w:r>
+        <w:rPr>
+          <w:rFonts w:ascii="Times New Roman" w:hAnsi="Times New Roman" w:cs="Times New Roman"/>
+        </w:rPr>
+        <w:t xml:space="preserve"> </w:t>
+      </w:r>
+      <w:r>
+        <w:rPr>
+          <w:rFonts w:ascii="Times New Roman" w:hAnsi="Times New Roman" w:cs="Times New Roman"/>
+          <w:i/>
+          <w:iCs/>
+        </w:rPr>
+        <w:t>outlier</w:t>
+      </w:r>
+      <w:r>
+        <w:rPr>
+          <w:rFonts w:ascii="Times New Roman" w:hAnsi="Times New Roman" w:cs="Times New Roman"/>
+        </w:rPr>
+        <w:t xml:space="preserve">, dan </w:t>
+      </w:r>
+      <w:proofErr w:type="spellStart"/>
+      <w:r>
+        <w:rPr>
+          <w:rFonts w:ascii="Times New Roman" w:hAnsi="Times New Roman" w:cs="Times New Roman"/>
+        </w:rPr>
+        <w:t>terdistribusi</w:t>
+      </w:r>
+      <w:proofErr w:type="spellEnd"/>
+      <w:r>
+        <w:rPr>
+          <w:rFonts w:ascii="Times New Roman" w:hAnsi="Times New Roman" w:cs="Times New Roman"/>
+        </w:rPr>
+        <w:t xml:space="preserve"> </w:t>
+      </w:r>
+      <w:proofErr w:type="spellStart"/>
+      <w:r>
+        <w:rPr>
+          <w:rFonts w:ascii="Times New Roman" w:hAnsi="Times New Roman" w:cs="Times New Roman"/>
+        </w:rPr>
+        <w:t>dengan</w:t>
+      </w:r>
+      <w:proofErr w:type="spellEnd"/>
+      <w:r>
+        <w:rPr>
+          <w:rFonts w:ascii="Times New Roman" w:hAnsi="Times New Roman" w:cs="Times New Roman"/>
+        </w:rPr>
+        <w:t xml:space="preserve"> </w:t>
+      </w:r>
+      <w:proofErr w:type="spellStart"/>
+      <w:r>
+        <w:rPr>
+          <w:rFonts w:ascii="Times New Roman" w:hAnsi="Times New Roman" w:cs="Times New Roman"/>
+        </w:rPr>
+        <w:t>baik</w:t>
+      </w:r>
+      <w:proofErr w:type="spellEnd"/>
+      <w:r>
+        <w:rPr>
+          <w:rFonts w:ascii="Times New Roman" w:hAnsi="Times New Roman" w:cs="Times New Roman"/>
+        </w:rPr>
+        <w:t xml:space="preserve">. </w:t>
+      </w:r>
+      <w:proofErr w:type="spellStart"/>
+      <w:r>
+        <w:rPr>
+          <w:rFonts w:ascii="Times New Roman" w:hAnsi="Times New Roman" w:cs="Times New Roman"/>
+        </w:rPr>
+        <w:t>Disamping</w:t>
+      </w:r>
+      <w:proofErr w:type="spellEnd"/>
+      <w:r>
+        <w:rPr>
+          <w:rFonts w:ascii="Times New Roman" w:hAnsi="Times New Roman" w:cs="Times New Roman"/>
+        </w:rPr>
+        <w:t xml:space="preserve"> </w:t>
+      </w:r>
+      <w:proofErr w:type="spellStart"/>
+      <w:r>
+        <w:rPr>
+          <w:rFonts w:ascii="Times New Roman" w:hAnsi="Times New Roman" w:cs="Times New Roman"/>
+        </w:rPr>
+        <w:t>itu</w:t>
+      </w:r>
+      <w:proofErr w:type="spellEnd"/>
+      <w:r>
+        <w:rPr>
+          <w:rFonts w:ascii="Times New Roman" w:hAnsi="Times New Roman" w:cs="Times New Roman"/>
+        </w:rPr>
+        <w:t xml:space="preserve"> </w:t>
+      </w:r>
+      <w:proofErr w:type="spellStart"/>
+      <w:r>
+        <w:rPr>
+          <w:rFonts w:ascii="Times New Roman" w:hAnsi="Times New Roman" w:cs="Times New Roman"/>
+        </w:rPr>
+        <w:t>akan</w:t>
+      </w:r>
+      <w:proofErr w:type="spellEnd"/>
+      <w:r>
+        <w:rPr>
+          <w:rFonts w:ascii="Times New Roman" w:hAnsi="Times New Roman" w:cs="Times New Roman"/>
+        </w:rPr>
+        <w:t xml:space="preserve"> </w:t>
+      </w:r>
+      <w:proofErr w:type="spellStart"/>
+      <w:r>
+        <w:rPr>
+          <w:rFonts w:ascii="Times New Roman" w:hAnsi="Times New Roman" w:cs="Times New Roman"/>
+        </w:rPr>
+        <w:t>dilakukan</w:t>
+      </w:r>
+      <w:proofErr w:type="spellEnd"/>
+      <w:r>
+        <w:rPr>
+          <w:rFonts w:ascii="Times New Roman" w:hAnsi="Times New Roman" w:cs="Times New Roman"/>
+        </w:rPr>
+        <w:t xml:space="preserve"> </w:t>
+      </w:r>
+      <w:proofErr w:type="spellStart"/>
+      <w:r>
+        <w:rPr>
+          <w:rFonts w:ascii="Times New Roman" w:hAnsi="Times New Roman" w:cs="Times New Roman"/>
+        </w:rPr>
+        <w:t>beberapa</w:t>
+      </w:r>
+      <w:proofErr w:type="spellEnd"/>
+      <w:r>
+        <w:rPr>
+          <w:rFonts w:ascii="Times New Roman" w:hAnsi="Times New Roman" w:cs="Times New Roman"/>
+        </w:rPr>
+        <w:t xml:space="preserve"> </w:t>
+      </w:r>
+      <w:proofErr w:type="spellStart"/>
+      <w:r>
+        <w:rPr>
+          <w:rFonts w:ascii="Times New Roman" w:hAnsi="Times New Roman" w:cs="Times New Roman"/>
+        </w:rPr>
+        <w:t>pengaturan</w:t>
+      </w:r>
+      <w:proofErr w:type="spellEnd"/>
+      <w:r>
+        <w:rPr>
+          <w:rFonts w:ascii="Times New Roman" w:hAnsi="Times New Roman" w:cs="Times New Roman"/>
+        </w:rPr>
+        <w:t xml:space="preserve"> pada </w:t>
+      </w:r>
+      <w:proofErr w:type="spellStart"/>
+      <w:r>
+        <w:rPr>
+          <w:rFonts w:ascii="Times New Roman" w:hAnsi="Times New Roman" w:cs="Times New Roman"/>
+        </w:rPr>
+        <w:t>isi</w:t>
+      </w:r>
+      <w:proofErr w:type="spellEnd"/>
+      <w:r>
+        <w:rPr>
+          <w:rFonts w:ascii="Times New Roman" w:hAnsi="Times New Roman" w:cs="Times New Roman"/>
+        </w:rPr>
+        <w:t xml:space="preserve"> </w:t>
+      </w:r>
+      <w:proofErr w:type="spellStart"/>
+      <w:r>
+        <w:rPr>
+          <w:rFonts w:ascii="Times New Roman" w:hAnsi="Times New Roman" w:cs="Times New Roman"/>
+        </w:rPr>
+        <w:t>atribut-atribut</w:t>
+      </w:r>
+      <w:proofErr w:type="spellEnd"/>
+      <w:r>
+        <w:rPr>
+          <w:rFonts w:ascii="Times New Roman" w:hAnsi="Times New Roman" w:cs="Times New Roman"/>
+        </w:rPr>
+        <w:t xml:space="preserve"> </w:t>
+      </w:r>
+      <w:proofErr w:type="spellStart"/>
+      <w:r>
+        <w:rPr>
+          <w:rFonts w:ascii="Times New Roman" w:hAnsi="Times New Roman" w:cs="Times New Roman"/>
+        </w:rPr>
+        <w:t>tertentu</w:t>
+      </w:r>
+      <w:proofErr w:type="spellEnd"/>
+      <w:r>
+        <w:rPr>
+          <w:rFonts w:ascii="Times New Roman" w:hAnsi="Times New Roman" w:cs="Times New Roman"/>
+        </w:rPr>
+        <w:t xml:space="preserve"> yang </w:t>
+      </w:r>
+      <w:proofErr w:type="spellStart"/>
+      <w:r>
+        <w:rPr>
+          <w:rFonts w:ascii="Times New Roman" w:hAnsi="Times New Roman" w:cs="Times New Roman"/>
+        </w:rPr>
+        <w:t>disesuaikan</w:t>
+      </w:r>
+      <w:proofErr w:type="spellEnd"/>
+      <w:r>
+        <w:rPr>
+          <w:rFonts w:ascii="Times New Roman" w:hAnsi="Times New Roman" w:cs="Times New Roman"/>
+        </w:rPr>
+        <w:t xml:space="preserve"> </w:t>
+      </w:r>
+      <w:proofErr w:type="spellStart"/>
+      <w:r>
+        <w:rPr>
+          <w:rFonts w:ascii="Times New Roman" w:hAnsi="Times New Roman" w:cs="Times New Roman"/>
+        </w:rPr>
+        <w:t>dengan</w:t>
+      </w:r>
+      <w:proofErr w:type="spellEnd"/>
+      <w:r>
+        <w:rPr>
+          <w:rFonts w:ascii="Times New Roman" w:hAnsi="Times New Roman" w:cs="Times New Roman"/>
+        </w:rPr>
+        <w:t xml:space="preserve"> </w:t>
+      </w:r>
+      <w:proofErr w:type="spellStart"/>
+      <w:r>
+        <w:rPr>
+          <w:rFonts w:ascii="Times New Roman" w:hAnsi="Times New Roman" w:cs="Times New Roman"/>
+        </w:rPr>
+        <w:t>informasi</w:t>
+      </w:r>
+      <w:proofErr w:type="spellEnd"/>
+      <w:r>
+        <w:rPr>
+          <w:rFonts w:ascii="Times New Roman" w:hAnsi="Times New Roman" w:cs="Times New Roman"/>
+        </w:rPr>
+        <w:t xml:space="preserve"> </w:t>
+      </w:r>
+      <w:proofErr w:type="spellStart"/>
+      <w:r>
+        <w:rPr>
+          <w:rFonts w:ascii="Times New Roman" w:hAnsi="Times New Roman" w:cs="Times New Roman"/>
+        </w:rPr>
+        <w:t>dari</w:t>
+      </w:r>
+      <w:proofErr w:type="spellEnd"/>
+      <w:r>
+        <w:rPr>
+          <w:rFonts w:ascii="Times New Roman" w:hAnsi="Times New Roman" w:cs="Times New Roman"/>
+        </w:rPr>
+        <w:t xml:space="preserve"> dataset </w:t>
+      </w:r>
+      <w:proofErr w:type="spellStart"/>
+      <w:r>
+        <w:rPr>
+          <w:rFonts w:ascii="Times New Roman" w:hAnsi="Times New Roman" w:cs="Times New Roman"/>
+        </w:rPr>
+        <w:t>sekunder</w:t>
+      </w:r>
+      <w:proofErr w:type="spellEnd"/>
+      <w:r>
+        <w:rPr>
+          <w:rFonts w:ascii="Times New Roman" w:hAnsi="Times New Roman" w:cs="Times New Roman"/>
+        </w:rPr>
+        <w:t xml:space="preserve">. Hal </w:t>
+      </w:r>
+      <w:proofErr w:type="spellStart"/>
+      <w:r>
+        <w:rPr>
+          <w:rFonts w:ascii="Times New Roman" w:hAnsi="Times New Roman" w:cs="Times New Roman"/>
+        </w:rPr>
+        <w:t>ini</w:t>
+      </w:r>
+      <w:proofErr w:type="spellEnd"/>
+      <w:r>
+        <w:rPr>
+          <w:rFonts w:ascii="Times New Roman" w:hAnsi="Times New Roman" w:cs="Times New Roman"/>
+        </w:rPr>
+        <w:t xml:space="preserve"> </w:t>
+      </w:r>
+      <w:proofErr w:type="spellStart"/>
+      <w:r>
+        <w:rPr>
+          <w:rFonts w:ascii="Times New Roman" w:hAnsi="Times New Roman" w:cs="Times New Roman"/>
+        </w:rPr>
+        <w:t>bertujuan</w:t>
+      </w:r>
+      <w:proofErr w:type="spellEnd"/>
+      <w:r>
+        <w:rPr>
+          <w:rFonts w:ascii="Times New Roman" w:hAnsi="Times New Roman" w:cs="Times New Roman"/>
+        </w:rPr>
+        <w:t xml:space="preserve"> </w:t>
+      </w:r>
+      <w:proofErr w:type="spellStart"/>
+      <w:r>
+        <w:rPr>
+          <w:rFonts w:ascii="Times New Roman" w:hAnsi="Times New Roman" w:cs="Times New Roman"/>
+        </w:rPr>
+        <w:t>untuk</w:t>
+      </w:r>
+      <w:proofErr w:type="spellEnd"/>
+      <w:r>
+        <w:rPr>
+          <w:rFonts w:ascii="Times New Roman" w:hAnsi="Times New Roman" w:cs="Times New Roman"/>
+        </w:rPr>
+        <w:t xml:space="preserve"> </w:t>
+      </w:r>
+      <w:proofErr w:type="spellStart"/>
+      <w:r>
+        <w:rPr>
+          <w:rFonts w:ascii="Times New Roman" w:hAnsi="Times New Roman" w:cs="Times New Roman"/>
+        </w:rPr>
+        <w:t>memaksimalkan</w:t>
+      </w:r>
+      <w:proofErr w:type="spellEnd"/>
+      <w:r>
+        <w:rPr>
+          <w:rFonts w:ascii="Times New Roman" w:hAnsi="Times New Roman" w:cs="Times New Roman"/>
+        </w:rPr>
+        <w:t xml:space="preserve"> </w:t>
+      </w:r>
+      <w:proofErr w:type="spellStart"/>
+      <w:r>
+        <w:rPr>
+          <w:rFonts w:ascii="Times New Roman" w:hAnsi="Times New Roman" w:cs="Times New Roman"/>
+        </w:rPr>
+        <w:t>informasi</w:t>
+      </w:r>
+      <w:proofErr w:type="spellEnd"/>
+      <w:r>
+        <w:rPr>
+          <w:rFonts w:ascii="Times New Roman" w:hAnsi="Times New Roman" w:cs="Times New Roman"/>
+        </w:rPr>
+        <w:t xml:space="preserve"> yang kaya </w:t>
+      </w:r>
+      <w:proofErr w:type="spellStart"/>
+      <w:r>
+        <w:rPr>
+          <w:rFonts w:ascii="Times New Roman" w:hAnsi="Times New Roman" w:cs="Times New Roman"/>
+        </w:rPr>
+        <w:t>kedalam</w:t>
+      </w:r>
+      <w:proofErr w:type="spellEnd"/>
+      <w:r>
+        <w:rPr>
+          <w:rFonts w:ascii="Times New Roman" w:hAnsi="Times New Roman" w:cs="Times New Roman"/>
+        </w:rPr>
+        <w:t xml:space="preserve"> </w:t>
+      </w:r>
+      <w:proofErr w:type="spellStart"/>
+      <w:r>
+        <w:rPr>
+          <w:rFonts w:ascii="Times New Roman" w:hAnsi="Times New Roman" w:cs="Times New Roman"/>
+        </w:rPr>
+        <w:t>atribut</w:t>
+      </w:r>
+      <w:proofErr w:type="spellEnd"/>
+      <w:r>
+        <w:rPr>
+          <w:rFonts w:ascii="Times New Roman" w:hAnsi="Times New Roman" w:cs="Times New Roman"/>
+        </w:rPr>
+        <w:t xml:space="preserve"> </w:t>
+      </w:r>
+      <w:proofErr w:type="spellStart"/>
+      <w:r>
+        <w:rPr>
+          <w:rFonts w:ascii="Times New Roman" w:hAnsi="Times New Roman" w:cs="Times New Roman"/>
+        </w:rPr>
+        <w:t>sehingga</w:t>
+      </w:r>
+      <w:proofErr w:type="spellEnd"/>
+      <w:r>
+        <w:rPr>
+          <w:rFonts w:ascii="Times New Roman" w:hAnsi="Times New Roman" w:cs="Times New Roman"/>
+        </w:rPr>
+        <w:t xml:space="preserve"> </w:t>
+      </w:r>
+      <w:proofErr w:type="spellStart"/>
+      <w:r>
+        <w:rPr>
+          <w:rFonts w:ascii="Times New Roman" w:hAnsi="Times New Roman" w:cs="Times New Roman"/>
+        </w:rPr>
+        <w:t>mampu</w:t>
+      </w:r>
+      <w:proofErr w:type="spellEnd"/>
+      <w:r>
+        <w:rPr>
+          <w:rFonts w:ascii="Times New Roman" w:hAnsi="Times New Roman" w:cs="Times New Roman"/>
+        </w:rPr>
+        <w:t xml:space="preserve"> </w:t>
+      </w:r>
+      <w:proofErr w:type="spellStart"/>
+      <w:r>
+        <w:rPr>
+          <w:rFonts w:ascii="Times New Roman" w:hAnsi="Times New Roman" w:cs="Times New Roman"/>
+        </w:rPr>
+        <w:t>memberikan</w:t>
+      </w:r>
+      <w:proofErr w:type="spellEnd"/>
+      <w:r>
+        <w:rPr>
+          <w:rFonts w:ascii="Times New Roman" w:hAnsi="Times New Roman" w:cs="Times New Roman"/>
+        </w:rPr>
+        <w:t xml:space="preserve"> </w:t>
+      </w:r>
+      <w:proofErr w:type="spellStart"/>
+      <w:r>
+        <w:rPr>
+          <w:rFonts w:ascii="Times New Roman" w:hAnsi="Times New Roman" w:cs="Times New Roman"/>
+        </w:rPr>
+        <w:t>klasifikasi</w:t>
+      </w:r>
+      <w:proofErr w:type="spellEnd"/>
+      <w:r>
+        <w:rPr>
+          <w:rFonts w:ascii="Times New Roman" w:hAnsi="Times New Roman" w:cs="Times New Roman"/>
+        </w:rPr>
+        <w:t xml:space="preserve"> </w:t>
+      </w:r>
+      <w:proofErr w:type="spellStart"/>
+      <w:r>
+        <w:rPr>
+          <w:rFonts w:ascii="Times New Roman" w:hAnsi="Times New Roman" w:cs="Times New Roman"/>
+        </w:rPr>
+        <w:t>kunjungan</w:t>
+      </w:r>
+      <w:proofErr w:type="spellEnd"/>
+      <w:r>
+        <w:rPr>
+          <w:rFonts w:ascii="Times New Roman" w:hAnsi="Times New Roman" w:cs="Times New Roman"/>
+        </w:rPr>
+        <w:t xml:space="preserve"> </w:t>
+      </w:r>
+      <w:proofErr w:type="spellStart"/>
+      <w:r>
+        <w:rPr>
+          <w:rFonts w:ascii="Times New Roman" w:hAnsi="Times New Roman" w:cs="Times New Roman"/>
+        </w:rPr>
+        <w:t>sakit</w:t>
+      </w:r>
+      <w:proofErr w:type="spellEnd"/>
+      <w:r>
+        <w:rPr>
+          <w:rFonts w:ascii="Times New Roman" w:hAnsi="Times New Roman" w:cs="Times New Roman"/>
+        </w:rPr>
+        <w:t xml:space="preserve"> dan </w:t>
+      </w:r>
+      <w:proofErr w:type="spellStart"/>
+      <w:r>
+        <w:rPr>
+          <w:rFonts w:ascii="Times New Roman" w:hAnsi="Times New Roman" w:cs="Times New Roman"/>
+        </w:rPr>
+        <w:t>sehat</w:t>
+      </w:r>
+      <w:proofErr w:type="spellEnd"/>
+      <w:r>
+        <w:rPr>
+          <w:rFonts w:ascii="Times New Roman" w:hAnsi="Times New Roman" w:cs="Times New Roman"/>
+        </w:rPr>
+        <w:t xml:space="preserve"> yang </w:t>
+      </w:r>
+      <w:proofErr w:type="spellStart"/>
+      <w:r>
+        <w:rPr>
+          <w:rFonts w:ascii="Times New Roman" w:hAnsi="Times New Roman" w:cs="Times New Roman"/>
+        </w:rPr>
+        <w:t>lebih</w:t>
+      </w:r>
+      <w:proofErr w:type="spellEnd"/>
+      <w:r>
+        <w:rPr>
+          <w:rFonts w:ascii="Times New Roman" w:hAnsi="Times New Roman" w:cs="Times New Roman"/>
+        </w:rPr>
+        <w:t xml:space="preserve"> detail.</w:t>
+      </w:r>
+    </w:p>
+    <w:p>
+      <w:pPr>
         <w:pStyle w:val="Heading3"/>
         <w:spacing w:line="360" w:lineRule="auto"/>
         <w:rPr>
@@ -23912,6 +25732,7 @@
           <w:bCs/>
           <w:color w:val="auto"/>
         </w:rPr>
+        <w:lastRenderedPageBreak/>
         <w:t>3.1.3 Data Preparation</w:t>
       </w:r>
       <w:bookmarkEnd w:id="19"/>
@@ -25639,7 +27460,6 @@
         <w:rPr>
           <w:rFonts w:ascii="Times New Roman" w:hAnsi="Times New Roman" w:cs="Times New Roman"/>
         </w:rPr>
-        <w:lastRenderedPageBreak/>
         <w:t xml:space="preserve">Menyusun </w:t>
       </w:r>
       <w:proofErr w:type="spellStart"/>
@@ -26720,6 +28540,7 @@
         <w:rPr>
           <w:rFonts w:ascii="Times New Roman" w:hAnsi="Times New Roman" w:cs="Times New Roman"/>
         </w:rPr>
+        <w:lastRenderedPageBreak/>
         <w:t>Melakukan</w:t>
       </w:r>
       <w:proofErr w:type="spellEnd"/>
@@ -28054,7 +29875,6 @@
           <w:bCs/>
           <w:color w:val="auto"/>
         </w:rPr>
-        <w:lastRenderedPageBreak/>
         <w:t>3.</w:t>
       </w:r>
       <w:r>
@@ -28168,6 +29988,7 @@
           <w:bCs/>
           <w:color w:val="auto"/>
         </w:rPr>
+        <w:lastRenderedPageBreak/>
         <w:t>BAB IV</w:t>
       </w:r>
       <w:bookmarkEnd w:id="24"/>
@@ -30142,7 +31963,6 @@
           <w:kern w:val="0"/>
           <w:szCs w:val="24"/>
         </w:rPr>
-        <w:lastRenderedPageBreak/>
         <w:t>[8]</w:t>
       </w:r>
       <w:r>
@@ -31502,7 +33322,7 @@
   <w:abstractNum w:abstractNumId="13" w15:restartNumberingAfterBreak="0">
     <w:nsid w:val="6D342D1F"/>
     <w:multiLevelType w:val="hybridMultilevel"/>
-    <w:tmpl w:val="3A680DDE"/>
+    <w:tmpl w:val="A90486E6"/>
     <w:lvl w:ilvl="0" w:tplc="38090019">
       <w:start w:val="1"/>
       <w:numFmt w:val="lowerLetter"/>
@@ -31515,14 +33335,17 @@
         <w:rFonts w:hint="default"/>
       </w:rPr>
     </w:lvl>
-    <w:lvl w:ilvl="1" w:tplc="38090019" w:tentative="1">
+    <w:lvl w:ilvl="1" w:tplc="AB0ECB16">
       <w:start w:val="1"/>
-      <w:numFmt w:val="lowerLetter"/>
+      <w:numFmt w:val="decimal"/>
       <w:lvlText w:val="%2."/>
       <w:lvlJc w:val="left"/>
       <w:pPr>
         <w:ind w:left="1440" w:hanging="360"/>
       </w:pPr>
+      <w:rPr>
+        <w:rFonts w:hint="default"/>
+      </w:rPr>
     </w:lvl>
     <w:lvl w:ilvl="2" w:tplc="3809001B" w:tentative="1">
       <w:start w:val="1"/>

--- a/Document/LP-DAMI.docx
+++ b/Document/LP-DAMI.docx
@@ -2684,7 +2684,7 @@
                 <w:noProof/>
                 <w:webHidden/>
               </w:rPr>
-              <w:t>19</w:t>
+              <w:t>20</w:t>
             </w:r>
             <w:r>
               <w:rPr>
@@ -3323,7 +3323,7 @@
                 <w:noProof/>
                 <w:webHidden/>
               </w:rPr>
-              <w:t>24</w:t>
+              <w:t>25</w:t>
             </w:r>
             <w:r>
               <w:rPr>
@@ -3395,7 +3395,7 @@
                 <w:noProof/>
                 <w:webHidden/>
               </w:rPr>
-              <w:t>24</w:t>
+              <w:t>25</w:t>
             </w:r>
             <w:r>
               <w:rPr>
@@ -3467,7 +3467,7 @@
                 <w:noProof/>
                 <w:webHidden/>
               </w:rPr>
-              <w:t>25</w:t>
+              <w:t>26</w:t>
             </w:r>
             <w:r>
               <w:rPr>
@@ -19778,10 +19778,12 @@
         <w:tc>
           <w:tcPr>
             <w:tcW w:w="7651" w:type="dxa"/>
+            <w:vAlign w:val="center"/>
           </w:tcPr>
           <w:p>
             <w:pPr>
               <w:spacing w:line="360" w:lineRule="auto"/>
+              <w:jc w:val="center"/>
               <w:rPr>
                 <w:rFonts w:ascii="Times New Roman" w:hAnsi="Times New Roman" w:cs="Times New Roman"/>
               </w:rPr>
@@ -19792,9 +19794,9 @@
                 <w:noProof/>
               </w:rPr>
               <w:drawing>
-                <wp:inline distT="0" distB="0" distL="0" distR="0" wp14:anchorId="0BD7F83B" wp14:editId="775AB125">
-                  <wp:extent cx="3535680" cy="1587648"/>
-                  <wp:effectExtent l="0" t="0" r="0" b="2540"/>
+                <wp:inline distT="0" distB="0" distL="0" distR="0" wp14:anchorId="0BD7F83B" wp14:editId="1DED5E33">
+                  <wp:extent cx="3253410" cy="1460899"/>
+                  <wp:effectExtent l="0" t="0" r="4445" b="6350"/>
                   <wp:docPr id="1423906603" name="Picture 1"/>
                   <wp:cNvGraphicFramePr>
                     <a:graphicFrameLocks xmlns:a="http://schemas.openxmlformats.org/drawingml/2006/main" noChangeAspect="1"/>
@@ -19815,7 +19817,7 @@
                         <pic:spPr>
                           <a:xfrm>
                             <a:off x="0" y="0"/>
-                            <a:ext cx="3535680" cy="1587648"/>
+                            <a:ext cx="3258117" cy="1463013"/>
                           </a:xfrm>
                           <a:prstGeom prst="rect">
                             <a:avLst/>
@@ -19873,10 +19875,12 @@
         <w:tc>
           <w:tcPr>
             <w:tcW w:w="7651" w:type="dxa"/>
+            <w:vAlign w:val="center"/>
           </w:tcPr>
           <w:p>
             <w:pPr>
               <w:spacing w:line="360" w:lineRule="auto"/>
+              <w:jc w:val="center"/>
               <w:rPr>
                 <w:rFonts w:ascii="Times New Roman" w:hAnsi="Times New Roman" w:cs="Times New Roman"/>
               </w:rPr>
@@ -19887,9 +19891,9 @@
                 <w:noProof/>
               </w:rPr>
               <w:drawing>
-                <wp:inline distT="0" distB="0" distL="0" distR="0" wp14:anchorId="6D4ABDBE" wp14:editId="675E120A">
-                  <wp:extent cx="3873543" cy="1623060"/>
-                  <wp:effectExtent l="0" t="0" r="0" b="0"/>
+                <wp:inline distT="0" distB="0" distL="0" distR="0" wp14:anchorId="6D4ABDBE" wp14:editId="3B68DE65">
+                  <wp:extent cx="3538220" cy="1482556"/>
+                  <wp:effectExtent l="0" t="0" r="5080" b="3810"/>
                   <wp:docPr id="1339094230" name="Picture 1"/>
                   <wp:cNvGraphicFramePr>
                     <a:graphicFrameLocks xmlns:a="http://schemas.openxmlformats.org/drawingml/2006/main" noChangeAspect="1"/>
@@ -19910,7 +19914,7 @@
                         <pic:spPr>
                           <a:xfrm>
                             <a:off x="0" y="0"/>
-                            <a:ext cx="3883885" cy="1627393"/>
+                            <a:ext cx="3556937" cy="1490398"/>
                           </a:xfrm>
                           <a:prstGeom prst="rect">
                             <a:avLst/>
@@ -19967,10 +19971,12 @@
         <w:tc>
           <w:tcPr>
             <w:tcW w:w="7651" w:type="dxa"/>
+            <w:vAlign w:val="center"/>
           </w:tcPr>
           <w:p>
             <w:pPr>
               <w:spacing w:line="360" w:lineRule="auto"/>
+              <w:jc w:val="center"/>
               <w:rPr>
                 <w:rFonts w:ascii="Times New Roman" w:hAnsi="Times New Roman" w:cs="Times New Roman"/>
               </w:rPr>
@@ -19981,9 +19987,9 @@
                 <w:noProof/>
               </w:rPr>
               <w:drawing>
-                <wp:inline distT="0" distB="0" distL="0" distR="0" wp14:anchorId="1EE6F8C1" wp14:editId="1DE1C5E7">
-                  <wp:extent cx="4023233" cy="1760220"/>
-                  <wp:effectExtent l="0" t="0" r="0" b="0"/>
+                <wp:inline distT="0" distB="0" distL="0" distR="0" wp14:anchorId="1EE6F8C1" wp14:editId="3D03A82F">
+                  <wp:extent cx="3786505" cy="1656648"/>
+                  <wp:effectExtent l="0" t="0" r="4445" b="1270"/>
                   <wp:docPr id="1102320470" name="Picture 1"/>
                   <wp:cNvGraphicFramePr>
                     <a:graphicFrameLocks xmlns:a="http://schemas.openxmlformats.org/drawingml/2006/main" noChangeAspect="1"/>
@@ -20004,7 +20010,7 @@
                         <pic:spPr>
                           <a:xfrm>
                             <a:off x="0" y="0"/>
-                            <a:ext cx="4029925" cy="1763148"/>
+                            <a:ext cx="3796007" cy="1660805"/>
                           </a:xfrm>
                           <a:prstGeom prst="rect">
                             <a:avLst/>
@@ -20063,10 +20069,12 @@
         <w:tc>
           <w:tcPr>
             <w:tcW w:w="7651" w:type="dxa"/>
+            <w:vAlign w:val="center"/>
           </w:tcPr>
           <w:p>
             <w:pPr>
               <w:spacing w:line="360" w:lineRule="auto"/>
+              <w:jc w:val="center"/>
               <w:rPr>
                 <w:rFonts w:ascii="Times New Roman" w:hAnsi="Times New Roman" w:cs="Times New Roman"/>
               </w:rPr>
@@ -20157,10 +20165,12 @@
         <w:tc>
           <w:tcPr>
             <w:tcW w:w="7651" w:type="dxa"/>
+            <w:vAlign w:val="center"/>
           </w:tcPr>
           <w:p>
             <w:pPr>
               <w:spacing w:line="360" w:lineRule="auto"/>
+              <w:jc w:val="center"/>
               <w:rPr>
                 <w:rFonts w:ascii="Times New Roman" w:hAnsi="Times New Roman" w:cs="Times New Roman"/>
               </w:rPr>
@@ -20252,10 +20262,12 @@
         <w:tc>
           <w:tcPr>
             <w:tcW w:w="7651" w:type="dxa"/>
+            <w:vAlign w:val="center"/>
           </w:tcPr>
           <w:p>
             <w:pPr>
               <w:spacing w:line="360" w:lineRule="auto"/>
+              <w:jc w:val="center"/>
               <w:rPr>
                 <w:rFonts w:ascii="Times New Roman" w:hAnsi="Times New Roman" w:cs="Times New Roman"/>
               </w:rPr>
@@ -20346,10 +20358,12 @@
         <w:tc>
           <w:tcPr>
             <w:tcW w:w="7651" w:type="dxa"/>
+            <w:vAlign w:val="center"/>
           </w:tcPr>
           <w:p>
             <w:pPr>
               <w:spacing w:line="360" w:lineRule="auto"/>
+              <w:jc w:val="center"/>
               <w:rPr>
                 <w:rFonts w:ascii="Times New Roman" w:hAnsi="Times New Roman" w:cs="Times New Roman"/>
               </w:rPr>
@@ -20450,10 +20464,12 @@
         <w:tc>
           <w:tcPr>
             <w:tcW w:w="7651" w:type="dxa"/>
+            <w:vAlign w:val="center"/>
           </w:tcPr>
           <w:p>
             <w:pPr>
               <w:spacing w:line="360" w:lineRule="auto"/>
+              <w:jc w:val="center"/>
               <w:rPr>
                 <w:rFonts w:ascii="Times New Roman" w:hAnsi="Times New Roman" w:cs="Times New Roman"/>
               </w:rPr>
@@ -20464,8 +20480,8 @@
                 <w:noProof/>
               </w:rPr>
               <w:drawing>
-                <wp:inline distT="0" distB="0" distL="0" distR="0" wp14:anchorId="3F11305C" wp14:editId="117914C3">
-                  <wp:extent cx="4022725" cy="1756710"/>
+                <wp:inline distT="0" distB="0" distL="0" distR="0" wp14:anchorId="3F11305C" wp14:editId="3C0FD835">
+                  <wp:extent cx="4021455" cy="1638300"/>
                   <wp:effectExtent l="0" t="0" r="0" b="0"/>
                   <wp:docPr id="1822844017" name="Picture 2"/>
                   <wp:cNvGraphicFramePr>
@@ -20496,7 +20512,7 @@
                         <pic:spPr bwMode="auto">
                           <a:xfrm>
                             <a:off x="0" y="0"/>
-                            <a:ext cx="4056885" cy="1771628"/>
+                            <a:ext cx="4057472" cy="1652973"/>
                           </a:xfrm>
                           <a:prstGeom prst="rect">
                             <a:avLst/>
@@ -20554,10 +20570,12 @@
         <w:tc>
           <w:tcPr>
             <w:tcW w:w="7651" w:type="dxa"/>
+            <w:vAlign w:val="center"/>
           </w:tcPr>
           <w:p>
             <w:pPr>
               <w:spacing w:line="360" w:lineRule="auto"/>
+              <w:jc w:val="center"/>
               <w:rPr>
                 <w:rFonts w:ascii="Times New Roman" w:hAnsi="Times New Roman" w:cs="Times New Roman"/>
               </w:rPr>
@@ -20649,10 +20667,12 @@
         <w:tc>
           <w:tcPr>
             <w:tcW w:w="7651" w:type="dxa"/>
+            <w:vAlign w:val="center"/>
           </w:tcPr>
           <w:p>
             <w:pPr>
               <w:spacing w:line="360" w:lineRule="auto"/>
+              <w:jc w:val="center"/>
               <w:rPr>
                 <w:rFonts w:ascii="Times New Roman" w:hAnsi="Times New Roman" w:cs="Times New Roman"/>
               </w:rPr>
@@ -20745,10 +20765,12 @@
         <w:tc>
           <w:tcPr>
             <w:tcW w:w="7651" w:type="dxa"/>
+            <w:vAlign w:val="center"/>
           </w:tcPr>
           <w:p>
             <w:pPr>
               <w:spacing w:line="360" w:lineRule="auto"/>
+              <w:jc w:val="center"/>
               <w:rPr>
                 <w:rFonts w:ascii="Times New Roman" w:hAnsi="Times New Roman" w:cs="Times New Roman"/>
               </w:rPr>
@@ -20839,10 +20861,12 @@
         <w:tc>
           <w:tcPr>
             <w:tcW w:w="7651" w:type="dxa"/>
+            <w:vAlign w:val="center"/>
           </w:tcPr>
           <w:p>
             <w:pPr>
               <w:spacing w:line="360" w:lineRule="auto"/>
+              <w:jc w:val="center"/>
               <w:rPr>
                 <w:rFonts w:ascii="Times New Roman" w:hAnsi="Times New Roman" w:cs="Times New Roman"/>
               </w:rPr>
@@ -20934,10 +20958,12 @@
         <w:tc>
           <w:tcPr>
             <w:tcW w:w="7651" w:type="dxa"/>
+            <w:vAlign w:val="center"/>
           </w:tcPr>
           <w:p>
             <w:pPr>
               <w:spacing w:line="360" w:lineRule="auto"/>
+              <w:jc w:val="center"/>
               <w:rPr>
                 <w:rFonts w:ascii="Times New Roman" w:hAnsi="Times New Roman" w:cs="Times New Roman"/>
               </w:rPr>
@@ -21030,10 +21056,12 @@
         <w:tc>
           <w:tcPr>
             <w:tcW w:w="7651" w:type="dxa"/>
+            <w:vAlign w:val="center"/>
           </w:tcPr>
           <w:p>
             <w:pPr>
               <w:spacing w:line="360" w:lineRule="auto"/>
+              <w:jc w:val="center"/>
               <w:rPr>
                 <w:rFonts w:ascii="Times New Roman" w:hAnsi="Times New Roman" w:cs="Times New Roman"/>
               </w:rPr>
@@ -21126,10 +21154,12 @@
         <w:tc>
           <w:tcPr>
             <w:tcW w:w="7651" w:type="dxa"/>
+            <w:vAlign w:val="center"/>
           </w:tcPr>
           <w:p>
             <w:pPr>
               <w:spacing w:line="360" w:lineRule="auto"/>
+              <w:jc w:val="center"/>
               <w:rPr>
                 <w:rFonts w:ascii="Times New Roman" w:hAnsi="Times New Roman" w:cs="Times New Roman"/>
               </w:rPr>
@@ -21222,10 +21252,12 @@
         <w:tc>
           <w:tcPr>
             <w:tcW w:w="7651" w:type="dxa"/>
+            <w:vAlign w:val="center"/>
           </w:tcPr>
           <w:p>
             <w:pPr>
               <w:spacing w:line="360" w:lineRule="auto"/>
+              <w:jc w:val="center"/>
               <w:rPr>
                 <w:rFonts w:ascii="Times New Roman" w:hAnsi="Times New Roman" w:cs="Times New Roman"/>
               </w:rPr>
@@ -21236,7 +21268,7 @@
                 <w:noProof/>
               </w:rPr>
               <w:drawing>
-                <wp:inline distT="0" distB="0" distL="0" distR="0" wp14:anchorId="40729614" wp14:editId="06F45263">
+                <wp:inline distT="0" distB="0" distL="0" distR="0" wp14:anchorId="40729614" wp14:editId="364EC84F">
                   <wp:extent cx="4127500" cy="1713009"/>
                   <wp:effectExtent l="0" t="0" r="6350" b="1905"/>
                   <wp:docPr id="535268407" name="Picture 1"/>
@@ -21259,7 +21291,7 @@
                         <pic:spPr>
                           <a:xfrm>
                             <a:off x="0" y="0"/>
-                            <a:ext cx="4134460" cy="1715898"/>
+                            <a:ext cx="4127500" cy="1713009"/>
                           </a:xfrm>
                           <a:prstGeom prst="rect">
                             <a:avLst/>
@@ -21317,10 +21349,12 @@
         <w:tc>
           <w:tcPr>
             <w:tcW w:w="7651" w:type="dxa"/>
+            <w:vAlign w:val="center"/>
           </w:tcPr>
           <w:p>
             <w:pPr>
               <w:spacing w:line="360" w:lineRule="auto"/>
+              <w:jc w:val="center"/>
               <w:rPr>
                 <w:rFonts w:ascii="Times New Roman" w:hAnsi="Times New Roman" w:cs="Times New Roman"/>
               </w:rPr>
@@ -21331,9 +21365,9 @@
                 <w:noProof/>
               </w:rPr>
               <w:drawing>
-                <wp:inline distT="0" distB="0" distL="0" distR="0" wp14:anchorId="660960A0" wp14:editId="10CCD0F7">
-                  <wp:extent cx="4351020" cy="1904115"/>
-                  <wp:effectExtent l="0" t="0" r="0" b="1270"/>
+                <wp:inline distT="0" distB="0" distL="0" distR="0" wp14:anchorId="660960A0" wp14:editId="4BD0D88B">
+                  <wp:extent cx="4353044" cy="1905000"/>
+                  <wp:effectExtent l="0" t="0" r="9525" b="0"/>
                   <wp:docPr id="1412540391" name="Picture 1"/>
                   <wp:cNvGraphicFramePr>
                     <a:graphicFrameLocks xmlns:a="http://schemas.openxmlformats.org/drawingml/2006/main" noChangeAspect="1"/>
@@ -21354,7 +21388,7 @@
                         <pic:spPr>
                           <a:xfrm>
                             <a:off x="0" y="0"/>
-                            <a:ext cx="4372588" cy="1913554"/>
+                            <a:ext cx="4380829" cy="1917159"/>
                           </a:xfrm>
                           <a:prstGeom prst="rect">
                             <a:avLst/>
@@ -21411,10 +21445,12 @@
         <w:tc>
           <w:tcPr>
             <w:tcW w:w="7651" w:type="dxa"/>
+            <w:vAlign w:val="center"/>
           </w:tcPr>
           <w:p>
             <w:pPr>
               <w:spacing w:line="360" w:lineRule="auto"/>
+              <w:jc w:val="center"/>
               <w:rPr>
                 <w:rFonts w:ascii="Times New Roman" w:hAnsi="Times New Roman" w:cs="Times New Roman"/>
               </w:rPr>
@@ -21425,9 +21461,9 @@
                 <w:noProof/>
               </w:rPr>
               <w:drawing>
-                <wp:inline distT="0" distB="0" distL="0" distR="0" wp14:anchorId="1C794A5B" wp14:editId="7426487E">
-                  <wp:extent cx="4351020" cy="1942678"/>
-                  <wp:effectExtent l="0" t="0" r="0" b="635"/>
+                <wp:inline distT="0" distB="0" distL="0" distR="0" wp14:anchorId="1C794A5B" wp14:editId="4E989BA2">
+                  <wp:extent cx="4181301" cy="1866900"/>
+                  <wp:effectExtent l="0" t="0" r="0" b="0"/>
                   <wp:docPr id="362326941" name="Picture 1"/>
                   <wp:cNvGraphicFramePr>
                     <a:graphicFrameLocks xmlns:a="http://schemas.openxmlformats.org/drawingml/2006/main" noChangeAspect="1"/>
@@ -21448,7 +21484,7 @@
                         <pic:spPr>
                           <a:xfrm>
                             <a:off x="0" y="0"/>
-                            <a:ext cx="4381134" cy="1956123"/>
+                            <a:ext cx="4214789" cy="1881852"/>
                           </a:xfrm>
                           <a:prstGeom prst="rect">
                             <a:avLst/>
@@ -21505,10 +21541,12 @@
         <w:tc>
           <w:tcPr>
             <w:tcW w:w="7651" w:type="dxa"/>
+            <w:vAlign w:val="center"/>
           </w:tcPr>
           <w:p>
             <w:pPr>
               <w:spacing w:line="360" w:lineRule="auto"/>
+              <w:jc w:val="center"/>
               <w:rPr>
                 <w:rFonts w:ascii="Times New Roman" w:hAnsi="Times New Roman" w:cs="Times New Roman"/>
               </w:rPr>
@@ -21519,9 +21557,9 @@
                 <w:noProof/>
               </w:rPr>
               <w:drawing>
-                <wp:inline distT="0" distB="0" distL="0" distR="0" wp14:anchorId="7BB7F5E4" wp14:editId="5B61303A">
-                  <wp:extent cx="4389348" cy="1912620"/>
-                  <wp:effectExtent l="0" t="0" r="0" b="0"/>
+                <wp:inline distT="0" distB="0" distL="0" distR="0" wp14:anchorId="7BB7F5E4" wp14:editId="39E479D4">
+                  <wp:extent cx="4030980" cy="1756464"/>
+                  <wp:effectExtent l="0" t="0" r="7620" b="0"/>
                   <wp:docPr id="1233557977" name="Picture 1"/>
                   <wp:cNvGraphicFramePr>
                     <a:graphicFrameLocks xmlns:a="http://schemas.openxmlformats.org/drawingml/2006/main" noChangeAspect="1"/>
@@ -21542,7 +21580,7 @@
                         <pic:spPr>
                           <a:xfrm>
                             <a:off x="0" y="0"/>
-                            <a:ext cx="4418825" cy="1925464"/>
+                            <a:ext cx="4064170" cy="1770926"/>
                           </a:xfrm>
                           <a:prstGeom prst="rect">
                             <a:avLst/>
@@ -21601,10 +21639,12 @@
         <w:tc>
           <w:tcPr>
             <w:tcW w:w="7651" w:type="dxa"/>
+            <w:vAlign w:val="center"/>
           </w:tcPr>
           <w:p>
             <w:pPr>
               <w:spacing w:line="360" w:lineRule="auto"/>
+              <w:jc w:val="center"/>
               <w:rPr>
                 <w:rFonts w:ascii="Times New Roman" w:hAnsi="Times New Roman" w:cs="Times New Roman"/>
               </w:rPr>
@@ -21615,9 +21655,9 @@
                 <w:noProof/>
               </w:rPr>
               <w:drawing>
-                <wp:inline distT="0" distB="0" distL="0" distR="0" wp14:anchorId="3A83F969" wp14:editId="740410E6">
-                  <wp:extent cx="4351020" cy="1980277"/>
-                  <wp:effectExtent l="0" t="0" r="0" b="1270"/>
+                <wp:inline distT="0" distB="0" distL="0" distR="0" wp14:anchorId="3A83F969" wp14:editId="09FEFFF0">
+                  <wp:extent cx="4030980" cy="1834617"/>
+                  <wp:effectExtent l="0" t="0" r="7620" b="0"/>
                   <wp:docPr id="1643075937" name="Picture 1"/>
                   <wp:cNvGraphicFramePr>
                     <a:graphicFrameLocks xmlns:a="http://schemas.openxmlformats.org/drawingml/2006/main" noChangeAspect="1"/>
@@ -21638,7 +21678,7 @@
                         <pic:spPr>
                           <a:xfrm>
                             <a:off x="0" y="0"/>
-                            <a:ext cx="4368754" cy="1988348"/>
+                            <a:ext cx="4050347" cy="1843431"/>
                           </a:xfrm>
                           <a:prstGeom prst="rect">
                             <a:avLst/>
@@ -21696,10 +21736,12 @@
         <w:tc>
           <w:tcPr>
             <w:tcW w:w="7651" w:type="dxa"/>
+            <w:vAlign w:val="center"/>
           </w:tcPr>
           <w:p>
             <w:pPr>
               <w:spacing w:line="360" w:lineRule="auto"/>
+              <w:jc w:val="center"/>
               <w:rPr>
                 <w:rFonts w:ascii="Times New Roman" w:hAnsi="Times New Roman" w:cs="Times New Roman"/>
               </w:rPr>
@@ -21710,8 +21752,8 @@
                 <w:noProof/>
               </w:rPr>
               <w:drawing>
-                <wp:inline distT="0" distB="0" distL="0" distR="0" wp14:anchorId="5B094D00" wp14:editId="0EDBE62D">
-                  <wp:extent cx="4120508" cy="1828800"/>
+                <wp:inline distT="0" distB="0" distL="0" distR="0" wp14:anchorId="5B094D00" wp14:editId="027C0646">
+                  <wp:extent cx="3794760" cy="1684223"/>
                   <wp:effectExtent l="0" t="0" r="0" b="0"/>
                   <wp:docPr id="1133643775" name="Picture 1"/>
                   <wp:cNvGraphicFramePr>
@@ -21733,7 +21775,7 @@
                         <pic:spPr>
                           <a:xfrm>
                             <a:off x="0" y="0"/>
-                            <a:ext cx="4147864" cy="1840941"/>
+                            <a:ext cx="3825070" cy="1697676"/>
                           </a:xfrm>
                           <a:prstGeom prst="rect">
                             <a:avLst/>
@@ -21790,10 +21832,12 @@
         <w:tc>
           <w:tcPr>
             <w:tcW w:w="7651" w:type="dxa"/>
+            <w:vAlign w:val="center"/>
           </w:tcPr>
           <w:p>
             <w:pPr>
               <w:spacing w:line="360" w:lineRule="auto"/>
+              <w:jc w:val="center"/>
               <w:rPr>
                 <w:rFonts w:ascii="Times New Roman" w:hAnsi="Times New Roman" w:cs="Times New Roman"/>
               </w:rPr>
@@ -21804,9 +21848,9 @@
                 <w:noProof/>
               </w:rPr>
               <w:drawing>
-                <wp:inline distT="0" distB="0" distL="0" distR="0" wp14:anchorId="2519F26A" wp14:editId="6F758A79">
-                  <wp:extent cx="4168140" cy="1966774"/>
-                  <wp:effectExtent l="0" t="0" r="3810" b="0"/>
+                <wp:inline distT="0" distB="0" distL="0" distR="0" wp14:anchorId="2519F26A" wp14:editId="7E231038">
+                  <wp:extent cx="3924300" cy="1851715"/>
+                  <wp:effectExtent l="0" t="0" r="0" b="0"/>
                   <wp:docPr id="1860504934" name="Picture 1"/>
                   <wp:cNvGraphicFramePr>
                     <a:graphicFrameLocks xmlns:a="http://schemas.openxmlformats.org/drawingml/2006/main" noChangeAspect="1"/>
@@ -21827,7 +21871,7 @@
                         <pic:spPr>
                           <a:xfrm>
                             <a:off x="0" y="0"/>
-                            <a:ext cx="4176737" cy="1970830"/>
+                            <a:ext cx="3942136" cy="1860131"/>
                           </a:xfrm>
                           <a:prstGeom prst="rect">
                             <a:avLst/>
@@ -21884,10 +21928,12 @@
         <w:tc>
           <w:tcPr>
             <w:tcW w:w="7651" w:type="dxa"/>
+            <w:vAlign w:val="center"/>
           </w:tcPr>
           <w:p>
             <w:pPr>
               <w:spacing w:line="360" w:lineRule="auto"/>
+              <w:jc w:val="center"/>
               <w:rPr>
                 <w:rFonts w:ascii="Times New Roman" w:hAnsi="Times New Roman" w:cs="Times New Roman"/>
               </w:rPr>
@@ -21898,9 +21944,9 @@
                 <w:noProof/>
               </w:rPr>
               <w:drawing>
-                <wp:inline distT="0" distB="0" distL="0" distR="0" wp14:anchorId="0B4E261E" wp14:editId="5018FE93">
-                  <wp:extent cx="4229100" cy="2343668"/>
-                  <wp:effectExtent l="0" t="0" r="0" b="0"/>
+                <wp:inline distT="0" distB="0" distL="0" distR="0" wp14:anchorId="0B4E261E" wp14:editId="1E4CAF3F">
+                  <wp:extent cx="3977640" cy="2204315"/>
+                  <wp:effectExtent l="0" t="0" r="3810" b="5715"/>
                   <wp:docPr id="71160608" name="Picture 1"/>
                   <wp:cNvGraphicFramePr>
                     <a:graphicFrameLocks xmlns:a="http://schemas.openxmlformats.org/drawingml/2006/main" noChangeAspect="1"/>
@@ -21921,7 +21967,7 @@
                         <pic:spPr>
                           <a:xfrm>
                             <a:off x="0" y="0"/>
-                            <a:ext cx="4257872" cy="2359613"/>
+                            <a:ext cx="4010406" cy="2222473"/>
                           </a:xfrm>
                           <a:prstGeom prst="rect">
                             <a:avLst/>
@@ -22634,7 +22680,6 @@
         <w:rPr>
           <w:rFonts w:ascii="Times New Roman" w:hAnsi="Times New Roman" w:cs="Times New Roman"/>
         </w:rPr>
-        <w:lastRenderedPageBreak/>
         <w:t>cenderung</w:t>
       </w:r>
       <w:proofErr w:type="spellEnd"/>
@@ -22823,13 +22868,13 @@
       <w:r>
         <w:rPr>
           <w:rFonts w:ascii="Times New Roman" w:hAnsi="Times New Roman" w:cs="Times New Roman"/>
-          <w:noProof/>
-        </w:rPr>
+        </w:rPr>
+        <w:lastRenderedPageBreak/>
         <w:drawing>
-          <wp:inline distT="0" distB="0" distL="0" distR="0" wp14:anchorId="69EB37A6" wp14:editId="7FC2CADF">
-            <wp:extent cx="5731510" cy="2758440"/>
-            <wp:effectExtent l="0" t="0" r="2540" b="3810"/>
-            <wp:docPr id="1815010719" name="Picture 1"/>
+          <wp:inline distT="0" distB="0" distL="0" distR="0" wp14:anchorId="1346284C" wp14:editId="40EB375D">
+            <wp:extent cx="5731510" cy="4770120"/>
+            <wp:effectExtent l="0" t="0" r="2540" b="0"/>
+            <wp:docPr id="1990143809" name="Picture 1"/>
             <wp:cNvGraphicFramePr>
               <a:graphicFrameLocks xmlns:a="http://schemas.openxmlformats.org/drawingml/2006/main" noChangeAspect="1"/>
             </wp:cNvGraphicFramePr>
@@ -22837,7 +22882,7 @@
               <a:graphicData uri="http://schemas.openxmlformats.org/drawingml/2006/picture">
                 <pic:pic xmlns:pic="http://schemas.openxmlformats.org/drawingml/2006/picture">
                   <pic:nvPicPr>
-                    <pic:cNvPr id="1815010719" name=""/>
+                    <pic:cNvPr id="1990143809" name=""/>
                     <pic:cNvPicPr/>
                   </pic:nvPicPr>
                   <pic:blipFill>
@@ -22849,7 +22894,7 @@
                   <pic:spPr>
                     <a:xfrm>
                       <a:off x="0" y="0"/>
-                      <a:ext cx="5731510" cy="2758440"/>
+                      <a:ext cx="5731510" cy="4770120"/>
                     </a:xfrm>
                     <a:prstGeom prst="rect">
                       <a:avLst/>
@@ -23503,6 +23548,7 @@
           <w:rFonts w:ascii="Times New Roman" w:hAnsi="Times New Roman" w:cs="Times New Roman"/>
           <w:noProof/>
         </w:rPr>
+        <w:lastRenderedPageBreak/>
         <w:drawing>
           <wp:inline distT="0" distB="0" distL="0" distR="0" wp14:anchorId="6EEDB89B" wp14:editId="30D00C38">
             <wp:extent cx="5731510" cy="2568575"/>
@@ -23693,7 +23739,6 @@
           <w:sz w:val="24"/>
           <w:szCs w:val="24"/>
         </w:rPr>
-        <w:lastRenderedPageBreak/>
         <w:t xml:space="preserve">Sample  </w:t>
       </w:r>
     </w:p>
@@ -24593,6 +24638,7 @@
         <w:rPr>
           <w:rFonts w:ascii="Times New Roman" w:hAnsi="Times New Roman" w:cs="Times New Roman"/>
         </w:rPr>
+        <w:lastRenderedPageBreak/>
         <w:t>FKP22</w:t>
       </w:r>
     </w:p>
@@ -25142,23 +25188,7 @@
           <w:i/>
           <w:iCs/>
         </w:rPr>
-        <w:t>pre</w:t>
-      </w:r>
-      <w:r>
-        <w:rPr>
-          <w:rFonts w:ascii="Times New Roman" w:hAnsi="Times New Roman" w:cs="Times New Roman"/>
-          <w:i/>
-          <w:iCs/>
-        </w:rPr>
-        <w:t>-</w:t>
-      </w:r>
-      <w:r>
-        <w:rPr>
-          <w:rFonts w:ascii="Times New Roman" w:hAnsi="Times New Roman" w:cs="Times New Roman"/>
-          <w:i/>
-          <w:iCs/>
-        </w:rPr>
-        <w:t>processing</w:t>
+        <w:t>pre-processing</w:t>
       </w:r>
       <w:r>
         <w:rPr>
@@ -25732,7 +25762,6 @@
           <w:bCs/>
           <w:color w:val="auto"/>
         </w:rPr>
-        <w:lastRenderedPageBreak/>
         <w:t>3.1.3 Data Preparation</w:t>
       </w:r>
       <w:bookmarkEnd w:id="19"/>
@@ -27687,6 +27716,7 @@
         <w:rPr>
           <w:rFonts w:ascii="Times New Roman" w:hAnsi="Times New Roman" w:cs="Times New Roman"/>
         </w:rPr>
+        <w:lastRenderedPageBreak/>
         <w:t>Menerapkan</w:t>
       </w:r>
       <w:proofErr w:type="spellEnd"/>
@@ -28540,7 +28570,6 @@
         <w:rPr>
           <w:rFonts w:ascii="Times New Roman" w:hAnsi="Times New Roman" w:cs="Times New Roman"/>
         </w:rPr>
-        <w:lastRenderedPageBreak/>
         <w:t>Melakukan</w:t>
       </w:r>
       <w:proofErr w:type="spellEnd"/>
@@ -29988,7 +30017,6 @@
           <w:bCs/>
           <w:color w:val="auto"/>
         </w:rPr>
-        <w:lastRenderedPageBreak/>
         <w:t>BAB IV</w:t>
       </w:r>
       <w:bookmarkEnd w:id="24"/>
@@ -31034,6 +31062,7 @@
           <w:color w:val="auto"/>
           <w:lang w:val="fi-FI"/>
         </w:rPr>
+        <w:lastRenderedPageBreak/>
         <w:t>BAB VII</w:t>
       </w:r>
       <w:bookmarkEnd w:id="30"/>
@@ -31993,7 +32022,17 @@
           <w:kern w:val="0"/>
           <w:szCs w:val="24"/>
         </w:rPr>
-        <w:t>, vol. 13-17-Augu, pp. 785–794, 2016, doi: 10.1145/2939672.2939785.</w:t>
+        <w:t xml:space="preserve">, vol. 13-17-Augu, pp. 785–794, 2016, doi: </w:t>
+      </w:r>
+      <w:r>
+        <w:rPr>
+          <w:rFonts w:ascii="Times New Roman" w:hAnsi="Times New Roman" w:cs="Times New Roman"/>
+          <w:noProof/>
+          <w:kern w:val="0"/>
+          <w:szCs w:val="24"/>
+        </w:rPr>
+        <w:lastRenderedPageBreak/>
+        <w:t>10.1145/2939672.2939785.</w:t>
       </w:r>
     </w:p>
     <w:p>

--- a/Document/LP-DAMI.docx
+++ b/Document/LP-DAMI.docx
@@ -2546,7 +2546,7 @@
                 <w:noProof/>
                 <w:webHidden/>
               </w:rPr>
-              <w:t>19</w:t>
+              <w:t>18</w:t>
             </w:r>
             <w:r>
               <w:rPr>
@@ -2615,7 +2615,7 @@
                 <w:noProof/>
                 <w:webHidden/>
               </w:rPr>
-              <w:t>19</w:t>
+              <w:t>18</w:t>
             </w:r>
             <w:r>
               <w:rPr>
@@ -2684,7 +2684,7 @@
                 <w:noProof/>
                 <w:webHidden/>
               </w:rPr>
-              <w:t>20</w:t>
+              <w:t>18</w:t>
             </w:r>
             <w:r>
               <w:rPr>
@@ -2753,7 +2753,7 @@
                 <w:noProof/>
                 <w:webHidden/>
               </w:rPr>
-              <w:t>20</w:t>
+              <w:t>19</w:t>
             </w:r>
             <w:r>
               <w:rPr>
@@ -2822,7 +2822,7 @@
                 <w:noProof/>
                 <w:webHidden/>
               </w:rPr>
-              <w:t>20</w:t>
+              <w:t>19</w:t>
             </w:r>
             <w:r>
               <w:rPr>
@@ -2893,7 +2893,7 @@
                 <w:noProof/>
                 <w:webHidden/>
               </w:rPr>
-              <w:t>21</w:t>
+              <w:t>20</w:t>
             </w:r>
             <w:r>
               <w:rPr>
@@ -2964,7 +2964,7 @@
                 <w:noProof/>
                 <w:webHidden/>
               </w:rPr>
-              <w:t>21</w:t>
+              <w:t>20</w:t>
             </w:r>
             <w:r>
               <w:rPr>
@@ -3035,7 +3035,7 @@
                 <w:noProof/>
                 <w:webHidden/>
               </w:rPr>
-              <w:t>22</w:t>
+              <w:t>21</w:t>
             </w:r>
             <w:r>
               <w:rPr>
@@ -3107,7 +3107,7 @@
                 <w:noProof/>
                 <w:webHidden/>
               </w:rPr>
-              <w:t>22</w:t>
+              <w:t>21</w:t>
             </w:r>
             <w:r>
               <w:rPr>
@@ -3179,7 +3179,7 @@
                 <w:noProof/>
                 <w:webHidden/>
               </w:rPr>
-              <w:t>23</w:t>
+              <w:t>22</w:t>
             </w:r>
             <w:r>
               <w:rPr>
@@ -3251,7 +3251,7 @@
                 <w:noProof/>
                 <w:webHidden/>
               </w:rPr>
-              <w:t>23</w:t>
+              <w:t>22</w:t>
             </w:r>
             <w:r>
               <w:rPr>
@@ -3323,7 +3323,7 @@
                 <w:noProof/>
                 <w:webHidden/>
               </w:rPr>
-              <w:t>25</w:t>
+              <w:t>23</w:t>
             </w:r>
             <w:r>
               <w:rPr>
@@ -3395,7 +3395,7 @@
                 <w:noProof/>
                 <w:webHidden/>
               </w:rPr>
-              <w:t>25</w:t>
+              <w:t>23</w:t>
             </w:r>
             <w:r>
               <w:rPr>
@@ -3467,7 +3467,7 @@
                 <w:noProof/>
                 <w:webHidden/>
               </w:rPr>
-              <w:t>26</w:t>
+              <w:t>24</w:t>
             </w:r>
             <w:r>
               <w:rPr>
@@ -16448,7 +16448,18 @@
           <w:bCs/>
           <w:color w:val="auto"/>
         </w:rPr>
-        <w:t>3.1.1 Business Understanding</w:t>
+        <w:t xml:space="preserve">3.1.1 </w:t>
+      </w:r>
+      <w:r>
+        <w:rPr>
+          <w:rFonts w:ascii="Times New Roman" w:hAnsi="Times New Roman" w:cs="Times New Roman"/>
+          <w:b/>
+          <w:bCs/>
+          <w:i/>
+          <w:iCs/>
+          <w:color w:val="auto"/>
+        </w:rPr>
+        <w:t>Business Understanding</w:t>
       </w:r>
       <w:bookmarkEnd w:id="17"/>
     </w:p>
@@ -17496,7 +17507,18 @@
           <w:bCs/>
           <w:color w:val="auto"/>
         </w:rPr>
-        <w:t>3.1.2 Data Understanding</w:t>
+        <w:t xml:space="preserve">3.1.2 </w:t>
+      </w:r>
+      <w:r>
+        <w:rPr>
+          <w:rFonts w:ascii="Times New Roman" w:hAnsi="Times New Roman" w:cs="Times New Roman"/>
+          <w:b/>
+          <w:bCs/>
+          <w:i/>
+          <w:iCs/>
+          <w:color w:val="auto"/>
+        </w:rPr>
+        <w:t>Data Understanding</w:t>
       </w:r>
       <w:bookmarkEnd w:id="18"/>
     </w:p>
@@ -18955,14 +18977,7 @@
           <w:rFonts w:ascii="Times New Roman" w:hAnsi="Times New Roman" w:cs="Times New Roman"/>
           <w:lang w:val="fi-FI"/>
         </w:rPr>
-        <w:t>memiliki 24 kolom berupa data nuemrik, teks, dan kategori.</w:t>
-      </w:r>
-      <w:r>
-        <w:rPr>
-          <w:rFonts w:ascii="Times New Roman" w:hAnsi="Times New Roman" w:cs="Times New Roman"/>
-          <w:lang w:val="fi-FI"/>
-        </w:rPr>
-        <w:t xml:space="preserve"> </w:t>
+        <w:t xml:space="preserve">memiliki 24 kolom berupa data nuemrik, teks, dan kategori. </w:t>
       </w:r>
       <w:proofErr w:type="spellStart"/>
       <w:r>
@@ -19053,19 +19068,7 @@
         <w:rPr>
           <w:rFonts w:ascii="Times New Roman" w:hAnsi="Times New Roman" w:cs="Times New Roman"/>
         </w:rPr>
-        <w:t>k</w:t>
-      </w:r>
-      <w:r>
-        <w:rPr>
-          <w:rFonts w:ascii="Times New Roman" w:hAnsi="Times New Roman" w:cs="Times New Roman"/>
-        </w:rPr>
-        <w:t>o</w:t>
-      </w:r>
-      <w:r>
-        <w:rPr>
-          <w:rFonts w:ascii="Times New Roman" w:hAnsi="Times New Roman" w:cs="Times New Roman"/>
-        </w:rPr>
-        <w:t>lom</w:t>
+        <w:t>kolom</w:t>
       </w:r>
       <w:proofErr w:type="spellEnd"/>
       <w:r>
@@ -19407,2606 +19410,16 @@
           <w:sz w:val="24"/>
           <w:szCs w:val="24"/>
         </w:rPr>
-        <w:t>Variables</w:t>
-      </w:r>
-    </w:p>
-    <w:p>
-      <w:pPr>
-        <w:spacing w:line="360" w:lineRule="auto"/>
-        <w:rPr>
-          <w:rFonts w:ascii="Times New Roman" w:hAnsi="Times New Roman" w:cs="Times New Roman"/>
-        </w:rPr>
-      </w:pPr>
-      <w:r>
-        <w:rPr>
-          <w:rFonts w:ascii="Times New Roman" w:hAnsi="Times New Roman" w:cs="Times New Roman"/>
-        </w:rPr>
-        <w:t xml:space="preserve">Statistic </w:t>
-      </w:r>
-      <w:proofErr w:type="spellStart"/>
-      <w:r>
-        <w:rPr>
-          <w:rFonts w:ascii="Times New Roman" w:hAnsi="Times New Roman" w:cs="Times New Roman"/>
-        </w:rPr>
-        <w:t>untuk</w:t>
-      </w:r>
-      <w:proofErr w:type="spellEnd"/>
-      <w:r>
-        <w:rPr>
-          <w:rFonts w:ascii="Times New Roman" w:hAnsi="Times New Roman" w:cs="Times New Roman"/>
-        </w:rPr>
-        <w:t xml:space="preserve"> 24 </w:t>
-      </w:r>
-      <w:proofErr w:type="spellStart"/>
-      <w:r>
-        <w:rPr>
-          <w:rFonts w:ascii="Times New Roman" w:hAnsi="Times New Roman" w:cs="Times New Roman"/>
-        </w:rPr>
-        <w:t>kolom</w:t>
-      </w:r>
-      <w:proofErr w:type="spellEnd"/>
-      <w:r>
-        <w:rPr>
-          <w:rFonts w:ascii="Times New Roman" w:hAnsi="Times New Roman" w:cs="Times New Roman"/>
-        </w:rPr>
-        <w:t xml:space="preserve"> </w:t>
-      </w:r>
-      <w:proofErr w:type="spellStart"/>
-      <w:r>
-        <w:rPr>
-          <w:rFonts w:ascii="Times New Roman" w:hAnsi="Times New Roman" w:cs="Times New Roman"/>
-        </w:rPr>
-        <w:t>dalam</w:t>
-      </w:r>
-      <w:proofErr w:type="spellEnd"/>
-      <w:r>
-        <w:rPr>
-          <w:rFonts w:ascii="Times New Roman" w:hAnsi="Times New Roman" w:cs="Times New Roman"/>
-        </w:rPr>
-        <w:t xml:space="preserve"> </w:t>
-      </w:r>
-      <w:r>
-        <w:rPr>
-          <w:rFonts w:ascii="Times New Roman" w:hAnsi="Times New Roman" w:cs="Times New Roman"/>
-          <w:i/>
-          <w:iCs/>
-        </w:rPr>
-        <w:t xml:space="preserve">dataset </w:t>
-      </w:r>
-      <w:proofErr w:type="spellStart"/>
-      <w:r>
-        <w:rPr>
-          <w:rFonts w:ascii="Times New Roman" w:hAnsi="Times New Roman" w:cs="Times New Roman"/>
-        </w:rPr>
-        <w:t>ini</w:t>
-      </w:r>
-      <w:proofErr w:type="spellEnd"/>
-      <w:r>
-        <w:rPr>
-          <w:rFonts w:ascii="Times New Roman" w:hAnsi="Times New Roman" w:cs="Times New Roman"/>
-        </w:rPr>
-        <w:t xml:space="preserve"> </w:t>
-      </w:r>
-      <w:proofErr w:type="spellStart"/>
-      <w:r>
-        <w:rPr>
-          <w:rFonts w:ascii="Times New Roman" w:hAnsi="Times New Roman" w:cs="Times New Roman"/>
-        </w:rPr>
-        <w:t>dapat</w:t>
-      </w:r>
-      <w:proofErr w:type="spellEnd"/>
-      <w:r>
-        <w:rPr>
-          <w:rFonts w:ascii="Times New Roman" w:hAnsi="Times New Roman" w:cs="Times New Roman"/>
-        </w:rPr>
-        <w:t xml:space="preserve"> </w:t>
-      </w:r>
-      <w:proofErr w:type="spellStart"/>
-      <w:r>
-        <w:rPr>
-          <w:rFonts w:ascii="Times New Roman" w:hAnsi="Times New Roman" w:cs="Times New Roman"/>
-        </w:rPr>
-        <w:t>dilihat</w:t>
-      </w:r>
-      <w:proofErr w:type="spellEnd"/>
-      <w:r>
-        <w:rPr>
-          <w:rFonts w:ascii="Times New Roman" w:hAnsi="Times New Roman" w:cs="Times New Roman"/>
-        </w:rPr>
-        <w:t xml:space="preserve"> </w:t>
-      </w:r>
-      <w:proofErr w:type="spellStart"/>
-      <w:r>
-        <w:rPr>
-          <w:rFonts w:ascii="Times New Roman" w:hAnsi="Times New Roman" w:cs="Times New Roman"/>
-        </w:rPr>
-        <w:t>dalam</w:t>
-      </w:r>
-      <w:proofErr w:type="spellEnd"/>
-      <w:r>
-        <w:rPr>
-          <w:rFonts w:ascii="Times New Roman" w:hAnsi="Times New Roman" w:cs="Times New Roman"/>
-        </w:rPr>
-        <w:t xml:space="preserve"> </w:t>
-      </w:r>
-      <w:proofErr w:type="spellStart"/>
-      <w:r>
-        <w:rPr>
-          <w:rFonts w:ascii="Times New Roman" w:hAnsi="Times New Roman" w:cs="Times New Roman"/>
-        </w:rPr>
-        <w:t>tabel</w:t>
-      </w:r>
-      <w:proofErr w:type="spellEnd"/>
-      <w:r>
-        <w:rPr>
-          <w:rFonts w:ascii="Times New Roman" w:hAnsi="Times New Roman" w:cs="Times New Roman"/>
-        </w:rPr>
-        <w:t xml:space="preserve"> 3.1.</w:t>
-      </w:r>
-    </w:p>
-    <w:p>
-      <w:pPr>
-        <w:pStyle w:val="Caption"/>
-        <w:jc w:val="center"/>
-        <w:rPr>
-          <w:rFonts w:ascii="Times New Roman" w:hAnsi="Times New Roman" w:cs="Times New Roman"/>
-          <w:i w:val="0"/>
-          <w:iCs w:val="0"/>
-          <w:color w:val="auto"/>
-        </w:rPr>
-      </w:pPr>
-      <w:r>
-        <w:rPr>
-          <w:rFonts w:ascii="Times New Roman" w:hAnsi="Times New Roman" w:cs="Times New Roman"/>
-          <w:i w:val="0"/>
-          <w:iCs w:val="0"/>
-          <w:color w:val="auto"/>
-        </w:rPr>
-        <w:t>Tabel 3.</w:t>
-      </w:r>
-      <w:r>
-        <w:rPr>
-          <w:rFonts w:ascii="Times New Roman" w:hAnsi="Times New Roman" w:cs="Times New Roman"/>
-          <w:i w:val="0"/>
-          <w:iCs w:val="0"/>
-          <w:color w:val="auto"/>
-        </w:rPr>
-        <w:fldChar w:fldCharType="begin"/>
-      </w:r>
-      <w:r>
-        <w:rPr>
-          <w:rFonts w:ascii="Times New Roman" w:hAnsi="Times New Roman" w:cs="Times New Roman"/>
-          <w:i w:val="0"/>
-          <w:iCs w:val="0"/>
-          <w:color w:val="auto"/>
-        </w:rPr>
-        <w:instrText xml:space="preserve"> SEQ Tabel \* ARABIC \s 1 </w:instrText>
-      </w:r>
-      <w:r>
-        <w:rPr>
-          <w:rFonts w:ascii="Times New Roman" w:hAnsi="Times New Roman" w:cs="Times New Roman"/>
-          <w:i w:val="0"/>
-          <w:iCs w:val="0"/>
-          <w:color w:val="auto"/>
-        </w:rPr>
-        <w:fldChar w:fldCharType="separate"/>
-      </w:r>
-      <w:r>
-        <w:rPr>
-          <w:rFonts w:ascii="Times New Roman" w:hAnsi="Times New Roman" w:cs="Times New Roman"/>
-          <w:i w:val="0"/>
-          <w:iCs w:val="0"/>
-          <w:noProof/>
-          <w:color w:val="auto"/>
-        </w:rPr>
-        <w:t>1</w:t>
-      </w:r>
-      <w:r>
-        <w:rPr>
-          <w:rFonts w:ascii="Times New Roman" w:hAnsi="Times New Roman" w:cs="Times New Roman"/>
-          <w:i w:val="0"/>
-          <w:iCs w:val="0"/>
-          <w:color w:val="auto"/>
-        </w:rPr>
-        <w:fldChar w:fldCharType="end"/>
-      </w:r>
-      <w:r>
-        <w:rPr>
-          <w:rFonts w:ascii="Times New Roman" w:hAnsi="Times New Roman" w:cs="Times New Roman"/>
-          <w:i w:val="0"/>
-          <w:iCs w:val="0"/>
-          <w:color w:val="auto"/>
-        </w:rPr>
-        <w:t xml:space="preserve"> </w:t>
-      </w:r>
-      <w:proofErr w:type="spellStart"/>
-      <w:r>
-        <w:rPr>
-          <w:rFonts w:ascii="Times New Roman" w:hAnsi="Times New Roman" w:cs="Times New Roman"/>
-          <w:i w:val="0"/>
-          <w:iCs w:val="0"/>
-          <w:color w:val="auto"/>
-        </w:rPr>
-        <w:t>Varibles</w:t>
-      </w:r>
-      <w:proofErr w:type="spellEnd"/>
-      <w:r>
-        <w:rPr>
-          <w:rFonts w:ascii="Times New Roman" w:hAnsi="Times New Roman" w:cs="Times New Roman"/>
-          <w:i w:val="0"/>
-          <w:iCs w:val="0"/>
-          <w:color w:val="auto"/>
-        </w:rPr>
-        <w:t xml:space="preserve"> Dataset</w:t>
-      </w:r>
-    </w:p>
-    <w:tbl>
-      <w:tblPr>
-        <w:tblStyle w:val="TableGrid"/>
-        <w:tblW w:w="0" w:type="auto"/>
-        <w:tblLook w:val="04A0" w:firstRow="1" w:lastRow="0" w:firstColumn="1" w:lastColumn="0" w:noHBand="0" w:noVBand="1"/>
-      </w:tblPr>
-      <w:tblGrid>
-        <w:gridCol w:w="999"/>
-        <w:gridCol w:w="669"/>
-        <w:gridCol w:w="7348"/>
-      </w:tblGrid>
-      <w:tr>
-        <w:trPr>
-          <w:tblHeader/>
-        </w:trPr>
-        <w:tc>
-          <w:tcPr>
-            <w:tcW w:w="776" w:type="dxa"/>
-            <w:shd w:val="clear" w:color="auto" w:fill="8EAADB" w:themeFill="accent1" w:themeFillTint="99"/>
-            <w:vAlign w:val="center"/>
-          </w:tcPr>
-          <w:p>
-            <w:pPr>
-              <w:spacing w:line="360" w:lineRule="auto"/>
-              <w:jc w:val="center"/>
-              <w:rPr>
-                <w:rFonts w:ascii="Times New Roman" w:hAnsi="Times New Roman" w:cs="Times New Roman"/>
-                <w:b/>
-                <w:bCs/>
-              </w:rPr>
-            </w:pPr>
-            <w:r>
-              <w:rPr>
-                <w:rFonts w:ascii="Times New Roman" w:hAnsi="Times New Roman" w:cs="Times New Roman"/>
-                <w:b/>
-                <w:bCs/>
-              </w:rPr>
-              <w:t>Kolom</w:t>
-            </w:r>
-          </w:p>
-        </w:tc>
-        <w:tc>
-          <w:tcPr>
-            <w:tcW w:w="589" w:type="dxa"/>
-            <w:shd w:val="clear" w:color="auto" w:fill="8EAADB" w:themeFill="accent1" w:themeFillTint="99"/>
-            <w:vAlign w:val="center"/>
-          </w:tcPr>
-          <w:p>
-            <w:pPr>
-              <w:spacing w:line="360" w:lineRule="auto"/>
-              <w:jc w:val="center"/>
-              <w:rPr>
-                <w:rFonts w:ascii="Times New Roman" w:hAnsi="Times New Roman" w:cs="Times New Roman"/>
-                <w:b/>
-                <w:bCs/>
-              </w:rPr>
-            </w:pPr>
-            <w:r>
-              <w:rPr>
-                <w:rFonts w:ascii="Times New Roman" w:hAnsi="Times New Roman" w:cs="Times New Roman"/>
-                <w:b/>
-                <w:bCs/>
-              </w:rPr>
-              <w:t>Tipe Data</w:t>
-            </w:r>
-          </w:p>
-        </w:tc>
-        <w:tc>
-          <w:tcPr>
-            <w:tcW w:w="7651" w:type="dxa"/>
-            <w:shd w:val="clear" w:color="auto" w:fill="8EAADB" w:themeFill="accent1" w:themeFillTint="99"/>
-            <w:vAlign w:val="center"/>
-          </w:tcPr>
-          <w:p>
-            <w:pPr>
-              <w:spacing w:line="360" w:lineRule="auto"/>
-              <w:jc w:val="center"/>
-              <w:rPr>
-                <w:rFonts w:ascii="Times New Roman" w:hAnsi="Times New Roman" w:cs="Times New Roman"/>
-                <w:b/>
-                <w:bCs/>
-              </w:rPr>
-            </w:pPr>
-            <w:proofErr w:type="spellStart"/>
-            <w:r>
-              <w:rPr>
-                <w:rFonts w:ascii="Times New Roman" w:hAnsi="Times New Roman" w:cs="Times New Roman"/>
-                <w:b/>
-                <w:bCs/>
-              </w:rPr>
-              <w:t>Statistik</w:t>
-            </w:r>
-            <w:proofErr w:type="spellEnd"/>
-          </w:p>
-        </w:tc>
-      </w:tr>
-      <w:tr>
-        <w:tc>
-          <w:tcPr>
-            <w:tcW w:w="776" w:type="dxa"/>
-          </w:tcPr>
-          <w:p>
-            <w:pPr>
-              <w:spacing w:line="360" w:lineRule="auto"/>
-              <w:rPr>
-                <w:rFonts w:ascii="Times New Roman" w:hAnsi="Times New Roman" w:cs="Times New Roman"/>
-              </w:rPr>
-            </w:pPr>
-            <w:r>
-              <w:rPr>
-                <w:rFonts w:ascii="Times New Roman" w:hAnsi="Times New Roman" w:cs="Times New Roman"/>
-              </w:rPr>
-              <w:t>PSTV01</w:t>
-            </w:r>
-          </w:p>
-        </w:tc>
-        <w:tc>
-          <w:tcPr>
-            <w:tcW w:w="589" w:type="dxa"/>
-          </w:tcPr>
-          <w:p>
-            <w:pPr>
-              <w:spacing w:line="360" w:lineRule="auto"/>
-              <w:rPr>
-                <w:rFonts w:ascii="Times New Roman" w:hAnsi="Times New Roman" w:cs="Times New Roman"/>
-              </w:rPr>
-            </w:pPr>
-            <w:r>
-              <w:rPr>
-                <w:rFonts w:ascii="Times New Roman" w:hAnsi="Times New Roman" w:cs="Times New Roman"/>
-              </w:rPr>
-              <w:t>Int</w:t>
-            </w:r>
-          </w:p>
-        </w:tc>
-        <w:tc>
-          <w:tcPr>
-            <w:tcW w:w="7651" w:type="dxa"/>
-            <w:vAlign w:val="center"/>
-          </w:tcPr>
-          <w:p>
-            <w:pPr>
-              <w:spacing w:line="360" w:lineRule="auto"/>
-              <w:jc w:val="center"/>
-              <w:rPr>
-                <w:rFonts w:ascii="Times New Roman" w:hAnsi="Times New Roman" w:cs="Times New Roman"/>
-              </w:rPr>
-            </w:pPr>
-            <w:r>
-              <w:rPr>
-                <w:rFonts w:ascii="Times New Roman" w:hAnsi="Times New Roman" w:cs="Times New Roman"/>
-                <w:noProof/>
-              </w:rPr>
-              <w:drawing>
-                <wp:inline distT="0" distB="0" distL="0" distR="0" wp14:anchorId="0BD7F83B" wp14:editId="1DED5E33">
-                  <wp:extent cx="3253410" cy="1460899"/>
-                  <wp:effectExtent l="0" t="0" r="4445" b="6350"/>
-                  <wp:docPr id="1423906603" name="Picture 1"/>
-                  <wp:cNvGraphicFramePr>
-                    <a:graphicFrameLocks xmlns:a="http://schemas.openxmlformats.org/drawingml/2006/main" noChangeAspect="1"/>
-                  </wp:cNvGraphicFramePr>
-                  <a:graphic xmlns:a="http://schemas.openxmlformats.org/drawingml/2006/main">
-                    <a:graphicData uri="http://schemas.openxmlformats.org/drawingml/2006/picture">
-                      <pic:pic xmlns:pic="http://schemas.openxmlformats.org/drawingml/2006/picture">
-                        <pic:nvPicPr>
-                          <pic:cNvPr id="1423906603" name=""/>
-                          <pic:cNvPicPr/>
-                        </pic:nvPicPr>
-                        <pic:blipFill>
-                          <a:blip r:embed="rId9"/>
-                          <a:stretch>
-                            <a:fillRect/>
-                          </a:stretch>
-                        </pic:blipFill>
-                        <pic:spPr>
-                          <a:xfrm>
-                            <a:off x="0" y="0"/>
-                            <a:ext cx="3258117" cy="1463013"/>
-                          </a:xfrm>
-                          <a:prstGeom prst="rect">
-                            <a:avLst/>
-                          </a:prstGeom>
-                        </pic:spPr>
-                      </pic:pic>
-                    </a:graphicData>
-                  </a:graphic>
-                </wp:inline>
-              </w:drawing>
-            </w:r>
-          </w:p>
-        </w:tc>
-      </w:tr>
-      <w:tr>
-        <w:tc>
-          <w:tcPr>
-            <w:tcW w:w="776" w:type="dxa"/>
-          </w:tcPr>
-          <w:p>
-            <w:pPr>
-              <w:spacing w:line="360" w:lineRule="auto"/>
-              <w:rPr>
-                <w:rFonts w:ascii="Times New Roman" w:hAnsi="Times New Roman" w:cs="Times New Roman"/>
-              </w:rPr>
-            </w:pPr>
-            <w:r>
-              <w:rPr>
-                <w:rFonts w:ascii="Times New Roman" w:hAnsi="Times New Roman" w:cs="Times New Roman"/>
-              </w:rPr>
-              <w:lastRenderedPageBreak/>
-              <w:t>PSTV02</w:t>
-            </w:r>
-          </w:p>
-        </w:tc>
-        <w:tc>
-          <w:tcPr>
-            <w:tcW w:w="589" w:type="dxa"/>
-          </w:tcPr>
-          <w:p>
-            <w:pPr>
-              <w:spacing w:line="360" w:lineRule="auto"/>
-              <w:rPr>
-                <w:rFonts w:ascii="Times New Roman" w:hAnsi="Times New Roman" w:cs="Times New Roman"/>
-              </w:rPr>
-            </w:pPr>
-            <w:r>
-              <w:rPr>
-                <w:rFonts w:ascii="Times New Roman" w:hAnsi="Times New Roman" w:cs="Times New Roman"/>
-              </w:rPr>
-              <w:t>Int</w:t>
-            </w:r>
-          </w:p>
-        </w:tc>
-        <w:tc>
-          <w:tcPr>
-            <w:tcW w:w="7651" w:type="dxa"/>
-            <w:vAlign w:val="center"/>
-          </w:tcPr>
-          <w:p>
-            <w:pPr>
-              <w:spacing w:line="360" w:lineRule="auto"/>
-              <w:jc w:val="center"/>
-              <w:rPr>
-                <w:rFonts w:ascii="Times New Roman" w:hAnsi="Times New Roman" w:cs="Times New Roman"/>
-              </w:rPr>
-            </w:pPr>
-            <w:r>
-              <w:rPr>
-                <w:rFonts w:ascii="Times New Roman" w:hAnsi="Times New Roman" w:cs="Times New Roman"/>
-                <w:noProof/>
-              </w:rPr>
-              <w:drawing>
-                <wp:inline distT="0" distB="0" distL="0" distR="0" wp14:anchorId="6D4ABDBE" wp14:editId="3B68DE65">
-                  <wp:extent cx="3538220" cy="1482556"/>
-                  <wp:effectExtent l="0" t="0" r="5080" b="3810"/>
-                  <wp:docPr id="1339094230" name="Picture 1"/>
-                  <wp:cNvGraphicFramePr>
-                    <a:graphicFrameLocks xmlns:a="http://schemas.openxmlformats.org/drawingml/2006/main" noChangeAspect="1"/>
-                  </wp:cNvGraphicFramePr>
-                  <a:graphic xmlns:a="http://schemas.openxmlformats.org/drawingml/2006/main">
-                    <a:graphicData uri="http://schemas.openxmlformats.org/drawingml/2006/picture">
-                      <pic:pic xmlns:pic="http://schemas.openxmlformats.org/drawingml/2006/picture">
-                        <pic:nvPicPr>
-                          <pic:cNvPr id="1339094230" name=""/>
-                          <pic:cNvPicPr/>
-                        </pic:nvPicPr>
-                        <pic:blipFill>
-                          <a:blip r:embed="rId10"/>
-                          <a:stretch>
-                            <a:fillRect/>
-                          </a:stretch>
-                        </pic:blipFill>
-                        <pic:spPr>
-                          <a:xfrm>
-                            <a:off x="0" y="0"/>
-                            <a:ext cx="3556937" cy="1490398"/>
-                          </a:xfrm>
-                          <a:prstGeom prst="rect">
-                            <a:avLst/>
-                          </a:prstGeom>
-                        </pic:spPr>
-                      </pic:pic>
-                    </a:graphicData>
-                  </a:graphic>
-                </wp:inline>
-              </w:drawing>
-            </w:r>
-          </w:p>
-        </w:tc>
-      </w:tr>
-      <w:tr>
-        <w:tc>
-          <w:tcPr>
-            <w:tcW w:w="776" w:type="dxa"/>
-          </w:tcPr>
-          <w:p>
-            <w:pPr>
-              <w:spacing w:line="360" w:lineRule="auto"/>
-              <w:rPr>
-                <w:rFonts w:ascii="Times New Roman" w:hAnsi="Times New Roman" w:cs="Times New Roman"/>
-              </w:rPr>
-            </w:pPr>
-            <w:r>
-              <w:rPr>
-                <w:rFonts w:ascii="Times New Roman" w:hAnsi="Times New Roman" w:cs="Times New Roman"/>
-              </w:rPr>
-              <w:t>PSTV15</w:t>
-            </w:r>
-          </w:p>
-        </w:tc>
-        <w:tc>
-          <w:tcPr>
-            <w:tcW w:w="589" w:type="dxa"/>
-          </w:tcPr>
-          <w:p>
-            <w:pPr>
-              <w:spacing w:line="360" w:lineRule="auto"/>
-              <w:rPr>
-                <w:rFonts w:ascii="Times New Roman" w:hAnsi="Times New Roman" w:cs="Times New Roman"/>
-              </w:rPr>
-            </w:pPr>
-            <w:r>
-              <w:rPr>
-                <w:rFonts w:ascii="Times New Roman" w:hAnsi="Times New Roman" w:cs="Times New Roman"/>
-              </w:rPr>
-              <w:t>Float</w:t>
-            </w:r>
-          </w:p>
-        </w:tc>
-        <w:tc>
-          <w:tcPr>
-            <w:tcW w:w="7651" w:type="dxa"/>
-            <w:vAlign w:val="center"/>
-          </w:tcPr>
-          <w:p>
-            <w:pPr>
-              <w:spacing w:line="360" w:lineRule="auto"/>
-              <w:jc w:val="center"/>
-              <w:rPr>
-                <w:rFonts w:ascii="Times New Roman" w:hAnsi="Times New Roman" w:cs="Times New Roman"/>
-              </w:rPr>
-            </w:pPr>
-            <w:r>
-              <w:rPr>
-                <w:rFonts w:ascii="Times New Roman" w:hAnsi="Times New Roman" w:cs="Times New Roman"/>
-                <w:noProof/>
-              </w:rPr>
-              <w:drawing>
-                <wp:inline distT="0" distB="0" distL="0" distR="0" wp14:anchorId="1EE6F8C1" wp14:editId="3D03A82F">
-                  <wp:extent cx="3786505" cy="1656648"/>
-                  <wp:effectExtent l="0" t="0" r="4445" b="1270"/>
-                  <wp:docPr id="1102320470" name="Picture 1"/>
-                  <wp:cNvGraphicFramePr>
-                    <a:graphicFrameLocks xmlns:a="http://schemas.openxmlformats.org/drawingml/2006/main" noChangeAspect="1"/>
-                  </wp:cNvGraphicFramePr>
-                  <a:graphic xmlns:a="http://schemas.openxmlformats.org/drawingml/2006/main">
-                    <a:graphicData uri="http://schemas.openxmlformats.org/drawingml/2006/picture">
-                      <pic:pic xmlns:pic="http://schemas.openxmlformats.org/drawingml/2006/picture">
-                        <pic:nvPicPr>
-                          <pic:cNvPr id="1102320470" name=""/>
-                          <pic:cNvPicPr/>
-                        </pic:nvPicPr>
-                        <pic:blipFill>
-                          <a:blip r:embed="rId11"/>
-                          <a:stretch>
-                            <a:fillRect/>
-                          </a:stretch>
-                        </pic:blipFill>
-                        <pic:spPr>
-                          <a:xfrm>
-                            <a:off x="0" y="0"/>
-                            <a:ext cx="3796007" cy="1660805"/>
-                          </a:xfrm>
-                          <a:prstGeom prst="rect">
-                            <a:avLst/>
-                          </a:prstGeom>
-                        </pic:spPr>
-                      </pic:pic>
-                    </a:graphicData>
-                  </a:graphic>
-                </wp:inline>
-              </w:drawing>
-            </w:r>
-          </w:p>
-        </w:tc>
-      </w:tr>
-      <w:tr>
-        <w:tc>
-          <w:tcPr>
-            <w:tcW w:w="776" w:type="dxa"/>
-          </w:tcPr>
-          <w:p>
-            <w:pPr>
-              <w:spacing w:line="360" w:lineRule="auto"/>
-              <w:rPr>
-                <w:rFonts w:ascii="Times New Roman" w:hAnsi="Times New Roman" w:cs="Times New Roman"/>
-              </w:rPr>
-            </w:pPr>
-            <w:r>
-              <w:rPr>
-                <w:rFonts w:ascii="Times New Roman" w:hAnsi="Times New Roman" w:cs="Times New Roman"/>
-              </w:rPr>
-              <w:t>FKP02</w:t>
-            </w:r>
-          </w:p>
-        </w:tc>
-        <w:tc>
-          <w:tcPr>
-            <w:tcW w:w="589" w:type="dxa"/>
-          </w:tcPr>
-          <w:p>
-            <w:pPr>
-              <w:spacing w:line="360" w:lineRule="auto"/>
-              <w:rPr>
-                <w:rFonts w:ascii="Times New Roman" w:hAnsi="Times New Roman" w:cs="Times New Roman"/>
-              </w:rPr>
-            </w:pPr>
-            <w:proofErr w:type="spellStart"/>
-            <w:r>
-              <w:rPr>
-                <w:rFonts w:ascii="Times New Roman" w:hAnsi="Times New Roman" w:cs="Times New Roman"/>
-              </w:rPr>
-              <w:t>Obj</w:t>
-            </w:r>
-            <w:proofErr w:type="spellEnd"/>
-          </w:p>
-        </w:tc>
-        <w:tc>
-          <w:tcPr>
-            <w:tcW w:w="7651" w:type="dxa"/>
-            <w:vAlign w:val="center"/>
-          </w:tcPr>
-          <w:p>
-            <w:pPr>
-              <w:spacing w:line="360" w:lineRule="auto"/>
-              <w:jc w:val="center"/>
-              <w:rPr>
-                <w:rFonts w:ascii="Times New Roman" w:hAnsi="Times New Roman" w:cs="Times New Roman"/>
-              </w:rPr>
-            </w:pPr>
-            <w:r>
-              <w:rPr>
-                <w:rFonts w:ascii="Times New Roman" w:hAnsi="Times New Roman" w:cs="Times New Roman"/>
-                <w:noProof/>
-              </w:rPr>
-              <w:drawing>
-                <wp:inline distT="0" distB="0" distL="0" distR="0" wp14:anchorId="7971F4D3" wp14:editId="23CA2E8D">
-                  <wp:extent cx="3148330" cy="1708107"/>
-                  <wp:effectExtent l="0" t="0" r="0" b="6985"/>
-                  <wp:docPr id="1087072762" name="Picture 1"/>
-                  <wp:cNvGraphicFramePr>
-                    <a:graphicFrameLocks xmlns:a="http://schemas.openxmlformats.org/drawingml/2006/main" noChangeAspect="1"/>
-                  </wp:cNvGraphicFramePr>
-                  <a:graphic xmlns:a="http://schemas.openxmlformats.org/drawingml/2006/main">
-                    <a:graphicData uri="http://schemas.openxmlformats.org/drawingml/2006/picture">
-                      <pic:pic xmlns:pic="http://schemas.openxmlformats.org/drawingml/2006/picture">
-                        <pic:nvPicPr>
-                          <pic:cNvPr id="1087072762" name=""/>
-                          <pic:cNvPicPr/>
-                        </pic:nvPicPr>
-                        <pic:blipFill>
-                          <a:blip r:embed="rId12"/>
-                          <a:stretch>
-                            <a:fillRect/>
-                          </a:stretch>
-                        </pic:blipFill>
-                        <pic:spPr>
-                          <a:xfrm>
-                            <a:off x="0" y="0"/>
-                            <a:ext cx="3160396" cy="1714653"/>
-                          </a:xfrm>
-                          <a:prstGeom prst="rect">
-                            <a:avLst/>
-                          </a:prstGeom>
-                        </pic:spPr>
-                      </pic:pic>
-                    </a:graphicData>
-                  </a:graphic>
-                </wp:inline>
-              </w:drawing>
-            </w:r>
-          </w:p>
-        </w:tc>
-      </w:tr>
-      <w:tr>
-        <w:tc>
-          <w:tcPr>
-            <w:tcW w:w="776" w:type="dxa"/>
-          </w:tcPr>
-          <w:p>
-            <w:pPr>
-              <w:spacing w:line="360" w:lineRule="auto"/>
-              <w:rPr>
-                <w:rFonts w:ascii="Times New Roman" w:hAnsi="Times New Roman" w:cs="Times New Roman"/>
-              </w:rPr>
-            </w:pPr>
-            <w:r>
-              <w:rPr>
-                <w:rFonts w:ascii="Times New Roman" w:hAnsi="Times New Roman" w:cs="Times New Roman"/>
-              </w:rPr>
-              <w:t>FKP05</w:t>
-            </w:r>
-          </w:p>
-        </w:tc>
-        <w:tc>
-          <w:tcPr>
-            <w:tcW w:w="589" w:type="dxa"/>
-          </w:tcPr>
-          <w:p>
-            <w:pPr>
-              <w:spacing w:line="360" w:lineRule="auto"/>
-              <w:rPr>
-                <w:rFonts w:ascii="Times New Roman" w:hAnsi="Times New Roman" w:cs="Times New Roman"/>
-              </w:rPr>
-            </w:pPr>
-            <w:r>
-              <w:rPr>
-                <w:rFonts w:ascii="Times New Roman" w:hAnsi="Times New Roman" w:cs="Times New Roman"/>
-              </w:rPr>
-              <w:t>Int</w:t>
-            </w:r>
-          </w:p>
-        </w:tc>
-        <w:tc>
-          <w:tcPr>
-            <w:tcW w:w="7651" w:type="dxa"/>
-            <w:vAlign w:val="center"/>
-          </w:tcPr>
-          <w:p>
-            <w:pPr>
-              <w:spacing w:line="360" w:lineRule="auto"/>
-              <w:jc w:val="center"/>
-              <w:rPr>
-                <w:rFonts w:ascii="Times New Roman" w:hAnsi="Times New Roman" w:cs="Times New Roman"/>
-              </w:rPr>
-            </w:pPr>
-            <w:r>
-              <w:rPr>
-                <w:rFonts w:ascii="Times New Roman" w:hAnsi="Times New Roman" w:cs="Times New Roman"/>
-                <w:noProof/>
-              </w:rPr>
-              <w:drawing>
-                <wp:inline distT="0" distB="0" distL="0" distR="0" wp14:anchorId="1E68A048" wp14:editId="2ED9A174">
-                  <wp:extent cx="4022725" cy="1820165"/>
-                  <wp:effectExtent l="0" t="0" r="0" b="8890"/>
-                  <wp:docPr id="1845600210" name="Picture 1"/>
-                  <wp:cNvGraphicFramePr>
-                    <a:graphicFrameLocks xmlns:a="http://schemas.openxmlformats.org/drawingml/2006/main" noChangeAspect="1"/>
-                  </wp:cNvGraphicFramePr>
-                  <a:graphic xmlns:a="http://schemas.openxmlformats.org/drawingml/2006/main">
-                    <a:graphicData uri="http://schemas.openxmlformats.org/drawingml/2006/picture">
-                      <pic:pic xmlns:pic="http://schemas.openxmlformats.org/drawingml/2006/picture">
-                        <pic:nvPicPr>
-                          <pic:cNvPr id="1845600210" name=""/>
-                          <pic:cNvPicPr/>
-                        </pic:nvPicPr>
-                        <pic:blipFill>
-                          <a:blip r:embed="rId13"/>
-                          <a:stretch>
-                            <a:fillRect/>
-                          </a:stretch>
-                        </pic:blipFill>
-                        <pic:spPr>
-                          <a:xfrm>
-                            <a:off x="0" y="0"/>
-                            <a:ext cx="4054864" cy="1834707"/>
-                          </a:xfrm>
-                          <a:prstGeom prst="rect">
-                            <a:avLst/>
-                          </a:prstGeom>
-                        </pic:spPr>
-                      </pic:pic>
-                    </a:graphicData>
-                  </a:graphic>
-                </wp:inline>
-              </w:drawing>
-            </w:r>
-          </w:p>
-        </w:tc>
-      </w:tr>
-      <w:tr>
-        <w:tc>
-          <w:tcPr>
-            <w:tcW w:w="776" w:type="dxa"/>
-          </w:tcPr>
-          <w:p>
-            <w:pPr>
-              <w:spacing w:line="360" w:lineRule="auto"/>
-              <w:rPr>
-                <w:rFonts w:ascii="Times New Roman" w:hAnsi="Times New Roman" w:cs="Times New Roman"/>
-              </w:rPr>
-            </w:pPr>
-            <w:r>
-              <w:rPr>
-                <w:rFonts w:ascii="Times New Roman" w:hAnsi="Times New Roman" w:cs="Times New Roman"/>
-              </w:rPr>
-              <w:lastRenderedPageBreak/>
-              <w:t>FKP06</w:t>
-            </w:r>
-          </w:p>
-        </w:tc>
-        <w:tc>
-          <w:tcPr>
-            <w:tcW w:w="589" w:type="dxa"/>
-          </w:tcPr>
-          <w:p>
-            <w:pPr>
-              <w:spacing w:line="360" w:lineRule="auto"/>
-              <w:rPr>
-                <w:rFonts w:ascii="Times New Roman" w:hAnsi="Times New Roman" w:cs="Times New Roman"/>
-              </w:rPr>
-            </w:pPr>
-            <w:r>
-              <w:rPr>
-                <w:rFonts w:ascii="Times New Roman" w:hAnsi="Times New Roman" w:cs="Times New Roman"/>
-              </w:rPr>
-              <w:t>Int</w:t>
-            </w:r>
-          </w:p>
-        </w:tc>
-        <w:tc>
-          <w:tcPr>
-            <w:tcW w:w="7651" w:type="dxa"/>
-            <w:vAlign w:val="center"/>
-          </w:tcPr>
-          <w:p>
-            <w:pPr>
-              <w:spacing w:line="360" w:lineRule="auto"/>
-              <w:jc w:val="center"/>
-              <w:rPr>
-                <w:rFonts w:ascii="Times New Roman" w:hAnsi="Times New Roman" w:cs="Times New Roman"/>
-              </w:rPr>
-            </w:pPr>
-            <w:r>
-              <w:rPr>
-                <w:rFonts w:ascii="Times New Roman" w:hAnsi="Times New Roman" w:cs="Times New Roman"/>
-                <w:noProof/>
-              </w:rPr>
-              <w:drawing>
-                <wp:inline distT="0" distB="0" distL="0" distR="0" wp14:anchorId="6E13BAED" wp14:editId="05F7037F">
-                  <wp:extent cx="4002067" cy="1805940"/>
-                  <wp:effectExtent l="0" t="0" r="0" b="3810"/>
-                  <wp:docPr id="870051401" name="Picture 1"/>
-                  <wp:cNvGraphicFramePr>
-                    <a:graphicFrameLocks xmlns:a="http://schemas.openxmlformats.org/drawingml/2006/main" noChangeAspect="1"/>
-                  </wp:cNvGraphicFramePr>
-                  <a:graphic xmlns:a="http://schemas.openxmlformats.org/drawingml/2006/main">
-                    <a:graphicData uri="http://schemas.openxmlformats.org/drawingml/2006/picture">
-                      <pic:pic xmlns:pic="http://schemas.openxmlformats.org/drawingml/2006/picture">
-                        <pic:nvPicPr>
-                          <pic:cNvPr id="870051401" name=""/>
-                          <pic:cNvPicPr/>
-                        </pic:nvPicPr>
-                        <pic:blipFill>
-                          <a:blip r:embed="rId14"/>
-                          <a:stretch>
-                            <a:fillRect/>
-                          </a:stretch>
-                        </pic:blipFill>
-                        <pic:spPr>
-                          <a:xfrm>
-                            <a:off x="0" y="0"/>
-                            <a:ext cx="4036749" cy="1821590"/>
-                          </a:xfrm>
-                          <a:prstGeom prst="rect">
-                            <a:avLst/>
-                          </a:prstGeom>
-                        </pic:spPr>
-                      </pic:pic>
-                    </a:graphicData>
-                  </a:graphic>
-                </wp:inline>
-              </w:drawing>
-            </w:r>
-          </w:p>
-        </w:tc>
-      </w:tr>
-      <w:tr>
-        <w:tc>
-          <w:tcPr>
-            <w:tcW w:w="776" w:type="dxa"/>
-          </w:tcPr>
-          <w:p>
-            <w:pPr>
-              <w:spacing w:line="360" w:lineRule="auto"/>
-              <w:rPr>
-                <w:rFonts w:ascii="Times New Roman" w:hAnsi="Times New Roman" w:cs="Times New Roman"/>
-              </w:rPr>
-            </w:pPr>
-            <w:r>
-              <w:rPr>
-                <w:rFonts w:ascii="Times New Roman" w:hAnsi="Times New Roman" w:cs="Times New Roman"/>
-              </w:rPr>
-              <w:t>FKP07</w:t>
-            </w:r>
-          </w:p>
-        </w:tc>
-        <w:tc>
-          <w:tcPr>
-            <w:tcW w:w="589" w:type="dxa"/>
-          </w:tcPr>
-          <w:p>
-            <w:pPr>
-              <w:spacing w:line="360" w:lineRule="auto"/>
-              <w:rPr>
-                <w:rFonts w:ascii="Times New Roman" w:hAnsi="Times New Roman" w:cs="Times New Roman"/>
-              </w:rPr>
-            </w:pPr>
-            <w:r>
-              <w:rPr>
-                <w:rFonts w:ascii="Times New Roman" w:hAnsi="Times New Roman" w:cs="Times New Roman"/>
-              </w:rPr>
-              <w:t>Int</w:t>
-            </w:r>
-          </w:p>
-        </w:tc>
-        <w:tc>
-          <w:tcPr>
-            <w:tcW w:w="7651" w:type="dxa"/>
-            <w:vAlign w:val="center"/>
-          </w:tcPr>
-          <w:p>
-            <w:pPr>
-              <w:spacing w:line="360" w:lineRule="auto"/>
-              <w:jc w:val="center"/>
-              <w:rPr>
-                <w:rFonts w:ascii="Times New Roman" w:hAnsi="Times New Roman" w:cs="Times New Roman"/>
-              </w:rPr>
-            </w:pPr>
-            <w:r>
-              <w:rPr>
-                <w:rFonts w:ascii="Times New Roman" w:hAnsi="Times New Roman" w:cs="Times New Roman"/>
-                <w:noProof/>
-              </w:rPr>
-              <w:drawing>
-                <wp:inline distT="0" distB="0" distL="0" distR="0" wp14:anchorId="704DDA1A" wp14:editId="75B515C5">
-                  <wp:extent cx="4022725" cy="1788953"/>
-                  <wp:effectExtent l="0" t="0" r="0" b="1905"/>
-                  <wp:docPr id="729158610" name="Picture 1"/>
-                  <wp:cNvGraphicFramePr>
-                    <a:graphicFrameLocks xmlns:a="http://schemas.openxmlformats.org/drawingml/2006/main" noChangeAspect="1"/>
-                  </wp:cNvGraphicFramePr>
-                  <a:graphic xmlns:a="http://schemas.openxmlformats.org/drawingml/2006/main">
-                    <a:graphicData uri="http://schemas.openxmlformats.org/drawingml/2006/picture">
-                      <pic:pic xmlns:pic="http://schemas.openxmlformats.org/drawingml/2006/picture">
-                        <pic:nvPicPr>
-                          <pic:cNvPr id="0" name="Picture 2"/>
-                          <pic:cNvPicPr>
-                            <a:picLocks noChangeAspect="1" noChangeArrowheads="1"/>
-                          </pic:cNvPicPr>
-                        </pic:nvPicPr>
-                        <pic:blipFill>
-                          <a:blip r:embed="rId15">
-                            <a:extLst>
-                              <a:ext uri="{28A0092B-C50C-407E-A947-70E740481C1C}">
-                                <a14:useLocalDpi xmlns:a14="http://schemas.microsoft.com/office/drawing/2010/main" val="0"/>
-                              </a:ext>
-                            </a:extLst>
-                          </a:blip>
-                          <a:srcRect/>
-                          <a:stretch>
-                            <a:fillRect/>
-                          </a:stretch>
-                        </pic:blipFill>
-                        <pic:spPr bwMode="auto">
-                          <a:xfrm>
-                            <a:off x="0" y="0"/>
-                            <a:ext cx="4041474" cy="1797291"/>
-                          </a:xfrm>
-                          <a:prstGeom prst="rect">
-                            <a:avLst/>
-                          </a:prstGeom>
-                          <a:noFill/>
-                        </pic:spPr>
-                      </pic:pic>
-                    </a:graphicData>
-                  </a:graphic>
-                </wp:inline>
-              </w:drawing>
-            </w:r>
-          </w:p>
-        </w:tc>
-      </w:tr>
-      <w:tr>
-        <w:tc>
-          <w:tcPr>
-            <w:tcW w:w="776" w:type="dxa"/>
-          </w:tcPr>
-          <w:p>
-            <w:pPr>
-              <w:spacing w:line="360" w:lineRule="auto"/>
-              <w:rPr>
-                <w:rFonts w:ascii="Times New Roman" w:hAnsi="Times New Roman" w:cs="Times New Roman"/>
-              </w:rPr>
-            </w:pPr>
-            <w:r>
-              <w:rPr>
-                <w:rFonts w:ascii="Times New Roman" w:hAnsi="Times New Roman" w:cs="Times New Roman"/>
-              </w:rPr>
-              <w:t>FKP08</w:t>
-            </w:r>
-          </w:p>
-        </w:tc>
-        <w:tc>
-          <w:tcPr>
-            <w:tcW w:w="589" w:type="dxa"/>
-          </w:tcPr>
-          <w:p>
-            <w:pPr>
-              <w:spacing w:line="360" w:lineRule="auto"/>
-              <w:rPr>
-                <w:rFonts w:ascii="Times New Roman" w:hAnsi="Times New Roman" w:cs="Times New Roman"/>
-              </w:rPr>
-            </w:pPr>
-            <w:r>
-              <w:rPr>
-                <w:rFonts w:ascii="Times New Roman" w:hAnsi="Times New Roman" w:cs="Times New Roman"/>
-              </w:rPr>
-              <w:t>Int</w:t>
-            </w:r>
-          </w:p>
-        </w:tc>
-        <w:tc>
-          <w:tcPr>
-            <w:tcW w:w="7651" w:type="dxa"/>
-            <w:vAlign w:val="center"/>
-          </w:tcPr>
-          <w:p>
-            <w:pPr>
-              <w:spacing w:line="360" w:lineRule="auto"/>
-              <w:jc w:val="center"/>
-              <w:rPr>
-                <w:rFonts w:ascii="Times New Roman" w:hAnsi="Times New Roman" w:cs="Times New Roman"/>
-              </w:rPr>
-            </w:pPr>
-            <w:r>
-              <w:rPr>
-                <w:rFonts w:ascii="Times New Roman" w:hAnsi="Times New Roman" w:cs="Times New Roman"/>
-                <w:noProof/>
-              </w:rPr>
-              <w:drawing>
-                <wp:inline distT="0" distB="0" distL="0" distR="0" wp14:anchorId="3F11305C" wp14:editId="3C0FD835">
-                  <wp:extent cx="4021455" cy="1638300"/>
-                  <wp:effectExtent l="0" t="0" r="0" b="0"/>
-                  <wp:docPr id="1822844017" name="Picture 2"/>
-                  <wp:cNvGraphicFramePr>
-                    <a:graphicFrameLocks xmlns:a="http://schemas.openxmlformats.org/drawingml/2006/main" noChangeAspect="1"/>
-                  </wp:cNvGraphicFramePr>
-                  <a:graphic xmlns:a="http://schemas.openxmlformats.org/drawingml/2006/main">
-                    <a:graphicData uri="http://schemas.openxmlformats.org/drawingml/2006/picture">
-                      <pic:pic xmlns:pic="http://schemas.openxmlformats.org/drawingml/2006/picture">
-                        <pic:nvPicPr>
-                          <pic:cNvPr id="0" name="Picture 3"/>
-                          <pic:cNvPicPr>
-                            <a:picLocks noChangeAspect="1" noChangeArrowheads="1"/>
-                          </pic:cNvPicPr>
-                        </pic:nvPicPr>
-                        <pic:blipFill>
-                          <a:blip r:embed="rId16">
-                            <a:extLst>
-                              <a:ext uri="{28A0092B-C50C-407E-A947-70E740481C1C}">
-                                <a14:useLocalDpi xmlns:a14="http://schemas.microsoft.com/office/drawing/2010/main" val="0"/>
-                              </a:ext>
-                            </a:extLst>
-                          </a:blip>
-                          <a:srcRect/>
-                          <a:stretch>
-                            <a:fillRect/>
-                          </a:stretch>
-                        </pic:blipFill>
-                        <pic:spPr bwMode="auto">
-                          <a:xfrm>
-                            <a:off x="0" y="0"/>
-                            <a:ext cx="4057472" cy="1652973"/>
-                          </a:xfrm>
-                          <a:prstGeom prst="rect">
-                            <a:avLst/>
-                          </a:prstGeom>
-                          <a:noFill/>
-                        </pic:spPr>
-                      </pic:pic>
-                    </a:graphicData>
-                  </a:graphic>
-                </wp:inline>
-              </w:drawing>
-            </w:r>
-          </w:p>
-        </w:tc>
-      </w:tr>
-      <w:tr>
-        <w:tc>
-          <w:tcPr>
-            <w:tcW w:w="776" w:type="dxa"/>
-          </w:tcPr>
-          <w:p>
-            <w:pPr>
-              <w:spacing w:line="360" w:lineRule="auto"/>
-              <w:rPr>
-                <w:rFonts w:ascii="Times New Roman" w:hAnsi="Times New Roman" w:cs="Times New Roman"/>
-              </w:rPr>
-            </w:pPr>
-            <w:r>
-              <w:rPr>
-                <w:rFonts w:ascii="Times New Roman" w:hAnsi="Times New Roman" w:cs="Times New Roman"/>
-              </w:rPr>
-              <w:t>FKP09</w:t>
-            </w:r>
-          </w:p>
-        </w:tc>
-        <w:tc>
-          <w:tcPr>
-            <w:tcW w:w="589" w:type="dxa"/>
-          </w:tcPr>
-          <w:p>
-            <w:pPr>
-              <w:spacing w:line="360" w:lineRule="auto"/>
-              <w:rPr>
-                <w:rFonts w:ascii="Times New Roman" w:hAnsi="Times New Roman" w:cs="Times New Roman"/>
-              </w:rPr>
-            </w:pPr>
-            <w:r>
-              <w:rPr>
-                <w:rFonts w:ascii="Times New Roman" w:hAnsi="Times New Roman" w:cs="Times New Roman"/>
-              </w:rPr>
-              <w:t>Int</w:t>
-            </w:r>
-          </w:p>
-        </w:tc>
-        <w:tc>
-          <w:tcPr>
-            <w:tcW w:w="7651" w:type="dxa"/>
-            <w:vAlign w:val="center"/>
-          </w:tcPr>
-          <w:p>
-            <w:pPr>
-              <w:spacing w:line="360" w:lineRule="auto"/>
-              <w:jc w:val="center"/>
-              <w:rPr>
-                <w:rFonts w:ascii="Times New Roman" w:hAnsi="Times New Roman" w:cs="Times New Roman"/>
-              </w:rPr>
-            </w:pPr>
-            <w:r>
-              <w:rPr>
-                <w:rFonts w:ascii="Times New Roman" w:hAnsi="Times New Roman" w:cs="Times New Roman"/>
-                <w:noProof/>
-              </w:rPr>
-              <w:drawing>
-                <wp:inline distT="0" distB="0" distL="0" distR="0" wp14:anchorId="6D1E406C" wp14:editId="3C9A694B">
-                  <wp:extent cx="3893820" cy="1737250"/>
-                  <wp:effectExtent l="0" t="0" r="0" b="0"/>
-                  <wp:docPr id="812794516" name="Picture 1"/>
-                  <wp:cNvGraphicFramePr>
-                    <a:graphicFrameLocks xmlns:a="http://schemas.openxmlformats.org/drawingml/2006/main" noChangeAspect="1"/>
-                  </wp:cNvGraphicFramePr>
-                  <a:graphic xmlns:a="http://schemas.openxmlformats.org/drawingml/2006/main">
-                    <a:graphicData uri="http://schemas.openxmlformats.org/drawingml/2006/picture">
-                      <pic:pic xmlns:pic="http://schemas.openxmlformats.org/drawingml/2006/picture">
-                        <pic:nvPicPr>
-                          <pic:cNvPr id="812794516" name=""/>
-                          <pic:cNvPicPr/>
-                        </pic:nvPicPr>
-                        <pic:blipFill>
-                          <a:blip r:embed="rId17"/>
-                          <a:stretch>
-                            <a:fillRect/>
-                          </a:stretch>
-                        </pic:blipFill>
-                        <pic:spPr>
-                          <a:xfrm>
-                            <a:off x="0" y="0"/>
-                            <a:ext cx="3906896" cy="1743084"/>
-                          </a:xfrm>
-                          <a:prstGeom prst="rect">
-                            <a:avLst/>
-                          </a:prstGeom>
-                        </pic:spPr>
-                      </pic:pic>
-                    </a:graphicData>
-                  </a:graphic>
-                </wp:inline>
-              </w:drawing>
-            </w:r>
-          </w:p>
-        </w:tc>
-      </w:tr>
-      <w:tr>
-        <w:tc>
-          <w:tcPr>
-            <w:tcW w:w="776" w:type="dxa"/>
-          </w:tcPr>
-          <w:p>
-            <w:pPr>
-              <w:spacing w:line="360" w:lineRule="auto"/>
-              <w:rPr>
-                <w:rFonts w:ascii="Times New Roman" w:hAnsi="Times New Roman" w:cs="Times New Roman"/>
-              </w:rPr>
-            </w:pPr>
-            <w:r>
-              <w:rPr>
-                <w:rFonts w:ascii="Times New Roman" w:hAnsi="Times New Roman" w:cs="Times New Roman"/>
-              </w:rPr>
-              <w:lastRenderedPageBreak/>
-              <w:t>FKP10</w:t>
-            </w:r>
-          </w:p>
-        </w:tc>
-        <w:tc>
-          <w:tcPr>
-            <w:tcW w:w="589" w:type="dxa"/>
-          </w:tcPr>
-          <w:p>
-            <w:pPr>
-              <w:spacing w:line="360" w:lineRule="auto"/>
-              <w:rPr>
-                <w:rFonts w:ascii="Times New Roman" w:hAnsi="Times New Roman" w:cs="Times New Roman"/>
-              </w:rPr>
-            </w:pPr>
-            <w:r>
-              <w:rPr>
-                <w:rFonts w:ascii="Times New Roman" w:hAnsi="Times New Roman" w:cs="Times New Roman"/>
-              </w:rPr>
-              <w:t>Int</w:t>
-            </w:r>
-          </w:p>
-        </w:tc>
-        <w:tc>
-          <w:tcPr>
-            <w:tcW w:w="7651" w:type="dxa"/>
-            <w:vAlign w:val="center"/>
-          </w:tcPr>
-          <w:p>
-            <w:pPr>
-              <w:spacing w:line="360" w:lineRule="auto"/>
-              <w:jc w:val="center"/>
-              <w:rPr>
-                <w:rFonts w:ascii="Times New Roman" w:hAnsi="Times New Roman" w:cs="Times New Roman"/>
-              </w:rPr>
-            </w:pPr>
-            <w:r>
-              <w:rPr>
-                <w:rFonts w:ascii="Times New Roman" w:hAnsi="Times New Roman" w:cs="Times New Roman"/>
-                <w:noProof/>
-              </w:rPr>
-              <w:drawing>
-                <wp:inline distT="0" distB="0" distL="0" distR="0" wp14:anchorId="0AC6380B" wp14:editId="7160B0A5">
-                  <wp:extent cx="3996705" cy="1752600"/>
-                  <wp:effectExtent l="0" t="0" r="3810" b="0"/>
-                  <wp:docPr id="89603898" name="Picture 1"/>
-                  <wp:cNvGraphicFramePr>
-                    <a:graphicFrameLocks xmlns:a="http://schemas.openxmlformats.org/drawingml/2006/main" noChangeAspect="1"/>
-                  </wp:cNvGraphicFramePr>
-                  <a:graphic xmlns:a="http://schemas.openxmlformats.org/drawingml/2006/main">
-                    <a:graphicData uri="http://schemas.openxmlformats.org/drawingml/2006/picture">
-                      <pic:pic xmlns:pic="http://schemas.openxmlformats.org/drawingml/2006/picture">
-                        <pic:nvPicPr>
-                          <pic:cNvPr id="89603898" name=""/>
-                          <pic:cNvPicPr/>
-                        </pic:nvPicPr>
-                        <pic:blipFill>
-                          <a:blip r:embed="rId18"/>
-                          <a:stretch>
-                            <a:fillRect/>
-                          </a:stretch>
-                        </pic:blipFill>
-                        <pic:spPr>
-                          <a:xfrm>
-                            <a:off x="0" y="0"/>
-                            <a:ext cx="4002909" cy="1755321"/>
-                          </a:xfrm>
-                          <a:prstGeom prst="rect">
-                            <a:avLst/>
-                          </a:prstGeom>
-                        </pic:spPr>
-                      </pic:pic>
-                    </a:graphicData>
-                  </a:graphic>
-                </wp:inline>
-              </w:drawing>
-            </w:r>
-          </w:p>
-        </w:tc>
-      </w:tr>
-      <w:tr>
-        <w:tc>
-          <w:tcPr>
-            <w:tcW w:w="776" w:type="dxa"/>
-          </w:tcPr>
-          <w:p>
-            <w:pPr>
-              <w:spacing w:line="360" w:lineRule="auto"/>
-              <w:rPr>
-                <w:rFonts w:ascii="Times New Roman" w:hAnsi="Times New Roman" w:cs="Times New Roman"/>
-              </w:rPr>
-            </w:pPr>
-            <w:r>
-              <w:rPr>
-                <w:rFonts w:ascii="Times New Roman" w:hAnsi="Times New Roman" w:cs="Times New Roman"/>
-              </w:rPr>
-              <w:t>FKP12</w:t>
-            </w:r>
-          </w:p>
-        </w:tc>
-        <w:tc>
-          <w:tcPr>
-            <w:tcW w:w="589" w:type="dxa"/>
-          </w:tcPr>
-          <w:p>
-            <w:pPr>
-              <w:spacing w:line="360" w:lineRule="auto"/>
-              <w:rPr>
-                <w:rFonts w:ascii="Times New Roman" w:hAnsi="Times New Roman" w:cs="Times New Roman"/>
-              </w:rPr>
-            </w:pPr>
-            <w:proofErr w:type="spellStart"/>
-            <w:r>
-              <w:rPr>
-                <w:rFonts w:ascii="Times New Roman" w:hAnsi="Times New Roman" w:cs="Times New Roman"/>
-              </w:rPr>
-              <w:t>Obj</w:t>
-            </w:r>
-            <w:proofErr w:type="spellEnd"/>
-          </w:p>
-        </w:tc>
-        <w:tc>
-          <w:tcPr>
-            <w:tcW w:w="7651" w:type="dxa"/>
-            <w:vAlign w:val="center"/>
-          </w:tcPr>
-          <w:p>
-            <w:pPr>
-              <w:spacing w:line="360" w:lineRule="auto"/>
-              <w:jc w:val="center"/>
-              <w:rPr>
-                <w:rFonts w:ascii="Times New Roman" w:hAnsi="Times New Roman" w:cs="Times New Roman"/>
-              </w:rPr>
-            </w:pPr>
-            <w:r>
-              <w:rPr>
-                <w:rFonts w:ascii="Times New Roman" w:hAnsi="Times New Roman" w:cs="Times New Roman"/>
-                <w:noProof/>
-              </w:rPr>
-              <w:drawing>
-                <wp:inline distT="0" distB="0" distL="0" distR="0" wp14:anchorId="2565A20E" wp14:editId="4706AD28">
-                  <wp:extent cx="3520440" cy="3142108"/>
-                  <wp:effectExtent l="0" t="0" r="3810" b="1270"/>
-                  <wp:docPr id="774744308" name="Picture 1"/>
-                  <wp:cNvGraphicFramePr>
-                    <a:graphicFrameLocks xmlns:a="http://schemas.openxmlformats.org/drawingml/2006/main" noChangeAspect="1"/>
-                  </wp:cNvGraphicFramePr>
-                  <a:graphic xmlns:a="http://schemas.openxmlformats.org/drawingml/2006/main">
-                    <a:graphicData uri="http://schemas.openxmlformats.org/drawingml/2006/picture">
-                      <pic:pic xmlns:pic="http://schemas.openxmlformats.org/drawingml/2006/picture">
-                        <pic:nvPicPr>
-                          <pic:cNvPr id="774744308" name=""/>
-                          <pic:cNvPicPr/>
-                        </pic:nvPicPr>
-                        <pic:blipFill>
-                          <a:blip r:embed="rId19"/>
-                          <a:stretch>
-                            <a:fillRect/>
-                          </a:stretch>
-                        </pic:blipFill>
-                        <pic:spPr>
-                          <a:xfrm>
-                            <a:off x="0" y="0"/>
-                            <a:ext cx="3529229" cy="3149952"/>
-                          </a:xfrm>
-                          <a:prstGeom prst="rect">
-                            <a:avLst/>
-                          </a:prstGeom>
-                        </pic:spPr>
-                      </pic:pic>
-                    </a:graphicData>
-                  </a:graphic>
-                </wp:inline>
-              </w:drawing>
-            </w:r>
-          </w:p>
-        </w:tc>
-      </w:tr>
-      <w:tr>
-        <w:tc>
-          <w:tcPr>
-            <w:tcW w:w="776" w:type="dxa"/>
-          </w:tcPr>
-          <w:p>
-            <w:pPr>
-              <w:spacing w:line="360" w:lineRule="auto"/>
-              <w:rPr>
-                <w:rFonts w:ascii="Times New Roman" w:hAnsi="Times New Roman" w:cs="Times New Roman"/>
-              </w:rPr>
-            </w:pPr>
-            <w:r>
-              <w:rPr>
-                <w:rFonts w:ascii="Times New Roman" w:hAnsi="Times New Roman" w:cs="Times New Roman"/>
-              </w:rPr>
-              <w:t>FKP13</w:t>
-            </w:r>
-          </w:p>
-        </w:tc>
-        <w:tc>
-          <w:tcPr>
-            <w:tcW w:w="589" w:type="dxa"/>
-          </w:tcPr>
-          <w:p>
-            <w:pPr>
-              <w:spacing w:line="360" w:lineRule="auto"/>
-              <w:rPr>
-                <w:rFonts w:ascii="Times New Roman" w:hAnsi="Times New Roman" w:cs="Times New Roman"/>
-              </w:rPr>
-            </w:pPr>
-            <w:r>
-              <w:rPr>
-                <w:rFonts w:ascii="Times New Roman" w:hAnsi="Times New Roman" w:cs="Times New Roman"/>
-              </w:rPr>
-              <w:t>Int</w:t>
-            </w:r>
-          </w:p>
-        </w:tc>
-        <w:tc>
-          <w:tcPr>
-            <w:tcW w:w="7651" w:type="dxa"/>
-            <w:vAlign w:val="center"/>
-          </w:tcPr>
-          <w:p>
-            <w:pPr>
-              <w:spacing w:line="360" w:lineRule="auto"/>
-              <w:jc w:val="center"/>
-              <w:rPr>
-                <w:rFonts w:ascii="Times New Roman" w:hAnsi="Times New Roman" w:cs="Times New Roman"/>
-              </w:rPr>
-            </w:pPr>
-            <w:r>
-              <w:rPr>
-                <w:rFonts w:ascii="Times New Roman" w:hAnsi="Times New Roman" w:cs="Times New Roman"/>
-                <w:noProof/>
-              </w:rPr>
-              <w:drawing>
-                <wp:inline distT="0" distB="0" distL="0" distR="0" wp14:anchorId="662DA89A" wp14:editId="00AA0A52">
-                  <wp:extent cx="4097655" cy="1794142"/>
-                  <wp:effectExtent l="0" t="0" r="0" b="0"/>
-                  <wp:docPr id="284360199" name="Picture 1"/>
-                  <wp:cNvGraphicFramePr>
-                    <a:graphicFrameLocks xmlns:a="http://schemas.openxmlformats.org/drawingml/2006/main" noChangeAspect="1"/>
-                  </wp:cNvGraphicFramePr>
-                  <a:graphic xmlns:a="http://schemas.openxmlformats.org/drawingml/2006/main">
-                    <a:graphicData uri="http://schemas.openxmlformats.org/drawingml/2006/picture">
-                      <pic:pic xmlns:pic="http://schemas.openxmlformats.org/drawingml/2006/picture">
-                        <pic:nvPicPr>
-                          <pic:cNvPr id="284360199" name=""/>
-                          <pic:cNvPicPr/>
-                        </pic:nvPicPr>
-                        <pic:blipFill>
-                          <a:blip r:embed="rId20"/>
-                          <a:stretch>
-                            <a:fillRect/>
-                          </a:stretch>
-                        </pic:blipFill>
-                        <pic:spPr>
-                          <a:xfrm>
-                            <a:off x="0" y="0"/>
-                            <a:ext cx="4105693" cy="1797662"/>
-                          </a:xfrm>
-                          <a:prstGeom prst="rect">
-                            <a:avLst/>
-                          </a:prstGeom>
-                        </pic:spPr>
-                      </pic:pic>
-                    </a:graphicData>
-                  </a:graphic>
-                </wp:inline>
-              </w:drawing>
-            </w:r>
-          </w:p>
-        </w:tc>
-      </w:tr>
-      <w:tr>
-        <w:tc>
-          <w:tcPr>
-            <w:tcW w:w="776" w:type="dxa"/>
-          </w:tcPr>
-          <w:p>
-            <w:pPr>
-              <w:spacing w:line="360" w:lineRule="auto"/>
-              <w:rPr>
-                <w:rFonts w:ascii="Times New Roman" w:hAnsi="Times New Roman" w:cs="Times New Roman"/>
-              </w:rPr>
-            </w:pPr>
-            <w:r>
-              <w:rPr>
-                <w:rFonts w:ascii="Times New Roman" w:hAnsi="Times New Roman" w:cs="Times New Roman"/>
-              </w:rPr>
-              <w:lastRenderedPageBreak/>
-              <w:t>FKP14</w:t>
-            </w:r>
-          </w:p>
-        </w:tc>
-        <w:tc>
-          <w:tcPr>
-            <w:tcW w:w="589" w:type="dxa"/>
-          </w:tcPr>
-          <w:p>
-            <w:pPr>
-              <w:spacing w:line="360" w:lineRule="auto"/>
-              <w:rPr>
-                <w:rFonts w:ascii="Times New Roman" w:hAnsi="Times New Roman" w:cs="Times New Roman"/>
-              </w:rPr>
-            </w:pPr>
-            <w:r>
-              <w:rPr>
-                <w:rFonts w:ascii="Times New Roman" w:hAnsi="Times New Roman" w:cs="Times New Roman"/>
-              </w:rPr>
-              <w:t>Int</w:t>
-            </w:r>
-          </w:p>
-        </w:tc>
-        <w:tc>
-          <w:tcPr>
-            <w:tcW w:w="7651" w:type="dxa"/>
-            <w:vAlign w:val="center"/>
-          </w:tcPr>
-          <w:p>
-            <w:pPr>
-              <w:spacing w:line="360" w:lineRule="auto"/>
-              <w:jc w:val="center"/>
-              <w:rPr>
-                <w:rFonts w:ascii="Times New Roman" w:hAnsi="Times New Roman" w:cs="Times New Roman"/>
-              </w:rPr>
-            </w:pPr>
-            <w:r>
-              <w:rPr>
-                <w:rFonts w:ascii="Times New Roman" w:hAnsi="Times New Roman" w:cs="Times New Roman"/>
-                <w:noProof/>
-              </w:rPr>
-              <w:drawing>
-                <wp:inline distT="0" distB="0" distL="0" distR="0" wp14:anchorId="165A8E42" wp14:editId="2B1042BC">
-                  <wp:extent cx="4053840" cy="1797416"/>
-                  <wp:effectExtent l="0" t="0" r="3810" b="0"/>
-                  <wp:docPr id="726612802" name="Picture 1"/>
-                  <wp:cNvGraphicFramePr>
-                    <a:graphicFrameLocks xmlns:a="http://schemas.openxmlformats.org/drawingml/2006/main" noChangeAspect="1"/>
-                  </wp:cNvGraphicFramePr>
-                  <a:graphic xmlns:a="http://schemas.openxmlformats.org/drawingml/2006/main">
-                    <a:graphicData uri="http://schemas.openxmlformats.org/drawingml/2006/picture">
-                      <pic:pic xmlns:pic="http://schemas.openxmlformats.org/drawingml/2006/picture">
-                        <pic:nvPicPr>
-                          <pic:cNvPr id="726612802" name=""/>
-                          <pic:cNvPicPr/>
-                        </pic:nvPicPr>
-                        <pic:blipFill>
-                          <a:blip r:embed="rId21"/>
-                          <a:stretch>
-                            <a:fillRect/>
-                          </a:stretch>
-                        </pic:blipFill>
-                        <pic:spPr>
-                          <a:xfrm>
-                            <a:off x="0" y="0"/>
-                            <a:ext cx="4066184" cy="1802889"/>
-                          </a:xfrm>
-                          <a:prstGeom prst="rect">
-                            <a:avLst/>
-                          </a:prstGeom>
-                        </pic:spPr>
-                      </pic:pic>
-                    </a:graphicData>
-                  </a:graphic>
-                </wp:inline>
-              </w:drawing>
-            </w:r>
-          </w:p>
-        </w:tc>
-      </w:tr>
-      <w:tr>
-        <w:tc>
-          <w:tcPr>
-            <w:tcW w:w="776" w:type="dxa"/>
-          </w:tcPr>
-          <w:p>
-            <w:pPr>
-              <w:spacing w:line="360" w:lineRule="auto"/>
-              <w:rPr>
-                <w:rFonts w:ascii="Times New Roman" w:hAnsi="Times New Roman" w:cs="Times New Roman"/>
-              </w:rPr>
-            </w:pPr>
-            <w:r>
-              <w:rPr>
-                <w:rFonts w:ascii="Times New Roman" w:hAnsi="Times New Roman" w:cs="Times New Roman"/>
-              </w:rPr>
-              <w:t>FKP14A</w:t>
-            </w:r>
-          </w:p>
-        </w:tc>
-        <w:tc>
-          <w:tcPr>
-            <w:tcW w:w="589" w:type="dxa"/>
-          </w:tcPr>
-          <w:p>
-            <w:pPr>
-              <w:spacing w:line="360" w:lineRule="auto"/>
-              <w:rPr>
-                <w:rFonts w:ascii="Times New Roman" w:hAnsi="Times New Roman" w:cs="Times New Roman"/>
-              </w:rPr>
-            </w:pPr>
-            <w:proofErr w:type="spellStart"/>
-            <w:r>
-              <w:rPr>
-                <w:rFonts w:ascii="Times New Roman" w:hAnsi="Times New Roman" w:cs="Times New Roman"/>
-              </w:rPr>
-              <w:t>Obj</w:t>
-            </w:r>
-            <w:proofErr w:type="spellEnd"/>
-          </w:p>
-        </w:tc>
-        <w:tc>
-          <w:tcPr>
-            <w:tcW w:w="7651" w:type="dxa"/>
-            <w:vAlign w:val="center"/>
-          </w:tcPr>
-          <w:p>
-            <w:pPr>
-              <w:spacing w:line="360" w:lineRule="auto"/>
-              <w:jc w:val="center"/>
-              <w:rPr>
-                <w:rFonts w:ascii="Times New Roman" w:hAnsi="Times New Roman" w:cs="Times New Roman"/>
-              </w:rPr>
-            </w:pPr>
-            <w:r>
-              <w:rPr>
-                <w:rFonts w:ascii="Times New Roman" w:hAnsi="Times New Roman" w:cs="Times New Roman"/>
-                <w:noProof/>
-              </w:rPr>
-              <w:drawing>
-                <wp:inline distT="0" distB="0" distL="0" distR="0" wp14:anchorId="29DCF396" wp14:editId="1C79960D">
-                  <wp:extent cx="4097655" cy="1688364"/>
-                  <wp:effectExtent l="0" t="0" r="0" b="7620"/>
-                  <wp:docPr id="586167924" name="Picture 1"/>
-                  <wp:cNvGraphicFramePr>
-                    <a:graphicFrameLocks xmlns:a="http://schemas.openxmlformats.org/drawingml/2006/main" noChangeAspect="1"/>
-                  </wp:cNvGraphicFramePr>
-                  <a:graphic xmlns:a="http://schemas.openxmlformats.org/drawingml/2006/main">
-                    <a:graphicData uri="http://schemas.openxmlformats.org/drawingml/2006/picture">
-                      <pic:pic xmlns:pic="http://schemas.openxmlformats.org/drawingml/2006/picture">
-                        <pic:nvPicPr>
-                          <pic:cNvPr id="586167924" name=""/>
-                          <pic:cNvPicPr/>
-                        </pic:nvPicPr>
-                        <pic:blipFill>
-                          <a:blip r:embed="rId22"/>
-                          <a:stretch>
-                            <a:fillRect/>
-                          </a:stretch>
-                        </pic:blipFill>
-                        <pic:spPr>
-                          <a:xfrm>
-                            <a:off x="0" y="0"/>
-                            <a:ext cx="4107257" cy="1692320"/>
-                          </a:xfrm>
-                          <a:prstGeom prst="rect">
-                            <a:avLst/>
-                          </a:prstGeom>
-                        </pic:spPr>
-                      </pic:pic>
-                    </a:graphicData>
-                  </a:graphic>
-                </wp:inline>
-              </w:drawing>
-            </w:r>
-          </w:p>
-        </w:tc>
-      </w:tr>
-      <w:tr>
-        <w:tc>
-          <w:tcPr>
-            <w:tcW w:w="776" w:type="dxa"/>
-          </w:tcPr>
-          <w:p>
-            <w:pPr>
-              <w:spacing w:line="360" w:lineRule="auto"/>
-              <w:rPr>
-                <w:rFonts w:ascii="Times New Roman" w:hAnsi="Times New Roman" w:cs="Times New Roman"/>
-              </w:rPr>
-            </w:pPr>
-            <w:r>
-              <w:rPr>
-                <w:rFonts w:ascii="Times New Roman" w:hAnsi="Times New Roman" w:cs="Times New Roman"/>
-              </w:rPr>
-              <w:t>FKP15</w:t>
-            </w:r>
-          </w:p>
-        </w:tc>
-        <w:tc>
-          <w:tcPr>
-            <w:tcW w:w="589" w:type="dxa"/>
-          </w:tcPr>
-          <w:p>
-            <w:pPr>
-              <w:spacing w:line="360" w:lineRule="auto"/>
-              <w:rPr>
-                <w:rFonts w:ascii="Times New Roman" w:hAnsi="Times New Roman" w:cs="Times New Roman"/>
-              </w:rPr>
-            </w:pPr>
-            <w:proofErr w:type="spellStart"/>
-            <w:r>
-              <w:rPr>
-                <w:rFonts w:ascii="Times New Roman" w:hAnsi="Times New Roman" w:cs="Times New Roman"/>
-              </w:rPr>
-              <w:t>Obj</w:t>
-            </w:r>
-            <w:proofErr w:type="spellEnd"/>
-          </w:p>
-        </w:tc>
-        <w:tc>
-          <w:tcPr>
-            <w:tcW w:w="7651" w:type="dxa"/>
-            <w:vAlign w:val="center"/>
-          </w:tcPr>
-          <w:p>
-            <w:pPr>
-              <w:spacing w:line="360" w:lineRule="auto"/>
-              <w:jc w:val="center"/>
-              <w:rPr>
-                <w:rFonts w:ascii="Times New Roman" w:hAnsi="Times New Roman" w:cs="Times New Roman"/>
-              </w:rPr>
-            </w:pPr>
-            <w:r>
-              <w:rPr>
-                <w:rFonts w:ascii="Times New Roman" w:hAnsi="Times New Roman" w:cs="Times New Roman"/>
-                <w:noProof/>
-              </w:rPr>
-              <w:drawing>
-                <wp:inline distT="0" distB="0" distL="0" distR="0" wp14:anchorId="7F7E36AA" wp14:editId="28041A52">
-                  <wp:extent cx="4160291" cy="1723390"/>
-                  <wp:effectExtent l="0" t="0" r="0" b="0"/>
-                  <wp:docPr id="1592220908" name="Picture 1"/>
-                  <wp:cNvGraphicFramePr>
-                    <a:graphicFrameLocks xmlns:a="http://schemas.openxmlformats.org/drawingml/2006/main" noChangeAspect="1"/>
-                  </wp:cNvGraphicFramePr>
-                  <a:graphic xmlns:a="http://schemas.openxmlformats.org/drawingml/2006/main">
-                    <a:graphicData uri="http://schemas.openxmlformats.org/drawingml/2006/picture">
-                      <pic:pic xmlns:pic="http://schemas.openxmlformats.org/drawingml/2006/picture">
-                        <pic:nvPicPr>
-                          <pic:cNvPr id="1592220908" name=""/>
-                          <pic:cNvPicPr/>
-                        </pic:nvPicPr>
-                        <pic:blipFill>
-                          <a:blip r:embed="rId23"/>
-                          <a:stretch>
-                            <a:fillRect/>
-                          </a:stretch>
-                        </pic:blipFill>
-                        <pic:spPr>
-                          <a:xfrm>
-                            <a:off x="0" y="0"/>
-                            <a:ext cx="4174284" cy="1729187"/>
-                          </a:xfrm>
-                          <a:prstGeom prst="rect">
-                            <a:avLst/>
-                          </a:prstGeom>
-                        </pic:spPr>
-                      </pic:pic>
-                    </a:graphicData>
-                  </a:graphic>
-                </wp:inline>
-              </w:drawing>
-            </w:r>
-          </w:p>
-        </w:tc>
-      </w:tr>
-      <w:tr>
-        <w:tc>
-          <w:tcPr>
-            <w:tcW w:w="776" w:type="dxa"/>
-          </w:tcPr>
-          <w:p>
-            <w:pPr>
-              <w:spacing w:line="360" w:lineRule="auto"/>
-              <w:rPr>
-                <w:rFonts w:ascii="Times New Roman" w:hAnsi="Times New Roman" w:cs="Times New Roman"/>
-              </w:rPr>
-            </w:pPr>
-            <w:r>
-              <w:rPr>
-                <w:rFonts w:ascii="Times New Roman" w:hAnsi="Times New Roman" w:cs="Times New Roman"/>
-              </w:rPr>
-              <w:t>FKP15A</w:t>
-            </w:r>
-          </w:p>
-        </w:tc>
-        <w:tc>
-          <w:tcPr>
-            <w:tcW w:w="589" w:type="dxa"/>
-          </w:tcPr>
-          <w:p>
-            <w:pPr>
-              <w:spacing w:line="360" w:lineRule="auto"/>
-              <w:rPr>
-                <w:rFonts w:ascii="Times New Roman" w:hAnsi="Times New Roman" w:cs="Times New Roman"/>
-              </w:rPr>
-            </w:pPr>
-            <w:proofErr w:type="spellStart"/>
-            <w:r>
-              <w:rPr>
-                <w:rFonts w:ascii="Times New Roman" w:hAnsi="Times New Roman" w:cs="Times New Roman"/>
-              </w:rPr>
-              <w:t>Obj</w:t>
-            </w:r>
-            <w:proofErr w:type="spellEnd"/>
-          </w:p>
-        </w:tc>
-        <w:tc>
-          <w:tcPr>
-            <w:tcW w:w="7651" w:type="dxa"/>
-            <w:vAlign w:val="center"/>
-          </w:tcPr>
-          <w:p>
-            <w:pPr>
-              <w:spacing w:line="360" w:lineRule="auto"/>
-              <w:jc w:val="center"/>
-              <w:rPr>
-                <w:rFonts w:ascii="Times New Roman" w:hAnsi="Times New Roman" w:cs="Times New Roman"/>
-              </w:rPr>
-            </w:pPr>
-            <w:r>
-              <w:rPr>
-                <w:rFonts w:ascii="Times New Roman" w:hAnsi="Times New Roman" w:cs="Times New Roman"/>
-                <w:noProof/>
-              </w:rPr>
-              <w:drawing>
-                <wp:inline distT="0" distB="0" distL="0" distR="0" wp14:anchorId="40729614" wp14:editId="364EC84F">
-                  <wp:extent cx="4127500" cy="1713009"/>
-                  <wp:effectExtent l="0" t="0" r="6350" b="1905"/>
-                  <wp:docPr id="535268407" name="Picture 1"/>
-                  <wp:cNvGraphicFramePr>
-                    <a:graphicFrameLocks xmlns:a="http://schemas.openxmlformats.org/drawingml/2006/main" noChangeAspect="1"/>
-                  </wp:cNvGraphicFramePr>
-                  <a:graphic xmlns:a="http://schemas.openxmlformats.org/drawingml/2006/main">
-                    <a:graphicData uri="http://schemas.openxmlformats.org/drawingml/2006/picture">
-                      <pic:pic xmlns:pic="http://schemas.openxmlformats.org/drawingml/2006/picture">
-                        <pic:nvPicPr>
-                          <pic:cNvPr id="535268407" name=""/>
-                          <pic:cNvPicPr/>
-                        </pic:nvPicPr>
-                        <pic:blipFill>
-                          <a:blip r:embed="rId24"/>
-                          <a:stretch>
-                            <a:fillRect/>
-                          </a:stretch>
-                        </pic:blipFill>
-                        <pic:spPr>
-                          <a:xfrm>
-                            <a:off x="0" y="0"/>
-                            <a:ext cx="4127500" cy="1713009"/>
-                          </a:xfrm>
-                          <a:prstGeom prst="rect">
-                            <a:avLst/>
-                          </a:prstGeom>
-                        </pic:spPr>
-                      </pic:pic>
-                    </a:graphicData>
-                  </a:graphic>
-                </wp:inline>
-              </w:drawing>
-            </w:r>
-          </w:p>
-        </w:tc>
-      </w:tr>
-      <w:tr>
-        <w:tc>
-          <w:tcPr>
-            <w:tcW w:w="776" w:type="dxa"/>
-          </w:tcPr>
-          <w:p>
-            <w:pPr>
-              <w:spacing w:line="360" w:lineRule="auto"/>
-              <w:rPr>
-                <w:rFonts w:ascii="Times New Roman" w:hAnsi="Times New Roman" w:cs="Times New Roman"/>
-              </w:rPr>
-            </w:pPr>
-            <w:r>
-              <w:rPr>
-                <w:rFonts w:ascii="Times New Roman" w:hAnsi="Times New Roman" w:cs="Times New Roman"/>
-              </w:rPr>
-              <w:lastRenderedPageBreak/>
-              <w:t>FKP16</w:t>
-            </w:r>
-          </w:p>
-        </w:tc>
-        <w:tc>
-          <w:tcPr>
-            <w:tcW w:w="589" w:type="dxa"/>
-          </w:tcPr>
-          <w:p>
-            <w:pPr>
-              <w:spacing w:line="360" w:lineRule="auto"/>
-              <w:rPr>
-                <w:rFonts w:ascii="Times New Roman" w:hAnsi="Times New Roman" w:cs="Times New Roman"/>
-              </w:rPr>
-            </w:pPr>
-            <w:r>
-              <w:rPr>
-                <w:rFonts w:ascii="Times New Roman" w:hAnsi="Times New Roman" w:cs="Times New Roman"/>
-              </w:rPr>
-              <w:t xml:space="preserve">Int </w:t>
-            </w:r>
-          </w:p>
-        </w:tc>
-        <w:tc>
-          <w:tcPr>
-            <w:tcW w:w="7651" w:type="dxa"/>
-            <w:vAlign w:val="center"/>
-          </w:tcPr>
-          <w:p>
-            <w:pPr>
-              <w:spacing w:line="360" w:lineRule="auto"/>
-              <w:jc w:val="center"/>
-              <w:rPr>
-                <w:rFonts w:ascii="Times New Roman" w:hAnsi="Times New Roman" w:cs="Times New Roman"/>
-              </w:rPr>
-            </w:pPr>
-            <w:r>
-              <w:rPr>
-                <w:rFonts w:ascii="Times New Roman" w:hAnsi="Times New Roman" w:cs="Times New Roman"/>
-                <w:noProof/>
-              </w:rPr>
-              <w:drawing>
-                <wp:inline distT="0" distB="0" distL="0" distR="0" wp14:anchorId="660960A0" wp14:editId="4BD0D88B">
-                  <wp:extent cx="4353044" cy="1905000"/>
-                  <wp:effectExtent l="0" t="0" r="9525" b="0"/>
-                  <wp:docPr id="1412540391" name="Picture 1"/>
-                  <wp:cNvGraphicFramePr>
-                    <a:graphicFrameLocks xmlns:a="http://schemas.openxmlformats.org/drawingml/2006/main" noChangeAspect="1"/>
-                  </wp:cNvGraphicFramePr>
-                  <a:graphic xmlns:a="http://schemas.openxmlformats.org/drawingml/2006/main">
-                    <a:graphicData uri="http://schemas.openxmlformats.org/drawingml/2006/picture">
-                      <pic:pic xmlns:pic="http://schemas.openxmlformats.org/drawingml/2006/picture">
-                        <pic:nvPicPr>
-                          <pic:cNvPr id="1412540391" name=""/>
-                          <pic:cNvPicPr/>
-                        </pic:nvPicPr>
-                        <pic:blipFill>
-                          <a:blip r:embed="rId25"/>
-                          <a:stretch>
-                            <a:fillRect/>
-                          </a:stretch>
-                        </pic:blipFill>
-                        <pic:spPr>
-                          <a:xfrm>
-                            <a:off x="0" y="0"/>
-                            <a:ext cx="4380829" cy="1917159"/>
-                          </a:xfrm>
-                          <a:prstGeom prst="rect">
-                            <a:avLst/>
-                          </a:prstGeom>
-                        </pic:spPr>
-                      </pic:pic>
-                    </a:graphicData>
-                  </a:graphic>
-                </wp:inline>
-              </w:drawing>
-            </w:r>
-          </w:p>
-        </w:tc>
-      </w:tr>
-      <w:tr>
-        <w:tc>
-          <w:tcPr>
-            <w:tcW w:w="776" w:type="dxa"/>
-          </w:tcPr>
-          <w:p>
-            <w:pPr>
-              <w:spacing w:line="360" w:lineRule="auto"/>
-              <w:rPr>
-                <w:rFonts w:ascii="Times New Roman" w:hAnsi="Times New Roman" w:cs="Times New Roman"/>
-              </w:rPr>
-            </w:pPr>
-            <w:r>
-              <w:rPr>
-                <w:rFonts w:ascii="Times New Roman" w:hAnsi="Times New Roman" w:cs="Times New Roman"/>
-              </w:rPr>
-              <w:t>FKP17</w:t>
-            </w:r>
-          </w:p>
-        </w:tc>
-        <w:tc>
-          <w:tcPr>
-            <w:tcW w:w="589" w:type="dxa"/>
-          </w:tcPr>
-          <w:p>
-            <w:pPr>
-              <w:spacing w:line="360" w:lineRule="auto"/>
-              <w:rPr>
-                <w:rFonts w:ascii="Times New Roman" w:hAnsi="Times New Roman" w:cs="Times New Roman"/>
-              </w:rPr>
-            </w:pPr>
-            <w:r>
-              <w:rPr>
-                <w:rFonts w:ascii="Times New Roman" w:hAnsi="Times New Roman" w:cs="Times New Roman"/>
-              </w:rPr>
-              <w:t>Int</w:t>
-            </w:r>
-          </w:p>
-        </w:tc>
-        <w:tc>
-          <w:tcPr>
-            <w:tcW w:w="7651" w:type="dxa"/>
-            <w:vAlign w:val="center"/>
-          </w:tcPr>
-          <w:p>
-            <w:pPr>
-              <w:spacing w:line="360" w:lineRule="auto"/>
-              <w:jc w:val="center"/>
-              <w:rPr>
-                <w:rFonts w:ascii="Times New Roman" w:hAnsi="Times New Roman" w:cs="Times New Roman"/>
-              </w:rPr>
-            </w:pPr>
-            <w:r>
-              <w:rPr>
-                <w:rFonts w:ascii="Times New Roman" w:hAnsi="Times New Roman" w:cs="Times New Roman"/>
-                <w:noProof/>
-              </w:rPr>
-              <w:drawing>
-                <wp:inline distT="0" distB="0" distL="0" distR="0" wp14:anchorId="1C794A5B" wp14:editId="4E989BA2">
-                  <wp:extent cx="4181301" cy="1866900"/>
-                  <wp:effectExtent l="0" t="0" r="0" b="0"/>
-                  <wp:docPr id="362326941" name="Picture 1"/>
-                  <wp:cNvGraphicFramePr>
-                    <a:graphicFrameLocks xmlns:a="http://schemas.openxmlformats.org/drawingml/2006/main" noChangeAspect="1"/>
-                  </wp:cNvGraphicFramePr>
-                  <a:graphic xmlns:a="http://schemas.openxmlformats.org/drawingml/2006/main">
-                    <a:graphicData uri="http://schemas.openxmlformats.org/drawingml/2006/picture">
-                      <pic:pic xmlns:pic="http://schemas.openxmlformats.org/drawingml/2006/picture">
-                        <pic:nvPicPr>
-                          <pic:cNvPr id="362326941" name=""/>
-                          <pic:cNvPicPr/>
-                        </pic:nvPicPr>
-                        <pic:blipFill>
-                          <a:blip r:embed="rId26"/>
-                          <a:stretch>
-                            <a:fillRect/>
-                          </a:stretch>
-                        </pic:blipFill>
-                        <pic:spPr>
-                          <a:xfrm>
-                            <a:off x="0" y="0"/>
-                            <a:ext cx="4214789" cy="1881852"/>
-                          </a:xfrm>
-                          <a:prstGeom prst="rect">
-                            <a:avLst/>
-                          </a:prstGeom>
-                        </pic:spPr>
-                      </pic:pic>
-                    </a:graphicData>
-                  </a:graphic>
-                </wp:inline>
-              </w:drawing>
-            </w:r>
-          </w:p>
-        </w:tc>
-      </w:tr>
-      <w:tr>
-        <w:tc>
-          <w:tcPr>
-            <w:tcW w:w="776" w:type="dxa"/>
-          </w:tcPr>
-          <w:p>
-            <w:pPr>
-              <w:spacing w:line="360" w:lineRule="auto"/>
-              <w:rPr>
-                <w:rFonts w:ascii="Times New Roman" w:hAnsi="Times New Roman" w:cs="Times New Roman"/>
-              </w:rPr>
-            </w:pPr>
-            <w:r>
-              <w:rPr>
-                <w:rFonts w:ascii="Times New Roman" w:hAnsi="Times New Roman" w:cs="Times New Roman"/>
-              </w:rPr>
-              <w:t>FKP18</w:t>
-            </w:r>
-          </w:p>
-        </w:tc>
-        <w:tc>
-          <w:tcPr>
-            <w:tcW w:w="589" w:type="dxa"/>
-          </w:tcPr>
-          <w:p>
-            <w:pPr>
-              <w:spacing w:line="360" w:lineRule="auto"/>
-              <w:rPr>
-                <w:rFonts w:ascii="Times New Roman" w:hAnsi="Times New Roman" w:cs="Times New Roman"/>
-              </w:rPr>
-            </w:pPr>
-            <w:r>
-              <w:rPr>
-                <w:rFonts w:ascii="Times New Roman" w:hAnsi="Times New Roman" w:cs="Times New Roman"/>
-              </w:rPr>
-              <w:t>Int</w:t>
-            </w:r>
-          </w:p>
-        </w:tc>
-        <w:tc>
-          <w:tcPr>
-            <w:tcW w:w="7651" w:type="dxa"/>
-            <w:vAlign w:val="center"/>
-          </w:tcPr>
-          <w:p>
-            <w:pPr>
-              <w:spacing w:line="360" w:lineRule="auto"/>
-              <w:jc w:val="center"/>
-              <w:rPr>
-                <w:rFonts w:ascii="Times New Roman" w:hAnsi="Times New Roman" w:cs="Times New Roman"/>
-              </w:rPr>
-            </w:pPr>
-            <w:r>
-              <w:rPr>
-                <w:rFonts w:ascii="Times New Roman" w:hAnsi="Times New Roman" w:cs="Times New Roman"/>
-                <w:noProof/>
-              </w:rPr>
-              <w:drawing>
-                <wp:inline distT="0" distB="0" distL="0" distR="0" wp14:anchorId="7BB7F5E4" wp14:editId="39E479D4">
-                  <wp:extent cx="4030980" cy="1756464"/>
-                  <wp:effectExtent l="0" t="0" r="7620" b="0"/>
-                  <wp:docPr id="1233557977" name="Picture 1"/>
-                  <wp:cNvGraphicFramePr>
-                    <a:graphicFrameLocks xmlns:a="http://schemas.openxmlformats.org/drawingml/2006/main" noChangeAspect="1"/>
-                  </wp:cNvGraphicFramePr>
-                  <a:graphic xmlns:a="http://schemas.openxmlformats.org/drawingml/2006/main">
-                    <a:graphicData uri="http://schemas.openxmlformats.org/drawingml/2006/picture">
-                      <pic:pic xmlns:pic="http://schemas.openxmlformats.org/drawingml/2006/picture">
-                        <pic:nvPicPr>
-                          <pic:cNvPr id="1233557977" name=""/>
-                          <pic:cNvPicPr/>
-                        </pic:nvPicPr>
-                        <pic:blipFill>
-                          <a:blip r:embed="rId27"/>
-                          <a:stretch>
-                            <a:fillRect/>
-                          </a:stretch>
-                        </pic:blipFill>
-                        <pic:spPr>
-                          <a:xfrm>
-                            <a:off x="0" y="0"/>
-                            <a:ext cx="4064170" cy="1770926"/>
-                          </a:xfrm>
-                          <a:prstGeom prst="rect">
-                            <a:avLst/>
-                          </a:prstGeom>
-                        </pic:spPr>
-                      </pic:pic>
-                    </a:graphicData>
-                  </a:graphic>
-                </wp:inline>
-              </w:drawing>
-            </w:r>
-          </w:p>
-        </w:tc>
-      </w:tr>
-      <w:tr>
-        <w:tc>
-          <w:tcPr>
-            <w:tcW w:w="776" w:type="dxa"/>
-          </w:tcPr>
-          <w:p>
-            <w:pPr>
-              <w:spacing w:line="360" w:lineRule="auto"/>
-              <w:rPr>
-                <w:rFonts w:ascii="Times New Roman" w:hAnsi="Times New Roman" w:cs="Times New Roman"/>
-              </w:rPr>
-            </w:pPr>
-            <w:r>
-              <w:rPr>
-                <w:rFonts w:ascii="Times New Roman" w:hAnsi="Times New Roman" w:cs="Times New Roman"/>
-              </w:rPr>
-              <w:t>FKP19</w:t>
-            </w:r>
-          </w:p>
-        </w:tc>
-        <w:tc>
-          <w:tcPr>
-            <w:tcW w:w="589" w:type="dxa"/>
-          </w:tcPr>
-          <w:p>
-            <w:pPr>
-              <w:spacing w:line="360" w:lineRule="auto"/>
-              <w:rPr>
-                <w:rFonts w:ascii="Times New Roman" w:hAnsi="Times New Roman" w:cs="Times New Roman"/>
-              </w:rPr>
-            </w:pPr>
-            <w:proofErr w:type="spellStart"/>
-            <w:r>
-              <w:rPr>
-                <w:rFonts w:ascii="Times New Roman" w:hAnsi="Times New Roman" w:cs="Times New Roman"/>
-              </w:rPr>
-              <w:t>Obj</w:t>
-            </w:r>
-            <w:proofErr w:type="spellEnd"/>
-          </w:p>
-        </w:tc>
-        <w:tc>
-          <w:tcPr>
-            <w:tcW w:w="7651" w:type="dxa"/>
-            <w:vAlign w:val="center"/>
-          </w:tcPr>
-          <w:p>
-            <w:pPr>
-              <w:spacing w:line="360" w:lineRule="auto"/>
-              <w:jc w:val="center"/>
-              <w:rPr>
-                <w:rFonts w:ascii="Times New Roman" w:hAnsi="Times New Roman" w:cs="Times New Roman"/>
-              </w:rPr>
-            </w:pPr>
-            <w:r>
-              <w:rPr>
-                <w:rFonts w:ascii="Times New Roman" w:hAnsi="Times New Roman" w:cs="Times New Roman"/>
-                <w:noProof/>
-              </w:rPr>
-              <w:drawing>
-                <wp:inline distT="0" distB="0" distL="0" distR="0" wp14:anchorId="3A83F969" wp14:editId="09FEFFF0">
-                  <wp:extent cx="4030980" cy="1834617"/>
-                  <wp:effectExtent l="0" t="0" r="7620" b="0"/>
-                  <wp:docPr id="1643075937" name="Picture 1"/>
-                  <wp:cNvGraphicFramePr>
-                    <a:graphicFrameLocks xmlns:a="http://schemas.openxmlformats.org/drawingml/2006/main" noChangeAspect="1"/>
-                  </wp:cNvGraphicFramePr>
-                  <a:graphic xmlns:a="http://schemas.openxmlformats.org/drawingml/2006/main">
-                    <a:graphicData uri="http://schemas.openxmlformats.org/drawingml/2006/picture">
-                      <pic:pic xmlns:pic="http://schemas.openxmlformats.org/drawingml/2006/picture">
-                        <pic:nvPicPr>
-                          <pic:cNvPr id="1643075937" name=""/>
-                          <pic:cNvPicPr/>
-                        </pic:nvPicPr>
-                        <pic:blipFill>
-                          <a:blip r:embed="rId28"/>
-                          <a:stretch>
-                            <a:fillRect/>
-                          </a:stretch>
-                        </pic:blipFill>
-                        <pic:spPr>
-                          <a:xfrm>
-                            <a:off x="0" y="0"/>
-                            <a:ext cx="4050347" cy="1843431"/>
-                          </a:xfrm>
-                          <a:prstGeom prst="rect">
-                            <a:avLst/>
-                          </a:prstGeom>
-                        </pic:spPr>
-                      </pic:pic>
-                    </a:graphicData>
-                  </a:graphic>
-                </wp:inline>
-              </w:drawing>
-            </w:r>
-          </w:p>
-        </w:tc>
-      </w:tr>
-      <w:tr>
-        <w:tc>
-          <w:tcPr>
-            <w:tcW w:w="776" w:type="dxa"/>
-          </w:tcPr>
-          <w:p>
-            <w:pPr>
-              <w:spacing w:line="360" w:lineRule="auto"/>
-              <w:rPr>
-                <w:rFonts w:ascii="Times New Roman" w:hAnsi="Times New Roman" w:cs="Times New Roman"/>
-              </w:rPr>
-            </w:pPr>
-            <w:r>
-              <w:rPr>
-                <w:rFonts w:ascii="Times New Roman" w:hAnsi="Times New Roman" w:cs="Times New Roman"/>
-              </w:rPr>
-              <w:lastRenderedPageBreak/>
-              <w:t>FKP20</w:t>
-            </w:r>
-          </w:p>
-        </w:tc>
-        <w:tc>
-          <w:tcPr>
-            <w:tcW w:w="589" w:type="dxa"/>
-          </w:tcPr>
-          <w:p>
-            <w:pPr>
-              <w:spacing w:line="360" w:lineRule="auto"/>
-              <w:rPr>
-                <w:rFonts w:ascii="Times New Roman" w:hAnsi="Times New Roman" w:cs="Times New Roman"/>
-              </w:rPr>
-            </w:pPr>
-            <w:r>
-              <w:rPr>
-                <w:rFonts w:ascii="Times New Roman" w:hAnsi="Times New Roman" w:cs="Times New Roman"/>
-              </w:rPr>
-              <w:t>Int</w:t>
-            </w:r>
-          </w:p>
-        </w:tc>
-        <w:tc>
-          <w:tcPr>
-            <w:tcW w:w="7651" w:type="dxa"/>
-            <w:vAlign w:val="center"/>
-          </w:tcPr>
-          <w:p>
-            <w:pPr>
-              <w:spacing w:line="360" w:lineRule="auto"/>
-              <w:jc w:val="center"/>
-              <w:rPr>
-                <w:rFonts w:ascii="Times New Roman" w:hAnsi="Times New Roman" w:cs="Times New Roman"/>
-              </w:rPr>
-            </w:pPr>
-            <w:r>
-              <w:rPr>
-                <w:rFonts w:ascii="Times New Roman" w:hAnsi="Times New Roman" w:cs="Times New Roman"/>
-                <w:noProof/>
-              </w:rPr>
-              <w:drawing>
-                <wp:inline distT="0" distB="0" distL="0" distR="0" wp14:anchorId="5B094D00" wp14:editId="027C0646">
-                  <wp:extent cx="3794760" cy="1684223"/>
-                  <wp:effectExtent l="0" t="0" r="0" b="0"/>
-                  <wp:docPr id="1133643775" name="Picture 1"/>
-                  <wp:cNvGraphicFramePr>
-                    <a:graphicFrameLocks xmlns:a="http://schemas.openxmlformats.org/drawingml/2006/main" noChangeAspect="1"/>
-                  </wp:cNvGraphicFramePr>
-                  <a:graphic xmlns:a="http://schemas.openxmlformats.org/drawingml/2006/main">
-                    <a:graphicData uri="http://schemas.openxmlformats.org/drawingml/2006/picture">
-                      <pic:pic xmlns:pic="http://schemas.openxmlformats.org/drawingml/2006/picture">
-                        <pic:nvPicPr>
-                          <pic:cNvPr id="1133643775" name=""/>
-                          <pic:cNvPicPr/>
-                        </pic:nvPicPr>
-                        <pic:blipFill>
-                          <a:blip r:embed="rId29"/>
-                          <a:stretch>
-                            <a:fillRect/>
-                          </a:stretch>
-                        </pic:blipFill>
-                        <pic:spPr>
-                          <a:xfrm>
-                            <a:off x="0" y="0"/>
-                            <a:ext cx="3825070" cy="1697676"/>
-                          </a:xfrm>
-                          <a:prstGeom prst="rect">
-                            <a:avLst/>
-                          </a:prstGeom>
-                        </pic:spPr>
-                      </pic:pic>
-                    </a:graphicData>
-                  </a:graphic>
-                </wp:inline>
-              </w:drawing>
-            </w:r>
-          </w:p>
-        </w:tc>
-      </w:tr>
-      <w:tr>
-        <w:tc>
-          <w:tcPr>
-            <w:tcW w:w="776" w:type="dxa"/>
-          </w:tcPr>
-          <w:p>
-            <w:pPr>
-              <w:spacing w:line="360" w:lineRule="auto"/>
-              <w:rPr>
-                <w:rFonts w:ascii="Times New Roman" w:hAnsi="Times New Roman" w:cs="Times New Roman"/>
-              </w:rPr>
-            </w:pPr>
-            <w:r>
-              <w:rPr>
-                <w:rFonts w:ascii="Times New Roman" w:hAnsi="Times New Roman" w:cs="Times New Roman"/>
-              </w:rPr>
-              <w:t>FKP21</w:t>
-            </w:r>
-          </w:p>
-        </w:tc>
-        <w:tc>
-          <w:tcPr>
-            <w:tcW w:w="589" w:type="dxa"/>
-          </w:tcPr>
-          <w:p>
-            <w:pPr>
-              <w:spacing w:line="360" w:lineRule="auto"/>
-              <w:rPr>
-                <w:rFonts w:ascii="Times New Roman" w:hAnsi="Times New Roman" w:cs="Times New Roman"/>
-              </w:rPr>
-            </w:pPr>
-            <w:r>
-              <w:rPr>
-                <w:rFonts w:ascii="Times New Roman" w:hAnsi="Times New Roman" w:cs="Times New Roman"/>
-              </w:rPr>
-              <w:t>Int</w:t>
-            </w:r>
-          </w:p>
-        </w:tc>
-        <w:tc>
-          <w:tcPr>
-            <w:tcW w:w="7651" w:type="dxa"/>
-            <w:vAlign w:val="center"/>
-          </w:tcPr>
-          <w:p>
-            <w:pPr>
-              <w:spacing w:line="360" w:lineRule="auto"/>
-              <w:jc w:val="center"/>
-              <w:rPr>
-                <w:rFonts w:ascii="Times New Roman" w:hAnsi="Times New Roman" w:cs="Times New Roman"/>
-              </w:rPr>
-            </w:pPr>
-            <w:r>
-              <w:rPr>
-                <w:rFonts w:ascii="Times New Roman" w:hAnsi="Times New Roman" w:cs="Times New Roman"/>
-                <w:noProof/>
-              </w:rPr>
-              <w:drawing>
-                <wp:inline distT="0" distB="0" distL="0" distR="0" wp14:anchorId="2519F26A" wp14:editId="7E231038">
-                  <wp:extent cx="3924300" cy="1851715"/>
-                  <wp:effectExtent l="0" t="0" r="0" b="0"/>
-                  <wp:docPr id="1860504934" name="Picture 1"/>
-                  <wp:cNvGraphicFramePr>
-                    <a:graphicFrameLocks xmlns:a="http://schemas.openxmlformats.org/drawingml/2006/main" noChangeAspect="1"/>
-                  </wp:cNvGraphicFramePr>
-                  <a:graphic xmlns:a="http://schemas.openxmlformats.org/drawingml/2006/main">
-                    <a:graphicData uri="http://schemas.openxmlformats.org/drawingml/2006/picture">
-                      <pic:pic xmlns:pic="http://schemas.openxmlformats.org/drawingml/2006/picture">
-                        <pic:nvPicPr>
-                          <pic:cNvPr id="1860504934" name=""/>
-                          <pic:cNvPicPr/>
-                        </pic:nvPicPr>
-                        <pic:blipFill>
-                          <a:blip r:embed="rId30"/>
-                          <a:stretch>
-                            <a:fillRect/>
-                          </a:stretch>
-                        </pic:blipFill>
-                        <pic:spPr>
-                          <a:xfrm>
-                            <a:off x="0" y="0"/>
-                            <a:ext cx="3942136" cy="1860131"/>
-                          </a:xfrm>
-                          <a:prstGeom prst="rect">
-                            <a:avLst/>
-                          </a:prstGeom>
-                        </pic:spPr>
-                      </pic:pic>
-                    </a:graphicData>
-                  </a:graphic>
-                </wp:inline>
-              </w:drawing>
-            </w:r>
-          </w:p>
-        </w:tc>
-      </w:tr>
-      <w:tr>
-        <w:tc>
-          <w:tcPr>
-            <w:tcW w:w="776" w:type="dxa"/>
-          </w:tcPr>
-          <w:p>
-            <w:pPr>
-              <w:spacing w:line="360" w:lineRule="auto"/>
-              <w:rPr>
-                <w:rFonts w:ascii="Times New Roman" w:hAnsi="Times New Roman" w:cs="Times New Roman"/>
-              </w:rPr>
-            </w:pPr>
-            <w:r>
-              <w:rPr>
-                <w:rFonts w:ascii="Times New Roman" w:hAnsi="Times New Roman" w:cs="Times New Roman"/>
-              </w:rPr>
-              <w:t>FKP22</w:t>
-            </w:r>
-          </w:p>
-        </w:tc>
-        <w:tc>
-          <w:tcPr>
-            <w:tcW w:w="589" w:type="dxa"/>
-          </w:tcPr>
-          <w:p>
-            <w:pPr>
-              <w:spacing w:line="360" w:lineRule="auto"/>
-              <w:rPr>
-                <w:rFonts w:ascii="Times New Roman" w:hAnsi="Times New Roman" w:cs="Times New Roman"/>
-              </w:rPr>
-            </w:pPr>
-            <w:r>
-              <w:rPr>
-                <w:rFonts w:ascii="Times New Roman" w:hAnsi="Times New Roman" w:cs="Times New Roman"/>
-              </w:rPr>
-              <w:t>int</w:t>
-            </w:r>
-          </w:p>
-        </w:tc>
-        <w:tc>
-          <w:tcPr>
-            <w:tcW w:w="7651" w:type="dxa"/>
-            <w:vAlign w:val="center"/>
-          </w:tcPr>
-          <w:p>
-            <w:pPr>
-              <w:spacing w:line="360" w:lineRule="auto"/>
-              <w:jc w:val="center"/>
-              <w:rPr>
-                <w:rFonts w:ascii="Times New Roman" w:hAnsi="Times New Roman" w:cs="Times New Roman"/>
-              </w:rPr>
-            </w:pPr>
-            <w:r>
-              <w:rPr>
-                <w:rFonts w:ascii="Times New Roman" w:hAnsi="Times New Roman" w:cs="Times New Roman"/>
-                <w:noProof/>
-              </w:rPr>
-              <w:drawing>
-                <wp:inline distT="0" distB="0" distL="0" distR="0" wp14:anchorId="0B4E261E" wp14:editId="1E4CAF3F">
-                  <wp:extent cx="3977640" cy="2204315"/>
-                  <wp:effectExtent l="0" t="0" r="3810" b="5715"/>
-                  <wp:docPr id="71160608" name="Picture 1"/>
-                  <wp:cNvGraphicFramePr>
-                    <a:graphicFrameLocks xmlns:a="http://schemas.openxmlformats.org/drawingml/2006/main" noChangeAspect="1"/>
-                  </wp:cNvGraphicFramePr>
-                  <a:graphic xmlns:a="http://schemas.openxmlformats.org/drawingml/2006/main">
-                    <a:graphicData uri="http://schemas.openxmlformats.org/drawingml/2006/picture">
-                      <pic:pic xmlns:pic="http://schemas.openxmlformats.org/drawingml/2006/picture">
-                        <pic:nvPicPr>
-                          <pic:cNvPr id="71160608" name=""/>
-                          <pic:cNvPicPr/>
-                        </pic:nvPicPr>
-                        <pic:blipFill>
-                          <a:blip r:embed="rId31"/>
-                          <a:stretch>
-                            <a:fillRect/>
-                          </a:stretch>
-                        </pic:blipFill>
-                        <pic:spPr>
-                          <a:xfrm>
-                            <a:off x="0" y="0"/>
-                            <a:ext cx="4010406" cy="2222473"/>
-                          </a:xfrm>
-                          <a:prstGeom prst="rect">
-                            <a:avLst/>
-                          </a:prstGeom>
-                        </pic:spPr>
-                      </pic:pic>
-                    </a:graphicData>
-                  </a:graphic>
-                </wp:inline>
-              </w:drawing>
-            </w:r>
-          </w:p>
-        </w:tc>
-      </w:tr>
-    </w:tbl>
-    <w:p/>
-    <w:p>
-      <w:pPr>
-        <w:pStyle w:val="Heading4"/>
-        <w:numPr>
-          <w:ilvl w:val="3"/>
-          <w:numId w:val="10"/>
-        </w:numPr>
-        <w:ind w:left="709"/>
+        <w:t>Correlation</w:t>
+      </w:r>
+      <w:r>
         <w:rPr>
           <w:rFonts w:ascii="Times New Roman" w:hAnsi="Times New Roman" w:cs="Times New Roman"/>
           <w:color w:val="auto"/>
           <w:sz w:val="24"/>
           <w:szCs w:val="24"/>
         </w:rPr>
-      </w:pPr>
-      <w:r>
-        <w:rPr>
-          <w:rFonts w:ascii="Times New Roman" w:hAnsi="Times New Roman" w:cs="Times New Roman"/>
-          <w:color w:val="auto"/>
-          <w:sz w:val="24"/>
-          <w:szCs w:val="24"/>
-        </w:rPr>
-        <w:t>Correlations</w:t>
+        <w:t>s</w:t>
       </w:r>
     </w:p>
     <w:p>
@@ -22344,7 +19757,7 @@
         <w:rPr>
           <w:rFonts w:ascii="Times New Roman" w:hAnsi="Times New Roman" w:cs="Times New Roman"/>
         </w:rPr>
-        <w:t>biru</w:t>
+        <w:t>merah</w:t>
       </w:r>
       <w:proofErr w:type="spellEnd"/>
       <w:r>
@@ -22868,13 +20281,14 @@
       <w:r>
         <w:rPr>
           <w:rFonts w:ascii="Times New Roman" w:hAnsi="Times New Roman" w:cs="Times New Roman"/>
+          <w:noProof/>
         </w:rPr>
         <w:lastRenderedPageBreak/>
         <w:drawing>
-          <wp:inline distT="0" distB="0" distL="0" distR="0" wp14:anchorId="1346284C" wp14:editId="40EB375D">
+          <wp:inline distT="0" distB="0" distL="0" distR="0" wp14:anchorId="7671E433" wp14:editId="0A4C7E6E">
             <wp:extent cx="5731510" cy="4770120"/>
             <wp:effectExtent l="0" t="0" r="2540" b="0"/>
-            <wp:docPr id="1990143809" name="Picture 1"/>
+            <wp:docPr id="1943985019" name="Picture 1"/>
             <wp:cNvGraphicFramePr>
               <a:graphicFrameLocks xmlns:a="http://schemas.openxmlformats.org/drawingml/2006/main" noChangeAspect="1"/>
             </wp:cNvGraphicFramePr>
@@ -22886,7 +20300,7 @@
                     <pic:cNvPicPr/>
                   </pic:nvPicPr>
                   <pic:blipFill>
-                    <a:blip r:embed="rId32"/>
+                    <a:blip r:embed="rId9"/>
                     <a:stretch>
                       <a:fillRect/>
                     </a:stretch>
@@ -23050,6 +20464,5419 @@
     </w:p>
     <w:p>
       <w:pPr>
+        <w:spacing w:line="360" w:lineRule="auto"/>
+        <w:jc w:val="both"/>
+        <w:rPr>
+          <w:rFonts w:ascii="Times New Roman" w:hAnsi="Times New Roman" w:cs="Times New Roman"/>
+        </w:rPr>
+      </w:pPr>
+      <w:proofErr w:type="spellStart"/>
+      <w:r>
+        <w:rPr>
+          <w:rFonts w:ascii="Times New Roman" w:hAnsi="Times New Roman" w:cs="Times New Roman"/>
+        </w:rPr>
+        <w:t>Berdasarkan</w:t>
+      </w:r>
+      <w:proofErr w:type="spellEnd"/>
+      <w:r>
+        <w:rPr>
+          <w:rFonts w:ascii="Times New Roman" w:hAnsi="Times New Roman" w:cs="Times New Roman"/>
+        </w:rPr>
+        <w:t xml:space="preserve"> heatmap </w:t>
+      </w:r>
+      <w:proofErr w:type="spellStart"/>
+      <w:r>
+        <w:rPr>
+          <w:rFonts w:ascii="Times New Roman" w:hAnsi="Times New Roman" w:cs="Times New Roman"/>
+        </w:rPr>
+        <w:t>korelasi</w:t>
+      </w:r>
+      <w:proofErr w:type="spellEnd"/>
+      <w:r>
+        <w:rPr>
+          <w:rFonts w:ascii="Times New Roman" w:hAnsi="Times New Roman" w:cs="Times New Roman"/>
+        </w:rPr>
+        <w:t xml:space="preserve"> yang </w:t>
+      </w:r>
+      <w:proofErr w:type="spellStart"/>
+      <w:r>
+        <w:rPr>
+          <w:rFonts w:ascii="Times New Roman" w:hAnsi="Times New Roman" w:cs="Times New Roman"/>
+        </w:rPr>
+        <w:t>ditampilkan</w:t>
+      </w:r>
+      <w:proofErr w:type="spellEnd"/>
+      <w:r>
+        <w:rPr>
+          <w:rFonts w:ascii="Times New Roman" w:hAnsi="Times New Roman" w:cs="Times New Roman"/>
+        </w:rPr>
+        <w:t xml:space="preserve">, </w:t>
+      </w:r>
+      <w:proofErr w:type="spellStart"/>
+      <w:r>
+        <w:rPr>
+          <w:rFonts w:ascii="Times New Roman" w:hAnsi="Times New Roman" w:cs="Times New Roman"/>
+        </w:rPr>
+        <w:t>hubungan</w:t>
+      </w:r>
+      <w:proofErr w:type="spellEnd"/>
+      <w:r>
+        <w:rPr>
+          <w:rFonts w:ascii="Times New Roman" w:hAnsi="Times New Roman" w:cs="Times New Roman"/>
+        </w:rPr>
+        <w:t xml:space="preserve"> </w:t>
+      </w:r>
+      <w:proofErr w:type="spellStart"/>
+      <w:r>
+        <w:rPr>
+          <w:rFonts w:ascii="Times New Roman" w:hAnsi="Times New Roman" w:cs="Times New Roman"/>
+        </w:rPr>
+        <w:t>antar</w:t>
+      </w:r>
+      <w:proofErr w:type="spellEnd"/>
+      <w:r>
+        <w:rPr>
+          <w:rFonts w:ascii="Times New Roman" w:hAnsi="Times New Roman" w:cs="Times New Roman"/>
+        </w:rPr>
+        <w:t xml:space="preserve"> </w:t>
+      </w:r>
+      <w:proofErr w:type="spellStart"/>
+      <w:r>
+        <w:rPr>
+          <w:rFonts w:ascii="Times New Roman" w:hAnsi="Times New Roman" w:cs="Times New Roman"/>
+        </w:rPr>
+        <w:t>atribut</w:t>
+      </w:r>
+      <w:proofErr w:type="spellEnd"/>
+      <w:r>
+        <w:rPr>
+          <w:rFonts w:ascii="Times New Roman" w:hAnsi="Times New Roman" w:cs="Times New Roman"/>
+        </w:rPr>
+        <w:t xml:space="preserve"> yang </w:t>
+      </w:r>
+      <w:proofErr w:type="spellStart"/>
+      <w:r>
+        <w:rPr>
+          <w:rFonts w:ascii="Times New Roman" w:hAnsi="Times New Roman" w:cs="Times New Roman"/>
+        </w:rPr>
+        <w:t>memiliki</w:t>
+      </w:r>
+      <w:proofErr w:type="spellEnd"/>
+      <w:r>
+        <w:rPr>
+          <w:rFonts w:ascii="Times New Roman" w:hAnsi="Times New Roman" w:cs="Times New Roman"/>
+        </w:rPr>
+        <w:t xml:space="preserve"> </w:t>
+      </w:r>
+      <w:proofErr w:type="spellStart"/>
+      <w:r>
+        <w:rPr>
+          <w:rFonts w:ascii="Times New Roman" w:hAnsi="Times New Roman" w:cs="Times New Roman"/>
+        </w:rPr>
+        <w:t>nilai</w:t>
+      </w:r>
+      <w:proofErr w:type="spellEnd"/>
+      <w:r>
+        <w:rPr>
+          <w:rFonts w:ascii="Times New Roman" w:hAnsi="Times New Roman" w:cs="Times New Roman"/>
+        </w:rPr>
+        <w:t xml:space="preserve"> </w:t>
+      </w:r>
+      <w:proofErr w:type="spellStart"/>
+      <w:r>
+        <w:rPr>
+          <w:rFonts w:ascii="Times New Roman" w:hAnsi="Times New Roman" w:cs="Times New Roman"/>
+        </w:rPr>
+        <w:t>korelasi</w:t>
+      </w:r>
+      <w:proofErr w:type="spellEnd"/>
+      <w:r>
+        <w:rPr>
+          <w:rFonts w:ascii="Times New Roman" w:hAnsi="Times New Roman" w:cs="Times New Roman"/>
+        </w:rPr>
+        <w:t xml:space="preserve"> </w:t>
+      </w:r>
+      <w:proofErr w:type="spellStart"/>
+      <w:r>
+        <w:rPr>
+          <w:rFonts w:ascii="Times New Roman" w:hAnsi="Times New Roman" w:cs="Times New Roman"/>
+        </w:rPr>
+        <w:t>lebih</w:t>
+      </w:r>
+      <w:proofErr w:type="spellEnd"/>
+      <w:r>
+        <w:rPr>
+          <w:rFonts w:ascii="Times New Roman" w:hAnsi="Times New Roman" w:cs="Times New Roman"/>
+        </w:rPr>
+        <w:t xml:space="preserve"> </w:t>
+      </w:r>
+      <w:proofErr w:type="spellStart"/>
+      <w:r>
+        <w:rPr>
+          <w:rFonts w:ascii="Times New Roman" w:hAnsi="Times New Roman" w:cs="Times New Roman"/>
+        </w:rPr>
+        <w:t>besar</w:t>
+      </w:r>
+      <w:proofErr w:type="spellEnd"/>
+      <w:r>
+        <w:rPr>
+          <w:rFonts w:ascii="Times New Roman" w:hAnsi="Times New Roman" w:cs="Times New Roman"/>
+        </w:rPr>
+        <w:t xml:space="preserve"> </w:t>
+      </w:r>
+      <w:proofErr w:type="spellStart"/>
+      <w:r>
+        <w:rPr>
+          <w:rFonts w:ascii="Times New Roman" w:hAnsi="Times New Roman" w:cs="Times New Roman"/>
+        </w:rPr>
+        <w:t>dari</w:t>
+      </w:r>
+      <w:proofErr w:type="spellEnd"/>
+      <w:r>
+        <w:rPr>
+          <w:rFonts w:ascii="Times New Roman" w:hAnsi="Times New Roman" w:cs="Times New Roman"/>
+        </w:rPr>
+        <w:t xml:space="preserve"> 0.89 (</w:t>
+      </w:r>
+      <w:proofErr w:type="spellStart"/>
+      <w:r>
+        <w:rPr>
+          <w:rFonts w:ascii="Times New Roman" w:hAnsi="Times New Roman" w:cs="Times New Roman"/>
+        </w:rPr>
+        <w:t>ditandai</w:t>
+      </w:r>
+      <w:proofErr w:type="spellEnd"/>
+      <w:r>
+        <w:rPr>
+          <w:rFonts w:ascii="Times New Roman" w:hAnsi="Times New Roman" w:cs="Times New Roman"/>
+        </w:rPr>
+        <w:t xml:space="preserve"> </w:t>
+      </w:r>
+      <w:proofErr w:type="spellStart"/>
+      <w:r>
+        <w:rPr>
+          <w:rFonts w:ascii="Times New Roman" w:hAnsi="Times New Roman" w:cs="Times New Roman"/>
+        </w:rPr>
+        <w:t>dengan</w:t>
+      </w:r>
+      <w:proofErr w:type="spellEnd"/>
+      <w:r>
+        <w:rPr>
+          <w:rFonts w:ascii="Times New Roman" w:hAnsi="Times New Roman" w:cs="Times New Roman"/>
+        </w:rPr>
+        <w:t xml:space="preserve"> </w:t>
+      </w:r>
+      <w:proofErr w:type="spellStart"/>
+      <w:r>
+        <w:rPr>
+          <w:rFonts w:ascii="Times New Roman" w:hAnsi="Times New Roman" w:cs="Times New Roman"/>
+        </w:rPr>
+        <w:t>warna</w:t>
+      </w:r>
+      <w:proofErr w:type="spellEnd"/>
+      <w:r>
+        <w:rPr>
+          <w:rFonts w:ascii="Times New Roman" w:hAnsi="Times New Roman" w:cs="Times New Roman"/>
+        </w:rPr>
+        <w:t xml:space="preserve"> </w:t>
+      </w:r>
+      <w:proofErr w:type="spellStart"/>
+      <w:r>
+        <w:rPr>
+          <w:rFonts w:ascii="Times New Roman" w:hAnsi="Times New Roman" w:cs="Times New Roman"/>
+        </w:rPr>
+        <w:t>merah</w:t>
+      </w:r>
+      <w:proofErr w:type="spellEnd"/>
+      <w:r>
+        <w:rPr>
+          <w:rFonts w:ascii="Times New Roman" w:hAnsi="Times New Roman" w:cs="Times New Roman"/>
+        </w:rPr>
+        <w:t xml:space="preserve"> </w:t>
+      </w:r>
+      <w:proofErr w:type="spellStart"/>
+      <w:r>
+        <w:rPr>
+          <w:rFonts w:ascii="Times New Roman" w:hAnsi="Times New Roman" w:cs="Times New Roman"/>
+        </w:rPr>
+        <w:t>gelap</w:t>
+      </w:r>
+      <w:proofErr w:type="spellEnd"/>
+      <w:r>
+        <w:rPr>
+          <w:rFonts w:ascii="Times New Roman" w:hAnsi="Times New Roman" w:cs="Times New Roman"/>
+        </w:rPr>
+        <w:t xml:space="preserve">) </w:t>
+      </w:r>
+      <w:proofErr w:type="spellStart"/>
+      <w:r>
+        <w:rPr>
+          <w:rFonts w:ascii="Times New Roman" w:hAnsi="Times New Roman" w:cs="Times New Roman"/>
+        </w:rPr>
+        <w:t>adalah</w:t>
+      </w:r>
+      <w:proofErr w:type="spellEnd"/>
+      <w:r>
+        <w:rPr>
+          <w:rFonts w:ascii="Times New Roman" w:hAnsi="Times New Roman" w:cs="Times New Roman"/>
+        </w:rPr>
+        <w:t xml:space="preserve"> </w:t>
+      </w:r>
+      <w:proofErr w:type="spellStart"/>
+      <w:r>
+        <w:rPr>
+          <w:rFonts w:ascii="Times New Roman" w:hAnsi="Times New Roman" w:cs="Times New Roman"/>
+        </w:rPr>
+        <w:t>sebagai</w:t>
+      </w:r>
+      <w:proofErr w:type="spellEnd"/>
+      <w:r>
+        <w:rPr>
+          <w:rFonts w:ascii="Times New Roman" w:hAnsi="Times New Roman" w:cs="Times New Roman"/>
+        </w:rPr>
+        <w:t xml:space="preserve"> </w:t>
+      </w:r>
+      <w:proofErr w:type="spellStart"/>
+      <w:r>
+        <w:rPr>
+          <w:rFonts w:ascii="Times New Roman" w:hAnsi="Times New Roman" w:cs="Times New Roman"/>
+        </w:rPr>
+        <w:t>berikut</w:t>
+      </w:r>
+      <w:proofErr w:type="spellEnd"/>
+      <w:r>
+        <w:rPr>
+          <w:rFonts w:ascii="Times New Roman" w:hAnsi="Times New Roman" w:cs="Times New Roman"/>
+        </w:rPr>
+        <w:t>:</w:t>
+      </w:r>
+    </w:p>
+    <w:p>
+      <w:pPr>
+        <w:pStyle w:val="ListParagraph"/>
+        <w:numPr>
+          <w:ilvl w:val="2"/>
+          <w:numId w:val="9"/>
+        </w:numPr>
+        <w:spacing w:line="360" w:lineRule="auto"/>
+        <w:ind w:left="567"/>
+        <w:jc w:val="both"/>
+        <w:rPr>
+          <w:rFonts w:ascii="Times New Roman" w:hAnsi="Times New Roman" w:cs="Times New Roman"/>
+        </w:rPr>
+      </w:pPr>
+      <w:r>
+        <w:rPr>
+          <w:rFonts w:ascii="Times New Roman" w:hAnsi="Times New Roman" w:cs="Times New Roman"/>
+        </w:rPr>
+        <w:t>FKP16 dan FKP17 (</w:t>
+      </w:r>
+      <w:proofErr w:type="spellStart"/>
+      <w:r>
+        <w:rPr>
+          <w:rFonts w:ascii="Times New Roman" w:hAnsi="Times New Roman" w:cs="Times New Roman"/>
+        </w:rPr>
+        <w:t>korelasi</w:t>
+      </w:r>
+      <w:proofErr w:type="spellEnd"/>
+      <w:r>
+        <w:rPr>
+          <w:rFonts w:ascii="Times New Roman" w:hAnsi="Times New Roman" w:cs="Times New Roman"/>
+        </w:rPr>
+        <w:t xml:space="preserve"> ≈ 1.00)</w:t>
+      </w:r>
+    </w:p>
+    <w:p>
+      <w:pPr>
+        <w:pStyle w:val="ListParagraph"/>
+        <w:numPr>
+          <w:ilvl w:val="2"/>
+          <w:numId w:val="9"/>
+        </w:numPr>
+        <w:spacing w:line="360" w:lineRule="auto"/>
+        <w:ind w:left="567"/>
+        <w:jc w:val="both"/>
+        <w:rPr>
+          <w:rFonts w:ascii="Times New Roman" w:hAnsi="Times New Roman" w:cs="Times New Roman"/>
+        </w:rPr>
+      </w:pPr>
+      <w:r>
+        <w:rPr>
+          <w:rFonts w:ascii="Times New Roman" w:hAnsi="Times New Roman" w:cs="Times New Roman"/>
+        </w:rPr>
+        <w:t>FKP16 dan FKP18 (</w:t>
+      </w:r>
+      <w:proofErr w:type="spellStart"/>
+      <w:r>
+        <w:rPr>
+          <w:rFonts w:ascii="Times New Roman" w:hAnsi="Times New Roman" w:cs="Times New Roman"/>
+        </w:rPr>
+        <w:t>korelasi</w:t>
+      </w:r>
+      <w:proofErr w:type="spellEnd"/>
+      <w:r>
+        <w:rPr>
+          <w:rFonts w:ascii="Times New Roman" w:hAnsi="Times New Roman" w:cs="Times New Roman"/>
+        </w:rPr>
+        <w:t xml:space="preserve"> ≈ 0.96)</w:t>
+      </w:r>
+    </w:p>
+    <w:p>
+      <w:pPr>
+        <w:pStyle w:val="ListParagraph"/>
+        <w:numPr>
+          <w:ilvl w:val="2"/>
+          <w:numId w:val="9"/>
+        </w:numPr>
+        <w:spacing w:line="360" w:lineRule="auto"/>
+        <w:ind w:left="567"/>
+        <w:jc w:val="both"/>
+        <w:rPr>
+          <w:rFonts w:ascii="Times New Roman" w:hAnsi="Times New Roman" w:cs="Times New Roman"/>
+        </w:rPr>
+      </w:pPr>
+      <w:r>
+        <w:rPr>
+          <w:rFonts w:ascii="Times New Roman" w:hAnsi="Times New Roman" w:cs="Times New Roman"/>
+        </w:rPr>
+        <w:t>FKP16 dan FKP19 (</w:t>
+      </w:r>
+      <w:proofErr w:type="spellStart"/>
+      <w:r>
+        <w:rPr>
+          <w:rFonts w:ascii="Times New Roman" w:hAnsi="Times New Roman" w:cs="Times New Roman"/>
+        </w:rPr>
+        <w:t>korelasi</w:t>
+      </w:r>
+      <w:proofErr w:type="spellEnd"/>
+      <w:r>
+        <w:rPr>
+          <w:rFonts w:ascii="Times New Roman" w:hAnsi="Times New Roman" w:cs="Times New Roman"/>
+        </w:rPr>
+        <w:t xml:space="preserve"> ≈ 0.96)</w:t>
+      </w:r>
+    </w:p>
+    <w:p>
+      <w:pPr>
+        <w:pStyle w:val="ListParagraph"/>
+        <w:numPr>
+          <w:ilvl w:val="2"/>
+          <w:numId w:val="9"/>
+        </w:numPr>
+        <w:spacing w:line="360" w:lineRule="auto"/>
+        <w:ind w:left="567"/>
+        <w:jc w:val="both"/>
+        <w:rPr>
+          <w:rFonts w:ascii="Times New Roman" w:hAnsi="Times New Roman" w:cs="Times New Roman"/>
+        </w:rPr>
+      </w:pPr>
+      <w:r>
+        <w:rPr>
+          <w:rFonts w:ascii="Times New Roman" w:hAnsi="Times New Roman" w:cs="Times New Roman"/>
+        </w:rPr>
+        <w:t>FKP16 dan FKP20 (</w:t>
+      </w:r>
+      <w:proofErr w:type="spellStart"/>
+      <w:r>
+        <w:rPr>
+          <w:rFonts w:ascii="Times New Roman" w:hAnsi="Times New Roman" w:cs="Times New Roman"/>
+        </w:rPr>
+        <w:t>korelasi</w:t>
+      </w:r>
+      <w:proofErr w:type="spellEnd"/>
+      <w:r>
+        <w:rPr>
+          <w:rFonts w:ascii="Times New Roman" w:hAnsi="Times New Roman" w:cs="Times New Roman"/>
+        </w:rPr>
+        <w:t xml:space="preserve"> ≈ 0.96)</w:t>
+      </w:r>
+    </w:p>
+    <w:p>
+      <w:pPr>
+        <w:pStyle w:val="ListParagraph"/>
+        <w:numPr>
+          <w:ilvl w:val="2"/>
+          <w:numId w:val="9"/>
+        </w:numPr>
+        <w:spacing w:line="360" w:lineRule="auto"/>
+        <w:ind w:left="567"/>
+        <w:jc w:val="both"/>
+        <w:rPr>
+          <w:rFonts w:ascii="Times New Roman" w:hAnsi="Times New Roman" w:cs="Times New Roman"/>
+        </w:rPr>
+      </w:pPr>
+      <w:r>
+        <w:rPr>
+          <w:rFonts w:ascii="Times New Roman" w:hAnsi="Times New Roman" w:cs="Times New Roman"/>
+        </w:rPr>
+        <w:t>FKP16 dan FKP21 (</w:t>
+      </w:r>
+      <w:proofErr w:type="spellStart"/>
+      <w:r>
+        <w:rPr>
+          <w:rFonts w:ascii="Times New Roman" w:hAnsi="Times New Roman" w:cs="Times New Roman"/>
+        </w:rPr>
+        <w:t>korelasi</w:t>
+      </w:r>
+      <w:proofErr w:type="spellEnd"/>
+      <w:r>
+        <w:rPr>
+          <w:rFonts w:ascii="Times New Roman" w:hAnsi="Times New Roman" w:cs="Times New Roman"/>
+        </w:rPr>
+        <w:t xml:space="preserve"> ≈ 0.89)</w:t>
+      </w:r>
+    </w:p>
+    <w:p>
+      <w:pPr>
+        <w:pStyle w:val="ListParagraph"/>
+        <w:numPr>
+          <w:ilvl w:val="2"/>
+          <w:numId w:val="9"/>
+        </w:numPr>
+        <w:spacing w:line="360" w:lineRule="auto"/>
+        <w:ind w:left="567"/>
+        <w:jc w:val="both"/>
+        <w:rPr>
+          <w:rFonts w:ascii="Times New Roman" w:hAnsi="Times New Roman" w:cs="Times New Roman"/>
+        </w:rPr>
+      </w:pPr>
+      <w:r>
+        <w:rPr>
+          <w:rFonts w:ascii="Times New Roman" w:hAnsi="Times New Roman" w:cs="Times New Roman"/>
+        </w:rPr>
+        <w:t>FKP05 dan FKP06 (</w:t>
+      </w:r>
+      <w:proofErr w:type="spellStart"/>
+      <w:r>
+        <w:rPr>
+          <w:rFonts w:ascii="Times New Roman" w:hAnsi="Times New Roman" w:cs="Times New Roman"/>
+        </w:rPr>
+        <w:t>korelasi</w:t>
+      </w:r>
+      <w:proofErr w:type="spellEnd"/>
+      <w:r>
+        <w:rPr>
+          <w:rFonts w:ascii="Times New Roman" w:hAnsi="Times New Roman" w:cs="Times New Roman"/>
+        </w:rPr>
+        <w:t xml:space="preserve"> ≈ 1.00)</w:t>
+      </w:r>
+    </w:p>
+    <w:p>
+      <w:pPr>
+        <w:pStyle w:val="ListParagraph"/>
+        <w:numPr>
+          <w:ilvl w:val="2"/>
+          <w:numId w:val="9"/>
+        </w:numPr>
+        <w:spacing w:line="360" w:lineRule="auto"/>
+        <w:ind w:left="567"/>
+        <w:jc w:val="both"/>
+        <w:rPr>
+          <w:rFonts w:ascii="Times New Roman" w:hAnsi="Times New Roman" w:cs="Times New Roman"/>
+        </w:rPr>
+      </w:pPr>
+      <w:r>
+        <w:rPr>
+          <w:rFonts w:ascii="Times New Roman" w:hAnsi="Times New Roman" w:cs="Times New Roman"/>
+        </w:rPr>
+        <w:t>FKP06 dan FKP05 (</w:t>
+      </w:r>
+      <w:proofErr w:type="spellStart"/>
+      <w:r>
+        <w:rPr>
+          <w:rFonts w:ascii="Times New Roman" w:hAnsi="Times New Roman" w:cs="Times New Roman"/>
+        </w:rPr>
+        <w:t>korelasi</w:t>
+      </w:r>
+      <w:proofErr w:type="spellEnd"/>
+      <w:r>
+        <w:rPr>
+          <w:rFonts w:ascii="Times New Roman" w:hAnsi="Times New Roman" w:cs="Times New Roman"/>
+        </w:rPr>
+        <w:t xml:space="preserve"> ≈ 1.00)</w:t>
+      </w:r>
+    </w:p>
+    <w:p>
+      <w:pPr>
+        <w:pStyle w:val="ListParagraph"/>
+        <w:numPr>
+          <w:ilvl w:val="2"/>
+          <w:numId w:val="9"/>
+        </w:numPr>
+        <w:spacing w:line="360" w:lineRule="auto"/>
+        <w:ind w:left="567"/>
+        <w:jc w:val="both"/>
+        <w:rPr>
+          <w:rFonts w:ascii="Times New Roman" w:hAnsi="Times New Roman" w:cs="Times New Roman"/>
+        </w:rPr>
+      </w:pPr>
+      <w:r>
+        <w:rPr>
+          <w:rFonts w:ascii="Times New Roman" w:hAnsi="Times New Roman" w:cs="Times New Roman"/>
+        </w:rPr>
+        <w:t>FKP13 dan FKP14 (</w:t>
+      </w:r>
+      <w:proofErr w:type="spellStart"/>
+      <w:r>
+        <w:rPr>
+          <w:rFonts w:ascii="Times New Roman" w:hAnsi="Times New Roman" w:cs="Times New Roman"/>
+        </w:rPr>
+        <w:t>korelasi</w:t>
+      </w:r>
+      <w:proofErr w:type="spellEnd"/>
+      <w:r>
+        <w:rPr>
+          <w:rFonts w:ascii="Times New Roman" w:hAnsi="Times New Roman" w:cs="Times New Roman"/>
+        </w:rPr>
+        <w:t xml:space="preserve"> ≈ 1.00)</w:t>
+      </w:r>
+    </w:p>
+    <w:p>
+      <w:pPr>
+        <w:pStyle w:val="ListParagraph"/>
+        <w:numPr>
+          <w:ilvl w:val="2"/>
+          <w:numId w:val="9"/>
+        </w:numPr>
+        <w:spacing w:line="360" w:lineRule="auto"/>
+        <w:ind w:left="567"/>
+        <w:jc w:val="both"/>
+        <w:rPr>
+          <w:rFonts w:ascii="Times New Roman" w:hAnsi="Times New Roman" w:cs="Times New Roman"/>
+        </w:rPr>
+      </w:pPr>
+      <w:r>
+        <w:rPr>
+          <w:rFonts w:ascii="Times New Roman" w:hAnsi="Times New Roman" w:cs="Times New Roman"/>
+        </w:rPr>
+        <w:t>FKP14 dan FKP13 (</w:t>
+      </w:r>
+      <w:proofErr w:type="spellStart"/>
+      <w:r>
+        <w:rPr>
+          <w:rFonts w:ascii="Times New Roman" w:hAnsi="Times New Roman" w:cs="Times New Roman"/>
+        </w:rPr>
+        <w:t>korelasi</w:t>
+      </w:r>
+      <w:proofErr w:type="spellEnd"/>
+      <w:r>
+        <w:rPr>
+          <w:rFonts w:ascii="Times New Roman" w:hAnsi="Times New Roman" w:cs="Times New Roman"/>
+        </w:rPr>
+        <w:t xml:space="preserve"> ≈ 1.00)</w:t>
+      </w:r>
+    </w:p>
+    <w:p>
+      <w:pPr>
+        <w:pStyle w:val="ListParagraph"/>
+        <w:numPr>
+          <w:ilvl w:val="2"/>
+          <w:numId w:val="9"/>
+        </w:numPr>
+        <w:spacing w:line="360" w:lineRule="auto"/>
+        <w:ind w:left="567"/>
+        <w:jc w:val="both"/>
+        <w:rPr>
+          <w:rFonts w:ascii="Times New Roman" w:hAnsi="Times New Roman" w:cs="Times New Roman"/>
+        </w:rPr>
+      </w:pPr>
+      <w:r>
+        <w:rPr>
+          <w:rFonts w:ascii="Times New Roman" w:hAnsi="Times New Roman" w:cs="Times New Roman"/>
+        </w:rPr>
+        <w:t>FKP13 dan FKP22 (</w:t>
+      </w:r>
+      <w:proofErr w:type="spellStart"/>
+      <w:r>
+        <w:rPr>
+          <w:rFonts w:ascii="Times New Roman" w:hAnsi="Times New Roman" w:cs="Times New Roman"/>
+        </w:rPr>
+        <w:t>korelasi</w:t>
+      </w:r>
+      <w:proofErr w:type="spellEnd"/>
+      <w:r>
+        <w:rPr>
+          <w:rFonts w:ascii="Times New Roman" w:hAnsi="Times New Roman" w:cs="Times New Roman"/>
+        </w:rPr>
+        <w:t xml:space="preserve"> ≈ 1.00)</w:t>
+      </w:r>
+    </w:p>
+    <w:p>
+      <w:pPr>
+        <w:pStyle w:val="ListParagraph"/>
+        <w:numPr>
+          <w:ilvl w:val="2"/>
+          <w:numId w:val="9"/>
+        </w:numPr>
+        <w:spacing w:line="360" w:lineRule="auto"/>
+        <w:ind w:left="567"/>
+        <w:jc w:val="both"/>
+        <w:rPr>
+          <w:rFonts w:ascii="Times New Roman" w:hAnsi="Times New Roman" w:cs="Times New Roman"/>
+        </w:rPr>
+      </w:pPr>
+      <w:r>
+        <w:rPr>
+          <w:rFonts w:ascii="Times New Roman" w:hAnsi="Times New Roman" w:cs="Times New Roman"/>
+        </w:rPr>
+        <w:t>FKP14 dan FKP22 (</w:t>
+      </w:r>
+      <w:proofErr w:type="spellStart"/>
+      <w:r>
+        <w:rPr>
+          <w:rFonts w:ascii="Times New Roman" w:hAnsi="Times New Roman" w:cs="Times New Roman"/>
+        </w:rPr>
+        <w:t>korelasi</w:t>
+      </w:r>
+      <w:proofErr w:type="spellEnd"/>
+      <w:r>
+        <w:rPr>
+          <w:rFonts w:ascii="Times New Roman" w:hAnsi="Times New Roman" w:cs="Times New Roman"/>
+        </w:rPr>
+        <w:t xml:space="preserve"> ≈ 1.00)</w:t>
+      </w:r>
+    </w:p>
+    <w:p>
+      <w:pPr>
+        <w:pStyle w:val="ListParagraph"/>
+        <w:numPr>
+          <w:ilvl w:val="2"/>
+          <w:numId w:val="9"/>
+        </w:numPr>
+        <w:spacing w:line="360" w:lineRule="auto"/>
+        <w:ind w:left="567"/>
+        <w:jc w:val="both"/>
+        <w:rPr>
+          <w:rFonts w:ascii="Times New Roman" w:hAnsi="Times New Roman" w:cs="Times New Roman"/>
+        </w:rPr>
+      </w:pPr>
+      <w:r>
+        <w:rPr>
+          <w:rFonts w:ascii="Times New Roman" w:hAnsi="Times New Roman" w:cs="Times New Roman"/>
+        </w:rPr>
+        <w:t>FKP17 dan FKP16 (</w:t>
+      </w:r>
+      <w:proofErr w:type="spellStart"/>
+      <w:r>
+        <w:rPr>
+          <w:rFonts w:ascii="Times New Roman" w:hAnsi="Times New Roman" w:cs="Times New Roman"/>
+        </w:rPr>
+        <w:t>korelasi</w:t>
+      </w:r>
+      <w:proofErr w:type="spellEnd"/>
+      <w:r>
+        <w:rPr>
+          <w:rFonts w:ascii="Times New Roman" w:hAnsi="Times New Roman" w:cs="Times New Roman"/>
+        </w:rPr>
+        <w:t xml:space="preserve"> ≈ 1.00)</w:t>
+      </w:r>
+    </w:p>
+    <w:p>
+      <w:pPr>
+        <w:pStyle w:val="ListParagraph"/>
+        <w:numPr>
+          <w:ilvl w:val="2"/>
+          <w:numId w:val="9"/>
+        </w:numPr>
+        <w:spacing w:line="360" w:lineRule="auto"/>
+        <w:ind w:left="567"/>
+        <w:jc w:val="both"/>
+        <w:rPr>
+          <w:rFonts w:ascii="Times New Roman" w:hAnsi="Times New Roman" w:cs="Times New Roman"/>
+        </w:rPr>
+      </w:pPr>
+      <w:r>
+        <w:rPr>
+          <w:rFonts w:ascii="Times New Roman" w:hAnsi="Times New Roman" w:cs="Times New Roman"/>
+        </w:rPr>
+        <w:lastRenderedPageBreak/>
+        <w:t>FKP17 dan FKP18 (</w:t>
+      </w:r>
+      <w:proofErr w:type="spellStart"/>
+      <w:r>
+        <w:rPr>
+          <w:rFonts w:ascii="Times New Roman" w:hAnsi="Times New Roman" w:cs="Times New Roman"/>
+        </w:rPr>
+        <w:t>korelasi</w:t>
+      </w:r>
+      <w:proofErr w:type="spellEnd"/>
+      <w:r>
+        <w:rPr>
+          <w:rFonts w:ascii="Times New Roman" w:hAnsi="Times New Roman" w:cs="Times New Roman"/>
+        </w:rPr>
+        <w:t xml:space="preserve"> ≈ 0.96)</w:t>
+      </w:r>
+    </w:p>
+    <w:p>
+      <w:pPr>
+        <w:pStyle w:val="ListParagraph"/>
+        <w:numPr>
+          <w:ilvl w:val="2"/>
+          <w:numId w:val="9"/>
+        </w:numPr>
+        <w:spacing w:line="360" w:lineRule="auto"/>
+        <w:ind w:left="567"/>
+        <w:jc w:val="both"/>
+        <w:rPr>
+          <w:rFonts w:ascii="Times New Roman" w:hAnsi="Times New Roman" w:cs="Times New Roman"/>
+        </w:rPr>
+      </w:pPr>
+      <w:r>
+        <w:rPr>
+          <w:rFonts w:ascii="Times New Roman" w:hAnsi="Times New Roman" w:cs="Times New Roman"/>
+        </w:rPr>
+        <w:t>FKP17 dan FKP19 (</w:t>
+      </w:r>
+      <w:proofErr w:type="spellStart"/>
+      <w:r>
+        <w:rPr>
+          <w:rFonts w:ascii="Times New Roman" w:hAnsi="Times New Roman" w:cs="Times New Roman"/>
+        </w:rPr>
+        <w:t>korelasi</w:t>
+      </w:r>
+      <w:proofErr w:type="spellEnd"/>
+      <w:r>
+        <w:rPr>
+          <w:rFonts w:ascii="Times New Roman" w:hAnsi="Times New Roman" w:cs="Times New Roman"/>
+        </w:rPr>
+        <w:t xml:space="preserve"> ≈ 0.96)</w:t>
+      </w:r>
+    </w:p>
+    <w:p>
+      <w:pPr>
+        <w:pStyle w:val="ListParagraph"/>
+        <w:numPr>
+          <w:ilvl w:val="2"/>
+          <w:numId w:val="9"/>
+        </w:numPr>
+        <w:spacing w:line="360" w:lineRule="auto"/>
+        <w:ind w:left="567"/>
+        <w:jc w:val="both"/>
+        <w:rPr>
+          <w:rFonts w:ascii="Times New Roman" w:hAnsi="Times New Roman" w:cs="Times New Roman"/>
+        </w:rPr>
+      </w:pPr>
+      <w:r>
+        <w:rPr>
+          <w:rFonts w:ascii="Times New Roman" w:hAnsi="Times New Roman" w:cs="Times New Roman"/>
+        </w:rPr>
+        <w:t>FKP17 dan FKP20 (</w:t>
+      </w:r>
+      <w:proofErr w:type="spellStart"/>
+      <w:r>
+        <w:rPr>
+          <w:rFonts w:ascii="Times New Roman" w:hAnsi="Times New Roman" w:cs="Times New Roman"/>
+        </w:rPr>
+        <w:t>korelasi</w:t>
+      </w:r>
+      <w:proofErr w:type="spellEnd"/>
+      <w:r>
+        <w:rPr>
+          <w:rFonts w:ascii="Times New Roman" w:hAnsi="Times New Roman" w:cs="Times New Roman"/>
+        </w:rPr>
+        <w:t xml:space="preserve"> ≈ 0.96)</w:t>
+      </w:r>
+    </w:p>
+    <w:p>
+      <w:pPr>
+        <w:pStyle w:val="ListParagraph"/>
+        <w:numPr>
+          <w:ilvl w:val="2"/>
+          <w:numId w:val="9"/>
+        </w:numPr>
+        <w:spacing w:line="360" w:lineRule="auto"/>
+        <w:ind w:left="567"/>
+        <w:jc w:val="both"/>
+        <w:rPr>
+          <w:rFonts w:ascii="Times New Roman" w:hAnsi="Times New Roman" w:cs="Times New Roman"/>
+        </w:rPr>
+      </w:pPr>
+      <w:r>
+        <w:rPr>
+          <w:rFonts w:ascii="Times New Roman" w:hAnsi="Times New Roman" w:cs="Times New Roman"/>
+        </w:rPr>
+        <w:t>FKP17 dan FKP21 (</w:t>
+      </w:r>
+      <w:proofErr w:type="spellStart"/>
+      <w:r>
+        <w:rPr>
+          <w:rFonts w:ascii="Times New Roman" w:hAnsi="Times New Roman" w:cs="Times New Roman"/>
+        </w:rPr>
+        <w:t>korelasi</w:t>
+      </w:r>
+      <w:proofErr w:type="spellEnd"/>
+      <w:r>
+        <w:rPr>
+          <w:rFonts w:ascii="Times New Roman" w:hAnsi="Times New Roman" w:cs="Times New Roman"/>
+        </w:rPr>
+        <w:t xml:space="preserve"> ≈ 0.89)</w:t>
+      </w:r>
+    </w:p>
+    <w:p>
+      <w:pPr>
+        <w:pStyle w:val="ListParagraph"/>
+        <w:numPr>
+          <w:ilvl w:val="2"/>
+          <w:numId w:val="9"/>
+        </w:numPr>
+        <w:spacing w:line="360" w:lineRule="auto"/>
+        <w:ind w:left="567"/>
+        <w:jc w:val="both"/>
+        <w:rPr>
+          <w:rFonts w:ascii="Times New Roman" w:hAnsi="Times New Roman" w:cs="Times New Roman"/>
+        </w:rPr>
+      </w:pPr>
+      <w:r>
+        <w:rPr>
+          <w:rFonts w:ascii="Times New Roman" w:hAnsi="Times New Roman" w:cs="Times New Roman"/>
+        </w:rPr>
+        <w:t>FKP18 dan FKP16 (</w:t>
+      </w:r>
+      <w:proofErr w:type="spellStart"/>
+      <w:r>
+        <w:rPr>
+          <w:rFonts w:ascii="Times New Roman" w:hAnsi="Times New Roman" w:cs="Times New Roman"/>
+        </w:rPr>
+        <w:t>korelasi</w:t>
+      </w:r>
+      <w:proofErr w:type="spellEnd"/>
+      <w:r>
+        <w:rPr>
+          <w:rFonts w:ascii="Times New Roman" w:hAnsi="Times New Roman" w:cs="Times New Roman"/>
+        </w:rPr>
+        <w:t xml:space="preserve"> ≈ 0.96)</w:t>
+      </w:r>
+    </w:p>
+    <w:p>
+      <w:pPr>
+        <w:pStyle w:val="ListParagraph"/>
+        <w:numPr>
+          <w:ilvl w:val="2"/>
+          <w:numId w:val="9"/>
+        </w:numPr>
+        <w:spacing w:line="360" w:lineRule="auto"/>
+        <w:ind w:left="567"/>
+        <w:jc w:val="both"/>
+        <w:rPr>
+          <w:rFonts w:ascii="Times New Roman" w:hAnsi="Times New Roman" w:cs="Times New Roman"/>
+        </w:rPr>
+      </w:pPr>
+      <w:r>
+        <w:rPr>
+          <w:rFonts w:ascii="Times New Roman" w:hAnsi="Times New Roman" w:cs="Times New Roman"/>
+        </w:rPr>
+        <w:t>FKP18 dan FKP17 (</w:t>
+      </w:r>
+      <w:proofErr w:type="spellStart"/>
+      <w:r>
+        <w:rPr>
+          <w:rFonts w:ascii="Times New Roman" w:hAnsi="Times New Roman" w:cs="Times New Roman"/>
+        </w:rPr>
+        <w:t>korelasi</w:t>
+      </w:r>
+      <w:proofErr w:type="spellEnd"/>
+      <w:r>
+        <w:rPr>
+          <w:rFonts w:ascii="Times New Roman" w:hAnsi="Times New Roman" w:cs="Times New Roman"/>
+        </w:rPr>
+        <w:t xml:space="preserve"> ≈ 0.96)</w:t>
+      </w:r>
+    </w:p>
+    <w:p>
+      <w:pPr>
+        <w:pStyle w:val="ListParagraph"/>
+        <w:numPr>
+          <w:ilvl w:val="2"/>
+          <w:numId w:val="9"/>
+        </w:numPr>
+        <w:spacing w:line="360" w:lineRule="auto"/>
+        <w:ind w:left="567"/>
+        <w:jc w:val="both"/>
+        <w:rPr>
+          <w:rFonts w:ascii="Times New Roman" w:hAnsi="Times New Roman" w:cs="Times New Roman"/>
+        </w:rPr>
+      </w:pPr>
+      <w:r>
+        <w:rPr>
+          <w:rFonts w:ascii="Times New Roman" w:hAnsi="Times New Roman" w:cs="Times New Roman"/>
+        </w:rPr>
+        <w:t>FKP18 dan FKP19 (</w:t>
+      </w:r>
+      <w:proofErr w:type="spellStart"/>
+      <w:r>
+        <w:rPr>
+          <w:rFonts w:ascii="Times New Roman" w:hAnsi="Times New Roman" w:cs="Times New Roman"/>
+        </w:rPr>
+        <w:t>korelasi</w:t>
+      </w:r>
+      <w:proofErr w:type="spellEnd"/>
+      <w:r>
+        <w:rPr>
+          <w:rFonts w:ascii="Times New Roman" w:hAnsi="Times New Roman" w:cs="Times New Roman"/>
+        </w:rPr>
+        <w:t xml:space="preserve"> ≈ 1.00)</w:t>
+      </w:r>
+    </w:p>
+    <w:p>
+      <w:pPr>
+        <w:pStyle w:val="ListParagraph"/>
+        <w:numPr>
+          <w:ilvl w:val="2"/>
+          <w:numId w:val="9"/>
+        </w:numPr>
+        <w:spacing w:line="360" w:lineRule="auto"/>
+        <w:ind w:left="567"/>
+        <w:jc w:val="both"/>
+        <w:rPr>
+          <w:rFonts w:ascii="Times New Roman" w:hAnsi="Times New Roman" w:cs="Times New Roman"/>
+        </w:rPr>
+      </w:pPr>
+      <w:r>
+        <w:rPr>
+          <w:rFonts w:ascii="Times New Roman" w:hAnsi="Times New Roman" w:cs="Times New Roman"/>
+        </w:rPr>
+        <w:t>FKP18 dan FKP20 (</w:t>
+      </w:r>
+      <w:proofErr w:type="spellStart"/>
+      <w:r>
+        <w:rPr>
+          <w:rFonts w:ascii="Times New Roman" w:hAnsi="Times New Roman" w:cs="Times New Roman"/>
+        </w:rPr>
+        <w:t>korelasi</w:t>
+      </w:r>
+      <w:proofErr w:type="spellEnd"/>
+      <w:r>
+        <w:rPr>
+          <w:rFonts w:ascii="Times New Roman" w:hAnsi="Times New Roman" w:cs="Times New Roman"/>
+        </w:rPr>
+        <w:t xml:space="preserve"> ≈ 1.00)</w:t>
+      </w:r>
+    </w:p>
+    <w:p>
+      <w:pPr>
+        <w:spacing w:line="360" w:lineRule="auto"/>
+        <w:jc w:val="both"/>
+        <w:rPr>
+          <w:rFonts w:ascii="Times New Roman" w:hAnsi="Times New Roman" w:cs="Times New Roman"/>
+        </w:rPr>
+      </w:pPr>
+      <w:proofErr w:type="spellStart"/>
+      <w:r>
+        <w:rPr>
+          <w:rFonts w:ascii="Times New Roman" w:hAnsi="Times New Roman" w:cs="Times New Roman"/>
+        </w:rPr>
+        <w:t>Atribut-atribut</w:t>
+      </w:r>
+      <w:proofErr w:type="spellEnd"/>
+      <w:r>
+        <w:rPr>
+          <w:rFonts w:ascii="Times New Roman" w:hAnsi="Times New Roman" w:cs="Times New Roman"/>
+        </w:rPr>
+        <w:t xml:space="preserve"> </w:t>
+      </w:r>
+      <w:proofErr w:type="spellStart"/>
+      <w:r>
+        <w:rPr>
+          <w:rFonts w:ascii="Times New Roman" w:hAnsi="Times New Roman" w:cs="Times New Roman"/>
+        </w:rPr>
+        <w:t>ini</w:t>
+      </w:r>
+      <w:proofErr w:type="spellEnd"/>
+      <w:r>
+        <w:rPr>
+          <w:rFonts w:ascii="Times New Roman" w:hAnsi="Times New Roman" w:cs="Times New Roman"/>
+        </w:rPr>
+        <w:t xml:space="preserve"> </w:t>
+      </w:r>
+      <w:proofErr w:type="spellStart"/>
+      <w:r>
+        <w:rPr>
+          <w:rFonts w:ascii="Times New Roman" w:hAnsi="Times New Roman" w:cs="Times New Roman"/>
+        </w:rPr>
+        <w:t>menunjukkan</w:t>
+      </w:r>
+      <w:proofErr w:type="spellEnd"/>
+      <w:r>
+        <w:rPr>
+          <w:rFonts w:ascii="Times New Roman" w:hAnsi="Times New Roman" w:cs="Times New Roman"/>
+        </w:rPr>
+        <w:t xml:space="preserve"> </w:t>
+      </w:r>
+      <w:proofErr w:type="spellStart"/>
+      <w:r>
+        <w:rPr>
+          <w:rFonts w:ascii="Times New Roman" w:hAnsi="Times New Roman" w:cs="Times New Roman"/>
+        </w:rPr>
+        <w:t>hubungan</w:t>
+      </w:r>
+      <w:proofErr w:type="spellEnd"/>
+      <w:r>
+        <w:rPr>
+          <w:rFonts w:ascii="Times New Roman" w:hAnsi="Times New Roman" w:cs="Times New Roman"/>
+        </w:rPr>
+        <w:t xml:space="preserve"> sangat </w:t>
+      </w:r>
+      <w:proofErr w:type="spellStart"/>
+      <w:r>
+        <w:rPr>
+          <w:rFonts w:ascii="Times New Roman" w:hAnsi="Times New Roman" w:cs="Times New Roman"/>
+        </w:rPr>
+        <w:t>kuat</w:t>
+      </w:r>
+      <w:proofErr w:type="spellEnd"/>
+      <w:r>
+        <w:rPr>
+          <w:rFonts w:ascii="Times New Roman" w:hAnsi="Times New Roman" w:cs="Times New Roman"/>
+        </w:rPr>
+        <w:t xml:space="preserve"> (</w:t>
+      </w:r>
+      <w:proofErr w:type="spellStart"/>
+      <w:r>
+        <w:rPr>
+          <w:rFonts w:ascii="Times New Roman" w:hAnsi="Times New Roman" w:cs="Times New Roman"/>
+        </w:rPr>
+        <w:t>korelasi</w:t>
+      </w:r>
+      <w:proofErr w:type="spellEnd"/>
+      <w:r>
+        <w:rPr>
+          <w:rFonts w:ascii="Times New Roman" w:hAnsi="Times New Roman" w:cs="Times New Roman"/>
+        </w:rPr>
+        <w:t xml:space="preserve"> </w:t>
+      </w:r>
+      <w:proofErr w:type="spellStart"/>
+      <w:r>
+        <w:rPr>
+          <w:rFonts w:ascii="Times New Roman" w:hAnsi="Times New Roman" w:cs="Times New Roman"/>
+        </w:rPr>
+        <w:t>tinggi</w:t>
+      </w:r>
+      <w:proofErr w:type="spellEnd"/>
+      <w:r>
+        <w:rPr>
+          <w:rFonts w:ascii="Times New Roman" w:hAnsi="Times New Roman" w:cs="Times New Roman"/>
+        </w:rPr>
+        <w:t xml:space="preserve">), yang </w:t>
+      </w:r>
+      <w:proofErr w:type="spellStart"/>
+      <w:r>
+        <w:rPr>
+          <w:rFonts w:ascii="Times New Roman" w:hAnsi="Times New Roman" w:cs="Times New Roman"/>
+        </w:rPr>
+        <w:t>mungkin</w:t>
+      </w:r>
+      <w:proofErr w:type="spellEnd"/>
+      <w:r>
+        <w:rPr>
+          <w:rFonts w:ascii="Times New Roman" w:hAnsi="Times New Roman" w:cs="Times New Roman"/>
+        </w:rPr>
+        <w:t xml:space="preserve"> </w:t>
+      </w:r>
+      <w:proofErr w:type="spellStart"/>
+      <w:r>
+        <w:rPr>
+          <w:rFonts w:ascii="Times New Roman" w:hAnsi="Times New Roman" w:cs="Times New Roman"/>
+        </w:rPr>
+        <w:t>mengindikasikan</w:t>
+      </w:r>
+      <w:proofErr w:type="spellEnd"/>
+      <w:r>
+        <w:rPr>
+          <w:rFonts w:ascii="Times New Roman" w:hAnsi="Times New Roman" w:cs="Times New Roman"/>
+        </w:rPr>
+        <w:t xml:space="preserve"> </w:t>
+      </w:r>
+      <w:proofErr w:type="spellStart"/>
+      <w:r>
+        <w:rPr>
+          <w:rFonts w:ascii="Times New Roman" w:hAnsi="Times New Roman" w:cs="Times New Roman"/>
+        </w:rPr>
+        <w:t>redundansi</w:t>
+      </w:r>
+      <w:proofErr w:type="spellEnd"/>
+      <w:r>
+        <w:rPr>
+          <w:rFonts w:ascii="Times New Roman" w:hAnsi="Times New Roman" w:cs="Times New Roman"/>
+        </w:rPr>
+        <w:t xml:space="preserve"> </w:t>
+      </w:r>
+      <w:proofErr w:type="spellStart"/>
+      <w:r>
+        <w:rPr>
+          <w:rFonts w:ascii="Times New Roman" w:hAnsi="Times New Roman" w:cs="Times New Roman"/>
+        </w:rPr>
+        <w:t>dalam</w:t>
+      </w:r>
+      <w:proofErr w:type="spellEnd"/>
+      <w:r>
+        <w:rPr>
+          <w:rFonts w:ascii="Times New Roman" w:hAnsi="Times New Roman" w:cs="Times New Roman"/>
+        </w:rPr>
+        <w:t xml:space="preserve"> data dan </w:t>
+      </w:r>
+      <w:proofErr w:type="spellStart"/>
+      <w:r>
+        <w:rPr>
+          <w:rFonts w:ascii="Times New Roman" w:hAnsi="Times New Roman" w:cs="Times New Roman"/>
+        </w:rPr>
+        <w:t>perlu</w:t>
+      </w:r>
+      <w:proofErr w:type="spellEnd"/>
+      <w:r>
+        <w:rPr>
+          <w:rFonts w:ascii="Times New Roman" w:hAnsi="Times New Roman" w:cs="Times New Roman"/>
+        </w:rPr>
+        <w:t xml:space="preserve"> </w:t>
+      </w:r>
+      <w:proofErr w:type="spellStart"/>
+      <w:r>
+        <w:rPr>
+          <w:rFonts w:ascii="Times New Roman" w:hAnsi="Times New Roman" w:cs="Times New Roman"/>
+        </w:rPr>
+        <w:t>dipertimbangkan</w:t>
+      </w:r>
+      <w:proofErr w:type="spellEnd"/>
+      <w:r>
+        <w:rPr>
+          <w:rFonts w:ascii="Times New Roman" w:hAnsi="Times New Roman" w:cs="Times New Roman"/>
+        </w:rPr>
+        <w:t xml:space="preserve"> </w:t>
+      </w:r>
+      <w:proofErr w:type="spellStart"/>
+      <w:r>
+        <w:rPr>
+          <w:rFonts w:ascii="Times New Roman" w:hAnsi="Times New Roman" w:cs="Times New Roman"/>
+        </w:rPr>
+        <w:t>untuk</w:t>
+      </w:r>
+      <w:proofErr w:type="spellEnd"/>
+      <w:r>
+        <w:rPr>
+          <w:rFonts w:ascii="Times New Roman" w:hAnsi="Times New Roman" w:cs="Times New Roman"/>
+        </w:rPr>
+        <w:t xml:space="preserve"> </w:t>
+      </w:r>
+      <w:proofErr w:type="spellStart"/>
+      <w:r>
+        <w:rPr>
+          <w:rFonts w:ascii="Times New Roman" w:hAnsi="Times New Roman" w:cs="Times New Roman"/>
+        </w:rPr>
+        <w:t>analisis</w:t>
+      </w:r>
+      <w:proofErr w:type="spellEnd"/>
+      <w:r>
+        <w:rPr>
+          <w:rFonts w:ascii="Times New Roman" w:hAnsi="Times New Roman" w:cs="Times New Roman"/>
+        </w:rPr>
+        <w:t xml:space="preserve"> </w:t>
+      </w:r>
+      <w:proofErr w:type="spellStart"/>
+      <w:r>
+        <w:rPr>
+          <w:rFonts w:ascii="Times New Roman" w:hAnsi="Times New Roman" w:cs="Times New Roman"/>
+        </w:rPr>
+        <w:t>atau</w:t>
+      </w:r>
+      <w:proofErr w:type="spellEnd"/>
+      <w:r>
+        <w:rPr>
+          <w:rFonts w:ascii="Times New Roman" w:hAnsi="Times New Roman" w:cs="Times New Roman"/>
+        </w:rPr>
+        <w:t xml:space="preserve"> </w:t>
+      </w:r>
+      <w:r>
+        <w:rPr>
+          <w:rFonts w:ascii="Times New Roman" w:hAnsi="Times New Roman" w:cs="Times New Roman"/>
+          <w:i/>
+          <w:iCs/>
+        </w:rPr>
+        <w:t>feature selection</w:t>
+      </w:r>
+      <w:r>
+        <w:rPr>
+          <w:rFonts w:ascii="Times New Roman" w:hAnsi="Times New Roman" w:cs="Times New Roman"/>
+        </w:rPr>
+        <w:t>.</w:t>
+      </w:r>
+    </w:p>
+    <w:p>
+      <w:pPr>
+        <w:spacing w:line="360" w:lineRule="auto"/>
+        <w:jc w:val="both"/>
+        <w:rPr>
+          <w:rFonts w:ascii="Times New Roman" w:hAnsi="Times New Roman" w:cs="Times New Roman"/>
+        </w:rPr>
+      </w:pPr>
+      <w:proofErr w:type="spellStart"/>
+      <w:r>
+        <w:rPr>
+          <w:rFonts w:ascii="Times New Roman" w:hAnsi="Times New Roman" w:cs="Times New Roman"/>
+        </w:rPr>
+        <w:t>Dikarenakan</w:t>
+      </w:r>
+      <w:proofErr w:type="spellEnd"/>
+      <w:r>
+        <w:rPr>
+          <w:rFonts w:ascii="Times New Roman" w:hAnsi="Times New Roman" w:cs="Times New Roman"/>
+        </w:rPr>
+        <w:t xml:space="preserve"> </w:t>
+      </w:r>
+      <w:proofErr w:type="spellStart"/>
+      <w:r>
+        <w:rPr>
+          <w:rFonts w:ascii="Times New Roman" w:hAnsi="Times New Roman" w:cs="Times New Roman"/>
+        </w:rPr>
+        <w:t>fokus</w:t>
+      </w:r>
+      <w:proofErr w:type="spellEnd"/>
+      <w:r>
+        <w:rPr>
+          <w:rFonts w:ascii="Times New Roman" w:hAnsi="Times New Roman" w:cs="Times New Roman"/>
+        </w:rPr>
+        <w:t xml:space="preserve"> </w:t>
+      </w:r>
+      <w:proofErr w:type="spellStart"/>
+      <w:r>
+        <w:rPr>
+          <w:rFonts w:ascii="Times New Roman" w:hAnsi="Times New Roman" w:cs="Times New Roman"/>
+        </w:rPr>
+        <w:t>proyek</w:t>
+      </w:r>
+      <w:proofErr w:type="spellEnd"/>
+      <w:r>
+        <w:rPr>
+          <w:rFonts w:ascii="Times New Roman" w:hAnsi="Times New Roman" w:cs="Times New Roman"/>
+        </w:rPr>
+        <w:t xml:space="preserve"> </w:t>
+      </w:r>
+      <w:proofErr w:type="spellStart"/>
+      <w:r>
+        <w:rPr>
+          <w:rFonts w:ascii="Times New Roman" w:hAnsi="Times New Roman" w:cs="Times New Roman"/>
+        </w:rPr>
+        <w:t>ini</w:t>
+      </w:r>
+      <w:proofErr w:type="spellEnd"/>
+      <w:r>
+        <w:rPr>
+          <w:rFonts w:ascii="Times New Roman" w:hAnsi="Times New Roman" w:cs="Times New Roman"/>
+        </w:rPr>
+        <w:t xml:space="preserve"> </w:t>
+      </w:r>
+      <w:proofErr w:type="spellStart"/>
+      <w:r>
+        <w:rPr>
+          <w:rFonts w:ascii="Times New Roman" w:hAnsi="Times New Roman" w:cs="Times New Roman"/>
+        </w:rPr>
+        <w:t>berkaitan</w:t>
+      </w:r>
+      <w:proofErr w:type="spellEnd"/>
+      <w:r>
+        <w:rPr>
+          <w:rFonts w:ascii="Times New Roman" w:hAnsi="Times New Roman" w:cs="Times New Roman"/>
+        </w:rPr>
+        <w:t xml:space="preserve"> </w:t>
+      </w:r>
+      <w:proofErr w:type="spellStart"/>
+      <w:r>
+        <w:rPr>
+          <w:rFonts w:ascii="Times New Roman" w:hAnsi="Times New Roman" w:cs="Times New Roman"/>
+        </w:rPr>
+        <w:t>dengan</w:t>
+      </w:r>
+      <w:proofErr w:type="spellEnd"/>
+      <w:r>
+        <w:rPr>
+          <w:rFonts w:ascii="Times New Roman" w:hAnsi="Times New Roman" w:cs="Times New Roman"/>
+        </w:rPr>
+        <w:t xml:space="preserve"> </w:t>
+      </w:r>
+      <w:proofErr w:type="spellStart"/>
+      <w:r>
+        <w:rPr>
+          <w:rFonts w:ascii="Times New Roman" w:hAnsi="Times New Roman" w:cs="Times New Roman"/>
+        </w:rPr>
+        <w:t>klasifikasi</w:t>
+      </w:r>
+      <w:proofErr w:type="spellEnd"/>
+      <w:r>
+        <w:rPr>
+          <w:rFonts w:ascii="Times New Roman" w:hAnsi="Times New Roman" w:cs="Times New Roman"/>
+        </w:rPr>
+        <w:t xml:space="preserve"> </w:t>
+      </w:r>
+      <w:proofErr w:type="spellStart"/>
+      <w:r>
+        <w:rPr>
+          <w:rFonts w:ascii="Times New Roman" w:hAnsi="Times New Roman" w:cs="Times New Roman"/>
+        </w:rPr>
+        <w:t>kunjungan</w:t>
+      </w:r>
+      <w:proofErr w:type="spellEnd"/>
+      <w:r>
+        <w:rPr>
+          <w:rFonts w:ascii="Times New Roman" w:hAnsi="Times New Roman" w:cs="Times New Roman"/>
+        </w:rPr>
+        <w:t xml:space="preserve"> </w:t>
+      </w:r>
+      <w:proofErr w:type="spellStart"/>
+      <w:r>
+        <w:rPr>
+          <w:rFonts w:ascii="Times New Roman" w:hAnsi="Times New Roman" w:cs="Times New Roman"/>
+        </w:rPr>
+        <w:t>sehat</w:t>
+      </w:r>
+      <w:proofErr w:type="spellEnd"/>
+      <w:r>
+        <w:rPr>
+          <w:rFonts w:ascii="Times New Roman" w:hAnsi="Times New Roman" w:cs="Times New Roman"/>
+        </w:rPr>
+        <w:t xml:space="preserve"> </w:t>
+      </w:r>
+      <w:proofErr w:type="spellStart"/>
+      <w:r>
+        <w:rPr>
+          <w:rFonts w:ascii="Times New Roman" w:hAnsi="Times New Roman" w:cs="Times New Roman"/>
+        </w:rPr>
+        <w:t>atau</w:t>
+      </w:r>
+      <w:proofErr w:type="spellEnd"/>
+      <w:r>
+        <w:rPr>
+          <w:rFonts w:ascii="Times New Roman" w:hAnsi="Times New Roman" w:cs="Times New Roman"/>
+        </w:rPr>
+        <w:t xml:space="preserve"> </w:t>
+      </w:r>
+      <w:proofErr w:type="spellStart"/>
+      <w:r>
+        <w:rPr>
+          <w:rFonts w:ascii="Times New Roman" w:hAnsi="Times New Roman" w:cs="Times New Roman"/>
+        </w:rPr>
+        <w:t>sakit</w:t>
+      </w:r>
+      <w:proofErr w:type="spellEnd"/>
+      <w:r>
+        <w:rPr>
+          <w:rFonts w:ascii="Times New Roman" w:hAnsi="Times New Roman" w:cs="Times New Roman"/>
+        </w:rPr>
+        <w:t xml:space="preserve"> </w:t>
+      </w:r>
+      <w:proofErr w:type="spellStart"/>
+      <w:r>
+        <w:rPr>
+          <w:rFonts w:ascii="Times New Roman" w:hAnsi="Times New Roman" w:cs="Times New Roman"/>
+        </w:rPr>
+        <w:t>maka</w:t>
+      </w:r>
+      <w:proofErr w:type="spellEnd"/>
+      <w:r>
+        <w:rPr>
+          <w:rFonts w:ascii="Times New Roman" w:hAnsi="Times New Roman" w:cs="Times New Roman"/>
+        </w:rPr>
+        <w:t xml:space="preserve"> </w:t>
+      </w:r>
+      <w:proofErr w:type="spellStart"/>
+      <w:r>
+        <w:rPr>
+          <w:rFonts w:ascii="Times New Roman" w:hAnsi="Times New Roman" w:cs="Times New Roman"/>
+        </w:rPr>
+        <w:t>korelasi</w:t>
+      </w:r>
+      <w:proofErr w:type="spellEnd"/>
+      <w:r>
+        <w:rPr>
+          <w:rFonts w:ascii="Times New Roman" w:hAnsi="Times New Roman" w:cs="Times New Roman"/>
+        </w:rPr>
+        <w:t xml:space="preserve"> yang </w:t>
+      </w:r>
+      <w:proofErr w:type="spellStart"/>
+      <w:r>
+        <w:rPr>
+          <w:rFonts w:ascii="Times New Roman" w:hAnsi="Times New Roman" w:cs="Times New Roman"/>
+        </w:rPr>
+        <w:t>berhubungan</w:t>
+      </w:r>
+      <w:proofErr w:type="spellEnd"/>
+      <w:r>
+        <w:rPr>
+          <w:rFonts w:ascii="Times New Roman" w:hAnsi="Times New Roman" w:cs="Times New Roman"/>
+        </w:rPr>
+        <w:t xml:space="preserve"> </w:t>
+      </w:r>
+      <w:proofErr w:type="spellStart"/>
+      <w:r>
+        <w:rPr>
+          <w:rFonts w:ascii="Times New Roman" w:hAnsi="Times New Roman" w:cs="Times New Roman"/>
+        </w:rPr>
+        <w:t>dengan</w:t>
+      </w:r>
+      <w:proofErr w:type="spellEnd"/>
+      <w:r>
+        <w:rPr>
+          <w:rFonts w:ascii="Times New Roman" w:hAnsi="Times New Roman" w:cs="Times New Roman"/>
+        </w:rPr>
+        <w:t xml:space="preserve"> </w:t>
+      </w:r>
+      <w:proofErr w:type="spellStart"/>
+      <w:r>
+        <w:rPr>
+          <w:rFonts w:ascii="Times New Roman" w:hAnsi="Times New Roman" w:cs="Times New Roman"/>
+        </w:rPr>
+        <w:t>atribut</w:t>
+      </w:r>
+      <w:proofErr w:type="spellEnd"/>
+      <w:r>
+        <w:rPr>
+          <w:rFonts w:ascii="Times New Roman" w:hAnsi="Times New Roman" w:cs="Times New Roman"/>
+        </w:rPr>
+        <w:t xml:space="preserve"> FKP22 </w:t>
+      </w:r>
+      <w:proofErr w:type="spellStart"/>
+      <w:r>
+        <w:rPr>
+          <w:rFonts w:ascii="Times New Roman" w:hAnsi="Times New Roman" w:cs="Times New Roman"/>
+        </w:rPr>
+        <w:t>lebih</w:t>
+      </w:r>
+      <w:proofErr w:type="spellEnd"/>
+      <w:r>
+        <w:rPr>
+          <w:rFonts w:ascii="Times New Roman" w:hAnsi="Times New Roman" w:cs="Times New Roman"/>
+        </w:rPr>
+        <w:t xml:space="preserve"> </w:t>
+      </w:r>
+      <w:proofErr w:type="spellStart"/>
+      <w:r>
+        <w:rPr>
+          <w:rFonts w:ascii="Times New Roman" w:hAnsi="Times New Roman" w:cs="Times New Roman"/>
+        </w:rPr>
+        <w:t>difokuskan</w:t>
+      </w:r>
+      <w:proofErr w:type="spellEnd"/>
+      <w:r>
+        <w:rPr>
+          <w:rFonts w:ascii="Times New Roman" w:hAnsi="Times New Roman" w:cs="Times New Roman"/>
+        </w:rPr>
+        <w:t xml:space="preserve">. </w:t>
+      </w:r>
+      <w:proofErr w:type="spellStart"/>
+      <w:r>
+        <w:rPr>
+          <w:rFonts w:ascii="Times New Roman" w:hAnsi="Times New Roman" w:cs="Times New Roman"/>
+        </w:rPr>
+        <w:t>Atribut</w:t>
+      </w:r>
+      <w:proofErr w:type="spellEnd"/>
+      <w:r>
+        <w:rPr>
+          <w:rFonts w:ascii="Times New Roman" w:hAnsi="Times New Roman" w:cs="Times New Roman"/>
+        </w:rPr>
+        <w:t xml:space="preserve"> </w:t>
+      </w:r>
+      <w:proofErr w:type="spellStart"/>
+      <w:r>
+        <w:rPr>
+          <w:rFonts w:ascii="Times New Roman" w:hAnsi="Times New Roman" w:cs="Times New Roman"/>
+        </w:rPr>
+        <w:t>tersebut</w:t>
+      </w:r>
+      <w:proofErr w:type="spellEnd"/>
+      <w:r>
+        <w:rPr>
+          <w:rFonts w:ascii="Times New Roman" w:hAnsi="Times New Roman" w:cs="Times New Roman"/>
+        </w:rPr>
+        <w:t xml:space="preserve"> </w:t>
+      </w:r>
+      <w:proofErr w:type="spellStart"/>
+      <w:r>
+        <w:rPr>
+          <w:rFonts w:ascii="Times New Roman" w:hAnsi="Times New Roman" w:cs="Times New Roman"/>
+        </w:rPr>
+        <w:t>diantaranya</w:t>
+      </w:r>
+      <w:proofErr w:type="spellEnd"/>
+      <w:r>
+        <w:rPr>
+          <w:rFonts w:ascii="Times New Roman" w:hAnsi="Times New Roman" w:cs="Times New Roman"/>
+        </w:rPr>
+        <w:t xml:space="preserve"> </w:t>
+      </w:r>
+      <w:proofErr w:type="spellStart"/>
+      <w:r>
+        <w:rPr>
+          <w:rFonts w:ascii="Times New Roman" w:hAnsi="Times New Roman" w:cs="Times New Roman"/>
+        </w:rPr>
+        <w:t>adalah</w:t>
+      </w:r>
+      <w:proofErr w:type="spellEnd"/>
+      <w:r>
+        <w:rPr>
+          <w:rFonts w:ascii="Times New Roman" w:hAnsi="Times New Roman" w:cs="Times New Roman"/>
+        </w:rPr>
+        <w:t xml:space="preserve"> FKP13 dan FKP14. FKP11 juga </w:t>
+      </w:r>
+      <w:proofErr w:type="spellStart"/>
+      <w:r>
+        <w:rPr>
+          <w:rFonts w:ascii="Times New Roman" w:hAnsi="Times New Roman" w:cs="Times New Roman"/>
+        </w:rPr>
+        <w:t>akan</w:t>
+      </w:r>
+      <w:proofErr w:type="spellEnd"/>
+      <w:r>
+        <w:rPr>
+          <w:rFonts w:ascii="Times New Roman" w:hAnsi="Times New Roman" w:cs="Times New Roman"/>
+        </w:rPr>
+        <w:t xml:space="preserve"> </w:t>
+      </w:r>
+      <w:proofErr w:type="spellStart"/>
+      <w:r>
+        <w:rPr>
+          <w:rFonts w:ascii="Times New Roman" w:hAnsi="Times New Roman" w:cs="Times New Roman"/>
+        </w:rPr>
+        <w:t>digunakan</w:t>
+      </w:r>
+      <w:proofErr w:type="spellEnd"/>
+      <w:r>
+        <w:rPr>
+          <w:rFonts w:ascii="Times New Roman" w:hAnsi="Times New Roman" w:cs="Times New Roman"/>
+        </w:rPr>
+        <w:t xml:space="preserve"> </w:t>
+      </w:r>
+      <w:proofErr w:type="spellStart"/>
+      <w:r>
+        <w:rPr>
+          <w:rFonts w:ascii="Times New Roman" w:hAnsi="Times New Roman" w:cs="Times New Roman"/>
+        </w:rPr>
+        <w:t>walaupun</w:t>
+      </w:r>
+      <w:proofErr w:type="spellEnd"/>
+      <w:r>
+        <w:rPr>
+          <w:rFonts w:ascii="Times New Roman" w:hAnsi="Times New Roman" w:cs="Times New Roman"/>
+        </w:rPr>
+        <w:t xml:space="preserve"> </w:t>
+      </w:r>
+      <w:proofErr w:type="spellStart"/>
+      <w:r>
+        <w:rPr>
+          <w:rFonts w:ascii="Times New Roman" w:hAnsi="Times New Roman" w:cs="Times New Roman"/>
+        </w:rPr>
+        <w:t>memiliki</w:t>
+      </w:r>
+      <w:proofErr w:type="spellEnd"/>
+      <w:r>
+        <w:rPr>
+          <w:rFonts w:ascii="Times New Roman" w:hAnsi="Times New Roman" w:cs="Times New Roman"/>
+        </w:rPr>
+        <w:t xml:space="preserve"> </w:t>
+      </w:r>
+      <w:proofErr w:type="spellStart"/>
+      <w:r>
+        <w:rPr>
+          <w:rFonts w:ascii="Times New Roman" w:hAnsi="Times New Roman" w:cs="Times New Roman"/>
+        </w:rPr>
+        <w:t>korelasi</w:t>
+      </w:r>
+      <w:proofErr w:type="spellEnd"/>
+      <w:r>
+        <w:rPr>
+          <w:rFonts w:ascii="Times New Roman" w:hAnsi="Times New Roman" w:cs="Times New Roman"/>
+        </w:rPr>
+        <w:t xml:space="preserve"> 0,68 </w:t>
+      </w:r>
+      <w:proofErr w:type="spellStart"/>
+      <w:r>
+        <w:rPr>
+          <w:rFonts w:ascii="Times New Roman" w:hAnsi="Times New Roman" w:cs="Times New Roman"/>
+        </w:rPr>
+        <w:t>karena</w:t>
+      </w:r>
+      <w:proofErr w:type="spellEnd"/>
+      <w:r>
+        <w:rPr>
+          <w:rFonts w:ascii="Times New Roman" w:hAnsi="Times New Roman" w:cs="Times New Roman"/>
+        </w:rPr>
+        <w:t xml:space="preserve"> </w:t>
+      </w:r>
+      <w:proofErr w:type="spellStart"/>
+      <w:r>
+        <w:rPr>
+          <w:rFonts w:ascii="Times New Roman" w:hAnsi="Times New Roman" w:cs="Times New Roman"/>
+        </w:rPr>
+        <w:t>informasi</w:t>
+      </w:r>
+      <w:proofErr w:type="spellEnd"/>
+      <w:r>
+        <w:rPr>
+          <w:rFonts w:ascii="Times New Roman" w:hAnsi="Times New Roman" w:cs="Times New Roman"/>
+        </w:rPr>
+        <w:t xml:space="preserve"> yang </w:t>
+      </w:r>
+      <w:proofErr w:type="spellStart"/>
+      <w:r>
+        <w:rPr>
+          <w:rFonts w:ascii="Times New Roman" w:hAnsi="Times New Roman" w:cs="Times New Roman"/>
+        </w:rPr>
+        <w:t>tersimpan</w:t>
+      </w:r>
+      <w:proofErr w:type="spellEnd"/>
+      <w:r>
+        <w:rPr>
+          <w:rFonts w:ascii="Times New Roman" w:hAnsi="Times New Roman" w:cs="Times New Roman"/>
+        </w:rPr>
+        <w:t xml:space="preserve"> </w:t>
+      </w:r>
+      <w:proofErr w:type="spellStart"/>
+      <w:r>
+        <w:rPr>
+          <w:rFonts w:ascii="Times New Roman" w:hAnsi="Times New Roman" w:cs="Times New Roman"/>
+        </w:rPr>
+        <w:t>dalam</w:t>
+      </w:r>
+      <w:proofErr w:type="spellEnd"/>
+      <w:r>
+        <w:rPr>
+          <w:rFonts w:ascii="Times New Roman" w:hAnsi="Times New Roman" w:cs="Times New Roman"/>
+        </w:rPr>
+        <w:t xml:space="preserve"> model </w:t>
+      </w:r>
+      <w:proofErr w:type="spellStart"/>
+      <w:r>
+        <w:rPr>
+          <w:rFonts w:ascii="Times New Roman" w:hAnsi="Times New Roman" w:cs="Times New Roman"/>
+        </w:rPr>
+        <w:t>dapat</w:t>
+      </w:r>
+      <w:proofErr w:type="spellEnd"/>
+      <w:r>
+        <w:rPr>
+          <w:rFonts w:ascii="Times New Roman" w:hAnsi="Times New Roman" w:cs="Times New Roman"/>
+        </w:rPr>
+        <w:t xml:space="preserve"> </w:t>
+      </w:r>
+      <w:proofErr w:type="spellStart"/>
+      <w:r>
+        <w:rPr>
+          <w:rFonts w:ascii="Times New Roman" w:hAnsi="Times New Roman" w:cs="Times New Roman"/>
+        </w:rPr>
+        <w:t>digunakan</w:t>
+      </w:r>
+      <w:proofErr w:type="spellEnd"/>
+      <w:r>
+        <w:rPr>
+          <w:rFonts w:ascii="Times New Roman" w:hAnsi="Times New Roman" w:cs="Times New Roman"/>
+        </w:rPr>
+        <w:t xml:space="preserve"> </w:t>
+      </w:r>
+      <w:proofErr w:type="spellStart"/>
+      <w:r>
+        <w:rPr>
+          <w:rFonts w:ascii="Times New Roman" w:hAnsi="Times New Roman" w:cs="Times New Roman"/>
+        </w:rPr>
+        <w:t>dalam</w:t>
+      </w:r>
+      <w:proofErr w:type="spellEnd"/>
+      <w:r>
+        <w:rPr>
+          <w:rFonts w:ascii="Times New Roman" w:hAnsi="Times New Roman" w:cs="Times New Roman"/>
+        </w:rPr>
+        <w:t xml:space="preserve"> </w:t>
+      </w:r>
+      <w:proofErr w:type="spellStart"/>
+      <w:r>
+        <w:rPr>
+          <w:rFonts w:ascii="Times New Roman" w:hAnsi="Times New Roman" w:cs="Times New Roman"/>
+        </w:rPr>
+        <w:t>pengklasifikasian</w:t>
+      </w:r>
+      <w:proofErr w:type="spellEnd"/>
+      <w:r>
+        <w:rPr>
+          <w:rFonts w:ascii="Times New Roman" w:hAnsi="Times New Roman" w:cs="Times New Roman"/>
+        </w:rPr>
+        <w:t>.</w:t>
+      </w:r>
+    </w:p>
+    <w:p>
+      <w:pPr>
+        <w:pStyle w:val="Heading4"/>
+        <w:numPr>
+          <w:ilvl w:val="3"/>
+          <w:numId w:val="10"/>
+        </w:numPr>
+        <w:spacing w:line="360" w:lineRule="auto"/>
+        <w:rPr>
+          <w:rFonts w:ascii="Times New Roman" w:hAnsi="Times New Roman" w:cs="Times New Roman"/>
+          <w:color w:val="auto"/>
+          <w:sz w:val="24"/>
+          <w:szCs w:val="24"/>
+        </w:rPr>
+      </w:pPr>
+      <w:r>
+        <w:rPr>
+          <w:rFonts w:ascii="Times New Roman" w:hAnsi="Times New Roman" w:cs="Times New Roman"/>
+          <w:color w:val="auto"/>
+          <w:sz w:val="24"/>
+          <w:szCs w:val="24"/>
+        </w:rPr>
+        <w:t>Data Numerical Histogram Visualization</w:t>
+      </w:r>
+    </w:p>
+    <w:p>
+      <w:pPr>
+        <w:spacing w:line="360" w:lineRule="auto"/>
+        <w:jc w:val="both"/>
+        <w:rPr>
+          <w:rFonts w:ascii="Times New Roman" w:hAnsi="Times New Roman" w:cs="Times New Roman"/>
+        </w:rPr>
+      </w:pPr>
+      <w:proofErr w:type="spellStart"/>
+      <w:r>
+        <w:rPr>
+          <w:rFonts w:ascii="Times New Roman" w:hAnsi="Times New Roman" w:cs="Times New Roman"/>
+        </w:rPr>
+        <w:t>Dengan</w:t>
+      </w:r>
+      <w:proofErr w:type="spellEnd"/>
+      <w:r>
+        <w:rPr>
+          <w:rFonts w:ascii="Times New Roman" w:hAnsi="Times New Roman" w:cs="Times New Roman"/>
+        </w:rPr>
+        <w:t xml:space="preserve"> </w:t>
+      </w:r>
+      <w:proofErr w:type="spellStart"/>
+      <w:r>
+        <w:rPr>
+          <w:rFonts w:ascii="Times New Roman" w:hAnsi="Times New Roman" w:cs="Times New Roman"/>
+        </w:rPr>
+        <w:t>memperhatikan</w:t>
+      </w:r>
+      <w:proofErr w:type="spellEnd"/>
+      <w:r>
+        <w:rPr>
+          <w:rFonts w:ascii="Times New Roman" w:hAnsi="Times New Roman" w:cs="Times New Roman"/>
+        </w:rPr>
+        <w:t xml:space="preserve"> Gambar 3.2, </w:t>
+      </w:r>
+      <w:proofErr w:type="spellStart"/>
+      <w:r>
+        <w:rPr>
+          <w:rFonts w:ascii="Times New Roman" w:hAnsi="Times New Roman" w:cs="Times New Roman"/>
+        </w:rPr>
+        <w:t>dapat</w:t>
+      </w:r>
+      <w:proofErr w:type="spellEnd"/>
+      <w:r>
+        <w:rPr>
+          <w:rFonts w:ascii="Times New Roman" w:hAnsi="Times New Roman" w:cs="Times New Roman"/>
+        </w:rPr>
+        <w:t xml:space="preserve"> </w:t>
+      </w:r>
+      <w:proofErr w:type="spellStart"/>
+      <w:r>
+        <w:rPr>
+          <w:rFonts w:ascii="Times New Roman" w:hAnsi="Times New Roman" w:cs="Times New Roman"/>
+        </w:rPr>
+        <w:t>dilihat</w:t>
+      </w:r>
+      <w:proofErr w:type="spellEnd"/>
+      <w:r>
+        <w:rPr>
+          <w:rFonts w:ascii="Times New Roman" w:hAnsi="Times New Roman" w:cs="Times New Roman"/>
+        </w:rPr>
+        <w:t xml:space="preserve"> </w:t>
+      </w:r>
+      <w:proofErr w:type="spellStart"/>
+      <w:r>
+        <w:rPr>
+          <w:rFonts w:ascii="Times New Roman" w:hAnsi="Times New Roman" w:cs="Times New Roman"/>
+        </w:rPr>
+        <w:t>tampilan</w:t>
+      </w:r>
+      <w:proofErr w:type="spellEnd"/>
+      <w:r>
+        <w:rPr>
+          <w:rFonts w:ascii="Times New Roman" w:hAnsi="Times New Roman" w:cs="Times New Roman"/>
+        </w:rPr>
+        <w:t xml:space="preserve"> </w:t>
+      </w:r>
+      <w:proofErr w:type="spellStart"/>
+      <w:r>
+        <w:rPr>
+          <w:rFonts w:ascii="Times New Roman" w:hAnsi="Times New Roman" w:cs="Times New Roman"/>
+        </w:rPr>
+        <w:t>dari</w:t>
+      </w:r>
+      <w:proofErr w:type="spellEnd"/>
+      <w:r>
+        <w:rPr>
+          <w:rFonts w:ascii="Times New Roman" w:hAnsi="Times New Roman" w:cs="Times New Roman"/>
+        </w:rPr>
+        <w:t xml:space="preserve"> </w:t>
+      </w:r>
+      <w:r>
+        <w:rPr>
+          <w:rFonts w:ascii="Times New Roman" w:hAnsi="Times New Roman" w:cs="Times New Roman"/>
+        </w:rPr>
+        <w:t xml:space="preserve">histogram </w:t>
+      </w:r>
+      <w:proofErr w:type="spellStart"/>
+      <w:r>
+        <w:rPr>
+          <w:rFonts w:ascii="Times New Roman" w:hAnsi="Times New Roman" w:cs="Times New Roman"/>
+        </w:rPr>
+        <w:t>distribusi</w:t>
+      </w:r>
+      <w:proofErr w:type="spellEnd"/>
+      <w:r>
+        <w:rPr>
+          <w:rFonts w:ascii="Times New Roman" w:hAnsi="Times New Roman" w:cs="Times New Roman"/>
+        </w:rPr>
+        <w:t xml:space="preserve"> data </w:t>
+      </w:r>
+      <w:proofErr w:type="spellStart"/>
+      <w:r>
+        <w:rPr>
+          <w:rFonts w:ascii="Times New Roman" w:hAnsi="Times New Roman" w:cs="Times New Roman"/>
+        </w:rPr>
+        <w:t>dari</w:t>
+      </w:r>
+      <w:proofErr w:type="spellEnd"/>
+      <w:r>
+        <w:rPr>
+          <w:rFonts w:ascii="Times New Roman" w:hAnsi="Times New Roman" w:cs="Times New Roman"/>
+        </w:rPr>
+        <w:t xml:space="preserve"> </w:t>
+      </w:r>
+      <w:proofErr w:type="spellStart"/>
+      <w:r>
+        <w:rPr>
+          <w:rFonts w:ascii="Times New Roman" w:hAnsi="Times New Roman" w:cs="Times New Roman"/>
+        </w:rPr>
+        <w:t>setiap</w:t>
+      </w:r>
+      <w:proofErr w:type="spellEnd"/>
+      <w:r>
+        <w:rPr>
+          <w:rFonts w:ascii="Times New Roman" w:hAnsi="Times New Roman" w:cs="Times New Roman"/>
+        </w:rPr>
+        <w:t xml:space="preserve"> </w:t>
+      </w:r>
+      <w:proofErr w:type="spellStart"/>
+      <w:r>
+        <w:rPr>
+          <w:rFonts w:ascii="Times New Roman" w:hAnsi="Times New Roman" w:cs="Times New Roman"/>
+        </w:rPr>
+        <w:t>kolom</w:t>
+      </w:r>
+      <w:proofErr w:type="spellEnd"/>
+      <w:r>
+        <w:rPr>
+          <w:rFonts w:ascii="Times New Roman" w:hAnsi="Times New Roman" w:cs="Times New Roman"/>
+        </w:rPr>
+        <w:t xml:space="preserve"> </w:t>
+      </w:r>
+      <w:proofErr w:type="spellStart"/>
+      <w:r>
+        <w:rPr>
+          <w:rFonts w:ascii="Times New Roman" w:hAnsi="Times New Roman" w:cs="Times New Roman"/>
+        </w:rPr>
+        <w:t>numerik</w:t>
+      </w:r>
+      <w:proofErr w:type="spellEnd"/>
+      <w:r>
+        <w:rPr>
+          <w:rFonts w:ascii="Times New Roman" w:hAnsi="Times New Roman" w:cs="Times New Roman"/>
+        </w:rPr>
+        <w:t xml:space="preserve"> </w:t>
+      </w:r>
+      <w:proofErr w:type="spellStart"/>
+      <w:r>
+        <w:rPr>
+          <w:rFonts w:ascii="Times New Roman" w:hAnsi="Times New Roman" w:cs="Times New Roman"/>
+        </w:rPr>
+        <w:t>dalam</w:t>
+      </w:r>
+      <w:proofErr w:type="spellEnd"/>
+      <w:r>
+        <w:rPr>
+          <w:rFonts w:ascii="Times New Roman" w:hAnsi="Times New Roman" w:cs="Times New Roman"/>
+        </w:rPr>
+        <w:t xml:space="preserve"> </w:t>
+      </w:r>
+      <w:r>
+        <w:rPr>
+          <w:rFonts w:ascii="Times New Roman" w:hAnsi="Times New Roman" w:cs="Times New Roman"/>
+          <w:i/>
+          <w:iCs/>
+        </w:rPr>
+        <w:t>dataset</w:t>
+      </w:r>
+      <w:r>
+        <w:rPr>
+          <w:rFonts w:ascii="Times New Roman" w:hAnsi="Times New Roman" w:cs="Times New Roman"/>
+        </w:rPr>
+        <w:t xml:space="preserve">. </w:t>
+      </w:r>
+      <w:proofErr w:type="spellStart"/>
+      <w:r>
+        <w:rPr>
+          <w:rFonts w:ascii="Times New Roman" w:hAnsi="Times New Roman" w:cs="Times New Roman"/>
+        </w:rPr>
+        <w:t>Setiap</w:t>
+      </w:r>
+      <w:proofErr w:type="spellEnd"/>
+      <w:r>
+        <w:rPr>
+          <w:rFonts w:ascii="Times New Roman" w:hAnsi="Times New Roman" w:cs="Times New Roman"/>
+        </w:rPr>
+        <w:t xml:space="preserve"> histogram </w:t>
+      </w:r>
+      <w:proofErr w:type="spellStart"/>
+      <w:r>
+        <w:rPr>
+          <w:rFonts w:ascii="Times New Roman" w:hAnsi="Times New Roman" w:cs="Times New Roman"/>
+        </w:rPr>
+        <w:t>menggambarkan</w:t>
+      </w:r>
+      <w:proofErr w:type="spellEnd"/>
+      <w:r>
+        <w:rPr>
+          <w:rFonts w:ascii="Times New Roman" w:hAnsi="Times New Roman" w:cs="Times New Roman"/>
+        </w:rPr>
+        <w:t xml:space="preserve"> </w:t>
+      </w:r>
+      <w:proofErr w:type="spellStart"/>
+      <w:r>
+        <w:rPr>
+          <w:rFonts w:ascii="Times New Roman" w:hAnsi="Times New Roman" w:cs="Times New Roman"/>
+        </w:rPr>
+        <w:t>distribusi</w:t>
+      </w:r>
+      <w:proofErr w:type="spellEnd"/>
+      <w:r>
+        <w:rPr>
+          <w:rFonts w:ascii="Times New Roman" w:hAnsi="Times New Roman" w:cs="Times New Roman"/>
+        </w:rPr>
+        <w:t xml:space="preserve"> data </w:t>
+      </w:r>
+      <w:proofErr w:type="spellStart"/>
+      <w:r>
+        <w:rPr>
+          <w:rFonts w:ascii="Times New Roman" w:hAnsi="Times New Roman" w:cs="Times New Roman"/>
+        </w:rPr>
+        <w:t>untuk</w:t>
+      </w:r>
+      <w:proofErr w:type="spellEnd"/>
+      <w:r>
+        <w:rPr>
+          <w:rFonts w:ascii="Times New Roman" w:hAnsi="Times New Roman" w:cs="Times New Roman"/>
+        </w:rPr>
+        <w:t xml:space="preserve"> </w:t>
+      </w:r>
+      <w:proofErr w:type="spellStart"/>
+      <w:r>
+        <w:rPr>
+          <w:rFonts w:ascii="Times New Roman" w:hAnsi="Times New Roman" w:cs="Times New Roman"/>
+        </w:rPr>
+        <w:t>kolom</w:t>
+      </w:r>
+      <w:proofErr w:type="spellEnd"/>
+      <w:r>
+        <w:rPr>
+          <w:rFonts w:ascii="Times New Roman" w:hAnsi="Times New Roman" w:cs="Times New Roman"/>
+        </w:rPr>
+        <w:t xml:space="preserve"> </w:t>
+      </w:r>
+      <w:proofErr w:type="spellStart"/>
+      <w:r>
+        <w:rPr>
+          <w:rFonts w:ascii="Times New Roman" w:hAnsi="Times New Roman" w:cs="Times New Roman"/>
+        </w:rPr>
+        <w:t>numerik</w:t>
+      </w:r>
+      <w:proofErr w:type="spellEnd"/>
+      <w:r>
+        <w:rPr>
+          <w:rFonts w:ascii="Times New Roman" w:hAnsi="Times New Roman" w:cs="Times New Roman"/>
+        </w:rPr>
+        <w:t xml:space="preserve"> yang </w:t>
+      </w:r>
+      <w:proofErr w:type="spellStart"/>
+      <w:r>
+        <w:rPr>
+          <w:rFonts w:ascii="Times New Roman" w:hAnsi="Times New Roman" w:cs="Times New Roman"/>
+        </w:rPr>
+        <w:t>berbeda</w:t>
+      </w:r>
+      <w:proofErr w:type="spellEnd"/>
+      <w:r>
+        <w:rPr>
+          <w:rFonts w:ascii="Times New Roman" w:hAnsi="Times New Roman" w:cs="Times New Roman"/>
+        </w:rPr>
+        <w:t xml:space="preserve">. Sebagian </w:t>
+      </w:r>
+      <w:proofErr w:type="spellStart"/>
+      <w:r>
+        <w:rPr>
+          <w:rFonts w:ascii="Times New Roman" w:hAnsi="Times New Roman" w:cs="Times New Roman"/>
+        </w:rPr>
+        <w:t>besar</w:t>
+      </w:r>
+      <w:proofErr w:type="spellEnd"/>
+      <w:r>
+        <w:rPr>
+          <w:rFonts w:ascii="Times New Roman" w:hAnsi="Times New Roman" w:cs="Times New Roman"/>
+        </w:rPr>
+        <w:t xml:space="preserve"> </w:t>
+      </w:r>
+      <w:proofErr w:type="spellStart"/>
+      <w:r>
+        <w:rPr>
+          <w:rFonts w:ascii="Times New Roman" w:hAnsi="Times New Roman" w:cs="Times New Roman"/>
+        </w:rPr>
+        <w:t>kolom</w:t>
+      </w:r>
+      <w:proofErr w:type="spellEnd"/>
+      <w:r>
+        <w:rPr>
+          <w:rFonts w:ascii="Times New Roman" w:hAnsi="Times New Roman" w:cs="Times New Roman"/>
+        </w:rPr>
+        <w:t xml:space="preserve"> </w:t>
+      </w:r>
+      <w:proofErr w:type="spellStart"/>
+      <w:r>
+        <w:rPr>
+          <w:rFonts w:ascii="Times New Roman" w:hAnsi="Times New Roman" w:cs="Times New Roman"/>
+        </w:rPr>
+        <w:t>menunjukkan</w:t>
+      </w:r>
+      <w:proofErr w:type="spellEnd"/>
+      <w:r>
+        <w:rPr>
+          <w:rFonts w:ascii="Times New Roman" w:hAnsi="Times New Roman" w:cs="Times New Roman"/>
+        </w:rPr>
+        <w:t xml:space="preserve"> </w:t>
+      </w:r>
+      <w:proofErr w:type="spellStart"/>
+      <w:r>
+        <w:rPr>
+          <w:rFonts w:ascii="Times New Roman" w:hAnsi="Times New Roman" w:cs="Times New Roman"/>
+        </w:rPr>
+        <w:t>distribusi</w:t>
+      </w:r>
+      <w:proofErr w:type="spellEnd"/>
+      <w:r>
+        <w:rPr>
+          <w:rFonts w:ascii="Times New Roman" w:hAnsi="Times New Roman" w:cs="Times New Roman"/>
+        </w:rPr>
+        <w:t xml:space="preserve"> yang </w:t>
+      </w:r>
+      <w:proofErr w:type="spellStart"/>
+      <w:r>
+        <w:rPr>
+          <w:rFonts w:ascii="Times New Roman" w:hAnsi="Times New Roman" w:cs="Times New Roman"/>
+        </w:rPr>
+        <w:t>tidak</w:t>
+      </w:r>
+      <w:proofErr w:type="spellEnd"/>
+      <w:r>
+        <w:rPr>
+          <w:rFonts w:ascii="Times New Roman" w:hAnsi="Times New Roman" w:cs="Times New Roman"/>
+        </w:rPr>
+        <w:t xml:space="preserve"> </w:t>
+      </w:r>
+      <w:proofErr w:type="spellStart"/>
+      <w:r>
+        <w:rPr>
+          <w:rFonts w:ascii="Times New Roman" w:hAnsi="Times New Roman" w:cs="Times New Roman"/>
+        </w:rPr>
+        <w:t>merata</w:t>
+      </w:r>
+      <w:proofErr w:type="spellEnd"/>
+      <w:r>
+        <w:rPr>
+          <w:rFonts w:ascii="Times New Roman" w:hAnsi="Times New Roman" w:cs="Times New Roman"/>
+        </w:rPr>
+        <w:t xml:space="preserve">, </w:t>
+      </w:r>
+      <w:proofErr w:type="spellStart"/>
+      <w:r>
+        <w:rPr>
+          <w:rFonts w:ascii="Times New Roman" w:hAnsi="Times New Roman" w:cs="Times New Roman"/>
+        </w:rPr>
+        <w:t>dengan</w:t>
+      </w:r>
+      <w:proofErr w:type="spellEnd"/>
+      <w:r>
+        <w:rPr>
+          <w:rFonts w:ascii="Times New Roman" w:hAnsi="Times New Roman" w:cs="Times New Roman"/>
+        </w:rPr>
+        <w:t xml:space="preserve"> data yang </w:t>
+      </w:r>
+      <w:proofErr w:type="spellStart"/>
+      <w:r>
+        <w:rPr>
+          <w:rFonts w:ascii="Times New Roman" w:hAnsi="Times New Roman" w:cs="Times New Roman"/>
+        </w:rPr>
+        <w:t>cenderung</w:t>
+      </w:r>
+      <w:proofErr w:type="spellEnd"/>
+      <w:r>
+        <w:rPr>
+          <w:rFonts w:ascii="Times New Roman" w:hAnsi="Times New Roman" w:cs="Times New Roman"/>
+        </w:rPr>
+        <w:t xml:space="preserve"> </w:t>
+      </w:r>
+      <w:proofErr w:type="spellStart"/>
+      <w:r>
+        <w:rPr>
+          <w:rFonts w:ascii="Times New Roman" w:hAnsi="Times New Roman" w:cs="Times New Roman"/>
+        </w:rPr>
+        <w:t>terkonsentrasi</w:t>
+      </w:r>
+      <w:proofErr w:type="spellEnd"/>
+      <w:r>
+        <w:rPr>
+          <w:rFonts w:ascii="Times New Roman" w:hAnsi="Times New Roman" w:cs="Times New Roman"/>
+        </w:rPr>
+        <w:t xml:space="preserve"> pada </w:t>
+      </w:r>
+      <w:proofErr w:type="spellStart"/>
+      <w:r>
+        <w:rPr>
+          <w:rFonts w:ascii="Times New Roman" w:hAnsi="Times New Roman" w:cs="Times New Roman"/>
+        </w:rPr>
+        <w:t>nilai</w:t>
+      </w:r>
+      <w:proofErr w:type="spellEnd"/>
+      <w:r>
+        <w:rPr>
+          <w:rFonts w:ascii="Times New Roman" w:hAnsi="Times New Roman" w:cs="Times New Roman"/>
+        </w:rPr>
+        <w:t xml:space="preserve"> </w:t>
+      </w:r>
+      <w:proofErr w:type="spellStart"/>
+      <w:r>
+        <w:rPr>
+          <w:rFonts w:ascii="Times New Roman" w:hAnsi="Times New Roman" w:cs="Times New Roman"/>
+        </w:rPr>
+        <w:t>tertentu</w:t>
+      </w:r>
+      <w:proofErr w:type="spellEnd"/>
+      <w:r>
+        <w:rPr>
+          <w:rFonts w:ascii="Times New Roman" w:hAnsi="Times New Roman" w:cs="Times New Roman"/>
+        </w:rPr>
+        <w:t xml:space="preserve"> (</w:t>
+      </w:r>
+      <w:proofErr w:type="spellStart"/>
+      <w:r>
+        <w:rPr>
+          <w:rFonts w:ascii="Times New Roman" w:hAnsi="Times New Roman" w:cs="Times New Roman"/>
+        </w:rPr>
+        <w:t>seperti</w:t>
+      </w:r>
+      <w:proofErr w:type="spellEnd"/>
+      <w:r>
+        <w:rPr>
+          <w:rFonts w:ascii="Times New Roman" w:hAnsi="Times New Roman" w:cs="Times New Roman"/>
+        </w:rPr>
+        <w:t xml:space="preserve"> </w:t>
+      </w:r>
+      <w:proofErr w:type="spellStart"/>
+      <w:r>
+        <w:rPr>
+          <w:rFonts w:ascii="Times New Roman" w:hAnsi="Times New Roman" w:cs="Times New Roman"/>
+        </w:rPr>
+        <w:t>distribusi</w:t>
+      </w:r>
+      <w:proofErr w:type="spellEnd"/>
+      <w:r>
+        <w:rPr>
+          <w:rFonts w:ascii="Times New Roman" w:hAnsi="Times New Roman" w:cs="Times New Roman"/>
+        </w:rPr>
+        <w:t xml:space="preserve"> </w:t>
+      </w:r>
+      <w:r>
+        <w:rPr>
+          <w:rFonts w:ascii="Times New Roman" w:hAnsi="Times New Roman" w:cs="Times New Roman"/>
+          <w:i/>
+          <w:iCs/>
+        </w:rPr>
+        <w:t>skewed</w:t>
+      </w:r>
+      <w:r>
+        <w:rPr>
+          <w:rFonts w:ascii="Times New Roman" w:hAnsi="Times New Roman" w:cs="Times New Roman"/>
+        </w:rPr>
+        <w:t xml:space="preserve">). </w:t>
+      </w:r>
+      <w:proofErr w:type="spellStart"/>
+      <w:r>
+        <w:rPr>
+          <w:rFonts w:ascii="Times New Roman" w:hAnsi="Times New Roman" w:cs="Times New Roman"/>
+        </w:rPr>
+        <w:t>Misalnya</w:t>
+      </w:r>
+      <w:proofErr w:type="spellEnd"/>
+      <w:r>
+        <w:rPr>
+          <w:rFonts w:ascii="Times New Roman" w:hAnsi="Times New Roman" w:cs="Times New Roman"/>
+        </w:rPr>
+        <w:t xml:space="preserve">, </w:t>
+      </w:r>
+      <w:proofErr w:type="spellStart"/>
+      <w:r>
+        <w:rPr>
+          <w:rFonts w:ascii="Times New Roman" w:hAnsi="Times New Roman" w:cs="Times New Roman"/>
+        </w:rPr>
+        <w:t>kolom</w:t>
+      </w:r>
+      <w:proofErr w:type="spellEnd"/>
+      <w:r>
+        <w:rPr>
+          <w:rFonts w:ascii="Times New Roman" w:hAnsi="Times New Roman" w:cs="Times New Roman"/>
+        </w:rPr>
+        <w:t xml:space="preserve"> </w:t>
+      </w:r>
+      <w:proofErr w:type="spellStart"/>
+      <w:r>
+        <w:rPr>
+          <w:rFonts w:ascii="Times New Roman" w:hAnsi="Times New Roman" w:cs="Times New Roman"/>
+        </w:rPr>
+        <w:t>seperti</w:t>
+      </w:r>
+      <w:proofErr w:type="spellEnd"/>
+      <w:r>
+        <w:rPr>
+          <w:rFonts w:ascii="Times New Roman" w:hAnsi="Times New Roman" w:cs="Times New Roman"/>
+        </w:rPr>
+        <w:t xml:space="preserve"> FKP16, FKP17, dan FKP18 </w:t>
+      </w:r>
+      <w:proofErr w:type="spellStart"/>
+      <w:r>
+        <w:rPr>
+          <w:rFonts w:ascii="Times New Roman" w:hAnsi="Times New Roman" w:cs="Times New Roman"/>
+        </w:rPr>
+        <w:t>menunjukkan</w:t>
+      </w:r>
+      <w:proofErr w:type="spellEnd"/>
+      <w:r>
+        <w:rPr>
+          <w:rFonts w:ascii="Times New Roman" w:hAnsi="Times New Roman" w:cs="Times New Roman"/>
+        </w:rPr>
+        <w:t xml:space="preserve"> data yang sangat </w:t>
+      </w:r>
+      <w:proofErr w:type="spellStart"/>
+      <w:r>
+        <w:rPr>
+          <w:rFonts w:ascii="Times New Roman" w:hAnsi="Times New Roman" w:cs="Times New Roman"/>
+        </w:rPr>
+        <w:t>terpusat</w:t>
+      </w:r>
+      <w:proofErr w:type="spellEnd"/>
+      <w:r>
+        <w:rPr>
+          <w:rFonts w:ascii="Times New Roman" w:hAnsi="Times New Roman" w:cs="Times New Roman"/>
+        </w:rPr>
+        <w:t xml:space="preserve"> di </w:t>
+      </w:r>
+      <w:proofErr w:type="spellStart"/>
+      <w:r>
+        <w:rPr>
+          <w:rFonts w:ascii="Times New Roman" w:hAnsi="Times New Roman" w:cs="Times New Roman"/>
+        </w:rPr>
+        <w:t>satu</w:t>
+      </w:r>
+      <w:proofErr w:type="spellEnd"/>
+      <w:r>
+        <w:rPr>
+          <w:rFonts w:ascii="Times New Roman" w:hAnsi="Times New Roman" w:cs="Times New Roman"/>
+        </w:rPr>
+        <w:t xml:space="preserve"> </w:t>
+      </w:r>
+      <w:proofErr w:type="spellStart"/>
+      <w:r>
+        <w:rPr>
+          <w:rFonts w:ascii="Times New Roman" w:hAnsi="Times New Roman" w:cs="Times New Roman"/>
+        </w:rPr>
+        <w:t>nilai</w:t>
+      </w:r>
+      <w:proofErr w:type="spellEnd"/>
+      <w:r>
+        <w:rPr>
+          <w:rFonts w:ascii="Times New Roman" w:hAnsi="Times New Roman" w:cs="Times New Roman"/>
+        </w:rPr>
+        <w:t xml:space="preserve">, </w:t>
+      </w:r>
+      <w:proofErr w:type="spellStart"/>
+      <w:r>
+        <w:rPr>
+          <w:rFonts w:ascii="Times New Roman" w:hAnsi="Times New Roman" w:cs="Times New Roman"/>
+        </w:rPr>
+        <w:t>mengindikasikan</w:t>
+      </w:r>
+      <w:proofErr w:type="spellEnd"/>
+      <w:r>
+        <w:rPr>
+          <w:rFonts w:ascii="Times New Roman" w:hAnsi="Times New Roman" w:cs="Times New Roman"/>
+        </w:rPr>
+        <w:t xml:space="preserve"> </w:t>
+      </w:r>
+      <w:proofErr w:type="spellStart"/>
+      <w:r>
+        <w:rPr>
+          <w:rFonts w:ascii="Times New Roman" w:hAnsi="Times New Roman" w:cs="Times New Roman"/>
+        </w:rPr>
+        <w:t>distribusi</w:t>
+      </w:r>
+      <w:proofErr w:type="spellEnd"/>
+      <w:r>
+        <w:rPr>
+          <w:rFonts w:ascii="Times New Roman" w:hAnsi="Times New Roman" w:cs="Times New Roman"/>
+        </w:rPr>
+        <w:t xml:space="preserve"> yang </w:t>
+      </w:r>
+      <w:proofErr w:type="spellStart"/>
+      <w:r>
+        <w:rPr>
+          <w:rFonts w:ascii="Times New Roman" w:hAnsi="Times New Roman" w:cs="Times New Roman"/>
+        </w:rPr>
+        <w:t>kurang</w:t>
+      </w:r>
+      <w:proofErr w:type="spellEnd"/>
+      <w:r>
+        <w:rPr>
+          <w:rFonts w:ascii="Times New Roman" w:hAnsi="Times New Roman" w:cs="Times New Roman"/>
+        </w:rPr>
+        <w:t xml:space="preserve"> </w:t>
+      </w:r>
+      <w:proofErr w:type="spellStart"/>
+      <w:r>
+        <w:rPr>
+          <w:rFonts w:ascii="Times New Roman" w:hAnsi="Times New Roman" w:cs="Times New Roman"/>
+        </w:rPr>
+        <w:t>variatif</w:t>
+      </w:r>
+      <w:proofErr w:type="spellEnd"/>
+      <w:r>
+        <w:rPr>
+          <w:rFonts w:ascii="Times New Roman" w:hAnsi="Times New Roman" w:cs="Times New Roman"/>
+        </w:rPr>
+        <w:t xml:space="preserve">. </w:t>
+      </w:r>
+      <w:proofErr w:type="spellStart"/>
+      <w:r>
+        <w:rPr>
+          <w:rFonts w:ascii="Times New Roman" w:hAnsi="Times New Roman" w:cs="Times New Roman"/>
+        </w:rPr>
+        <w:t>Visualisasi</w:t>
+      </w:r>
+      <w:proofErr w:type="spellEnd"/>
+      <w:r>
+        <w:rPr>
+          <w:rFonts w:ascii="Times New Roman" w:hAnsi="Times New Roman" w:cs="Times New Roman"/>
+        </w:rPr>
+        <w:t xml:space="preserve"> </w:t>
+      </w:r>
+      <w:proofErr w:type="spellStart"/>
+      <w:r>
+        <w:rPr>
+          <w:rFonts w:ascii="Times New Roman" w:hAnsi="Times New Roman" w:cs="Times New Roman"/>
+        </w:rPr>
+        <w:t>ini</w:t>
+      </w:r>
+      <w:proofErr w:type="spellEnd"/>
+      <w:r>
+        <w:rPr>
+          <w:rFonts w:ascii="Times New Roman" w:hAnsi="Times New Roman" w:cs="Times New Roman"/>
+        </w:rPr>
+        <w:t xml:space="preserve"> </w:t>
+      </w:r>
+      <w:proofErr w:type="spellStart"/>
+      <w:r>
+        <w:rPr>
+          <w:rFonts w:ascii="Times New Roman" w:hAnsi="Times New Roman" w:cs="Times New Roman"/>
+        </w:rPr>
+        <w:t>membantu</w:t>
+      </w:r>
+      <w:proofErr w:type="spellEnd"/>
+      <w:r>
+        <w:rPr>
+          <w:rFonts w:ascii="Times New Roman" w:hAnsi="Times New Roman" w:cs="Times New Roman"/>
+        </w:rPr>
+        <w:t xml:space="preserve"> </w:t>
+      </w:r>
+      <w:proofErr w:type="spellStart"/>
+      <w:r>
+        <w:rPr>
+          <w:rFonts w:ascii="Times New Roman" w:hAnsi="Times New Roman" w:cs="Times New Roman"/>
+        </w:rPr>
+        <w:t>dalam</w:t>
+      </w:r>
+      <w:proofErr w:type="spellEnd"/>
+      <w:r>
+        <w:rPr>
+          <w:rFonts w:ascii="Times New Roman" w:hAnsi="Times New Roman" w:cs="Times New Roman"/>
+        </w:rPr>
+        <w:t xml:space="preserve"> </w:t>
+      </w:r>
+      <w:proofErr w:type="spellStart"/>
+      <w:r>
+        <w:rPr>
+          <w:rFonts w:ascii="Times New Roman" w:hAnsi="Times New Roman" w:cs="Times New Roman"/>
+        </w:rPr>
+        <w:t>memahami</w:t>
+      </w:r>
+      <w:proofErr w:type="spellEnd"/>
+      <w:r>
+        <w:rPr>
+          <w:rFonts w:ascii="Times New Roman" w:hAnsi="Times New Roman" w:cs="Times New Roman"/>
+        </w:rPr>
+        <w:t xml:space="preserve"> </w:t>
+      </w:r>
+      <w:proofErr w:type="spellStart"/>
+      <w:r>
+        <w:rPr>
+          <w:rFonts w:ascii="Times New Roman" w:hAnsi="Times New Roman" w:cs="Times New Roman"/>
+        </w:rPr>
+        <w:t>pola</w:t>
+      </w:r>
+      <w:proofErr w:type="spellEnd"/>
+      <w:r>
+        <w:rPr>
+          <w:rFonts w:ascii="Times New Roman" w:hAnsi="Times New Roman" w:cs="Times New Roman"/>
+        </w:rPr>
+        <w:t xml:space="preserve"> data dan </w:t>
+      </w:r>
+      <w:proofErr w:type="spellStart"/>
+      <w:r>
+        <w:rPr>
+          <w:rFonts w:ascii="Times New Roman" w:hAnsi="Times New Roman" w:cs="Times New Roman"/>
+        </w:rPr>
+        <w:t>potensi</w:t>
+      </w:r>
+      <w:proofErr w:type="spellEnd"/>
+      <w:r>
+        <w:rPr>
+          <w:rFonts w:ascii="Times New Roman" w:hAnsi="Times New Roman" w:cs="Times New Roman"/>
+        </w:rPr>
+        <w:t xml:space="preserve"> outlier </w:t>
+      </w:r>
+      <w:proofErr w:type="spellStart"/>
+      <w:r>
+        <w:rPr>
+          <w:rFonts w:ascii="Times New Roman" w:hAnsi="Times New Roman" w:cs="Times New Roman"/>
+        </w:rPr>
+        <w:t>atau</w:t>
+      </w:r>
+      <w:proofErr w:type="spellEnd"/>
+      <w:r>
+        <w:rPr>
+          <w:rFonts w:ascii="Times New Roman" w:hAnsi="Times New Roman" w:cs="Times New Roman"/>
+        </w:rPr>
+        <w:t xml:space="preserve"> </w:t>
+      </w:r>
+      <w:proofErr w:type="spellStart"/>
+      <w:r>
+        <w:rPr>
+          <w:rFonts w:ascii="Times New Roman" w:hAnsi="Times New Roman" w:cs="Times New Roman"/>
+        </w:rPr>
+        <w:t>nilai</w:t>
+      </w:r>
+      <w:proofErr w:type="spellEnd"/>
+      <w:r>
+        <w:rPr>
+          <w:rFonts w:ascii="Times New Roman" w:hAnsi="Times New Roman" w:cs="Times New Roman"/>
+        </w:rPr>
+        <w:t xml:space="preserve"> </w:t>
+      </w:r>
+      <w:proofErr w:type="spellStart"/>
+      <w:r>
+        <w:rPr>
+          <w:rFonts w:ascii="Times New Roman" w:hAnsi="Times New Roman" w:cs="Times New Roman"/>
+        </w:rPr>
+        <w:t>dominan</w:t>
+      </w:r>
+      <w:proofErr w:type="spellEnd"/>
+      <w:r>
+        <w:rPr>
+          <w:rFonts w:ascii="Times New Roman" w:hAnsi="Times New Roman" w:cs="Times New Roman"/>
+        </w:rPr>
+        <w:t xml:space="preserve"> </w:t>
+      </w:r>
+      <w:proofErr w:type="spellStart"/>
+      <w:r>
+        <w:rPr>
+          <w:rFonts w:ascii="Times New Roman" w:hAnsi="Times New Roman" w:cs="Times New Roman"/>
+        </w:rPr>
+        <w:t>dalam</w:t>
+      </w:r>
+      <w:proofErr w:type="spellEnd"/>
+      <w:r>
+        <w:rPr>
+          <w:rFonts w:ascii="Times New Roman" w:hAnsi="Times New Roman" w:cs="Times New Roman"/>
+        </w:rPr>
+        <w:t xml:space="preserve"> </w:t>
+      </w:r>
+      <w:proofErr w:type="spellStart"/>
+      <w:r>
+        <w:rPr>
+          <w:rFonts w:ascii="Times New Roman" w:hAnsi="Times New Roman" w:cs="Times New Roman"/>
+        </w:rPr>
+        <w:t>setiap</w:t>
+      </w:r>
+      <w:proofErr w:type="spellEnd"/>
+      <w:r>
+        <w:rPr>
+          <w:rFonts w:ascii="Times New Roman" w:hAnsi="Times New Roman" w:cs="Times New Roman"/>
+        </w:rPr>
+        <w:t xml:space="preserve"> </w:t>
+      </w:r>
+      <w:proofErr w:type="spellStart"/>
+      <w:r>
+        <w:rPr>
+          <w:rFonts w:ascii="Times New Roman" w:hAnsi="Times New Roman" w:cs="Times New Roman"/>
+        </w:rPr>
+        <w:t>atribut</w:t>
+      </w:r>
+      <w:proofErr w:type="spellEnd"/>
+      <w:r>
+        <w:rPr>
+          <w:rFonts w:ascii="Times New Roman" w:hAnsi="Times New Roman" w:cs="Times New Roman"/>
+        </w:rPr>
+        <w:t xml:space="preserve"> </w:t>
+      </w:r>
+      <w:proofErr w:type="spellStart"/>
+      <w:r>
+        <w:rPr>
+          <w:rFonts w:ascii="Times New Roman" w:hAnsi="Times New Roman" w:cs="Times New Roman"/>
+        </w:rPr>
+        <w:t>numerik</w:t>
+      </w:r>
+      <w:proofErr w:type="spellEnd"/>
+      <w:r>
+        <w:rPr>
+          <w:rFonts w:ascii="Times New Roman" w:hAnsi="Times New Roman" w:cs="Times New Roman"/>
+        </w:rPr>
+        <w:t>.</w:t>
+      </w:r>
+    </w:p>
+    <w:p/>
+    <w:p>
+      <w:r>
+        <w:lastRenderedPageBreak/>
+        <w:drawing>
+          <wp:inline distT="0" distB="0" distL="0" distR="0" wp14:anchorId="291CCB7C" wp14:editId="0D5C9D15">
+            <wp:extent cx="4770755" cy="8465820"/>
+            <wp:effectExtent l="0" t="0" r="0" b="0"/>
+            <wp:docPr id="426394939" name="Picture 1"/>
+            <wp:cNvGraphicFramePr>
+              <a:graphicFrameLocks xmlns:a="http://schemas.openxmlformats.org/drawingml/2006/main" noChangeAspect="1"/>
+            </wp:cNvGraphicFramePr>
+            <a:graphic xmlns:a="http://schemas.openxmlformats.org/drawingml/2006/main">
+              <a:graphicData uri="http://schemas.openxmlformats.org/drawingml/2006/picture">
+                <pic:pic xmlns:pic="http://schemas.openxmlformats.org/drawingml/2006/picture">
+                  <pic:nvPicPr>
+                    <pic:cNvPr id="426394939" name=""/>
+                    <pic:cNvPicPr/>
+                  </pic:nvPicPr>
+                  <pic:blipFill>
+                    <a:blip r:embed="rId10"/>
+                    <a:stretch>
+                      <a:fillRect/>
+                    </a:stretch>
+                  </pic:blipFill>
+                  <pic:spPr>
+                    <a:xfrm>
+                      <a:off x="0" y="0"/>
+                      <a:ext cx="4770755" cy="8465820"/>
+                    </a:xfrm>
+                    <a:prstGeom prst="rect">
+                      <a:avLst/>
+                    </a:prstGeom>
+                  </pic:spPr>
+                </pic:pic>
+              </a:graphicData>
+            </a:graphic>
+          </wp:inline>
+        </w:drawing>
+      </w:r>
+    </w:p>
+    <w:p>
+      <w:pPr>
+        <w:pStyle w:val="Caption"/>
+        <w:jc w:val="center"/>
+        <w:rPr>
+          <w:rFonts w:ascii="Times New Roman" w:hAnsi="Times New Roman" w:cs="Times New Roman"/>
+          <w:i w:val="0"/>
+          <w:iCs w:val="0"/>
+          <w:color w:val="auto"/>
+        </w:rPr>
+      </w:pPr>
+      <w:r>
+        <w:rPr>
+          <w:rFonts w:ascii="Times New Roman" w:hAnsi="Times New Roman" w:cs="Times New Roman"/>
+          <w:i w:val="0"/>
+          <w:iCs w:val="0"/>
+          <w:color w:val="auto"/>
+        </w:rPr>
+        <w:t>Gambar 3.</w:t>
+      </w:r>
+      <w:r>
+        <w:rPr>
+          <w:rFonts w:ascii="Times New Roman" w:hAnsi="Times New Roman" w:cs="Times New Roman"/>
+          <w:i w:val="0"/>
+          <w:iCs w:val="0"/>
+          <w:color w:val="auto"/>
+        </w:rPr>
+        <w:fldChar w:fldCharType="begin"/>
+      </w:r>
+      <w:r>
+        <w:rPr>
+          <w:rFonts w:ascii="Times New Roman" w:hAnsi="Times New Roman" w:cs="Times New Roman"/>
+          <w:i w:val="0"/>
+          <w:iCs w:val="0"/>
+          <w:color w:val="auto"/>
+        </w:rPr>
+        <w:instrText xml:space="preserve"> STYLEREF 1 \s </w:instrText>
+      </w:r>
+      <w:r>
+        <w:rPr>
+          <w:rFonts w:ascii="Times New Roman" w:hAnsi="Times New Roman" w:cs="Times New Roman"/>
+          <w:i w:val="0"/>
+          <w:iCs w:val="0"/>
+          <w:color w:val="auto"/>
+        </w:rPr>
+        <w:fldChar w:fldCharType="separate"/>
+      </w:r>
+      <w:r>
+        <w:rPr>
+          <w:rFonts w:ascii="Times New Roman" w:hAnsi="Times New Roman" w:cs="Times New Roman"/>
+          <w:i w:val="0"/>
+          <w:iCs w:val="0"/>
+          <w:noProof/>
+          <w:color w:val="auto"/>
+        </w:rPr>
+        <w:t>0</w:t>
+      </w:r>
+      <w:r>
+        <w:rPr>
+          <w:rFonts w:ascii="Times New Roman" w:hAnsi="Times New Roman" w:cs="Times New Roman"/>
+          <w:i w:val="0"/>
+          <w:iCs w:val="0"/>
+          <w:color w:val="auto"/>
+        </w:rPr>
+        <w:fldChar w:fldCharType="end"/>
+      </w:r>
+      <w:r>
+        <w:rPr>
+          <w:rFonts w:ascii="Times New Roman" w:hAnsi="Times New Roman" w:cs="Times New Roman"/>
+          <w:i w:val="0"/>
+          <w:iCs w:val="0"/>
+          <w:color w:val="auto"/>
+        </w:rPr>
+        <w:t>.</w:t>
+      </w:r>
+      <w:r>
+        <w:rPr>
+          <w:rFonts w:ascii="Times New Roman" w:hAnsi="Times New Roman" w:cs="Times New Roman"/>
+          <w:i w:val="0"/>
+          <w:iCs w:val="0"/>
+          <w:color w:val="auto"/>
+        </w:rPr>
+        <w:fldChar w:fldCharType="begin"/>
+      </w:r>
+      <w:r>
+        <w:rPr>
+          <w:rFonts w:ascii="Times New Roman" w:hAnsi="Times New Roman" w:cs="Times New Roman"/>
+          <w:i w:val="0"/>
+          <w:iCs w:val="0"/>
+          <w:color w:val="auto"/>
+        </w:rPr>
+        <w:instrText xml:space="preserve"> SEQ Gambar \* ARABIC \s 1 </w:instrText>
+      </w:r>
+      <w:r>
+        <w:rPr>
+          <w:rFonts w:ascii="Times New Roman" w:hAnsi="Times New Roman" w:cs="Times New Roman"/>
+          <w:i w:val="0"/>
+          <w:iCs w:val="0"/>
+          <w:color w:val="auto"/>
+        </w:rPr>
+        <w:fldChar w:fldCharType="separate"/>
+      </w:r>
+      <w:r>
+        <w:rPr>
+          <w:rFonts w:ascii="Times New Roman" w:hAnsi="Times New Roman" w:cs="Times New Roman"/>
+          <w:i w:val="0"/>
+          <w:iCs w:val="0"/>
+          <w:noProof/>
+          <w:color w:val="auto"/>
+        </w:rPr>
+        <w:t>3</w:t>
+      </w:r>
+      <w:r>
+        <w:rPr>
+          <w:rFonts w:ascii="Times New Roman" w:hAnsi="Times New Roman" w:cs="Times New Roman"/>
+          <w:i w:val="0"/>
+          <w:iCs w:val="0"/>
+          <w:color w:val="auto"/>
+        </w:rPr>
+        <w:fldChar w:fldCharType="end"/>
+      </w:r>
+      <w:r>
+        <w:rPr>
+          <w:rFonts w:ascii="Times New Roman" w:hAnsi="Times New Roman" w:cs="Times New Roman"/>
+          <w:i w:val="0"/>
+          <w:iCs w:val="0"/>
+          <w:color w:val="auto"/>
+        </w:rPr>
+        <w:t xml:space="preserve"> Data Numerical Histogram Visualization</w:t>
+      </w:r>
+    </w:p>
+    <w:p>
+      <w:pPr>
+        <w:pStyle w:val="Heading4"/>
+        <w:numPr>
+          <w:ilvl w:val="3"/>
+          <w:numId w:val="10"/>
+        </w:numPr>
+        <w:spacing w:line="360" w:lineRule="auto"/>
+        <w:ind w:left="709"/>
+        <w:rPr>
+          <w:rFonts w:ascii="Times New Roman" w:hAnsi="Times New Roman" w:cs="Times New Roman"/>
+          <w:color w:val="auto"/>
+          <w:sz w:val="24"/>
+          <w:szCs w:val="24"/>
+        </w:rPr>
+      </w:pPr>
+      <w:r>
+        <w:rPr>
+          <w:rFonts w:ascii="Times New Roman" w:hAnsi="Times New Roman" w:cs="Times New Roman"/>
+          <w:color w:val="auto"/>
+          <w:sz w:val="24"/>
+          <w:szCs w:val="24"/>
+        </w:rPr>
+        <w:lastRenderedPageBreak/>
+        <w:t>Data Numerical Boxplot Visualization</w:t>
+      </w:r>
+    </w:p>
+    <w:p>
+      <w:pPr>
+        <w:spacing w:line="360" w:lineRule="auto"/>
+        <w:jc w:val="both"/>
+        <w:rPr>
+          <w:rFonts w:ascii="Times New Roman" w:hAnsi="Times New Roman" w:cs="Times New Roman"/>
+        </w:rPr>
+      </w:pPr>
+      <w:r>
+        <w:rPr>
+          <w:rFonts w:ascii="Times New Roman" w:hAnsi="Times New Roman" w:cs="Times New Roman"/>
+        </w:rPr>
+        <w:t xml:space="preserve">Gambar 3.3 </w:t>
+      </w:r>
+      <w:proofErr w:type="spellStart"/>
+      <w:r>
+        <w:rPr>
+          <w:rFonts w:ascii="Times New Roman" w:hAnsi="Times New Roman" w:cs="Times New Roman"/>
+        </w:rPr>
+        <w:t>menunjukkan</w:t>
+      </w:r>
+      <w:proofErr w:type="spellEnd"/>
+      <w:r>
+        <w:rPr>
+          <w:rFonts w:ascii="Times New Roman" w:hAnsi="Times New Roman" w:cs="Times New Roman"/>
+        </w:rPr>
+        <w:t xml:space="preserve"> diagram bo</w:t>
+      </w:r>
+      <w:r>
+        <w:rPr>
+          <w:rFonts w:ascii="Times New Roman" w:hAnsi="Times New Roman" w:cs="Times New Roman"/>
+        </w:rPr>
+        <w:t>x</w:t>
+      </w:r>
+      <w:r>
+        <w:rPr>
+          <w:rFonts w:ascii="Times New Roman" w:hAnsi="Times New Roman" w:cs="Times New Roman"/>
+        </w:rPr>
+        <w:t xml:space="preserve">plot </w:t>
+      </w:r>
+      <w:proofErr w:type="spellStart"/>
+      <w:r>
+        <w:rPr>
+          <w:rFonts w:ascii="Times New Roman" w:hAnsi="Times New Roman" w:cs="Times New Roman"/>
+        </w:rPr>
+        <w:t>dari</w:t>
+      </w:r>
+      <w:proofErr w:type="spellEnd"/>
+      <w:r>
+        <w:rPr>
+          <w:rFonts w:ascii="Times New Roman" w:hAnsi="Times New Roman" w:cs="Times New Roman"/>
+        </w:rPr>
+        <w:t xml:space="preserve"> </w:t>
+      </w:r>
+      <w:proofErr w:type="spellStart"/>
+      <w:r>
+        <w:rPr>
+          <w:rFonts w:ascii="Times New Roman" w:hAnsi="Times New Roman" w:cs="Times New Roman"/>
+        </w:rPr>
+        <w:t>setiap</w:t>
+      </w:r>
+      <w:proofErr w:type="spellEnd"/>
+      <w:r>
+        <w:rPr>
+          <w:rFonts w:ascii="Times New Roman" w:hAnsi="Times New Roman" w:cs="Times New Roman"/>
+        </w:rPr>
+        <w:t xml:space="preserve"> data di </w:t>
+      </w:r>
+      <w:proofErr w:type="spellStart"/>
+      <w:r>
+        <w:rPr>
+          <w:rFonts w:ascii="Times New Roman" w:hAnsi="Times New Roman" w:cs="Times New Roman"/>
+        </w:rPr>
+        <w:t>atribut</w:t>
+      </w:r>
+      <w:proofErr w:type="spellEnd"/>
+      <w:r>
+        <w:rPr>
+          <w:rFonts w:ascii="Times New Roman" w:hAnsi="Times New Roman" w:cs="Times New Roman"/>
+        </w:rPr>
+        <w:t xml:space="preserve"> </w:t>
+      </w:r>
+      <w:proofErr w:type="spellStart"/>
+      <w:r>
+        <w:rPr>
+          <w:rFonts w:ascii="Times New Roman" w:hAnsi="Times New Roman" w:cs="Times New Roman"/>
+        </w:rPr>
+        <w:t>numerik</w:t>
+      </w:r>
+      <w:proofErr w:type="spellEnd"/>
+      <w:r>
+        <w:rPr>
+          <w:rFonts w:ascii="Times New Roman" w:hAnsi="Times New Roman" w:cs="Times New Roman"/>
+        </w:rPr>
+        <w:t xml:space="preserve"> </w:t>
+      </w:r>
+      <w:proofErr w:type="spellStart"/>
+      <w:r>
+        <w:rPr>
+          <w:rFonts w:ascii="Times New Roman" w:hAnsi="Times New Roman" w:cs="Times New Roman"/>
+        </w:rPr>
+        <w:t>dengan</w:t>
+      </w:r>
+      <w:proofErr w:type="spellEnd"/>
+      <w:r>
+        <w:rPr>
+          <w:rFonts w:ascii="Times New Roman" w:hAnsi="Times New Roman" w:cs="Times New Roman"/>
+        </w:rPr>
+        <w:t xml:space="preserve"> </w:t>
+      </w:r>
+      <w:proofErr w:type="spellStart"/>
+      <w:r>
+        <w:rPr>
+          <w:rFonts w:ascii="Times New Roman" w:hAnsi="Times New Roman" w:cs="Times New Roman"/>
+        </w:rPr>
+        <w:t>tujuan</w:t>
+      </w:r>
+      <w:proofErr w:type="spellEnd"/>
+      <w:r>
+        <w:rPr>
+          <w:rFonts w:ascii="Times New Roman" w:hAnsi="Times New Roman" w:cs="Times New Roman"/>
+        </w:rPr>
+        <w:t xml:space="preserve"> </w:t>
+      </w:r>
+      <w:proofErr w:type="spellStart"/>
+      <w:r>
+        <w:rPr>
+          <w:rFonts w:ascii="Times New Roman" w:hAnsi="Times New Roman" w:cs="Times New Roman"/>
+        </w:rPr>
+        <w:t>menganalisis</w:t>
+      </w:r>
+      <w:proofErr w:type="spellEnd"/>
+      <w:r>
+        <w:rPr>
+          <w:rFonts w:ascii="Times New Roman" w:hAnsi="Times New Roman" w:cs="Times New Roman"/>
+        </w:rPr>
+        <w:t xml:space="preserve"> </w:t>
+      </w:r>
+      <w:proofErr w:type="spellStart"/>
+      <w:r>
+        <w:rPr>
+          <w:rFonts w:ascii="Times New Roman" w:hAnsi="Times New Roman" w:cs="Times New Roman"/>
+        </w:rPr>
+        <w:t>pola</w:t>
+      </w:r>
+      <w:proofErr w:type="spellEnd"/>
+      <w:r>
+        <w:rPr>
+          <w:rFonts w:ascii="Times New Roman" w:hAnsi="Times New Roman" w:cs="Times New Roman"/>
+        </w:rPr>
+        <w:t xml:space="preserve"> </w:t>
+      </w:r>
+      <w:proofErr w:type="spellStart"/>
+      <w:r>
+        <w:rPr>
+          <w:rFonts w:ascii="Times New Roman" w:hAnsi="Times New Roman" w:cs="Times New Roman"/>
+        </w:rPr>
+        <w:t>distribusi</w:t>
+      </w:r>
+      <w:proofErr w:type="spellEnd"/>
+      <w:r>
+        <w:rPr>
+          <w:rFonts w:ascii="Times New Roman" w:hAnsi="Times New Roman" w:cs="Times New Roman"/>
+        </w:rPr>
+        <w:t xml:space="preserve"> data dan </w:t>
+      </w:r>
+      <w:proofErr w:type="spellStart"/>
+      <w:r>
+        <w:rPr>
+          <w:rFonts w:ascii="Times New Roman" w:hAnsi="Times New Roman" w:cs="Times New Roman"/>
+        </w:rPr>
+        <w:t>memahami</w:t>
+      </w:r>
+      <w:proofErr w:type="spellEnd"/>
+      <w:r>
+        <w:rPr>
+          <w:rFonts w:ascii="Times New Roman" w:hAnsi="Times New Roman" w:cs="Times New Roman"/>
+        </w:rPr>
+        <w:t xml:space="preserve"> </w:t>
+      </w:r>
+      <w:proofErr w:type="spellStart"/>
+      <w:r>
+        <w:rPr>
+          <w:rFonts w:ascii="Times New Roman" w:hAnsi="Times New Roman" w:cs="Times New Roman"/>
+        </w:rPr>
+        <w:t>kemungkinan</w:t>
+      </w:r>
+      <w:proofErr w:type="spellEnd"/>
+      <w:r>
+        <w:rPr>
+          <w:rFonts w:ascii="Times New Roman" w:hAnsi="Times New Roman" w:cs="Times New Roman"/>
+        </w:rPr>
+        <w:t xml:space="preserve"> outlier pada data.</w:t>
+      </w:r>
+    </w:p>
+    <w:p>
+      <w:r>
+        <w:drawing>
+          <wp:inline distT="0" distB="0" distL="0" distR="0" wp14:anchorId="706478F7" wp14:editId="398E1606">
+            <wp:extent cx="5731510" cy="5367655"/>
+            <wp:effectExtent l="0" t="0" r="2540" b="4445"/>
+            <wp:docPr id="1053913465" name="Picture 1"/>
+            <wp:cNvGraphicFramePr>
+              <a:graphicFrameLocks xmlns:a="http://schemas.openxmlformats.org/drawingml/2006/main" noChangeAspect="1"/>
+            </wp:cNvGraphicFramePr>
+            <a:graphic xmlns:a="http://schemas.openxmlformats.org/drawingml/2006/main">
+              <a:graphicData uri="http://schemas.openxmlformats.org/drawingml/2006/picture">
+                <pic:pic xmlns:pic="http://schemas.openxmlformats.org/drawingml/2006/picture">
+                  <pic:nvPicPr>
+                    <pic:cNvPr id="1053913465" name=""/>
+                    <pic:cNvPicPr/>
+                  </pic:nvPicPr>
+                  <pic:blipFill>
+                    <a:blip r:embed="rId11"/>
+                    <a:stretch>
+                      <a:fillRect/>
+                    </a:stretch>
+                  </pic:blipFill>
+                  <pic:spPr>
+                    <a:xfrm>
+                      <a:off x="0" y="0"/>
+                      <a:ext cx="5731510" cy="5367655"/>
+                    </a:xfrm>
+                    <a:prstGeom prst="rect">
+                      <a:avLst/>
+                    </a:prstGeom>
+                  </pic:spPr>
+                </pic:pic>
+              </a:graphicData>
+            </a:graphic>
+          </wp:inline>
+        </w:drawing>
+      </w:r>
+    </w:p>
+    <w:p>
+      <w:pPr>
+        <w:pStyle w:val="Caption"/>
+        <w:jc w:val="center"/>
+        <w:rPr>
+          <w:rFonts w:ascii="Times New Roman" w:hAnsi="Times New Roman" w:cs="Times New Roman"/>
+          <w:i w:val="0"/>
+          <w:iCs w:val="0"/>
+          <w:color w:val="auto"/>
+        </w:rPr>
+      </w:pPr>
+      <w:r>
+        <w:rPr>
+          <w:rFonts w:ascii="Times New Roman" w:hAnsi="Times New Roman" w:cs="Times New Roman"/>
+          <w:i w:val="0"/>
+          <w:iCs w:val="0"/>
+          <w:color w:val="auto"/>
+        </w:rPr>
+        <w:t>Gambar 3.</w:t>
+      </w:r>
+      <w:r>
+        <w:rPr>
+          <w:rFonts w:ascii="Times New Roman" w:hAnsi="Times New Roman" w:cs="Times New Roman"/>
+          <w:i w:val="0"/>
+          <w:iCs w:val="0"/>
+          <w:color w:val="auto"/>
+        </w:rPr>
+        <w:fldChar w:fldCharType="begin"/>
+      </w:r>
+      <w:r>
+        <w:rPr>
+          <w:rFonts w:ascii="Times New Roman" w:hAnsi="Times New Roman" w:cs="Times New Roman"/>
+          <w:i w:val="0"/>
+          <w:iCs w:val="0"/>
+          <w:color w:val="auto"/>
+        </w:rPr>
+        <w:instrText xml:space="preserve"> STYLEREF 1 \s </w:instrText>
+      </w:r>
+      <w:r>
+        <w:rPr>
+          <w:rFonts w:ascii="Times New Roman" w:hAnsi="Times New Roman" w:cs="Times New Roman"/>
+          <w:i w:val="0"/>
+          <w:iCs w:val="0"/>
+          <w:color w:val="auto"/>
+        </w:rPr>
+        <w:fldChar w:fldCharType="separate"/>
+      </w:r>
+      <w:r>
+        <w:rPr>
+          <w:rFonts w:ascii="Times New Roman" w:hAnsi="Times New Roman" w:cs="Times New Roman"/>
+          <w:i w:val="0"/>
+          <w:iCs w:val="0"/>
+          <w:noProof/>
+          <w:color w:val="auto"/>
+        </w:rPr>
+        <w:t>0</w:t>
+      </w:r>
+      <w:r>
+        <w:rPr>
+          <w:rFonts w:ascii="Times New Roman" w:hAnsi="Times New Roman" w:cs="Times New Roman"/>
+          <w:i w:val="0"/>
+          <w:iCs w:val="0"/>
+          <w:color w:val="auto"/>
+        </w:rPr>
+        <w:fldChar w:fldCharType="end"/>
+      </w:r>
+      <w:r>
+        <w:rPr>
+          <w:rFonts w:ascii="Times New Roman" w:hAnsi="Times New Roman" w:cs="Times New Roman"/>
+          <w:i w:val="0"/>
+          <w:iCs w:val="0"/>
+          <w:color w:val="auto"/>
+        </w:rPr>
+        <w:t>.</w:t>
+      </w:r>
+      <w:r>
+        <w:rPr>
+          <w:rFonts w:ascii="Times New Roman" w:hAnsi="Times New Roman" w:cs="Times New Roman"/>
+          <w:i w:val="0"/>
+          <w:iCs w:val="0"/>
+          <w:color w:val="auto"/>
+        </w:rPr>
+        <w:fldChar w:fldCharType="begin"/>
+      </w:r>
+      <w:r>
+        <w:rPr>
+          <w:rFonts w:ascii="Times New Roman" w:hAnsi="Times New Roman" w:cs="Times New Roman"/>
+          <w:i w:val="0"/>
+          <w:iCs w:val="0"/>
+          <w:color w:val="auto"/>
+        </w:rPr>
+        <w:instrText xml:space="preserve"> SEQ Gambar \* ARABIC \s 1 </w:instrText>
+      </w:r>
+      <w:r>
+        <w:rPr>
+          <w:rFonts w:ascii="Times New Roman" w:hAnsi="Times New Roman" w:cs="Times New Roman"/>
+          <w:i w:val="0"/>
+          <w:iCs w:val="0"/>
+          <w:color w:val="auto"/>
+        </w:rPr>
+        <w:fldChar w:fldCharType="separate"/>
+      </w:r>
+      <w:r>
+        <w:rPr>
+          <w:rFonts w:ascii="Times New Roman" w:hAnsi="Times New Roman" w:cs="Times New Roman"/>
+          <w:i w:val="0"/>
+          <w:iCs w:val="0"/>
+          <w:noProof/>
+          <w:color w:val="auto"/>
+        </w:rPr>
+        <w:t>4</w:t>
+      </w:r>
+      <w:r>
+        <w:rPr>
+          <w:rFonts w:ascii="Times New Roman" w:hAnsi="Times New Roman" w:cs="Times New Roman"/>
+          <w:i w:val="0"/>
+          <w:iCs w:val="0"/>
+          <w:color w:val="auto"/>
+        </w:rPr>
+        <w:fldChar w:fldCharType="end"/>
+      </w:r>
+      <w:r>
+        <w:rPr>
+          <w:rFonts w:ascii="Times New Roman" w:hAnsi="Times New Roman" w:cs="Times New Roman"/>
+          <w:i w:val="0"/>
+          <w:iCs w:val="0"/>
+          <w:color w:val="auto"/>
+        </w:rPr>
+        <w:t xml:space="preserve"> Data Numerical Boxplot Visualization</w:t>
+      </w:r>
+    </w:p>
+    <w:p>
+      <w:pPr>
+        <w:spacing w:line="360" w:lineRule="auto"/>
+        <w:jc w:val="both"/>
+        <w:rPr>
+          <w:rFonts w:ascii="Times New Roman" w:hAnsi="Times New Roman" w:cs="Times New Roman"/>
+        </w:rPr>
+      </w:pPr>
+      <w:r>
+        <w:rPr>
+          <w:rFonts w:ascii="Times New Roman" w:hAnsi="Times New Roman" w:cs="Times New Roman"/>
+        </w:rPr>
+        <w:t xml:space="preserve">Dari </w:t>
+      </w:r>
+      <w:proofErr w:type="spellStart"/>
+      <w:r>
+        <w:rPr>
+          <w:rFonts w:ascii="Times New Roman" w:hAnsi="Times New Roman" w:cs="Times New Roman"/>
+        </w:rPr>
+        <w:t>hasil</w:t>
+      </w:r>
+      <w:proofErr w:type="spellEnd"/>
+      <w:r>
+        <w:rPr>
+          <w:rFonts w:ascii="Times New Roman" w:hAnsi="Times New Roman" w:cs="Times New Roman"/>
+        </w:rPr>
+        <w:t xml:space="preserve"> </w:t>
+      </w:r>
+      <w:proofErr w:type="spellStart"/>
+      <w:r>
+        <w:rPr>
+          <w:rFonts w:ascii="Times New Roman" w:hAnsi="Times New Roman" w:cs="Times New Roman"/>
+        </w:rPr>
+        <w:t>visualisasi</w:t>
+      </w:r>
+      <w:proofErr w:type="spellEnd"/>
+      <w:r>
+        <w:rPr>
+          <w:rFonts w:ascii="Times New Roman" w:hAnsi="Times New Roman" w:cs="Times New Roman"/>
+        </w:rPr>
+        <w:t xml:space="preserve"> boxplot yang </w:t>
+      </w:r>
+      <w:proofErr w:type="spellStart"/>
+      <w:r>
+        <w:rPr>
+          <w:rFonts w:ascii="Times New Roman" w:hAnsi="Times New Roman" w:cs="Times New Roman"/>
+        </w:rPr>
+        <w:t>ditemukan</w:t>
+      </w:r>
+      <w:proofErr w:type="spellEnd"/>
+      <w:r>
+        <w:rPr>
+          <w:rFonts w:ascii="Times New Roman" w:hAnsi="Times New Roman" w:cs="Times New Roman"/>
+        </w:rPr>
+        <w:t xml:space="preserve">, </w:t>
+      </w:r>
+      <w:proofErr w:type="spellStart"/>
+      <w:r>
+        <w:rPr>
+          <w:rFonts w:ascii="Times New Roman" w:hAnsi="Times New Roman" w:cs="Times New Roman"/>
+        </w:rPr>
+        <w:t>diperoleh</w:t>
+      </w:r>
+      <w:proofErr w:type="spellEnd"/>
+      <w:r>
+        <w:rPr>
+          <w:rFonts w:ascii="Times New Roman" w:hAnsi="Times New Roman" w:cs="Times New Roman"/>
+        </w:rPr>
+        <w:t xml:space="preserve"> </w:t>
+      </w:r>
+      <w:proofErr w:type="spellStart"/>
+      <w:r>
+        <w:rPr>
+          <w:rFonts w:ascii="Times New Roman" w:hAnsi="Times New Roman" w:cs="Times New Roman"/>
+        </w:rPr>
+        <w:t>bahwa</w:t>
+      </w:r>
+      <w:proofErr w:type="spellEnd"/>
+      <w:r>
+        <w:rPr>
+          <w:rFonts w:ascii="Times New Roman" w:hAnsi="Times New Roman" w:cs="Times New Roman"/>
+        </w:rPr>
+        <w:t xml:space="preserve"> </w:t>
+      </w:r>
+      <w:proofErr w:type="spellStart"/>
+      <w:r>
+        <w:rPr>
+          <w:rFonts w:ascii="Times New Roman" w:hAnsi="Times New Roman" w:cs="Times New Roman"/>
+        </w:rPr>
+        <w:t>atribut-atribut</w:t>
+      </w:r>
+      <w:proofErr w:type="spellEnd"/>
+      <w:r>
+        <w:rPr>
+          <w:rFonts w:ascii="Times New Roman" w:hAnsi="Times New Roman" w:cs="Times New Roman"/>
+        </w:rPr>
+        <w:t xml:space="preserve"> </w:t>
+      </w:r>
+      <w:proofErr w:type="spellStart"/>
+      <w:r>
+        <w:rPr>
+          <w:rFonts w:ascii="Times New Roman" w:hAnsi="Times New Roman" w:cs="Times New Roman"/>
+        </w:rPr>
+        <w:t>numerik</w:t>
+      </w:r>
+      <w:proofErr w:type="spellEnd"/>
+      <w:r>
+        <w:rPr>
+          <w:rFonts w:ascii="Times New Roman" w:hAnsi="Times New Roman" w:cs="Times New Roman"/>
+        </w:rPr>
+        <w:t xml:space="preserve"> </w:t>
+      </w:r>
+      <w:proofErr w:type="spellStart"/>
+      <w:r>
+        <w:rPr>
+          <w:rFonts w:ascii="Times New Roman" w:hAnsi="Times New Roman" w:cs="Times New Roman"/>
+        </w:rPr>
+        <w:t>ini</w:t>
+      </w:r>
+      <w:proofErr w:type="spellEnd"/>
+      <w:r>
+        <w:rPr>
+          <w:rFonts w:ascii="Times New Roman" w:hAnsi="Times New Roman" w:cs="Times New Roman"/>
+        </w:rPr>
+        <w:t xml:space="preserve"> </w:t>
+      </w:r>
+      <w:proofErr w:type="spellStart"/>
+      <w:r>
+        <w:rPr>
+          <w:rFonts w:ascii="Times New Roman" w:hAnsi="Times New Roman" w:cs="Times New Roman"/>
+        </w:rPr>
+        <w:t>dapat</w:t>
+      </w:r>
+      <w:proofErr w:type="spellEnd"/>
+      <w:r>
+        <w:rPr>
+          <w:rFonts w:ascii="Times New Roman" w:hAnsi="Times New Roman" w:cs="Times New Roman"/>
+        </w:rPr>
+        <w:t xml:space="preserve"> </w:t>
+      </w:r>
+      <w:proofErr w:type="spellStart"/>
+      <w:r>
+        <w:rPr>
+          <w:rFonts w:ascii="Times New Roman" w:hAnsi="Times New Roman" w:cs="Times New Roman"/>
+        </w:rPr>
+        <w:t>dikategorikan</w:t>
+      </w:r>
+      <w:proofErr w:type="spellEnd"/>
+      <w:r>
+        <w:rPr>
+          <w:rFonts w:ascii="Times New Roman" w:hAnsi="Times New Roman" w:cs="Times New Roman"/>
+        </w:rPr>
+        <w:t xml:space="preserve"> </w:t>
+      </w:r>
+      <w:proofErr w:type="spellStart"/>
+      <w:r>
+        <w:rPr>
+          <w:rFonts w:ascii="Times New Roman" w:hAnsi="Times New Roman" w:cs="Times New Roman"/>
+        </w:rPr>
+        <w:t>menjadi</w:t>
+      </w:r>
+      <w:proofErr w:type="spellEnd"/>
+      <w:r>
+        <w:rPr>
+          <w:rFonts w:ascii="Times New Roman" w:hAnsi="Times New Roman" w:cs="Times New Roman"/>
+        </w:rPr>
+        <w:t xml:space="preserve"> </w:t>
+      </w:r>
+      <w:proofErr w:type="spellStart"/>
+      <w:r>
+        <w:rPr>
+          <w:rFonts w:ascii="Times New Roman" w:hAnsi="Times New Roman" w:cs="Times New Roman"/>
+        </w:rPr>
+        <w:t>beberapa</w:t>
+      </w:r>
+      <w:proofErr w:type="spellEnd"/>
+      <w:r>
+        <w:rPr>
+          <w:rFonts w:ascii="Times New Roman" w:hAnsi="Times New Roman" w:cs="Times New Roman"/>
+        </w:rPr>
+        <w:t xml:space="preserve"> </w:t>
+      </w:r>
+      <w:proofErr w:type="spellStart"/>
+      <w:r>
+        <w:rPr>
+          <w:rFonts w:ascii="Times New Roman" w:hAnsi="Times New Roman" w:cs="Times New Roman"/>
+        </w:rPr>
+        <w:t>bagian</w:t>
+      </w:r>
+      <w:proofErr w:type="spellEnd"/>
+      <w:r>
+        <w:rPr>
+          <w:rFonts w:ascii="Times New Roman" w:hAnsi="Times New Roman" w:cs="Times New Roman"/>
+        </w:rPr>
+        <w:t xml:space="preserve">: </w:t>
+      </w:r>
+    </w:p>
+    <w:p>
+      <w:pPr>
+        <w:pStyle w:val="ListParagraph"/>
+        <w:numPr>
+          <w:ilvl w:val="1"/>
+          <w:numId w:val="9"/>
+        </w:numPr>
+        <w:spacing w:line="360" w:lineRule="auto"/>
+        <w:ind w:left="426"/>
+        <w:jc w:val="both"/>
+        <w:rPr>
+          <w:rFonts w:ascii="Times New Roman" w:hAnsi="Times New Roman" w:cs="Times New Roman"/>
+        </w:rPr>
+      </w:pPr>
+      <w:r>
+        <w:rPr>
+          <w:rFonts w:ascii="Times New Roman" w:hAnsi="Times New Roman" w:cs="Times New Roman"/>
+        </w:rPr>
+        <w:t xml:space="preserve">Tidak </w:t>
+      </w:r>
+      <w:proofErr w:type="spellStart"/>
+      <w:r>
+        <w:rPr>
+          <w:rFonts w:ascii="Times New Roman" w:hAnsi="Times New Roman" w:cs="Times New Roman"/>
+        </w:rPr>
+        <w:t>memiliki</w:t>
+      </w:r>
+      <w:proofErr w:type="spellEnd"/>
+      <w:r>
+        <w:rPr>
+          <w:rFonts w:ascii="Times New Roman" w:hAnsi="Times New Roman" w:cs="Times New Roman"/>
+        </w:rPr>
+        <w:t xml:space="preserve"> outlier: FKPO7, FKP12</w:t>
+      </w:r>
+    </w:p>
+    <w:p>
+      <w:pPr>
+        <w:pStyle w:val="ListParagraph"/>
+        <w:numPr>
+          <w:ilvl w:val="1"/>
+          <w:numId w:val="9"/>
+        </w:numPr>
+        <w:spacing w:line="360" w:lineRule="auto"/>
+        <w:ind w:left="426"/>
+        <w:jc w:val="both"/>
+        <w:rPr>
+          <w:rFonts w:ascii="Times New Roman" w:hAnsi="Times New Roman" w:cs="Times New Roman"/>
+        </w:rPr>
+      </w:pPr>
+      <w:proofErr w:type="spellStart"/>
+      <w:r>
+        <w:rPr>
+          <w:rFonts w:ascii="Times New Roman" w:hAnsi="Times New Roman" w:cs="Times New Roman"/>
+        </w:rPr>
+        <w:t>Memiliki</w:t>
+      </w:r>
+      <w:proofErr w:type="spellEnd"/>
+      <w:r>
+        <w:rPr>
+          <w:rFonts w:ascii="Times New Roman" w:hAnsi="Times New Roman" w:cs="Times New Roman"/>
+        </w:rPr>
+        <w:t xml:space="preserve"> </w:t>
+      </w:r>
+      <w:proofErr w:type="spellStart"/>
+      <w:r>
+        <w:rPr>
+          <w:rFonts w:ascii="Times New Roman" w:hAnsi="Times New Roman" w:cs="Times New Roman"/>
+        </w:rPr>
+        <w:t>sedikit</w:t>
+      </w:r>
+      <w:proofErr w:type="spellEnd"/>
+      <w:r>
+        <w:rPr>
+          <w:rFonts w:ascii="Times New Roman" w:hAnsi="Times New Roman" w:cs="Times New Roman"/>
+        </w:rPr>
+        <w:t xml:space="preserve"> outlier (</w:t>
+      </w:r>
+      <w:proofErr w:type="spellStart"/>
+      <w:r>
+        <w:rPr>
+          <w:rFonts w:ascii="Times New Roman" w:hAnsi="Times New Roman" w:cs="Times New Roman"/>
+        </w:rPr>
+        <w:t>jarak</w:t>
+      </w:r>
+      <w:proofErr w:type="spellEnd"/>
+      <w:r>
+        <w:rPr>
+          <w:rFonts w:ascii="Times New Roman" w:hAnsi="Times New Roman" w:cs="Times New Roman"/>
+        </w:rPr>
+        <w:t xml:space="preserve"> outlier </w:t>
+      </w:r>
+      <w:proofErr w:type="spellStart"/>
+      <w:r>
+        <w:rPr>
+          <w:rFonts w:ascii="Times New Roman" w:hAnsi="Times New Roman" w:cs="Times New Roman"/>
+        </w:rPr>
+        <w:t>dekat</w:t>
+      </w:r>
+      <w:proofErr w:type="spellEnd"/>
+      <w:r>
+        <w:rPr>
+          <w:rFonts w:ascii="Times New Roman" w:hAnsi="Times New Roman" w:cs="Times New Roman"/>
+        </w:rPr>
+        <w:t>): FKP08, FKPO9, FKP10,    </w:t>
+      </w:r>
+    </w:p>
+    <w:p>
+      <w:pPr>
+        <w:pStyle w:val="ListParagraph"/>
+        <w:numPr>
+          <w:ilvl w:val="1"/>
+          <w:numId w:val="9"/>
+        </w:numPr>
+        <w:spacing w:line="360" w:lineRule="auto"/>
+        <w:ind w:left="426"/>
+        <w:jc w:val="both"/>
+        <w:rPr>
+          <w:rFonts w:ascii="Times New Roman" w:hAnsi="Times New Roman" w:cs="Times New Roman"/>
+        </w:rPr>
+      </w:pPr>
+      <w:proofErr w:type="spellStart"/>
+      <w:r>
+        <w:rPr>
+          <w:rFonts w:ascii="Times New Roman" w:hAnsi="Times New Roman" w:cs="Times New Roman"/>
+        </w:rPr>
+        <w:t>Memiliki</w:t>
+      </w:r>
+      <w:proofErr w:type="spellEnd"/>
+      <w:r>
+        <w:rPr>
+          <w:rFonts w:ascii="Times New Roman" w:hAnsi="Times New Roman" w:cs="Times New Roman"/>
+        </w:rPr>
+        <w:t xml:space="preserve"> </w:t>
+      </w:r>
+      <w:proofErr w:type="spellStart"/>
+      <w:r>
+        <w:rPr>
+          <w:rFonts w:ascii="Times New Roman" w:hAnsi="Times New Roman" w:cs="Times New Roman"/>
+        </w:rPr>
+        <w:t>sedikit</w:t>
+      </w:r>
+      <w:proofErr w:type="spellEnd"/>
+      <w:r>
+        <w:rPr>
+          <w:rFonts w:ascii="Times New Roman" w:hAnsi="Times New Roman" w:cs="Times New Roman"/>
+        </w:rPr>
+        <w:t xml:space="preserve"> outlier (</w:t>
+      </w:r>
+      <w:proofErr w:type="spellStart"/>
+      <w:r>
+        <w:rPr>
+          <w:rFonts w:ascii="Times New Roman" w:hAnsi="Times New Roman" w:cs="Times New Roman"/>
+        </w:rPr>
+        <w:t>jarak</w:t>
+      </w:r>
+      <w:proofErr w:type="spellEnd"/>
+      <w:r>
+        <w:rPr>
+          <w:rFonts w:ascii="Times New Roman" w:hAnsi="Times New Roman" w:cs="Times New Roman"/>
+        </w:rPr>
+        <w:t xml:space="preserve"> outlier </w:t>
+      </w:r>
+      <w:proofErr w:type="spellStart"/>
+      <w:r>
+        <w:rPr>
+          <w:rFonts w:ascii="Times New Roman" w:hAnsi="Times New Roman" w:cs="Times New Roman"/>
+        </w:rPr>
+        <w:t>jauh</w:t>
+      </w:r>
+      <w:proofErr w:type="spellEnd"/>
+      <w:r>
+        <w:rPr>
+          <w:rFonts w:ascii="Times New Roman" w:hAnsi="Times New Roman" w:cs="Times New Roman"/>
+        </w:rPr>
+        <w:t>): FKP13, FKP14, FKP18, FKP19, FKP22</w:t>
+      </w:r>
+    </w:p>
+    <w:p>
+      <w:pPr>
+        <w:pStyle w:val="ListParagraph"/>
+        <w:numPr>
+          <w:ilvl w:val="1"/>
+          <w:numId w:val="9"/>
+        </w:numPr>
+        <w:spacing w:line="360" w:lineRule="auto"/>
+        <w:ind w:left="426"/>
+        <w:jc w:val="both"/>
+        <w:rPr>
+          <w:rFonts w:ascii="Times New Roman" w:hAnsi="Times New Roman" w:cs="Times New Roman"/>
+        </w:rPr>
+      </w:pPr>
+      <w:proofErr w:type="spellStart"/>
+      <w:r>
+        <w:rPr>
+          <w:rFonts w:ascii="Times New Roman" w:hAnsi="Times New Roman" w:cs="Times New Roman"/>
+        </w:rPr>
+        <w:t>Memiliki</w:t>
+      </w:r>
+      <w:proofErr w:type="spellEnd"/>
+      <w:r>
+        <w:rPr>
+          <w:rFonts w:ascii="Times New Roman" w:hAnsi="Times New Roman" w:cs="Times New Roman"/>
+        </w:rPr>
+        <w:t xml:space="preserve"> </w:t>
+      </w:r>
+      <w:proofErr w:type="spellStart"/>
+      <w:r>
+        <w:rPr>
+          <w:rFonts w:ascii="Times New Roman" w:hAnsi="Times New Roman" w:cs="Times New Roman"/>
+        </w:rPr>
+        <w:t>banyak</w:t>
+      </w:r>
+      <w:proofErr w:type="spellEnd"/>
+      <w:r>
+        <w:rPr>
+          <w:rFonts w:ascii="Times New Roman" w:hAnsi="Times New Roman" w:cs="Times New Roman"/>
+        </w:rPr>
+        <w:t xml:space="preserve"> outlier: PSTV01, PSTV02, PSTV15, FKPO5, FKPO6, FKP11, FKP16, FKP17, FKP20, FKP21</w:t>
+      </w:r>
+    </w:p>
+    <w:p>
+      <w:pPr>
+        <w:pStyle w:val="Heading4"/>
+        <w:numPr>
+          <w:ilvl w:val="3"/>
+          <w:numId w:val="10"/>
+        </w:numPr>
+        <w:spacing w:line="360" w:lineRule="auto"/>
+        <w:ind w:left="709"/>
+        <w:rPr>
+          <w:rFonts w:ascii="Times New Roman" w:hAnsi="Times New Roman" w:cs="Times New Roman"/>
+          <w:color w:val="auto"/>
+          <w:sz w:val="24"/>
+          <w:szCs w:val="24"/>
+        </w:rPr>
+      </w:pPr>
+      <w:r>
+        <w:rPr>
+          <w:rFonts w:ascii="Times New Roman" w:hAnsi="Times New Roman" w:cs="Times New Roman"/>
+          <w:color w:val="auto"/>
+          <w:sz w:val="24"/>
+          <w:szCs w:val="24"/>
+        </w:rPr>
+        <w:lastRenderedPageBreak/>
+        <w:t xml:space="preserve">Data </w:t>
+      </w:r>
+      <w:proofErr w:type="spellStart"/>
+      <w:r>
+        <w:rPr>
+          <w:rFonts w:ascii="Times New Roman" w:hAnsi="Times New Roman" w:cs="Times New Roman"/>
+          <w:color w:val="auto"/>
+          <w:sz w:val="24"/>
+          <w:szCs w:val="24"/>
+        </w:rPr>
+        <w:t>Cateogrical</w:t>
+      </w:r>
+      <w:proofErr w:type="spellEnd"/>
+      <w:r>
+        <w:rPr>
+          <w:rFonts w:ascii="Times New Roman" w:hAnsi="Times New Roman" w:cs="Times New Roman"/>
+          <w:color w:val="auto"/>
+          <w:sz w:val="24"/>
+          <w:szCs w:val="24"/>
+        </w:rPr>
+        <w:t xml:space="preserve"> FKP14A TOP-20 Values Frequency Visualization</w:t>
+      </w:r>
+    </w:p>
+    <w:p>
+      <w:pPr>
+        <w:spacing w:line="360" w:lineRule="auto"/>
+        <w:jc w:val="both"/>
+        <w:rPr>
+          <w:rFonts w:ascii="Times New Roman" w:hAnsi="Times New Roman" w:cs="Times New Roman"/>
+        </w:rPr>
+      </w:pPr>
+      <w:r>
+        <w:rPr>
+          <w:rFonts w:ascii="Times New Roman" w:hAnsi="Times New Roman" w:cs="Times New Roman"/>
+        </w:rPr>
+        <w:t xml:space="preserve">Gambar 3.4 </w:t>
+      </w:r>
+      <w:proofErr w:type="spellStart"/>
+      <w:r>
+        <w:rPr>
+          <w:rFonts w:ascii="Times New Roman" w:hAnsi="Times New Roman" w:cs="Times New Roman"/>
+        </w:rPr>
+        <w:t>membantu</w:t>
+      </w:r>
+      <w:proofErr w:type="spellEnd"/>
+      <w:r>
+        <w:rPr>
+          <w:rFonts w:ascii="Times New Roman" w:hAnsi="Times New Roman" w:cs="Times New Roman"/>
+        </w:rPr>
+        <w:t xml:space="preserve"> </w:t>
+      </w:r>
+      <w:proofErr w:type="spellStart"/>
+      <w:r>
+        <w:rPr>
+          <w:rFonts w:ascii="Times New Roman" w:hAnsi="Times New Roman" w:cs="Times New Roman"/>
+        </w:rPr>
+        <w:t>memahami</w:t>
+      </w:r>
+      <w:proofErr w:type="spellEnd"/>
+      <w:r>
+        <w:rPr>
+          <w:rFonts w:ascii="Times New Roman" w:hAnsi="Times New Roman" w:cs="Times New Roman"/>
+        </w:rPr>
+        <w:t xml:space="preserve"> </w:t>
+      </w:r>
+      <w:proofErr w:type="spellStart"/>
+      <w:r>
+        <w:rPr>
+          <w:rFonts w:ascii="Times New Roman" w:hAnsi="Times New Roman" w:cs="Times New Roman"/>
+        </w:rPr>
+        <w:t>variasi</w:t>
+      </w:r>
+      <w:proofErr w:type="spellEnd"/>
+      <w:r>
+        <w:rPr>
+          <w:rFonts w:ascii="Times New Roman" w:hAnsi="Times New Roman" w:cs="Times New Roman"/>
+        </w:rPr>
+        <w:t xml:space="preserve"> data </w:t>
+      </w:r>
+      <w:proofErr w:type="spellStart"/>
+      <w:r>
+        <w:rPr>
+          <w:rFonts w:ascii="Times New Roman" w:hAnsi="Times New Roman" w:cs="Times New Roman"/>
+        </w:rPr>
+        <w:t>kategorikal</w:t>
+      </w:r>
+      <w:proofErr w:type="spellEnd"/>
+      <w:r>
+        <w:rPr>
+          <w:rFonts w:ascii="Times New Roman" w:hAnsi="Times New Roman" w:cs="Times New Roman"/>
+        </w:rPr>
+        <w:t xml:space="preserve"> </w:t>
+      </w:r>
+      <w:proofErr w:type="spellStart"/>
+      <w:r>
+        <w:rPr>
+          <w:rFonts w:ascii="Times New Roman" w:hAnsi="Times New Roman" w:cs="Times New Roman"/>
+        </w:rPr>
+        <w:t>dalam</w:t>
+      </w:r>
+      <w:proofErr w:type="spellEnd"/>
+      <w:r>
+        <w:rPr>
+          <w:rFonts w:ascii="Times New Roman" w:hAnsi="Times New Roman" w:cs="Times New Roman"/>
+        </w:rPr>
+        <w:t xml:space="preserve"> dataset, </w:t>
+      </w:r>
+      <w:proofErr w:type="spellStart"/>
+      <w:r>
+        <w:rPr>
+          <w:rFonts w:ascii="Times New Roman" w:hAnsi="Times New Roman" w:cs="Times New Roman"/>
+        </w:rPr>
+        <w:t>apakah</w:t>
+      </w:r>
+      <w:proofErr w:type="spellEnd"/>
+      <w:r>
+        <w:rPr>
+          <w:rFonts w:ascii="Times New Roman" w:hAnsi="Times New Roman" w:cs="Times New Roman"/>
+        </w:rPr>
+        <w:t xml:space="preserve"> </w:t>
+      </w:r>
+      <w:proofErr w:type="spellStart"/>
+      <w:r>
+        <w:rPr>
+          <w:rFonts w:ascii="Times New Roman" w:hAnsi="Times New Roman" w:cs="Times New Roman"/>
+        </w:rPr>
+        <w:t>terdapat</w:t>
+      </w:r>
+      <w:proofErr w:type="spellEnd"/>
+      <w:r>
+        <w:rPr>
+          <w:rFonts w:ascii="Times New Roman" w:hAnsi="Times New Roman" w:cs="Times New Roman"/>
+        </w:rPr>
+        <w:t xml:space="preserve"> </w:t>
+      </w:r>
+      <w:proofErr w:type="spellStart"/>
+      <w:r>
+        <w:rPr>
+          <w:rFonts w:ascii="Times New Roman" w:hAnsi="Times New Roman" w:cs="Times New Roman"/>
+        </w:rPr>
+        <w:t>keanekaragaman</w:t>
+      </w:r>
+      <w:proofErr w:type="spellEnd"/>
+      <w:r>
+        <w:rPr>
+          <w:rFonts w:ascii="Times New Roman" w:hAnsi="Times New Roman" w:cs="Times New Roman"/>
+        </w:rPr>
+        <w:t xml:space="preserve"> </w:t>
+      </w:r>
+      <w:proofErr w:type="spellStart"/>
+      <w:r>
+        <w:rPr>
+          <w:rFonts w:ascii="Times New Roman" w:hAnsi="Times New Roman" w:cs="Times New Roman"/>
+        </w:rPr>
+        <w:t>tinggi</w:t>
+      </w:r>
+      <w:proofErr w:type="spellEnd"/>
+      <w:r>
+        <w:rPr>
+          <w:rFonts w:ascii="Times New Roman" w:hAnsi="Times New Roman" w:cs="Times New Roman"/>
+        </w:rPr>
+        <w:t xml:space="preserve"> </w:t>
+      </w:r>
+      <w:proofErr w:type="spellStart"/>
+      <w:r>
+        <w:rPr>
+          <w:rFonts w:ascii="Times New Roman" w:hAnsi="Times New Roman" w:cs="Times New Roman"/>
+        </w:rPr>
+        <w:t>atau</w:t>
+      </w:r>
+      <w:proofErr w:type="spellEnd"/>
+      <w:r>
+        <w:rPr>
+          <w:rFonts w:ascii="Times New Roman" w:hAnsi="Times New Roman" w:cs="Times New Roman"/>
+        </w:rPr>
+        <w:t xml:space="preserve"> </w:t>
+      </w:r>
+      <w:proofErr w:type="spellStart"/>
+      <w:r>
+        <w:rPr>
+          <w:rFonts w:ascii="Times New Roman" w:hAnsi="Times New Roman" w:cs="Times New Roman"/>
+        </w:rPr>
+        <w:t>rendah</w:t>
+      </w:r>
+      <w:proofErr w:type="spellEnd"/>
+      <w:r>
+        <w:rPr>
+          <w:rFonts w:ascii="Times New Roman" w:hAnsi="Times New Roman" w:cs="Times New Roman"/>
+        </w:rPr>
+        <w:t xml:space="preserve">, </w:t>
+      </w:r>
+      <w:proofErr w:type="spellStart"/>
+      <w:r>
+        <w:rPr>
+          <w:rFonts w:ascii="Times New Roman" w:hAnsi="Times New Roman" w:cs="Times New Roman"/>
+        </w:rPr>
+        <w:t>serta</w:t>
+      </w:r>
+      <w:proofErr w:type="spellEnd"/>
+      <w:r>
+        <w:rPr>
+          <w:rFonts w:ascii="Times New Roman" w:hAnsi="Times New Roman" w:cs="Times New Roman"/>
+        </w:rPr>
+        <w:t xml:space="preserve"> </w:t>
+      </w:r>
+      <w:proofErr w:type="spellStart"/>
+      <w:r>
+        <w:rPr>
+          <w:rFonts w:ascii="Times New Roman" w:hAnsi="Times New Roman" w:cs="Times New Roman"/>
+        </w:rPr>
+        <w:t>mengenali</w:t>
+      </w:r>
+      <w:proofErr w:type="spellEnd"/>
+      <w:r>
+        <w:rPr>
+          <w:rFonts w:ascii="Times New Roman" w:hAnsi="Times New Roman" w:cs="Times New Roman"/>
+        </w:rPr>
+        <w:t xml:space="preserve"> data </w:t>
+      </w:r>
+      <w:proofErr w:type="spellStart"/>
+      <w:r>
+        <w:rPr>
+          <w:rFonts w:ascii="Times New Roman" w:hAnsi="Times New Roman" w:cs="Times New Roman"/>
+        </w:rPr>
+        <w:t>redundan</w:t>
+      </w:r>
+      <w:proofErr w:type="spellEnd"/>
+      <w:r>
+        <w:rPr>
+          <w:rFonts w:ascii="Times New Roman" w:hAnsi="Times New Roman" w:cs="Times New Roman"/>
+        </w:rPr>
+        <w:t xml:space="preserve"> </w:t>
+      </w:r>
+      <w:proofErr w:type="spellStart"/>
+      <w:r>
+        <w:rPr>
+          <w:rFonts w:ascii="Times New Roman" w:hAnsi="Times New Roman" w:cs="Times New Roman"/>
+        </w:rPr>
+        <w:t>atau</w:t>
+      </w:r>
+      <w:proofErr w:type="spellEnd"/>
+      <w:r>
+        <w:rPr>
+          <w:rFonts w:ascii="Times New Roman" w:hAnsi="Times New Roman" w:cs="Times New Roman"/>
+        </w:rPr>
+        <w:t xml:space="preserve"> </w:t>
+      </w:r>
+      <w:proofErr w:type="spellStart"/>
+      <w:r>
+        <w:rPr>
+          <w:rFonts w:ascii="Times New Roman" w:hAnsi="Times New Roman" w:cs="Times New Roman"/>
+        </w:rPr>
+        <w:t>perlu</w:t>
+      </w:r>
+      <w:proofErr w:type="spellEnd"/>
+      <w:r>
+        <w:rPr>
+          <w:rFonts w:ascii="Times New Roman" w:hAnsi="Times New Roman" w:cs="Times New Roman"/>
+        </w:rPr>
+        <w:t xml:space="preserve"> </w:t>
+      </w:r>
+      <w:proofErr w:type="spellStart"/>
+      <w:r>
+        <w:rPr>
+          <w:rFonts w:ascii="Times New Roman" w:hAnsi="Times New Roman" w:cs="Times New Roman"/>
+        </w:rPr>
+        <w:t>transformasi</w:t>
+      </w:r>
+      <w:proofErr w:type="spellEnd"/>
+      <w:r>
+        <w:rPr>
+          <w:rFonts w:ascii="Times New Roman" w:hAnsi="Times New Roman" w:cs="Times New Roman"/>
+        </w:rPr>
+        <w:t xml:space="preserve"> </w:t>
+      </w:r>
+      <w:proofErr w:type="spellStart"/>
+      <w:r>
+        <w:rPr>
+          <w:rFonts w:ascii="Times New Roman" w:hAnsi="Times New Roman" w:cs="Times New Roman"/>
+        </w:rPr>
+        <w:t>lebih</w:t>
+      </w:r>
+      <w:proofErr w:type="spellEnd"/>
+      <w:r>
+        <w:rPr>
+          <w:rFonts w:ascii="Times New Roman" w:hAnsi="Times New Roman" w:cs="Times New Roman"/>
+        </w:rPr>
+        <w:t xml:space="preserve"> </w:t>
+      </w:r>
+      <w:proofErr w:type="spellStart"/>
+      <w:r>
+        <w:rPr>
+          <w:rFonts w:ascii="Times New Roman" w:hAnsi="Times New Roman" w:cs="Times New Roman"/>
+        </w:rPr>
+        <w:t>lanjut</w:t>
+      </w:r>
+      <w:proofErr w:type="spellEnd"/>
+      <w:r>
+        <w:rPr>
+          <w:rFonts w:ascii="Times New Roman" w:hAnsi="Times New Roman" w:cs="Times New Roman"/>
+        </w:rPr>
+        <w:t>.</w:t>
+      </w:r>
+    </w:p>
+    <w:p>
+      <w:pPr>
+        <w:spacing w:line="360" w:lineRule="auto"/>
+        <w:jc w:val="both"/>
+      </w:pPr>
+      <w:r>
+        <w:drawing>
+          <wp:inline distT="0" distB="0" distL="0" distR="0" wp14:anchorId="33F9794E" wp14:editId="20BC2AE4">
+            <wp:extent cx="5731510" cy="2651760"/>
+            <wp:effectExtent l="0" t="0" r="2540" b="0"/>
+            <wp:docPr id="420392613" name="Picture 1"/>
+            <wp:cNvGraphicFramePr>
+              <a:graphicFrameLocks xmlns:a="http://schemas.openxmlformats.org/drawingml/2006/main" noChangeAspect="1"/>
+            </wp:cNvGraphicFramePr>
+            <a:graphic xmlns:a="http://schemas.openxmlformats.org/drawingml/2006/main">
+              <a:graphicData uri="http://schemas.openxmlformats.org/drawingml/2006/picture">
+                <pic:pic xmlns:pic="http://schemas.openxmlformats.org/drawingml/2006/picture">
+                  <pic:nvPicPr>
+                    <pic:cNvPr id="420392613" name=""/>
+                    <pic:cNvPicPr/>
+                  </pic:nvPicPr>
+                  <pic:blipFill>
+                    <a:blip r:embed="rId12"/>
+                    <a:stretch>
+                      <a:fillRect/>
+                    </a:stretch>
+                  </pic:blipFill>
+                  <pic:spPr>
+                    <a:xfrm>
+                      <a:off x="0" y="0"/>
+                      <a:ext cx="5731510" cy="2651760"/>
+                    </a:xfrm>
+                    <a:prstGeom prst="rect">
+                      <a:avLst/>
+                    </a:prstGeom>
+                  </pic:spPr>
+                </pic:pic>
+              </a:graphicData>
+            </a:graphic>
+          </wp:inline>
+        </w:drawing>
+      </w:r>
+    </w:p>
+    <w:p>
+      <w:pPr>
+        <w:pStyle w:val="Caption"/>
+        <w:jc w:val="center"/>
+        <w:rPr>
+          <w:rFonts w:ascii="Times New Roman" w:hAnsi="Times New Roman" w:cs="Times New Roman"/>
+          <w:i w:val="0"/>
+          <w:iCs w:val="0"/>
+          <w:color w:val="auto"/>
+        </w:rPr>
+      </w:pPr>
+      <w:r>
+        <w:rPr>
+          <w:rFonts w:ascii="Times New Roman" w:hAnsi="Times New Roman" w:cs="Times New Roman"/>
+          <w:i w:val="0"/>
+          <w:iCs w:val="0"/>
+          <w:color w:val="auto"/>
+        </w:rPr>
+        <w:t>Gambar 3.</w:t>
+      </w:r>
+      <w:r>
+        <w:rPr>
+          <w:rFonts w:ascii="Times New Roman" w:hAnsi="Times New Roman" w:cs="Times New Roman"/>
+          <w:i w:val="0"/>
+          <w:iCs w:val="0"/>
+          <w:color w:val="auto"/>
+        </w:rPr>
+        <w:fldChar w:fldCharType="begin"/>
+      </w:r>
+      <w:r>
+        <w:rPr>
+          <w:rFonts w:ascii="Times New Roman" w:hAnsi="Times New Roman" w:cs="Times New Roman"/>
+          <w:i w:val="0"/>
+          <w:iCs w:val="0"/>
+          <w:color w:val="auto"/>
+        </w:rPr>
+        <w:instrText xml:space="preserve"> STYLEREF 1 \s </w:instrText>
+      </w:r>
+      <w:r>
+        <w:rPr>
+          <w:rFonts w:ascii="Times New Roman" w:hAnsi="Times New Roman" w:cs="Times New Roman"/>
+          <w:i w:val="0"/>
+          <w:iCs w:val="0"/>
+          <w:color w:val="auto"/>
+        </w:rPr>
+        <w:fldChar w:fldCharType="separate"/>
+      </w:r>
+      <w:r>
+        <w:rPr>
+          <w:rFonts w:ascii="Times New Roman" w:hAnsi="Times New Roman" w:cs="Times New Roman"/>
+          <w:i w:val="0"/>
+          <w:iCs w:val="0"/>
+          <w:noProof/>
+          <w:color w:val="auto"/>
+        </w:rPr>
+        <w:t>0</w:t>
+      </w:r>
+      <w:r>
+        <w:rPr>
+          <w:rFonts w:ascii="Times New Roman" w:hAnsi="Times New Roman" w:cs="Times New Roman"/>
+          <w:i w:val="0"/>
+          <w:iCs w:val="0"/>
+          <w:color w:val="auto"/>
+        </w:rPr>
+        <w:fldChar w:fldCharType="end"/>
+      </w:r>
+      <w:r>
+        <w:rPr>
+          <w:rFonts w:ascii="Times New Roman" w:hAnsi="Times New Roman" w:cs="Times New Roman"/>
+          <w:i w:val="0"/>
+          <w:iCs w:val="0"/>
+          <w:color w:val="auto"/>
+        </w:rPr>
+        <w:t>.</w:t>
+      </w:r>
+      <w:r>
+        <w:rPr>
+          <w:rFonts w:ascii="Times New Roman" w:hAnsi="Times New Roman" w:cs="Times New Roman"/>
+          <w:i w:val="0"/>
+          <w:iCs w:val="0"/>
+          <w:color w:val="auto"/>
+        </w:rPr>
+        <w:fldChar w:fldCharType="begin"/>
+      </w:r>
+      <w:r>
+        <w:rPr>
+          <w:rFonts w:ascii="Times New Roman" w:hAnsi="Times New Roman" w:cs="Times New Roman"/>
+          <w:i w:val="0"/>
+          <w:iCs w:val="0"/>
+          <w:color w:val="auto"/>
+        </w:rPr>
+        <w:instrText xml:space="preserve"> SEQ Gambar \* ARABIC \s 1 </w:instrText>
+      </w:r>
+      <w:r>
+        <w:rPr>
+          <w:rFonts w:ascii="Times New Roman" w:hAnsi="Times New Roman" w:cs="Times New Roman"/>
+          <w:i w:val="0"/>
+          <w:iCs w:val="0"/>
+          <w:color w:val="auto"/>
+        </w:rPr>
+        <w:fldChar w:fldCharType="separate"/>
+      </w:r>
+      <w:r>
+        <w:rPr>
+          <w:rFonts w:ascii="Times New Roman" w:hAnsi="Times New Roman" w:cs="Times New Roman"/>
+          <w:i w:val="0"/>
+          <w:iCs w:val="0"/>
+          <w:noProof/>
+          <w:color w:val="auto"/>
+        </w:rPr>
+        <w:t>5</w:t>
+      </w:r>
+      <w:r>
+        <w:rPr>
+          <w:rFonts w:ascii="Times New Roman" w:hAnsi="Times New Roman" w:cs="Times New Roman"/>
+          <w:i w:val="0"/>
+          <w:iCs w:val="0"/>
+          <w:color w:val="auto"/>
+        </w:rPr>
+        <w:fldChar w:fldCharType="end"/>
+      </w:r>
+      <w:r>
+        <w:rPr>
+          <w:rFonts w:ascii="Times New Roman" w:hAnsi="Times New Roman" w:cs="Times New Roman"/>
+          <w:i w:val="0"/>
+          <w:iCs w:val="0"/>
+          <w:color w:val="auto"/>
+        </w:rPr>
+        <w:t xml:space="preserve"> Data </w:t>
+      </w:r>
+      <w:proofErr w:type="spellStart"/>
+      <w:r>
+        <w:rPr>
+          <w:rFonts w:ascii="Times New Roman" w:hAnsi="Times New Roman" w:cs="Times New Roman"/>
+          <w:i w:val="0"/>
+          <w:iCs w:val="0"/>
+          <w:color w:val="auto"/>
+        </w:rPr>
+        <w:t>Cateogrical</w:t>
+      </w:r>
+      <w:proofErr w:type="spellEnd"/>
+      <w:r>
+        <w:rPr>
+          <w:rFonts w:ascii="Times New Roman" w:hAnsi="Times New Roman" w:cs="Times New Roman"/>
+          <w:i w:val="0"/>
+          <w:iCs w:val="0"/>
+          <w:color w:val="auto"/>
+        </w:rPr>
+        <w:t xml:space="preserve"> FKP14A TOP-20 Values Frequency Visualization</w:t>
+      </w:r>
+    </w:p>
+    <w:p>
+      <w:pPr>
+        <w:spacing w:line="360" w:lineRule="auto"/>
+        <w:jc w:val="both"/>
+        <w:rPr>
+          <w:rFonts w:ascii="Times New Roman" w:hAnsi="Times New Roman" w:cs="Times New Roman"/>
+          <w:lang w:val="fi-FI"/>
+        </w:rPr>
+      </w:pPr>
+      <w:r>
+        <w:rPr>
+          <w:rFonts w:ascii="Times New Roman" w:hAnsi="Times New Roman" w:cs="Times New Roman"/>
+          <w:lang w:val="fi-FI"/>
+        </w:rPr>
+        <w:t>Grafik menunjukkan distribusi frekuensi 20 nilai teratas dari kolom FKP14A. Nilai E11 memiliki frekuensi tertinggi dengan lebih dari 400.000 kemunculan, diikuti oleh I10 dan E10 yang masing-masing memiliki frekuensi lebih rendah secara bertahap. Sementara nilai lainnya, seperti I15, K29, dan N18, memiliki frekuensi yang jauh lebih rendah. Visualisasi ini membantu memahami pola dominasi nilai tertentu dalam data kategorikal dan mengidentifikasi potensi nilai-nilai penting atau outlier.</w:t>
+      </w:r>
+    </w:p>
+    <w:p>
+      <w:pPr>
+        <w:pStyle w:val="Heading4"/>
+        <w:numPr>
+          <w:ilvl w:val="3"/>
+          <w:numId w:val="10"/>
+        </w:numPr>
+        <w:spacing w:line="360" w:lineRule="auto"/>
+        <w:ind w:left="709"/>
+        <w:rPr>
+          <w:rFonts w:ascii="Times New Roman" w:hAnsi="Times New Roman" w:cs="Times New Roman"/>
+          <w:color w:val="auto"/>
+          <w:sz w:val="24"/>
+          <w:szCs w:val="24"/>
+        </w:rPr>
+      </w:pPr>
+      <w:r>
+        <w:rPr>
+          <w:rFonts w:ascii="Times New Roman" w:hAnsi="Times New Roman" w:cs="Times New Roman"/>
+          <w:color w:val="auto"/>
+          <w:sz w:val="24"/>
+          <w:szCs w:val="24"/>
+        </w:rPr>
+        <w:t xml:space="preserve">Data </w:t>
+      </w:r>
+      <w:proofErr w:type="spellStart"/>
+      <w:r>
+        <w:rPr>
+          <w:rFonts w:ascii="Times New Roman" w:hAnsi="Times New Roman" w:cs="Times New Roman"/>
+          <w:color w:val="auto"/>
+          <w:sz w:val="24"/>
+          <w:szCs w:val="24"/>
+        </w:rPr>
+        <w:t>Cateogrical</w:t>
+      </w:r>
+      <w:proofErr w:type="spellEnd"/>
+      <w:r>
+        <w:rPr>
+          <w:rFonts w:ascii="Times New Roman" w:hAnsi="Times New Roman" w:cs="Times New Roman"/>
+          <w:color w:val="auto"/>
+          <w:sz w:val="24"/>
+          <w:szCs w:val="24"/>
+        </w:rPr>
+        <w:t xml:space="preserve"> FKP15 TOP-20 Values Frequency Visualization</w:t>
+      </w:r>
+    </w:p>
+    <w:p>
+      <w:pPr>
+        <w:spacing w:line="360" w:lineRule="auto"/>
+        <w:rPr>
+          <w:rFonts w:ascii="Times New Roman" w:hAnsi="Times New Roman" w:cs="Times New Roman"/>
+          <w:lang w:val="fi-FI"/>
+        </w:rPr>
+      </w:pPr>
+      <w:r>
+        <w:rPr>
+          <w:rFonts w:ascii="Times New Roman" w:hAnsi="Times New Roman" w:cs="Times New Roman"/>
+        </w:rPr>
+        <w:t>Gambar 3.</w:t>
+      </w:r>
+      <w:r>
+        <w:rPr>
+          <w:rFonts w:ascii="Times New Roman" w:hAnsi="Times New Roman" w:cs="Times New Roman"/>
+        </w:rPr>
+        <w:t>5</w:t>
+      </w:r>
+      <w:r>
+        <w:rPr>
+          <w:rFonts w:ascii="Times New Roman" w:hAnsi="Times New Roman" w:cs="Times New Roman"/>
+        </w:rPr>
+        <w:t xml:space="preserve"> </w:t>
+      </w:r>
+      <w:proofErr w:type="spellStart"/>
+      <w:r>
+        <w:rPr>
+          <w:rFonts w:ascii="Times New Roman" w:hAnsi="Times New Roman" w:cs="Times New Roman"/>
+        </w:rPr>
+        <w:t>membantu</w:t>
+      </w:r>
+      <w:proofErr w:type="spellEnd"/>
+      <w:r>
+        <w:rPr>
+          <w:rFonts w:ascii="Times New Roman" w:hAnsi="Times New Roman" w:cs="Times New Roman"/>
+        </w:rPr>
+        <w:t xml:space="preserve"> </w:t>
+      </w:r>
+      <w:proofErr w:type="spellStart"/>
+      <w:r>
+        <w:rPr>
+          <w:rFonts w:ascii="Times New Roman" w:hAnsi="Times New Roman" w:cs="Times New Roman"/>
+        </w:rPr>
+        <w:t>memahami</w:t>
+      </w:r>
+      <w:proofErr w:type="spellEnd"/>
+      <w:r>
+        <w:rPr>
+          <w:rFonts w:ascii="Times New Roman" w:hAnsi="Times New Roman" w:cs="Times New Roman"/>
+        </w:rPr>
+        <w:t xml:space="preserve"> </w:t>
+      </w:r>
+      <w:proofErr w:type="spellStart"/>
+      <w:r>
+        <w:rPr>
+          <w:rFonts w:ascii="Times New Roman" w:hAnsi="Times New Roman" w:cs="Times New Roman"/>
+        </w:rPr>
+        <w:t>distribusi</w:t>
+      </w:r>
+      <w:proofErr w:type="spellEnd"/>
+      <w:r>
+        <w:rPr>
+          <w:rFonts w:ascii="Times New Roman" w:hAnsi="Times New Roman" w:cs="Times New Roman"/>
+        </w:rPr>
+        <w:t xml:space="preserve"> </w:t>
+      </w:r>
+      <w:proofErr w:type="spellStart"/>
+      <w:r>
+        <w:rPr>
+          <w:rFonts w:ascii="Times New Roman" w:hAnsi="Times New Roman" w:cs="Times New Roman"/>
+        </w:rPr>
+        <w:t>frekuensi</w:t>
+      </w:r>
+      <w:proofErr w:type="spellEnd"/>
+      <w:r>
+        <w:rPr>
+          <w:rFonts w:ascii="Times New Roman" w:hAnsi="Times New Roman" w:cs="Times New Roman"/>
+        </w:rPr>
+        <w:t xml:space="preserve"> </w:t>
+      </w:r>
+      <w:proofErr w:type="spellStart"/>
+      <w:r>
+        <w:rPr>
+          <w:rFonts w:ascii="Times New Roman" w:hAnsi="Times New Roman" w:cs="Times New Roman"/>
+        </w:rPr>
+        <w:t>nilai-nilai</w:t>
+      </w:r>
+      <w:proofErr w:type="spellEnd"/>
+      <w:r>
+        <w:rPr>
+          <w:rFonts w:ascii="Times New Roman" w:hAnsi="Times New Roman" w:cs="Times New Roman"/>
+        </w:rPr>
+        <w:t xml:space="preserve"> </w:t>
+      </w:r>
+      <w:proofErr w:type="spellStart"/>
+      <w:r>
+        <w:rPr>
+          <w:rFonts w:ascii="Times New Roman" w:hAnsi="Times New Roman" w:cs="Times New Roman"/>
+        </w:rPr>
+        <w:t>teratas</w:t>
+      </w:r>
+      <w:proofErr w:type="spellEnd"/>
+      <w:r>
+        <w:rPr>
+          <w:rFonts w:ascii="Times New Roman" w:hAnsi="Times New Roman" w:cs="Times New Roman"/>
+        </w:rPr>
+        <w:t xml:space="preserve"> </w:t>
+      </w:r>
+      <w:proofErr w:type="spellStart"/>
+      <w:r>
+        <w:rPr>
+          <w:rFonts w:ascii="Times New Roman" w:hAnsi="Times New Roman" w:cs="Times New Roman"/>
+        </w:rPr>
+        <w:t>dalam</w:t>
+      </w:r>
+      <w:proofErr w:type="spellEnd"/>
+      <w:r>
+        <w:rPr>
+          <w:rFonts w:ascii="Times New Roman" w:hAnsi="Times New Roman" w:cs="Times New Roman"/>
+        </w:rPr>
+        <w:t xml:space="preserve"> </w:t>
+      </w:r>
+      <w:proofErr w:type="spellStart"/>
+      <w:r>
+        <w:rPr>
+          <w:rFonts w:ascii="Times New Roman" w:hAnsi="Times New Roman" w:cs="Times New Roman"/>
+        </w:rPr>
+        <w:t>kolom</w:t>
+      </w:r>
+      <w:proofErr w:type="spellEnd"/>
+      <w:r>
+        <w:rPr>
+          <w:rFonts w:ascii="Times New Roman" w:hAnsi="Times New Roman" w:cs="Times New Roman"/>
+        </w:rPr>
+        <w:t xml:space="preserve"> FKP15.</w:t>
+      </w:r>
+      <w:r>
+        <w:rPr>
+          <w:rFonts w:ascii="Times New Roman" w:hAnsi="Times New Roman" w:cs="Times New Roman"/>
+        </w:rPr>
+        <w:t xml:space="preserve"> </w:t>
+      </w:r>
+    </w:p>
+    <w:p>
+      <w:pPr>
+        <w:spacing w:line="360" w:lineRule="auto"/>
+        <w:rPr>
+          <w:rFonts w:ascii="Times New Roman" w:hAnsi="Times New Roman" w:cs="Times New Roman"/>
+        </w:rPr>
+      </w:pPr>
+      <w:r>
+        <w:rPr>
+          <w:rFonts w:ascii="Times New Roman" w:hAnsi="Times New Roman" w:cs="Times New Roman"/>
+        </w:rPr>
+        <w:drawing>
+          <wp:inline distT="0" distB="0" distL="0" distR="0" wp14:anchorId="02E92DCA" wp14:editId="385DC4A1">
+            <wp:extent cx="5731510" cy="2628900"/>
+            <wp:effectExtent l="0" t="0" r="2540" b="0"/>
+            <wp:docPr id="246743250" name="Picture 1"/>
+            <wp:cNvGraphicFramePr>
+              <a:graphicFrameLocks xmlns:a="http://schemas.openxmlformats.org/drawingml/2006/main" noChangeAspect="1"/>
+            </wp:cNvGraphicFramePr>
+            <a:graphic xmlns:a="http://schemas.openxmlformats.org/drawingml/2006/main">
+              <a:graphicData uri="http://schemas.openxmlformats.org/drawingml/2006/picture">
+                <pic:pic xmlns:pic="http://schemas.openxmlformats.org/drawingml/2006/picture">
+                  <pic:nvPicPr>
+                    <pic:cNvPr id="246743250" name=""/>
+                    <pic:cNvPicPr/>
+                  </pic:nvPicPr>
+                  <pic:blipFill>
+                    <a:blip r:embed="rId13"/>
+                    <a:stretch>
+                      <a:fillRect/>
+                    </a:stretch>
+                  </pic:blipFill>
+                  <pic:spPr>
+                    <a:xfrm>
+                      <a:off x="0" y="0"/>
+                      <a:ext cx="5731510" cy="2628900"/>
+                    </a:xfrm>
+                    <a:prstGeom prst="rect">
+                      <a:avLst/>
+                    </a:prstGeom>
+                  </pic:spPr>
+                </pic:pic>
+              </a:graphicData>
+            </a:graphic>
+          </wp:inline>
+        </w:drawing>
+      </w:r>
+    </w:p>
+    <w:p>
+      <w:pPr>
+        <w:pStyle w:val="Caption"/>
+        <w:jc w:val="center"/>
+        <w:rPr>
+          <w:rFonts w:ascii="Times New Roman" w:hAnsi="Times New Roman" w:cs="Times New Roman"/>
+          <w:i w:val="0"/>
+          <w:iCs w:val="0"/>
+          <w:color w:val="auto"/>
+        </w:rPr>
+      </w:pPr>
+      <w:r>
+        <w:rPr>
+          <w:rFonts w:ascii="Times New Roman" w:hAnsi="Times New Roman" w:cs="Times New Roman"/>
+          <w:i w:val="0"/>
+          <w:iCs w:val="0"/>
+          <w:color w:val="auto"/>
+        </w:rPr>
+        <w:t>Gambar 3.</w:t>
+      </w:r>
+      <w:r>
+        <w:rPr>
+          <w:rFonts w:ascii="Times New Roman" w:hAnsi="Times New Roman" w:cs="Times New Roman"/>
+          <w:i w:val="0"/>
+          <w:iCs w:val="0"/>
+          <w:color w:val="auto"/>
+        </w:rPr>
+        <w:fldChar w:fldCharType="begin"/>
+      </w:r>
+      <w:r>
+        <w:rPr>
+          <w:rFonts w:ascii="Times New Roman" w:hAnsi="Times New Roman" w:cs="Times New Roman"/>
+          <w:i w:val="0"/>
+          <w:iCs w:val="0"/>
+          <w:color w:val="auto"/>
+        </w:rPr>
+        <w:instrText xml:space="preserve"> STYLEREF 1 \s </w:instrText>
+      </w:r>
+      <w:r>
+        <w:rPr>
+          <w:rFonts w:ascii="Times New Roman" w:hAnsi="Times New Roman" w:cs="Times New Roman"/>
+          <w:i w:val="0"/>
+          <w:iCs w:val="0"/>
+          <w:color w:val="auto"/>
+        </w:rPr>
+        <w:fldChar w:fldCharType="separate"/>
+      </w:r>
+      <w:r>
+        <w:rPr>
+          <w:rFonts w:ascii="Times New Roman" w:hAnsi="Times New Roman" w:cs="Times New Roman"/>
+          <w:i w:val="0"/>
+          <w:iCs w:val="0"/>
+          <w:noProof/>
+          <w:color w:val="auto"/>
+        </w:rPr>
+        <w:t>0</w:t>
+      </w:r>
+      <w:r>
+        <w:rPr>
+          <w:rFonts w:ascii="Times New Roman" w:hAnsi="Times New Roman" w:cs="Times New Roman"/>
+          <w:i w:val="0"/>
+          <w:iCs w:val="0"/>
+          <w:color w:val="auto"/>
+        </w:rPr>
+        <w:fldChar w:fldCharType="end"/>
+      </w:r>
+      <w:r>
+        <w:rPr>
+          <w:rFonts w:ascii="Times New Roman" w:hAnsi="Times New Roman" w:cs="Times New Roman"/>
+          <w:i w:val="0"/>
+          <w:iCs w:val="0"/>
+          <w:color w:val="auto"/>
+        </w:rPr>
+        <w:t>.</w:t>
+      </w:r>
+      <w:r>
+        <w:rPr>
+          <w:rFonts w:ascii="Times New Roman" w:hAnsi="Times New Roman" w:cs="Times New Roman"/>
+          <w:i w:val="0"/>
+          <w:iCs w:val="0"/>
+          <w:color w:val="auto"/>
+        </w:rPr>
+        <w:fldChar w:fldCharType="begin"/>
+      </w:r>
+      <w:r>
+        <w:rPr>
+          <w:rFonts w:ascii="Times New Roman" w:hAnsi="Times New Roman" w:cs="Times New Roman"/>
+          <w:i w:val="0"/>
+          <w:iCs w:val="0"/>
+          <w:color w:val="auto"/>
+        </w:rPr>
+        <w:instrText xml:space="preserve"> SEQ Gambar \* ARABIC \s 1 </w:instrText>
+      </w:r>
+      <w:r>
+        <w:rPr>
+          <w:rFonts w:ascii="Times New Roman" w:hAnsi="Times New Roman" w:cs="Times New Roman"/>
+          <w:i w:val="0"/>
+          <w:iCs w:val="0"/>
+          <w:color w:val="auto"/>
+        </w:rPr>
+        <w:fldChar w:fldCharType="separate"/>
+      </w:r>
+      <w:r>
+        <w:rPr>
+          <w:rFonts w:ascii="Times New Roman" w:hAnsi="Times New Roman" w:cs="Times New Roman"/>
+          <w:i w:val="0"/>
+          <w:iCs w:val="0"/>
+          <w:noProof/>
+          <w:color w:val="auto"/>
+        </w:rPr>
+        <w:t>6</w:t>
+      </w:r>
+      <w:r>
+        <w:rPr>
+          <w:rFonts w:ascii="Times New Roman" w:hAnsi="Times New Roman" w:cs="Times New Roman"/>
+          <w:i w:val="0"/>
+          <w:iCs w:val="0"/>
+          <w:color w:val="auto"/>
+        </w:rPr>
+        <w:fldChar w:fldCharType="end"/>
+      </w:r>
+      <w:r>
+        <w:rPr>
+          <w:rFonts w:ascii="Times New Roman" w:hAnsi="Times New Roman" w:cs="Times New Roman"/>
+          <w:i w:val="0"/>
+          <w:iCs w:val="0"/>
+          <w:color w:val="auto"/>
+        </w:rPr>
+        <w:t xml:space="preserve"> Data </w:t>
+      </w:r>
+      <w:proofErr w:type="spellStart"/>
+      <w:r>
+        <w:rPr>
+          <w:rFonts w:ascii="Times New Roman" w:hAnsi="Times New Roman" w:cs="Times New Roman"/>
+          <w:i w:val="0"/>
+          <w:iCs w:val="0"/>
+          <w:color w:val="auto"/>
+        </w:rPr>
+        <w:t>Cateogrical</w:t>
+      </w:r>
+      <w:proofErr w:type="spellEnd"/>
+      <w:r>
+        <w:rPr>
+          <w:rFonts w:ascii="Times New Roman" w:hAnsi="Times New Roman" w:cs="Times New Roman"/>
+          <w:i w:val="0"/>
+          <w:iCs w:val="0"/>
+          <w:color w:val="auto"/>
+        </w:rPr>
+        <w:t xml:space="preserve"> FKP15 TOP-20 Values Frequency Visualization</w:t>
+      </w:r>
+    </w:p>
+    <w:p>
+      <w:pPr>
+        <w:spacing w:line="360" w:lineRule="auto"/>
+        <w:jc w:val="both"/>
+        <w:rPr>
+          <w:rFonts w:ascii="Times New Roman" w:hAnsi="Times New Roman" w:cs="Times New Roman"/>
+          <w:lang w:val="fi-FI"/>
+        </w:rPr>
+      </w:pPr>
+      <w:r>
+        <w:rPr>
+          <w:rFonts w:ascii="Times New Roman" w:hAnsi="Times New Roman" w:cs="Times New Roman"/>
+          <w:lang w:val="fi-FI"/>
+        </w:rPr>
+        <w:lastRenderedPageBreak/>
+        <w:t>Nilai 9999 memiliki frekuensi tertinggi, diikuti oleh E119, E11, dan I10. Nilai-nilai ini memiliki frekuensi yang menurun secara bertahap. Nilai-nilai lain seperti E116, E149, dan M79.1 memiliki frekuensi yang jauh lebih rendah. Grafik ini memberikan wawasan tentang nilai yang paling dominan dalam kolom FKP15, yang dapat membantu dalam analisis lebih lanjut, seperti mendeteksi dominasi nilai tertentu atau keberadaan nilai outlier.</w:t>
+      </w:r>
+    </w:p>
+    <w:p>
+      <w:pPr>
+        <w:pStyle w:val="Heading4"/>
+        <w:numPr>
+          <w:ilvl w:val="3"/>
+          <w:numId w:val="10"/>
+        </w:numPr>
+        <w:spacing w:line="360" w:lineRule="auto"/>
+        <w:ind w:left="709"/>
+        <w:rPr>
+          <w:rFonts w:ascii="Times New Roman" w:hAnsi="Times New Roman" w:cs="Times New Roman"/>
+          <w:color w:val="auto"/>
+          <w:sz w:val="24"/>
+          <w:szCs w:val="24"/>
+        </w:rPr>
+      </w:pPr>
+      <w:r>
+        <w:rPr>
+          <w:rFonts w:ascii="Times New Roman" w:hAnsi="Times New Roman" w:cs="Times New Roman"/>
+          <w:color w:val="auto"/>
+          <w:sz w:val="24"/>
+          <w:szCs w:val="24"/>
+        </w:rPr>
+        <w:t xml:space="preserve">Data </w:t>
+      </w:r>
+      <w:proofErr w:type="spellStart"/>
+      <w:r>
+        <w:rPr>
+          <w:rFonts w:ascii="Times New Roman" w:hAnsi="Times New Roman" w:cs="Times New Roman"/>
+          <w:color w:val="auto"/>
+          <w:sz w:val="24"/>
+          <w:szCs w:val="24"/>
+        </w:rPr>
+        <w:t>Cateogrical</w:t>
+      </w:r>
+      <w:proofErr w:type="spellEnd"/>
+      <w:r>
+        <w:rPr>
+          <w:rFonts w:ascii="Times New Roman" w:hAnsi="Times New Roman" w:cs="Times New Roman"/>
+          <w:color w:val="auto"/>
+          <w:sz w:val="24"/>
+          <w:szCs w:val="24"/>
+        </w:rPr>
+        <w:t xml:space="preserve"> FKP15A TOP-20 Values Frequency Visualization</w:t>
+      </w:r>
+    </w:p>
+    <w:p>
+      <w:pPr>
+        <w:jc w:val="both"/>
+        <w:rPr>
+          <w:rFonts w:ascii="Times New Roman" w:hAnsi="Times New Roman" w:cs="Times New Roman"/>
+        </w:rPr>
+      </w:pPr>
+      <w:r>
+        <w:rPr>
+          <w:rFonts w:ascii="Times New Roman" w:hAnsi="Times New Roman" w:cs="Times New Roman"/>
+        </w:rPr>
+        <w:t xml:space="preserve">Gambar 3.6 </w:t>
+      </w:r>
+      <w:proofErr w:type="spellStart"/>
+      <w:r>
+        <w:rPr>
+          <w:rFonts w:ascii="Times New Roman" w:hAnsi="Times New Roman" w:cs="Times New Roman"/>
+        </w:rPr>
+        <w:t>merupakan</w:t>
+      </w:r>
+      <w:proofErr w:type="spellEnd"/>
+      <w:r>
+        <w:rPr>
+          <w:rFonts w:ascii="Times New Roman" w:hAnsi="Times New Roman" w:cs="Times New Roman"/>
+        </w:rPr>
+        <w:t xml:space="preserve"> </w:t>
+      </w:r>
+      <w:proofErr w:type="spellStart"/>
+      <w:r>
+        <w:rPr>
+          <w:rFonts w:ascii="Times New Roman" w:hAnsi="Times New Roman" w:cs="Times New Roman"/>
+        </w:rPr>
+        <w:t>g</w:t>
+      </w:r>
+      <w:r>
+        <w:rPr>
+          <w:rFonts w:ascii="Times New Roman" w:hAnsi="Times New Roman" w:cs="Times New Roman"/>
+        </w:rPr>
+        <w:t>rafik</w:t>
+      </w:r>
+      <w:proofErr w:type="spellEnd"/>
+      <w:r>
+        <w:rPr>
+          <w:rFonts w:ascii="Times New Roman" w:hAnsi="Times New Roman" w:cs="Times New Roman"/>
+        </w:rPr>
+        <w:t xml:space="preserve"> </w:t>
+      </w:r>
+      <w:proofErr w:type="spellStart"/>
+      <w:r>
+        <w:rPr>
+          <w:rFonts w:ascii="Times New Roman" w:hAnsi="Times New Roman" w:cs="Times New Roman"/>
+        </w:rPr>
+        <w:t>menunjukkan</w:t>
+      </w:r>
+      <w:proofErr w:type="spellEnd"/>
+      <w:r>
+        <w:rPr>
+          <w:rFonts w:ascii="Times New Roman" w:hAnsi="Times New Roman" w:cs="Times New Roman"/>
+        </w:rPr>
+        <w:t xml:space="preserve"> </w:t>
+      </w:r>
+      <w:proofErr w:type="spellStart"/>
+      <w:r>
+        <w:rPr>
+          <w:rFonts w:ascii="Times New Roman" w:hAnsi="Times New Roman" w:cs="Times New Roman"/>
+        </w:rPr>
+        <w:t>distribusi</w:t>
+      </w:r>
+      <w:proofErr w:type="spellEnd"/>
+      <w:r>
+        <w:rPr>
+          <w:rFonts w:ascii="Times New Roman" w:hAnsi="Times New Roman" w:cs="Times New Roman"/>
+        </w:rPr>
+        <w:t xml:space="preserve"> </w:t>
+      </w:r>
+      <w:proofErr w:type="spellStart"/>
+      <w:r>
+        <w:rPr>
+          <w:rFonts w:ascii="Times New Roman" w:hAnsi="Times New Roman" w:cs="Times New Roman"/>
+        </w:rPr>
+        <w:t>frekuensi</w:t>
+      </w:r>
+      <w:proofErr w:type="spellEnd"/>
+      <w:r>
+        <w:rPr>
+          <w:rFonts w:ascii="Times New Roman" w:hAnsi="Times New Roman" w:cs="Times New Roman"/>
+        </w:rPr>
+        <w:t xml:space="preserve"> </w:t>
+      </w:r>
+      <w:proofErr w:type="spellStart"/>
+      <w:r>
+        <w:rPr>
+          <w:rFonts w:ascii="Times New Roman" w:hAnsi="Times New Roman" w:cs="Times New Roman"/>
+        </w:rPr>
+        <w:t>dari</w:t>
+      </w:r>
+      <w:proofErr w:type="spellEnd"/>
+      <w:r>
+        <w:rPr>
+          <w:rFonts w:ascii="Times New Roman" w:hAnsi="Times New Roman" w:cs="Times New Roman"/>
+        </w:rPr>
+        <w:t xml:space="preserve"> 20 </w:t>
+      </w:r>
+      <w:proofErr w:type="spellStart"/>
+      <w:r>
+        <w:rPr>
+          <w:rFonts w:ascii="Times New Roman" w:hAnsi="Times New Roman" w:cs="Times New Roman"/>
+        </w:rPr>
+        <w:t>nilai</w:t>
+      </w:r>
+      <w:proofErr w:type="spellEnd"/>
+      <w:r>
+        <w:rPr>
+          <w:rFonts w:ascii="Times New Roman" w:hAnsi="Times New Roman" w:cs="Times New Roman"/>
+        </w:rPr>
+        <w:t xml:space="preserve"> </w:t>
+      </w:r>
+      <w:proofErr w:type="spellStart"/>
+      <w:r>
+        <w:rPr>
+          <w:rFonts w:ascii="Times New Roman" w:hAnsi="Times New Roman" w:cs="Times New Roman"/>
+        </w:rPr>
+        <w:t>teratas</w:t>
+      </w:r>
+      <w:proofErr w:type="spellEnd"/>
+      <w:r>
+        <w:rPr>
+          <w:rFonts w:ascii="Times New Roman" w:hAnsi="Times New Roman" w:cs="Times New Roman"/>
+        </w:rPr>
+        <w:t xml:space="preserve"> di </w:t>
+      </w:r>
+      <w:proofErr w:type="spellStart"/>
+      <w:r>
+        <w:rPr>
+          <w:rFonts w:ascii="Times New Roman" w:hAnsi="Times New Roman" w:cs="Times New Roman"/>
+        </w:rPr>
+        <w:t>kolom</w:t>
+      </w:r>
+      <w:proofErr w:type="spellEnd"/>
+      <w:r>
+        <w:rPr>
+          <w:rFonts w:ascii="Times New Roman" w:hAnsi="Times New Roman" w:cs="Times New Roman"/>
+        </w:rPr>
+        <w:t xml:space="preserve"> FKP15A.</w:t>
+      </w:r>
+    </w:p>
+    <w:p>
+      <w:pPr>
+        <w:jc w:val="both"/>
+        <w:rPr>
+          <w:rFonts w:ascii="Times New Roman" w:hAnsi="Times New Roman" w:cs="Times New Roman"/>
+        </w:rPr>
+      </w:pPr>
+      <w:r>
+        <w:rPr>
+          <w:rFonts w:ascii="Times New Roman" w:hAnsi="Times New Roman" w:cs="Times New Roman"/>
+        </w:rPr>
+        <w:drawing>
+          <wp:inline distT="0" distB="0" distL="0" distR="0" wp14:anchorId="458FC293" wp14:editId="3568BD54">
+            <wp:extent cx="5731510" cy="1829435"/>
+            <wp:effectExtent l="0" t="0" r="2540" b="0"/>
+            <wp:docPr id="833183473" name="Picture 1"/>
+            <wp:cNvGraphicFramePr>
+              <a:graphicFrameLocks xmlns:a="http://schemas.openxmlformats.org/drawingml/2006/main" noChangeAspect="1"/>
+            </wp:cNvGraphicFramePr>
+            <a:graphic xmlns:a="http://schemas.openxmlformats.org/drawingml/2006/main">
+              <a:graphicData uri="http://schemas.openxmlformats.org/drawingml/2006/picture">
+                <pic:pic xmlns:pic="http://schemas.openxmlformats.org/drawingml/2006/picture">
+                  <pic:nvPicPr>
+                    <pic:cNvPr id="833183473" name=""/>
+                    <pic:cNvPicPr/>
+                  </pic:nvPicPr>
+                  <pic:blipFill>
+                    <a:blip r:embed="rId14"/>
+                    <a:stretch>
+                      <a:fillRect/>
+                    </a:stretch>
+                  </pic:blipFill>
+                  <pic:spPr>
+                    <a:xfrm>
+                      <a:off x="0" y="0"/>
+                      <a:ext cx="5731510" cy="1829435"/>
+                    </a:xfrm>
+                    <a:prstGeom prst="rect">
+                      <a:avLst/>
+                    </a:prstGeom>
+                  </pic:spPr>
+                </pic:pic>
+              </a:graphicData>
+            </a:graphic>
+          </wp:inline>
+        </w:drawing>
+      </w:r>
+    </w:p>
+    <w:p>
+      <w:pPr>
+        <w:pStyle w:val="Caption"/>
+        <w:jc w:val="center"/>
+        <w:rPr>
+          <w:rFonts w:ascii="Times New Roman" w:hAnsi="Times New Roman" w:cs="Times New Roman"/>
+          <w:i w:val="0"/>
+          <w:iCs w:val="0"/>
+          <w:color w:val="auto"/>
+        </w:rPr>
+      </w:pPr>
+      <w:r>
+        <w:rPr>
+          <w:rFonts w:ascii="Times New Roman" w:hAnsi="Times New Roman" w:cs="Times New Roman"/>
+          <w:i w:val="0"/>
+          <w:iCs w:val="0"/>
+          <w:color w:val="auto"/>
+        </w:rPr>
+        <w:t>Gambar 3.</w:t>
+      </w:r>
+      <w:r>
+        <w:rPr>
+          <w:rFonts w:ascii="Times New Roman" w:hAnsi="Times New Roman" w:cs="Times New Roman"/>
+          <w:i w:val="0"/>
+          <w:iCs w:val="0"/>
+          <w:color w:val="auto"/>
+        </w:rPr>
+        <w:fldChar w:fldCharType="begin"/>
+      </w:r>
+      <w:r>
+        <w:rPr>
+          <w:rFonts w:ascii="Times New Roman" w:hAnsi="Times New Roman" w:cs="Times New Roman"/>
+          <w:i w:val="0"/>
+          <w:iCs w:val="0"/>
+          <w:color w:val="auto"/>
+        </w:rPr>
+        <w:instrText xml:space="preserve"> SEQ Gambar \* ARABIC \s 1 </w:instrText>
+      </w:r>
+      <w:r>
+        <w:rPr>
+          <w:rFonts w:ascii="Times New Roman" w:hAnsi="Times New Roman" w:cs="Times New Roman"/>
+          <w:i w:val="0"/>
+          <w:iCs w:val="0"/>
+          <w:color w:val="auto"/>
+        </w:rPr>
+        <w:fldChar w:fldCharType="separate"/>
+      </w:r>
+      <w:r>
+        <w:rPr>
+          <w:rFonts w:ascii="Times New Roman" w:hAnsi="Times New Roman" w:cs="Times New Roman"/>
+          <w:i w:val="0"/>
+          <w:iCs w:val="0"/>
+          <w:noProof/>
+          <w:color w:val="auto"/>
+        </w:rPr>
+        <w:t>7</w:t>
+      </w:r>
+      <w:r>
+        <w:rPr>
+          <w:rFonts w:ascii="Times New Roman" w:hAnsi="Times New Roman" w:cs="Times New Roman"/>
+          <w:i w:val="0"/>
+          <w:iCs w:val="0"/>
+          <w:color w:val="auto"/>
+        </w:rPr>
+        <w:fldChar w:fldCharType="end"/>
+      </w:r>
+      <w:r>
+        <w:rPr>
+          <w:rFonts w:ascii="Times New Roman" w:hAnsi="Times New Roman" w:cs="Times New Roman"/>
+          <w:i w:val="0"/>
+          <w:iCs w:val="0"/>
+          <w:color w:val="auto"/>
+        </w:rPr>
+        <w:t xml:space="preserve"> Data </w:t>
+      </w:r>
+      <w:proofErr w:type="spellStart"/>
+      <w:r>
+        <w:rPr>
+          <w:rFonts w:ascii="Times New Roman" w:hAnsi="Times New Roman" w:cs="Times New Roman"/>
+          <w:i w:val="0"/>
+          <w:iCs w:val="0"/>
+          <w:color w:val="auto"/>
+        </w:rPr>
+        <w:t>Cateogrical</w:t>
+      </w:r>
+      <w:proofErr w:type="spellEnd"/>
+      <w:r>
+        <w:rPr>
+          <w:rFonts w:ascii="Times New Roman" w:hAnsi="Times New Roman" w:cs="Times New Roman"/>
+          <w:i w:val="0"/>
+          <w:iCs w:val="0"/>
+          <w:color w:val="auto"/>
+        </w:rPr>
+        <w:t xml:space="preserve"> FKP15A TOP-20 Values Frequency Visualization</w:t>
+      </w:r>
+    </w:p>
+    <w:p>
+      <w:pPr>
+        <w:spacing w:line="360" w:lineRule="auto"/>
+        <w:jc w:val="both"/>
+        <w:rPr>
+          <w:rFonts w:ascii="Times New Roman" w:hAnsi="Times New Roman" w:cs="Times New Roman"/>
+        </w:rPr>
+      </w:pPr>
+      <w:r>
+        <w:rPr>
+          <w:rFonts w:ascii="Times New Roman" w:hAnsi="Times New Roman" w:cs="Times New Roman"/>
+        </w:rPr>
+        <w:t xml:space="preserve">Nilai 9999 </w:t>
+      </w:r>
+      <w:proofErr w:type="spellStart"/>
+      <w:r>
+        <w:rPr>
+          <w:rFonts w:ascii="Times New Roman" w:hAnsi="Times New Roman" w:cs="Times New Roman"/>
+        </w:rPr>
+        <w:t>memiliki</w:t>
+      </w:r>
+      <w:proofErr w:type="spellEnd"/>
+      <w:r>
+        <w:rPr>
+          <w:rFonts w:ascii="Times New Roman" w:hAnsi="Times New Roman" w:cs="Times New Roman"/>
+        </w:rPr>
+        <w:t xml:space="preserve"> </w:t>
+      </w:r>
+      <w:proofErr w:type="spellStart"/>
+      <w:r>
+        <w:rPr>
+          <w:rFonts w:ascii="Times New Roman" w:hAnsi="Times New Roman" w:cs="Times New Roman"/>
+        </w:rPr>
+        <w:t>frekuensi</w:t>
+      </w:r>
+      <w:proofErr w:type="spellEnd"/>
+      <w:r>
+        <w:rPr>
+          <w:rFonts w:ascii="Times New Roman" w:hAnsi="Times New Roman" w:cs="Times New Roman"/>
+        </w:rPr>
+        <w:t xml:space="preserve"> </w:t>
+      </w:r>
+      <w:proofErr w:type="spellStart"/>
+      <w:r>
+        <w:rPr>
+          <w:rFonts w:ascii="Times New Roman" w:hAnsi="Times New Roman" w:cs="Times New Roman"/>
+        </w:rPr>
+        <w:t>tertinggi</w:t>
+      </w:r>
+      <w:proofErr w:type="spellEnd"/>
+      <w:r>
+        <w:rPr>
+          <w:rFonts w:ascii="Times New Roman" w:hAnsi="Times New Roman" w:cs="Times New Roman"/>
+        </w:rPr>
+        <w:t xml:space="preserve">, </w:t>
+      </w:r>
+      <w:proofErr w:type="spellStart"/>
+      <w:r>
+        <w:rPr>
+          <w:rFonts w:ascii="Times New Roman" w:hAnsi="Times New Roman" w:cs="Times New Roman"/>
+        </w:rPr>
+        <w:t>diikuti</w:t>
+      </w:r>
+      <w:proofErr w:type="spellEnd"/>
+      <w:r>
+        <w:rPr>
+          <w:rFonts w:ascii="Times New Roman" w:hAnsi="Times New Roman" w:cs="Times New Roman"/>
+        </w:rPr>
+        <w:t xml:space="preserve"> oleh </w:t>
+      </w:r>
+      <w:proofErr w:type="spellStart"/>
+      <w:r>
+        <w:rPr>
+          <w:rFonts w:ascii="Times New Roman" w:hAnsi="Times New Roman" w:cs="Times New Roman"/>
+        </w:rPr>
+        <w:t>deskripsi</w:t>
+      </w:r>
+      <w:proofErr w:type="spellEnd"/>
+      <w:r>
+        <w:rPr>
+          <w:rFonts w:ascii="Times New Roman" w:hAnsi="Times New Roman" w:cs="Times New Roman"/>
+        </w:rPr>
+        <w:t xml:space="preserve"> </w:t>
+      </w:r>
+      <w:proofErr w:type="spellStart"/>
+      <w:r>
+        <w:rPr>
+          <w:rFonts w:ascii="Times New Roman" w:hAnsi="Times New Roman" w:cs="Times New Roman"/>
+        </w:rPr>
+        <w:t>seperti</w:t>
+      </w:r>
+      <w:proofErr w:type="spellEnd"/>
+      <w:r>
+        <w:rPr>
+          <w:rFonts w:ascii="Times New Roman" w:hAnsi="Times New Roman" w:cs="Times New Roman"/>
+        </w:rPr>
+        <w:t xml:space="preserve"> "</w:t>
+      </w:r>
+      <w:proofErr w:type="gramStart"/>
+      <w:r>
+        <w:rPr>
+          <w:rFonts w:ascii="Times New Roman" w:hAnsi="Times New Roman" w:cs="Times New Roman"/>
+        </w:rPr>
+        <w:t>Non-insulin</w:t>
+      </w:r>
+      <w:proofErr w:type="gramEnd"/>
+      <w:r>
+        <w:rPr>
+          <w:rFonts w:ascii="Times New Roman" w:hAnsi="Times New Roman" w:cs="Times New Roman"/>
+        </w:rPr>
+        <w:t xml:space="preserve">-dependent diabetes mellitus without complications" dan "Essential (primary) hypertension". </w:t>
+      </w:r>
+      <w:proofErr w:type="spellStart"/>
+      <w:r>
+        <w:rPr>
+          <w:rFonts w:ascii="Times New Roman" w:hAnsi="Times New Roman" w:cs="Times New Roman"/>
+        </w:rPr>
+        <w:t>Frekuensi</w:t>
+      </w:r>
+      <w:proofErr w:type="spellEnd"/>
+      <w:r>
+        <w:rPr>
+          <w:rFonts w:ascii="Times New Roman" w:hAnsi="Times New Roman" w:cs="Times New Roman"/>
+        </w:rPr>
+        <w:t xml:space="preserve"> </w:t>
+      </w:r>
+      <w:proofErr w:type="spellStart"/>
+      <w:r>
+        <w:rPr>
+          <w:rFonts w:ascii="Times New Roman" w:hAnsi="Times New Roman" w:cs="Times New Roman"/>
+        </w:rPr>
+        <w:t>ini</w:t>
+      </w:r>
+      <w:proofErr w:type="spellEnd"/>
+      <w:r>
+        <w:rPr>
+          <w:rFonts w:ascii="Times New Roman" w:hAnsi="Times New Roman" w:cs="Times New Roman"/>
+        </w:rPr>
+        <w:t xml:space="preserve"> </w:t>
+      </w:r>
+      <w:proofErr w:type="spellStart"/>
+      <w:r>
+        <w:rPr>
+          <w:rFonts w:ascii="Times New Roman" w:hAnsi="Times New Roman" w:cs="Times New Roman"/>
+        </w:rPr>
+        <w:t>menurun</w:t>
+      </w:r>
+      <w:proofErr w:type="spellEnd"/>
+      <w:r>
+        <w:rPr>
+          <w:rFonts w:ascii="Times New Roman" w:hAnsi="Times New Roman" w:cs="Times New Roman"/>
+        </w:rPr>
+        <w:t xml:space="preserve"> pada </w:t>
+      </w:r>
+      <w:proofErr w:type="spellStart"/>
+      <w:r>
+        <w:rPr>
+          <w:rFonts w:ascii="Times New Roman" w:hAnsi="Times New Roman" w:cs="Times New Roman"/>
+        </w:rPr>
+        <w:t>nilai-nilai</w:t>
+      </w:r>
+      <w:proofErr w:type="spellEnd"/>
+      <w:r>
+        <w:rPr>
+          <w:rFonts w:ascii="Times New Roman" w:hAnsi="Times New Roman" w:cs="Times New Roman"/>
+        </w:rPr>
+        <w:t xml:space="preserve"> </w:t>
+      </w:r>
+      <w:proofErr w:type="spellStart"/>
+      <w:r>
+        <w:rPr>
+          <w:rFonts w:ascii="Times New Roman" w:hAnsi="Times New Roman" w:cs="Times New Roman"/>
+        </w:rPr>
+        <w:t>berikutnya</w:t>
+      </w:r>
+      <w:proofErr w:type="spellEnd"/>
+      <w:r>
+        <w:rPr>
+          <w:rFonts w:ascii="Times New Roman" w:hAnsi="Times New Roman" w:cs="Times New Roman"/>
+        </w:rPr>
+        <w:t xml:space="preserve">. </w:t>
+      </w:r>
+      <w:proofErr w:type="spellStart"/>
+      <w:r>
+        <w:rPr>
+          <w:rFonts w:ascii="Times New Roman" w:hAnsi="Times New Roman" w:cs="Times New Roman"/>
+        </w:rPr>
+        <w:t>Grafik</w:t>
+      </w:r>
+      <w:proofErr w:type="spellEnd"/>
+      <w:r>
+        <w:rPr>
+          <w:rFonts w:ascii="Times New Roman" w:hAnsi="Times New Roman" w:cs="Times New Roman"/>
+        </w:rPr>
+        <w:t xml:space="preserve"> </w:t>
+      </w:r>
+      <w:proofErr w:type="spellStart"/>
+      <w:r>
+        <w:rPr>
+          <w:rFonts w:ascii="Times New Roman" w:hAnsi="Times New Roman" w:cs="Times New Roman"/>
+        </w:rPr>
+        <w:t>ini</w:t>
+      </w:r>
+      <w:proofErr w:type="spellEnd"/>
+      <w:r>
+        <w:rPr>
+          <w:rFonts w:ascii="Times New Roman" w:hAnsi="Times New Roman" w:cs="Times New Roman"/>
+        </w:rPr>
+        <w:t xml:space="preserve"> </w:t>
+      </w:r>
+      <w:proofErr w:type="spellStart"/>
+      <w:r>
+        <w:rPr>
+          <w:rFonts w:ascii="Times New Roman" w:hAnsi="Times New Roman" w:cs="Times New Roman"/>
+        </w:rPr>
+        <w:t>memberikan</w:t>
+      </w:r>
+      <w:proofErr w:type="spellEnd"/>
+      <w:r>
+        <w:rPr>
+          <w:rFonts w:ascii="Times New Roman" w:hAnsi="Times New Roman" w:cs="Times New Roman"/>
+        </w:rPr>
+        <w:t xml:space="preserve"> </w:t>
+      </w:r>
+      <w:proofErr w:type="spellStart"/>
+      <w:r>
+        <w:rPr>
+          <w:rFonts w:ascii="Times New Roman" w:hAnsi="Times New Roman" w:cs="Times New Roman"/>
+        </w:rPr>
+        <w:t>wawasan</w:t>
+      </w:r>
+      <w:proofErr w:type="spellEnd"/>
+      <w:r>
+        <w:rPr>
+          <w:rFonts w:ascii="Times New Roman" w:hAnsi="Times New Roman" w:cs="Times New Roman"/>
+        </w:rPr>
+        <w:t xml:space="preserve"> </w:t>
+      </w:r>
+      <w:proofErr w:type="spellStart"/>
+      <w:r>
+        <w:rPr>
+          <w:rFonts w:ascii="Times New Roman" w:hAnsi="Times New Roman" w:cs="Times New Roman"/>
+        </w:rPr>
+        <w:t>tentang</w:t>
+      </w:r>
+      <w:proofErr w:type="spellEnd"/>
+      <w:r>
+        <w:rPr>
+          <w:rFonts w:ascii="Times New Roman" w:hAnsi="Times New Roman" w:cs="Times New Roman"/>
+        </w:rPr>
+        <w:t xml:space="preserve"> </w:t>
+      </w:r>
+      <w:proofErr w:type="spellStart"/>
+      <w:r>
+        <w:rPr>
+          <w:rFonts w:ascii="Times New Roman" w:hAnsi="Times New Roman" w:cs="Times New Roman"/>
+        </w:rPr>
+        <w:t>dominasi</w:t>
+      </w:r>
+      <w:proofErr w:type="spellEnd"/>
+      <w:r>
+        <w:rPr>
+          <w:rFonts w:ascii="Times New Roman" w:hAnsi="Times New Roman" w:cs="Times New Roman"/>
+        </w:rPr>
+        <w:t xml:space="preserve"> </w:t>
+      </w:r>
+      <w:proofErr w:type="spellStart"/>
+      <w:r>
+        <w:rPr>
+          <w:rFonts w:ascii="Times New Roman" w:hAnsi="Times New Roman" w:cs="Times New Roman"/>
+        </w:rPr>
+        <w:t>beberapa</w:t>
+      </w:r>
+      <w:proofErr w:type="spellEnd"/>
+      <w:r>
+        <w:rPr>
+          <w:rFonts w:ascii="Times New Roman" w:hAnsi="Times New Roman" w:cs="Times New Roman"/>
+        </w:rPr>
+        <w:t xml:space="preserve"> </w:t>
+      </w:r>
+      <w:proofErr w:type="spellStart"/>
+      <w:r>
+        <w:rPr>
+          <w:rFonts w:ascii="Times New Roman" w:hAnsi="Times New Roman" w:cs="Times New Roman"/>
+        </w:rPr>
+        <w:t>kategori</w:t>
+      </w:r>
+      <w:proofErr w:type="spellEnd"/>
+      <w:r>
+        <w:rPr>
+          <w:rFonts w:ascii="Times New Roman" w:hAnsi="Times New Roman" w:cs="Times New Roman"/>
+        </w:rPr>
+        <w:t xml:space="preserve"> </w:t>
+      </w:r>
+      <w:proofErr w:type="spellStart"/>
+      <w:r>
+        <w:rPr>
+          <w:rFonts w:ascii="Times New Roman" w:hAnsi="Times New Roman" w:cs="Times New Roman"/>
+        </w:rPr>
+        <w:t>tertentu</w:t>
+      </w:r>
+      <w:proofErr w:type="spellEnd"/>
+      <w:r>
+        <w:rPr>
+          <w:rFonts w:ascii="Times New Roman" w:hAnsi="Times New Roman" w:cs="Times New Roman"/>
+        </w:rPr>
+        <w:t xml:space="preserve"> </w:t>
+      </w:r>
+      <w:proofErr w:type="spellStart"/>
+      <w:r>
+        <w:rPr>
+          <w:rFonts w:ascii="Times New Roman" w:hAnsi="Times New Roman" w:cs="Times New Roman"/>
+        </w:rPr>
+        <w:t>dalam</w:t>
+      </w:r>
+      <w:proofErr w:type="spellEnd"/>
+      <w:r>
+        <w:rPr>
+          <w:rFonts w:ascii="Times New Roman" w:hAnsi="Times New Roman" w:cs="Times New Roman"/>
+        </w:rPr>
+        <w:t xml:space="preserve"> </w:t>
+      </w:r>
+      <w:proofErr w:type="spellStart"/>
+      <w:r>
+        <w:rPr>
+          <w:rFonts w:ascii="Times New Roman" w:hAnsi="Times New Roman" w:cs="Times New Roman"/>
+        </w:rPr>
+        <w:t>kolom</w:t>
+      </w:r>
+      <w:proofErr w:type="spellEnd"/>
+      <w:r>
+        <w:rPr>
+          <w:rFonts w:ascii="Times New Roman" w:hAnsi="Times New Roman" w:cs="Times New Roman"/>
+        </w:rPr>
+        <w:t xml:space="preserve"> </w:t>
+      </w:r>
+      <w:proofErr w:type="spellStart"/>
+      <w:r>
+        <w:rPr>
+          <w:rFonts w:ascii="Times New Roman" w:hAnsi="Times New Roman" w:cs="Times New Roman"/>
+        </w:rPr>
+        <w:t>tersebut</w:t>
+      </w:r>
+      <w:proofErr w:type="spellEnd"/>
+      <w:r>
+        <w:rPr>
+          <w:rFonts w:ascii="Times New Roman" w:hAnsi="Times New Roman" w:cs="Times New Roman"/>
+        </w:rPr>
+        <w:t xml:space="preserve">, yang </w:t>
+      </w:r>
+      <w:proofErr w:type="spellStart"/>
+      <w:r>
+        <w:rPr>
+          <w:rFonts w:ascii="Times New Roman" w:hAnsi="Times New Roman" w:cs="Times New Roman"/>
+        </w:rPr>
+        <w:t>dapat</w:t>
+      </w:r>
+      <w:proofErr w:type="spellEnd"/>
+      <w:r>
+        <w:rPr>
+          <w:rFonts w:ascii="Times New Roman" w:hAnsi="Times New Roman" w:cs="Times New Roman"/>
+        </w:rPr>
+        <w:t xml:space="preserve"> </w:t>
+      </w:r>
+      <w:proofErr w:type="spellStart"/>
+      <w:r>
+        <w:rPr>
+          <w:rFonts w:ascii="Times New Roman" w:hAnsi="Times New Roman" w:cs="Times New Roman"/>
+        </w:rPr>
+        <w:t>membantu</w:t>
+      </w:r>
+      <w:proofErr w:type="spellEnd"/>
+      <w:r>
+        <w:rPr>
+          <w:rFonts w:ascii="Times New Roman" w:hAnsi="Times New Roman" w:cs="Times New Roman"/>
+        </w:rPr>
+        <w:t xml:space="preserve"> </w:t>
+      </w:r>
+      <w:proofErr w:type="spellStart"/>
+      <w:r>
+        <w:rPr>
+          <w:rFonts w:ascii="Times New Roman" w:hAnsi="Times New Roman" w:cs="Times New Roman"/>
+        </w:rPr>
+        <w:t>dalam</w:t>
+      </w:r>
+      <w:proofErr w:type="spellEnd"/>
+      <w:r>
+        <w:rPr>
+          <w:rFonts w:ascii="Times New Roman" w:hAnsi="Times New Roman" w:cs="Times New Roman"/>
+        </w:rPr>
+        <w:t xml:space="preserve"> </w:t>
+      </w:r>
+      <w:proofErr w:type="spellStart"/>
+      <w:r>
+        <w:rPr>
+          <w:rFonts w:ascii="Times New Roman" w:hAnsi="Times New Roman" w:cs="Times New Roman"/>
+        </w:rPr>
+        <w:t>analisis</w:t>
+      </w:r>
+      <w:proofErr w:type="spellEnd"/>
+      <w:r>
+        <w:rPr>
+          <w:rFonts w:ascii="Times New Roman" w:hAnsi="Times New Roman" w:cs="Times New Roman"/>
+        </w:rPr>
+        <w:t xml:space="preserve"> </w:t>
+      </w:r>
+      <w:proofErr w:type="spellStart"/>
+      <w:r>
+        <w:rPr>
+          <w:rFonts w:ascii="Times New Roman" w:hAnsi="Times New Roman" w:cs="Times New Roman"/>
+        </w:rPr>
+        <w:t>lebih</w:t>
+      </w:r>
+      <w:proofErr w:type="spellEnd"/>
+      <w:r>
+        <w:rPr>
+          <w:rFonts w:ascii="Times New Roman" w:hAnsi="Times New Roman" w:cs="Times New Roman"/>
+        </w:rPr>
+        <w:t xml:space="preserve"> </w:t>
+      </w:r>
+      <w:proofErr w:type="spellStart"/>
+      <w:r>
+        <w:rPr>
+          <w:rFonts w:ascii="Times New Roman" w:hAnsi="Times New Roman" w:cs="Times New Roman"/>
+        </w:rPr>
+        <w:t>lanjut</w:t>
+      </w:r>
+      <w:proofErr w:type="spellEnd"/>
+      <w:r>
+        <w:rPr>
+          <w:rFonts w:ascii="Times New Roman" w:hAnsi="Times New Roman" w:cs="Times New Roman"/>
+        </w:rPr>
+        <w:t xml:space="preserve"> </w:t>
+      </w:r>
+      <w:proofErr w:type="spellStart"/>
+      <w:r>
+        <w:rPr>
+          <w:rFonts w:ascii="Times New Roman" w:hAnsi="Times New Roman" w:cs="Times New Roman"/>
+        </w:rPr>
+        <w:t>seperti</w:t>
+      </w:r>
+      <w:proofErr w:type="spellEnd"/>
+      <w:r>
+        <w:rPr>
+          <w:rFonts w:ascii="Times New Roman" w:hAnsi="Times New Roman" w:cs="Times New Roman"/>
+        </w:rPr>
+        <w:t xml:space="preserve"> </w:t>
+      </w:r>
+      <w:proofErr w:type="spellStart"/>
+      <w:r>
+        <w:rPr>
+          <w:rFonts w:ascii="Times New Roman" w:hAnsi="Times New Roman" w:cs="Times New Roman"/>
+        </w:rPr>
+        <w:t>identifikasi</w:t>
+      </w:r>
+      <w:proofErr w:type="spellEnd"/>
+      <w:r>
+        <w:rPr>
+          <w:rFonts w:ascii="Times New Roman" w:hAnsi="Times New Roman" w:cs="Times New Roman"/>
+        </w:rPr>
+        <w:t xml:space="preserve"> </w:t>
+      </w:r>
+      <w:proofErr w:type="spellStart"/>
+      <w:r>
+        <w:rPr>
+          <w:rFonts w:ascii="Times New Roman" w:hAnsi="Times New Roman" w:cs="Times New Roman"/>
+        </w:rPr>
+        <w:t>nilai-nilai</w:t>
+      </w:r>
+      <w:proofErr w:type="spellEnd"/>
+      <w:r>
+        <w:rPr>
+          <w:rFonts w:ascii="Times New Roman" w:hAnsi="Times New Roman" w:cs="Times New Roman"/>
+        </w:rPr>
+        <w:t xml:space="preserve"> </w:t>
+      </w:r>
+      <w:proofErr w:type="spellStart"/>
+      <w:r>
+        <w:rPr>
+          <w:rFonts w:ascii="Times New Roman" w:hAnsi="Times New Roman" w:cs="Times New Roman"/>
+        </w:rPr>
+        <w:t>umum</w:t>
+      </w:r>
+      <w:proofErr w:type="spellEnd"/>
+      <w:r>
+        <w:rPr>
+          <w:rFonts w:ascii="Times New Roman" w:hAnsi="Times New Roman" w:cs="Times New Roman"/>
+        </w:rPr>
+        <w:t xml:space="preserve"> </w:t>
+      </w:r>
+      <w:proofErr w:type="spellStart"/>
+      <w:r>
+        <w:rPr>
+          <w:rFonts w:ascii="Times New Roman" w:hAnsi="Times New Roman" w:cs="Times New Roman"/>
+        </w:rPr>
+        <w:t>atau</w:t>
+      </w:r>
+      <w:proofErr w:type="spellEnd"/>
+      <w:r>
+        <w:rPr>
+          <w:rFonts w:ascii="Times New Roman" w:hAnsi="Times New Roman" w:cs="Times New Roman"/>
+        </w:rPr>
+        <w:t xml:space="preserve"> </w:t>
+      </w:r>
+      <w:proofErr w:type="spellStart"/>
+      <w:r>
+        <w:rPr>
+          <w:rFonts w:ascii="Times New Roman" w:hAnsi="Times New Roman" w:cs="Times New Roman"/>
+        </w:rPr>
+        <w:t>mendeteksi</w:t>
+      </w:r>
+      <w:proofErr w:type="spellEnd"/>
+      <w:r>
+        <w:rPr>
+          <w:rFonts w:ascii="Times New Roman" w:hAnsi="Times New Roman" w:cs="Times New Roman"/>
+        </w:rPr>
+        <w:t xml:space="preserve"> data yang </w:t>
+      </w:r>
+      <w:proofErr w:type="spellStart"/>
+      <w:r>
+        <w:rPr>
+          <w:rFonts w:ascii="Times New Roman" w:hAnsi="Times New Roman" w:cs="Times New Roman"/>
+        </w:rPr>
+        <w:t>tidak</w:t>
+      </w:r>
+      <w:proofErr w:type="spellEnd"/>
+      <w:r>
+        <w:rPr>
+          <w:rFonts w:ascii="Times New Roman" w:hAnsi="Times New Roman" w:cs="Times New Roman"/>
+        </w:rPr>
+        <w:t xml:space="preserve"> </w:t>
+      </w:r>
+      <w:proofErr w:type="spellStart"/>
+      <w:r>
+        <w:rPr>
+          <w:rFonts w:ascii="Times New Roman" w:hAnsi="Times New Roman" w:cs="Times New Roman"/>
+        </w:rPr>
+        <w:t>seimbang</w:t>
+      </w:r>
+      <w:proofErr w:type="spellEnd"/>
+      <w:r>
+        <w:rPr>
+          <w:rFonts w:ascii="Times New Roman" w:hAnsi="Times New Roman" w:cs="Times New Roman"/>
+        </w:rPr>
+        <w:t>.</w:t>
+      </w:r>
+    </w:p>
+    <w:p>
+      <w:pPr>
         <w:pStyle w:val="Heading4"/>
         <w:numPr>
           <w:ilvl w:val="3"/>
@@ -23565,7 +26392,7 @@
                     <pic:cNvPicPr/>
                   </pic:nvPicPr>
                   <pic:blipFill>
-                    <a:blip r:embed="rId33"/>
+                    <a:blip r:embed="rId15"/>
                     <a:stretch>
                       <a:fillRect/>
                     </a:stretch>
@@ -23696,7 +26523,7 @@
           <w:noProof/>
           <w:color w:val="auto"/>
         </w:rPr>
-        <w:t>3</w:t>
+        <w:t>8</w:t>
       </w:r>
       <w:r>
         <w:rPr>
@@ -23715,252 +26542,6 @@
           <w:color w:val="auto"/>
         </w:rPr>
         <w:t xml:space="preserve"> Missing Values</w:t>
-      </w:r>
-    </w:p>
-    <w:p>
-      <w:pPr>
-        <w:pStyle w:val="Heading4"/>
-        <w:numPr>
-          <w:ilvl w:val="3"/>
-          <w:numId w:val="10"/>
-        </w:numPr>
-        <w:ind w:left="709"/>
-        <w:rPr>
-          <w:rFonts w:ascii="Times New Roman" w:hAnsi="Times New Roman" w:cs="Times New Roman"/>
-          <w:color w:val="auto"/>
-          <w:sz w:val="24"/>
-          <w:szCs w:val="24"/>
-        </w:rPr>
-      </w:pPr>
-      <w:r>
-        <w:rPr>
-          <w:rFonts w:ascii="Times New Roman" w:hAnsi="Times New Roman" w:cs="Times New Roman"/>
-          <w:color w:val="auto"/>
-          <w:sz w:val="24"/>
-          <w:szCs w:val="24"/>
-        </w:rPr>
-        <w:t xml:space="preserve">Sample  </w:t>
-      </w:r>
-    </w:p>
-    <w:p>
-      <w:pPr>
-        <w:rPr>
-          <w:rFonts w:ascii="Times New Roman" w:hAnsi="Times New Roman" w:cs="Times New Roman"/>
-        </w:rPr>
-      </w:pPr>
-      <w:r>
-        <w:rPr>
-          <w:rFonts w:ascii="Times New Roman" w:hAnsi="Times New Roman" w:cs="Times New Roman"/>
-        </w:rPr>
-        <w:t xml:space="preserve">Gambar 3.4 </w:t>
-      </w:r>
-      <w:proofErr w:type="spellStart"/>
-      <w:r>
-        <w:rPr>
-          <w:rFonts w:ascii="Times New Roman" w:hAnsi="Times New Roman" w:cs="Times New Roman"/>
-        </w:rPr>
-        <w:t>sampel</w:t>
-      </w:r>
-      <w:proofErr w:type="spellEnd"/>
-      <w:r>
-        <w:rPr>
-          <w:rFonts w:ascii="Times New Roman" w:hAnsi="Times New Roman" w:cs="Times New Roman"/>
-        </w:rPr>
-        <w:t xml:space="preserve"> data </w:t>
-      </w:r>
-      <w:proofErr w:type="spellStart"/>
-      <w:r>
-        <w:rPr>
-          <w:rFonts w:ascii="Times New Roman" w:hAnsi="Times New Roman" w:cs="Times New Roman"/>
-        </w:rPr>
-        <w:t>sebagai</w:t>
-      </w:r>
-      <w:proofErr w:type="spellEnd"/>
-      <w:r>
-        <w:rPr>
-          <w:rFonts w:ascii="Times New Roman" w:hAnsi="Times New Roman" w:cs="Times New Roman"/>
-        </w:rPr>
-        <w:t xml:space="preserve"> </w:t>
-      </w:r>
-      <w:proofErr w:type="spellStart"/>
-      <w:r>
-        <w:rPr>
-          <w:rFonts w:ascii="Times New Roman" w:hAnsi="Times New Roman" w:cs="Times New Roman"/>
-        </w:rPr>
-        <w:t>contoh</w:t>
-      </w:r>
-      <w:proofErr w:type="spellEnd"/>
-      <w:r>
-        <w:rPr>
-          <w:rFonts w:ascii="Times New Roman" w:hAnsi="Times New Roman" w:cs="Times New Roman"/>
-        </w:rPr>
-        <w:t xml:space="preserve"> data yang </w:t>
-      </w:r>
-      <w:proofErr w:type="spellStart"/>
-      <w:r>
-        <w:rPr>
-          <w:rFonts w:ascii="Times New Roman" w:hAnsi="Times New Roman" w:cs="Times New Roman"/>
-        </w:rPr>
-        <w:t>ada</w:t>
-      </w:r>
-      <w:proofErr w:type="spellEnd"/>
-      <w:r>
-        <w:rPr>
-          <w:rFonts w:ascii="Times New Roman" w:hAnsi="Times New Roman" w:cs="Times New Roman"/>
-        </w:rPr>
-        <w:t xml:space="preserve"> </w:t>
-      </w:r>
-      <w:proofErr w:type="spellStart"/>
-      <w:r>
-        <w:rPr>
-          <w:rFonts w:ascii="Times New Roman" w:hAnsi="Times New Roman" w:cs="Times New Roman"/>
-        </w:rPr>
-        <w:t>dalam</w:t>
-      </w:r>
-      <w:proofErr w:type="spellEnd"/>
-      <w:r>
-        <w:rPr>
-          <w:rFonts w:ascii="Times New Roman" w:hAnsi="Times New Roman" w:cs="Times New Roman"/>
-        </w:rPr>
-        <w:t xml:space="preserve"> dataset BPJS </w:t>
-      </w:r>
-      <w:proofErr w:type="spellStart"/>
-      <w:r>
-        <w:rPr>
-          <w:rFonts w:ascii="Times New Roman" w:hAnsi="Times New Roman" w:cs="Times New Roman"/>
-        </w:rPr>
-        <w:t>Kapitasi</w:t>
-      </w:r>
-      <w:proofErr w:type="spellEnd"/>
-      <w:r>
-        <w:rPr>
-          <w:rFonts w:ascii="Times New Roman" w:hAnsi="Times New Roman" w:cs="Times New Roman"/>
-        </w:rPr>
-        <w:t>.</w:t>
-      </w:r>
-    </w:p>
-    <w:p>
-      <w:pPr>
-        <w:rPr>
-          <w:rFonts w:ascii="Times New Roman" w:hAnsi="Times New Roman" w:cs="Times New Roman"/>
-        </w:rPr>
-      </w:pPr>
-      <w:r>
-        <w:rPr>
-          <w:rFonts w:ascii="Times New Roman" w:hAnsi="Times New Roman" w:cs="Times New Roman"/>
-          <w:noProof/>
-        </w:rPr>
-        <w:drawing>
-          <wp:inline distT="0" distB="0" distL="0" distR="0" wp14:anchorId="38718833" wp14:editId="7682EDC8">
-            <wp:extent cx="5731510" cy="2059940"/>
-            <wp:effectExtent l="0" t="0" r="2540" b="0"/>
-            <wp:docPr id="97781533" name="Picture 1"/>
-            <wp:cNvGraphicFramePr>
-              <a:graphicFrameLocks xmlns:a="http://schemas.openxmlformats.org/drawingml/2006/main" noChangeAspect="1"/>
-            </wp:cNvGraphicFramePr>
-            <a:graphic xmlns:a="http://schemas.openxmlformats.org/drawingml/2006/main">
-              <a:graphicData uri="http://schemas.openxmlformats.org/drawingml/2006/picture">
-                <pic:pic xmlns:pic="http://schemas.openxmlformats.org/drawingml/2006/picture">
-                  <pic:nvPicPr>
-                    <pic:cNvPr id="97781533" name=""/>
-                    <pic:cNvPicPr/>
-                  </pic:nvPicPr>
-                  <pic:blipFill>
-                    <a:blip r:embed="rId34"/>
-                    <a:stretch>
-                      <a:fillRect/>
-                    </a:stretch>
-                  </pic:blipFill>
-                  <pic:spPr>
-                    <a:xfrm>
-                      <a:off x="0" y="0"/>
-                      <a:ext cx="5731510" cy="2059940"/>
-                    </a:xfrm>
-                    <a:prstGeom prst="rect">
-                      <a:avLst/>
-                    </a:prstGeom>
-                  </pic:spPr>
-                </pic:pic>
-              </a:graphicData>
-            </a:graphic>
-          </wp:inline>
-        </w:drawing>
-      </w:r>
-    </w:p>
-    <w:p>
-      <w:pPr>
-        <w:pStyle w:val="Caption"/>
-        <w:jc w:val="center"/>
-        <w:rPr>
-          <w:rFonts w:ascii="Times New Roman" w:hAnsi="Times New Roman" w:cs="Times New Roman"/>
-          <w:i w:val="0"/>
-          <w:iCs w:val="0"/>
-          <w:color w:val="auto"/>
-        </w:rPr>
-      </w:pPr>
-      <w:r>
-        <w:rPr>
-          <w:rFonts w:ascii="Times New Roman" w:hAnsi="Times New Roman" w:cs="Times New Roman"/>
-          <w:i w:val="0"/>
-          <w:iCs w:val="0"/>
-          <w:color w:val="auto"/>
-        </w:rPr>
-        <w:t>Gambar 3.</w:t>
-      </w:r>
-      <w:r>
-        <w:rPr>
-          <w:rFonts w:ascii="Times New Roman" w:hAnsi="Times New Roman" w:cs="Times New Roman"/>
-          <w:i w:val="0"/>
-          <w:iCs w:val="0"/>
-          <w:color w:val="auto"/>
-        </w:rPr>
-        <w:fldChar w:fldCharType="begin"/>
-      </w:r>
-      <w:r>
-        <w:rPr>
-          <w:rFonts w:ascii="Times New Roman" w:hAnsi="Times New Roman" w:cs="Times New Roman"/>
-          <w:i w:val="0"/>
-          <w:iCs w:val="0"/>
-          <w:color w:val="auto"/>
-        </w:rPr>
-        <w:instrText xml:space="preserve"> SEQ Gambar \* ARABIC \s 1 </w:instrText>
-      </w:r>
-      <w:r>
-        <w:rPr>
-          <w:rFonts w:ascii="Times New Roman" w:hAnsi="Times New Roman" w:cs="Times New Roman"/>
-          <w:i w:val="0"/>
-          <w:iCs w:val="0"/>
-          <w:color w:val="auto"/>
-        </w:rPr>
-        <w:fldChar w:fldCharType="separate"/>
-      </w:r>
-      <w:r>
-        <w:rPr>
-          <w:rFonts w:ascii="Times New Roman" w:hAnsi="Times New Roman" w:cs="Times New Roman"/>
-          <w:i w:val="0"/>
-          <w:iCs w:val="0"/>
-          <w:noProof/>
-          <w:color w:val="auto"/>
-        </w:rPr>
-        <w:t>4</w:t>
-      </w:r>
-      <w:r>
-        <w:rPr>
-          <w:rFonts w:ascii="Times New Roman" w:hAnsi="Times New Roman" w:cs="Times New Roman"/>
-          <w:i w:val="0"/>
-          <w:iCs w:val="0"/>
-          <w:color w:val="auto"/>
-        </w:rPr>
-        <w:fldChar w:fldCharType="end"/>
-      </w:r>
-      <w:r>
-        <w:rPr>
-          <w:rFonts w:ascii="Times New Roman" w:hAnsi="Times New Roman" w:cs="Times New Roman"/>
-          <w:i w:val="0"/>
-          <w:iCs w:val="0"/>
-          <w:color w:val="auto"/>
-        </w:rPr>
-        <w:t xml:space="preserve"> Sample Data</w:t>
       </w:r>
     </w:p>
     <w:p>
@@ -24478,10 +27059,9 @@
         <w:pStyle w:val="ListParagraph"/>
         <w:numPr>
           <w:ilvl w:val="1"/>
-          <w:numId w:val="9"/>
+          <w:numId w:val="17"/>
         </w:numPr>
         <w:spacing w:line="360" w:lineRule="auto"/>
-        <w:ind w:left="426"/>
         <w:jc w:val="both"/>
         <w:rPr>
           <w:rFonts w:ascii="Times New Roman" w:hAnsi="Times New Roman" w:cs="Times New Roman"/>
@@ -24499,10 +27079,9 @@
         <w:pStyle w:val="ListParagraph"/>
         <w:numPr>
           <w:ilvl w:val="1"/>
-          <w:numId w:val="9"/>
+          <w:numId w:val="17"/>
         </w:numPr>
         <w:spacing w:line="360" w:lineRule="auto"/>
-        <w:ind w:left="426"/>
         <w:jc w:val="both"/>
         <w:rPr>
           <w:rFonts w:ascii="Times New Roman" w:hAnsi="Times New Roman" w:cs="Times New Roman"/>
@@ -24520,10 +27099,9 @@
         <w:pStyle w:val="ListParagraph"/>
         <w:numPr>
           <w:ilvl w:val="1"/>
-          <w:numId w:val="9"/>
+          <w:numId w:val="17"/>
         </w:numPr>
         <w:spacing w:line="360" w:lineRule="auto"/>
-        <w:ind w:left="426"/>
         <w:jc w:val="both"/>
         <w:rPr>
           <w:rFonts w:ascii="Times New Roman" w:hAnsi="Times New Roman" w:cs="Times New Roman"/>
@@ -24541,10 +27119,9 @@
         <w:pStyle w:val="ListParagraph"/>
         <w:numPr>
           <w:ilvl w:val="1"/>
-          <w:numId w:val="9"/>
+          <w:numId w:val="17"/>
         </w:numPr>
         <w:spacing w:line="360" w:lineRule="auto"/>
-        <w:ind w:left="426"/>
         <w:jc w:val="both"/>
         <w:rPr>
           <w:rFonts w:ascii="Times New Roman" w:hAnsi="Times New Roman" w:cs="Times New Roman"/>
@@ -24562,10 +27139,9 @@
         <w:pStyle w:val="ListParagraph"/>
         <w:numPr>
           <w:ilvl w:val="1"/>
-          <w:numId w:val="9"/>
+          <w:numId w:val="17"/>
         </w:numPr>
         <w:spacing w:line="360" w:lineRule="auto"/>
-        <w:ind w:left="426"/>
         <w:jc w:val="both"/>
         <w:rPr>
           <w:rFonts w:ascii="Times New Roman" w:hAnsi="Times New Roman" w:cs="Times New Roman"/>
@@ -24583,10 +27159,9 @@
         <w:pStyle w:val="ListParagraph"/>
         <w:numPr>
           <w:ilvl w:val="1"/>
-          <w:numId w:val="9"/>
+          <w:numId w:val="17"/>
         </w:numPr>
         <w:spacing w:line="360" w:lineRule="auto"/>
-        <w:ind w:left="426"/>
         <w:jc w:val="both"/>
         <w:rPr>
           <w:rFonts w:ascii="Times New Roman" w:hAnsi="Times New Roman" w:cs="Times New Roman"/>
@@ -24604,10 +27179,9 @@
         <w:pStyle w:val="ListParagraph"/>
         <w:numPr>
           <w:ilvl w:val="1"/>
-          <w:numId w:val="9"/>
+          <w:numId w:val="17"/>
         </w:numPr>
         <w:spacing w:line="360" w:lineRule="auto"/>
-        <w:ind w:left="426"/>
         <w:jc w:val="both"/>
         <w:rPr>
           <w:rFonts w:ascii="Times New Roman" w:hAnsi="Times New Roman" w:cs="Times New Roman"/>
@@ -24625,10 +27199,9 @@
         <w:pStyle w:val="ListParagraph"/>
         <w:numPr>
           <w:ilvl w:val="1"/>
-          <w:numId w:val="9"/>
+          <w:numId w:val="17"/>
         </w:numPr>
         <w:spacing w:after="0" w:line="360" w:lineRule="auto"/>
-        <w:ind w:left="426"/>
         <w:jc w:val="both"/>
         <w:rPr>
           <w:rFonts w:ascii="Times New Roman" w:hAnsi="Times New Roman" w:cs="Times New Roman"/>
@@ -24638,7 +27211,6 @@
         <w:rPr>
           <w:rFonts w:ascii="Times New Roman" w:hAnsi="Times New Roman" w:cs="Times New Roman"/>
         </w:rPr>
-        <w:lastRenderedPageBreak/>
         <w:t>FKP22</w:t>
       </w:r>
     </w:p>
@@ -25516,7 +28088,21 @@
         <w:rPr>
           <w:rFonts w:ascii="Times New Roman" w:hAnsi="Times New Roman" w:cs="Times New Roman"/>
         </w:rPr>
-        <w:t xml:space="preserve"> dataset </w:t>
+        <w:t xml:space="preserve"> </w:t>
+      </w:r>
+      <w:r>
+        <w:rPr>
+          <w:rFonts w:ascii="Times New Roman" w:hAnsi="Times New Roman" w:cs="Times New Roman"/>
+          <w:i/>
+          <w:iCs/>
+        </w:rPr>
+        <w:t>dataset</w:t>
+      </w:r>
+      <w:r>
+        <w:rPr>
+          <w:rFonts w:ascii="Times New Roman" w:hAnsi="Times New Roman" w:cs="Times New Roman"/>
+        </w:rPr>
+        <w:t xml:space="preserve"> </w:t>
       </w:r>
       <w:proofErr w:type="spellStart"/>
       <w:r>
@@ -25762,7 +28348,19 @@
           <w:bCs/>
           <w:color w:val="auto"/>
         </w:rPr>
-        <w:t>3.1.3 Data Preparation</w:t>
+        <w:lastRenderedPageBreak/>
+        <w:t xml:space="preserve">3.1.3 </w:t>
+      </w:r>
+      <w:r>
+        <w:rPr>
+          <w:rFonts w:ascii="Times New Roman" w:hAnsi="Times New Roman" w:cs="Times New Roman"/>
+          <w:b/>
+          <w:bCs/>
+          <w:i/>
+          <w:iCs/>
+          <w:color w:val="auto"/>
+        </w:rPr>
+        <w:t>Data Preparation</w:t>
       </w:r>
       <w:bookmarkEnd w:id="19"/>
     </w:p>
@@ -27158,6 +29756,8 @@
           <w:rFonts w:ascii="Times New Roman" w:hAnsi="Times New Roman" w:cs="Times New Roman"/>
           <w:b/>
           <w:bCs/>
+          <w:i/>
+          <w:iCs/>
           <w:color w:val="auto"/>
         </w:rPr>
         <w:t>Modeling</w:t>
@@ -27716,7 +30316,6 @@
         <w:rPr>
           <w:rFonts w:ascii="Times New Roman" w:hAnsi="Times New Roman" w:cs="Times New Roman"/>
         </w:rPr>
-        <w:lastRenderedPageBreak/>
         <w:t>Menerapkan</w:t>
       </w:r>
       <w:proofErr w:type="spellEnd"/>
@@ -27872,7 +30471,18 @@
           <w:bCs/>
           <w:color w:val="auto"/>
         </w:rPr>
-        <w:t>3.1.5 Evaluation</w:t>
+        <w:t xml:space="preserve">3.1.5 </w:t>
+      </w:r>
+      <w:r>
+        <w:rPr>
+          <w:rFonts w:ascii="Times New Roman" w:hAnsi="Times New Roman" w:cs="Times New Roman"/>
+          <w:b/>
+          <w:bCs/>
+          <w:i/>
+          <w:iCs/>
+          <w:color w:val="auto"/>
+        </w:rPr>
+        <w:t>Evaluation</w:t>
       </w:r>
       <w:bookmarkEnd w:id="21"/>
     </w:p>
@@ -28570,6 +31180,7 @@
         <w:rPr>
           <w:rFonts w:ascii="Times New Roman" w:hAnsi="Times New Roman" w:cs="Times New Roman"/>
         </w:rPr>
+        <w:lastRenderedPageBreak/>
         <w:t>Melakukan</w:t>
       </w:r>
       <w:proofErr w:type="spellEnd"/>
@@ -28813,7 +31424,18 @@
           <w:bCs/>
           <w:color w:val="auto"/>
         </w:rPr>
-        <w:t>3.1.6 Deployment</w:t>
+        <w:t xml:space="preserve">3.1.6 </w:t>
+      </w:r>
+      <w:r>
+        <w:rPr>
+          <w:rFonts w:ascii="Times New Roman" w:hAnsi="Times New Roman" w:cs="Times New Roman"/>
+          <w:b/>
+          <w:bCs/>
+          <w:i/>
+          <w:iCs/>
+          <w:color w:val="auto"/>
+        </w:rPr>
+        <w:t>Deployment</w:t>
       </w:r>
       <w:bookmarkEnd w:id="22"/>
     </w:p>
@@ -30017,6 +32639,7 @@
           <w:bCs/>
           <w:color w:val="auto"/>
         </w:rPr>
+        <w:lastRenderedPageBreak/>
         <w:t>BAB IV</w:t>
       </w:r>
       <w:bookmarkEnd w:id="24"/>
@@ -31062,7 +33685,6 @@
           <w:color w:val="auto"/>
           <w:lang w:val="fi-FI"/>
         </w:rPr>
-        <w:lastRenderedPageBreak/>
         <w:t>BAB VII</w:t>
       </w:r>
       <w:bookmarkEnd w:id="30"/>
@@ -32022,17 +34644,7 @@
           <w:kern w:val="0"/>
           <w:szCs w:val="24"/>
         </w:rPr>
-        <w:t xml:space="preserve">, vol. 13-17-Augu, pp. 785–794, 2016, doi: </w:t>
-      </w:r>
-      <w:r>
-        <w:rPr>
-          <w:rFonts w:ascii="Times New Roman" w:hAnsi="Times New Roman" w:cs="Times New Roman"/>
-          <w:noProof/>
-          <w:kern w:val="0"/>
-          <w:szCs w:val="24"/>
-        </w:rPr>
-        <w:lastRenderedPageBreak/>
-        <w:t>10.1145/2939672.2939785.</w:t>
+        <w:t>, vol. 13-17-Augu, pp. 785–794, 2016, doi: 10.1145/2939672.2939785.</w:t>
       </w:r>
     </w:p>
     <w:p>
@@ -32899,6 +35511,119 @@
     </w:lvl>
   </w:abstractNum>
   <w:abstractNum w:abstractNumId="8" w15:restartNumberingAfterBreak="0">
+    <w:nsid w:val="508D7601"/>
+    <w:multiLevelType w:val="hybridMultilevel"/>
+    <w:tmpl w:val="BD74C424"/>
+    <w:lvl w:ilvl="0" w:tplc="38090001">
+      <w:start w:val="1"/>
+      <w:numFmt w:val="bullet"/>
+      <w:lvlText w:val=""/>
+      <w:lvlJc w:val="left"/>
+      <w:pPr>
+        <w:ind w:left="720" w:hanging="360"/>
+      </w:pPr>
+      <w:rPr>
+        <w:rFonts w:ascii="Symbol" w:hAnsi="Symbol" w:hint="default"/>
+      </w:rPr>
+    </w:lvl>
+    <w:lvl w:ilvl="1" w:tplc="38090003" w:tentative="1">
+      <w:start w:val="1"/>
+      <w:numFmt w:val="bullet"/>
+      <w:lvlText w:val="o"/>
+      <w:lvlJc w:val="left"/>
+      <w:pPr>
+        <w:ind w:left="1440" w:hanging="360"/>
+      </w:pPr>
+      <w:rPr>
+        <w:rFonts w:ascii="Courier New" w:hAnsi="Courier New" w:cs="Courier New" w:hint="default"/>
+      </w:rPr>
+    </w:lvl>
+    <w:lvl w:ilvl="2" w:tplc="38090005" w:tentative="1">
+      <w:start w:val="1"/>
+      <w:numFmt w:val="bullet"/>
+      <w:lvlText w:val=""/>
+      <w:lvlJc w:val="left"/>
+      <w:pPr>
+        <w:ind w:left="2160" w:hanging="360"/>
+      </w:pPr>
+      <w:rPr>
+        <w:rFonts w:ascii="Wingdings" w:hAnsi="Wingdings" w:hint="default"/>
+      </w:rPr>
+    </w:lvl>
+    <w:lvl w:ilvl="3" w:tplc="38090001" w:tentative="1">
+      <w:start w:val="1"/>
+      <w:numFmt w:val="bullet"/>
+      <w:lvlText w:val=""/>
+      <w:lvlJc w:val="left"/>
+      <w:pPr>
+        <w:ind w:left="2880" w:hanging="360"/>
+      </w:pPr>
+      <w:rPr>
+        <w:rFonts w:ascii="Symbol" w:hAnsi="Symbol" w:hint="default"/>
+      </w:rPr>
+    </w:lvl>
+    <w:lvl w:ilvl="4" w:tplc="38090003" w:tentative="1">
+      <w:start w:val="1"/>
+      <w:numFmt w:val="bullet"/>
+      <w:lvlText w:val="o"/>
+      <w:lvlJc w:val="left"/>
+      <w:pPr>
+        <w:ind w:left="3600" w:hanging="360"/>
+      </w:pPr>
+      <w:rPr>
+        <w:rFonts w:ascii="Courier New" w:hAnsi="Courier New" w:cs="Courier New" w:hint="default"/>
+      </w:rPr>
+    </w:lvl>
+    <w:lvl w:ilvl="5" w:tplc="38090005" w:tentative="1">
+      <w:start w:val="1"/>
+      <w:numFmt w:val="bullet"/>
+      <w:lvlText w:val=""/>
+      <w:lvlJc w:val="left"/>
+      <w:pPr>
+        <w:ind w:left="4320" w:hanging="360"/>
+      </w:pPr>
+      <w:rPr>
+        <w:rFonts w:ascii="Wingdings" w:hAnsi="Wingdings" w:hint="default"/>
+      </w:rPr>
+    </w:lvl>
+    <w:lvl w:ilvl="6" w:tplc="38090001" w:tentative="1">
+      <w:start w:val="1"/>
+      <w:numFmt w:val="bullet"/>
+      <w:lvlText w:val=""/>
+      <w:lvlJc w:val="left"/>
+      <w:pPr>
+        <w:ind w:left="5040" w:hanging="360"/>
+      </w:pPr>
+      <w:rPr>
+        <w:rFonts w:ascii="Symbol" w:hAnsi="Symbol" w:hint="default"/>
+      </w:rPr>
+    </w:lvl>
+    <w:lvl w:ilvl="7" w:tplc="38090003" w:tentative="1">
+      <w:start w:val="1"/>
+      <w:numFmt w:val="bullet"/>
+      <w:lvlText w:val="o"/>
+      <w:lvlJc w:val="left"/>
+      <w:pPr>
+        <w:ind w:left="5760" w:hanging="360"/>
+      </w:pPr>
+      <w:rPr>
+        <w:rFonts w:ascii="Courier New" w:hAnsi="Courier New" w:cs="Courier New" w:hint="default"/>
+      </w:rPr>
+    </w:lvl>
+    <w:lvl w:ilvl="8" w:tplc="38090005" w:tentative="1">
+      <w:start w:val="1"/>
+      <w:numFmt w:val="bullet"/>
+      <w:lvlText w:val=""/>
+      <w:lvlJc w:val="left"/>
+      <w:pPr>
+        <w:ind w:left="6480" w:hanging="360"/>
+      </w:pPr>
+      <w:rPr>
+        <w:rFonts w:ascii="Wingdings" w:hAnsi="Wingdings" w:hint="default"/>
+      </w:rPr>
+    </w:lvl>
+  </w:abstractNum>
+  <w:abstractNum w:abstractNumId="9" w15:restartNumberingAfterBreak="0">
     <w:nsid w:val="52C04F24"/>
     <w:multiLevelType w:val="hybridMultilevel"/>
     <w:tmpl w:val="FCBA1EEE"/>
@@ -32984,7 +35709,7 @@
       </w:pPr>
     </w:lvl>
   </w:abstractNum>
-  <w:abstractNum w:abstractNumId="9" w15:restartNumberingAfterBreak="0">
+  <w:abstractNum w:abstractNumId="10" w15:restartNumberingAfterBreak="0">
     <w:nsid w:val="59961915"/>
     <w:multiLevelType w:val="hybridMultilevel"/>
     <w:tmpl w:val="518489E0"/>
@@ -33070,7 +35795,99 @@
       </w:pPr>
     </w:lvl>
   </w:abstractNum>
-  <w:abstractNum w:abstractNumId="10" w15:restartNumberingAfterBreak="0">
+  <w:abstractNum w:abstractNumId="11" w15:restartNumberingAfterBreak="0">
+    <w:nsid w:val="5D721A82"/>
+    <w:multiLevelType w:val="hybridMultilevel"/>
+    <w:tmpl w:val="E510253C"/>
+    <w:lvl w:ilvl="0" w:tplc="FFFFFFFF">
+      <w:start w:val="1"/>
+      <w:numFmt w:val="lowerLetter"/>
+      <w:lvlText w:val="%1."/>
+      <w:lvlJc w:val="left"/>
+      <w:pPr>
+        <w:ind w:left="720" w:hanging="360"/>
+      </w:pPr>
+      <w:rPr>
+        <w:rFonts w:hint="default"/>
+      </w:rPr>
+    </w:lvl>
+    <w:lvl w:ilvl="1" w:tplc="38090019">
+      <w:start w:val="1"/>
+      <w:numFmt w:val="lowerLetter"/>
+      <w:lvlText w:val="%2."/>
+      <w:lvlJc w:val="left"/>
+      <w:pPr>
+        <w:ind w:left="720" w:hanging="360"/>
+      </w:pPr>
+    </w:lvl>
+    <w:lvl w:ilvl="2" w:tplc="FFFFFFFF">
+      <w:start w:val="4"/>
+      <w:numFmt w:val="bullet"/>
+      <w:lvlText w:val="-"/>
+      <w:lvlJc w:val="left"/>
+      <w:pPr>
+        <w:ind w:left="2340" w:hanging="360"/>
+      </w:pPr>
+      <w:rPr>
+        <w:rFonts w:ascii="Calibri" w:eastAsiaTheme="minorHAnsi" w:hAnsi="Calibri" w:cs="Calibri" w:hint="default"/>
+      </w:rPr>
+    </w:lvl>
+    <w:lvl w:ilvl="3" w:tplc="FFFFFFFF" w:tentative="1">
+      <w:start w:val="1"/>
+      <w:numFmt w:val="decimal"/>
+      <w:lvlText w:val="%4."/>
+      <w:lvlJc w:val="left"/>
+      <w:pPr>
+        <w:ind w:left="2880" w:hanging="360"/>
+      </w:pPr>
+    </w:lvl>
+    <w:lvl w:ilvl="4" w:tplc="FFFFFFFF" w:tentative="1">
+      <w:start w:val="1"/>
+      <w:numFmt w:val="lowerLetter"/>
+      <w:lvlText w:val="%5."/>
+      <w:lvlJc w:val="left"/>
+      <w:pPr>
+        <w:ind w:left="3600" w:hanging="360"/>
+      </w:pPr>
+    </w:lvl>
+    <w:lvl w:ilvl="5" w:tplc="FFFFFFFF" w:tentative="1">
+      <w:start w:val="1"/>
+      <w:numFmt w:val="lowerRoman"/>
+      <w:lvlText w:val="%6."/>
+      <w:lvlJc w:val="right"/>
+      <w:pPr>
+        <w:ind w:left="4320" w:hanging="180"/>
+      </w:pPr>
+    </w:lvl>
+    <w:lvl w:ilvl="6" w:tplc="FFFFFFFF" w:tentative="1">
+      <w:start w:val="1"/>
+      <w:numFmt w:val="decimal"/>
+      <w:lvlText w:val="%7."/>
+      <w:lvlJc w:val="left"/>
+      <w:pPr>
+        <w:ind w:left="5040" w:hanging="360"/>
+      </w:pPr>
+    </w:lvl>
+    <w:lvl w:ilvl="7" w:tplc="FFFFFFFF" w:tentative="1">
+      <w:start w:val="1"/>
+      <w:numFmt w:val="lowerLetter"/>
+      <w:lvlText w:val="%8."/>
+      <w:lvlJc w:val="left"/>
+      <w:pPr>
+        <w:ind w:left="5760" w:hanging="360"/>
+      </w:pPr>
+    </w:lvl>
+    <w:lvl w:ilvl="8" w:tplc="FFFFFFFF" w:tentative="1">
+      <w:start w:val="1"/>
+      <w:numFmt w:val="lowerRoman"/>
+      <w:lvlText w:val="%9."/>
+      <w:lvlJc w:val="right"/>
+      <w:pPr>
+        <w:ind w:left="6480" w:hanging="180"/>
+      </w:pPr>
+    </w:lvl>
+  </w:abstractNum>
+  <w:abstractNum w:abstractNumId="12" w15:restartNumberingAfterBreak="0">
     <w:nsid w:val="62F63D5A"/>
     <w:multiLevelType w:val="hybridMultilevel"/>
     <w:tmpl w:val="ADD8ACE6"/>
@@ -33156,7 +35973,102 @@
       </w:pPr>
     </w:lvl>
   </w:abstractNum>
-  <w:abstractNum w:abstractNumId="11" w15:restartNumberingAfterBreak="0">
+  <w:abstractNum w:abstractNumId="13" w15:restartNumberingAfterBreak="0">
+    <w:nsid w:val="673D5BEE"/>
+    <w:multiLevelType w:val="hybridMultilevel"/>
+    <w:tmpl w:val="866EC9AA"/>
+    <w:lvl w:ilvl="0" w:tplc="FFFFFFFF">
+      <w:start w:val="1"/>
+      <w:numFmt w:val="lowerLetter"/>
+      <w:lvlText w:val="%1."/>
+      <w:lvlJc w:val="left"/>
+      <w:pPr>
+        <w:ind w:left="720" w:hanging="360"/>
+      </w:pPr>
+      <w:rPr>
+        <w:rFonts w:hint="default"/>
+      </w:rPr>
+    </w:lvl>
+    <w:lvl w:ilvl="1" w:tplc="38090001">
+      <w:start w:val="1"/>
+      <w:numFmt w:val="bullet"/>
+      <w:lvlText w:val=""/>
+      <w:lvlJc w:val="left"/>
+      <w:pPr>
+        <w:ind w:left="1440" w:hanging="360"/>
+      </w:pPr>
+      <w:rPr>
+        <w:rFonts w:ascii="Symbol" w:hAnsi="Symbol" w:hint="default"/>
+      </w:rPr>
+    </w:lvl>
+    <w:lvl w:ilvl="2" w:tplc="FFFFFFFF">
+      <w:start w:val="4"/>
+      <w:numFmt w:val="bullet"/>
+      <w:lvlText w:val="-"/>
+      <w:lvlJc w:val="left"/>
+      <w:pPr>
+        <w:ind w:left="2340" w:hanging="360"/>
+      </w:pPr>
+      <w:rPr>
+        <w:rFonts w:ascii="Calibri" w:eastAsiaTheme="minorHAnsi" w:hAnsi="Calibri" w:cs="Calibri" w:hint="default"/>
+      </w:rPr>
+    </w:lvl>
+    <w:lvl w:ilvl="3" w:tplc="FFFFFFFF" w:tentative="1">
+      <w:start w:val="1"/>
+      <w:numFmt w:val="decimal"/>
+      <w:lvlText w:val="%4."/>
+      <w:lvlJc w:val="left"/>
+      <w:pPr>
+        <w:ind w:left="2880" w:hanging="360"/>
+      </w:pPr>
+    </w:lvl>
+    <w:lvl w:ilvl="4" w:tplc="FFFFFFFF" w:tentative="1">
+      <w:start w:val="1"/>
+      <w:numFmt w:val="lowerLetter"/>
+      <w:lvlText w:val="%5."/>
+      <w:lvlJc w:val="left"/>
+      <w:pPr>
+        <w:ind w:left="3600" w:hanging="360"/>
+      </w:pPr>
+    </w:lvl>
+    <w:lvl w:ilvl="5" w:tplc="FFFFFFFF" w:tentative="1">
+      <w:start w:val="1"/>
+      <w:numFmt w:val="lowerRoman"/>
+      <w:lvlText w:val="%6."/>
+      <w:lvlJc w:val="right"/>
+      <w:pPr>
+        <w:ind w:left="4320" w:hanging="180"/>
+      </w:pPr>
+    </w:lvl>
+    <w:lvl w:ilvl="6" w:tplc="FFFFFFFF" w:tentative="1">
+      <w:start w:val="1"/>
+      <w:numFmt w:val="decimal"/>
+      <w:lvlText w:val="%7."/>
+      <w:lvlJc w:val="left"/>
+      <w:pPr>
+        <w:ind w:left="5040" w:hanging="360"/>
+      </w:pPr>
+    </w:lvl>
+    <w:lvl w:ilvl="7" w:tplc="FFFFFFFF" w:tentative="1">
+      <w:start w:val="1"/>
+      <w:numFmt w:val="lowerLetter"/>
+      <w:lvlText w:val="%8."/>
+      <w:lvlJc w:val="left"/>
+      <w:pPr>
+        <w:ind w:left="5760" w:hanging="360"/>
+      </w:pPr>
+    </w:lvl>
+    <w:lvl w:ilvl="8" w:tplc="FFFFFFFF" w:tentative="1">
+      <w:start w:val="1"/>
+      <w:numFmt w:val="lowerRoman"/>
+      <w:lvlText w:val="%9."/>
+      <w:lvlJc w:val="right"/>
+      <w:pPr>
+        <w:ind w:left="6480" w:hanging="180"/>
+      </w:pPr>
+    </w:lvl>
+  </w:abstractNum>
+  <w:abstractNum w:abstractNumId="14" w15:restartNumberingAfterBreak="0">
     <w:nsid w:val="695E0E95"/>
     <w:multiLevelType w:val="multilevel"/>
     <w:tmpl w:val="1F5682AA"/>
@@ -33269,7 +36181,7 @@
       </w:rPr>
     </w:lvl>
   </w:abstractNum>
-  <w:abstractNum w:abstractNumId="12" w15:restartNumberingAfterBreak="0">
+  <w:abstractNum w:abstractNumId="15" w15:restartNumberingAfterBreak="0">
     <w:nsid w:val="6AFC0BEB"/>
     <w:multiLevelType w:val="hybridMultilevel"/>
     <w:tmpl w:val="FC028E78"/>
@@ -33358,10 +36270,10 @@
       </w:pPr>
     </w:lvl>
   </w:abstractNum>
-  <w:abstractNum w:abstractNumId="13" w15:restartNumberingAfterBreak="0">
+  <w:abstractNum w:abstractNumId="16" w15:restartNumberingAfterBreak="0">
     <w:nsid w:val="6D342D1F"/>
     <w:multiLevelType w:val="hybridMultilevel"/>
-    <w:tmpl w:val="A90486E6"/>
+    <w:tmpl w:val="CA8AC0A0"/>
     <w:lvl w:ilvl="0" w:tplc="38090019">
       <w:start w:val="1"/>
       <w:numFmt w:val="lowerLetter"/>
@@ -33386,14 +36298,17 @@
         <w:rFonts w:hint="default"/>
       </w:rPr>
     </w:lvl>
-    <w:lvl w:ilvl="2" w:tplc="3809001B" w:tentative="1">
-      <w:start w:val="1"/>
-      <w:numFmt w:val="lowerRoman"/>
-      <w:lvlText w:val="%3."/>
-      <w:lvlJc w:val="right"/>
-      <w:pPr>
-        <w:ind w:left="2160" w:hanging="180"/>
-      </w:pPr>
+    <w:lvl w:ilvl="2" w:tplc="40A8BED0">
+      <w:start w:val="4"/>
+      <w:numFmt w:val="bullet"/>
+      <w:lvlText w:val="-"/>
+      <w:lvlJc w:val="left"/>
+      <w:pPr>
+        <w:ind w:left="2340" w:hanging="360"/>
+      </w:pPr>
+      <w:rPr>
+        <w:rFonts w:ascii="Calibri" w:eastAsiaTheme="minorHAnsi" w:hAnsi="Calibri" w:cs="Calibri" w:hint="default"/>
+      </w:rPr>
     </w:lvl>
     <w:lvl w:ilvl="3" w:tplc="3809000F" w:tentative="1">
       <w:start w:val="1"/>
@@ -33463,22 +36378,22 @@
     <w:abstractNumId w:val="7"/>
   </w:num>
   <w:num w:numId="5" w16cid:durableId="1126697984">
-    <w:abstractNumId w:val="12"/>
+    <w:abstractNumId w:val="15"/>
   </w:num>
   <w:num w:numId="6" w16cid:durableId="2001156266">
     <w:abstractNumId w:val="2"/>
   </w:num>
   <w:num w:numId="7" w16cid:durableId="636182553">
+    <w:abstractNumId w:val="12"/>
+  </w:num>
+  <w:num w:numId="8" w16cid:durableId="1722826287">
     <w:abstractNumId w:val="10"/>
   </w:num>
-  <w:num w:numId="8" w16cid:durableId="1722826287">
-    <w:abstractNumId w:val="9"/>
-  </w:num>
   <w:num w:numId="9" w16cid:durableId="1523130300">
-    <w:abstractNumId w:val="13"/>
+    <w:abstractNumId w:val="16"/>
   </w:num>
   <w:num w:numId="10" w16cid:durableId="427778516">
-    <w:abstractNumId w:val="11"/>
+    <w:abstractNumId w:val="14"/>
   </w:num>
   <w:num w:numId="11" w16cid:durableId="1204368658">
     <w:abstractNumId w:val="5"/>
@@ -33490,7 +36405,16 @@
     <w:abstractNumId w:val="1"/>
   </w:num>
   <w:num w:numId="14" w16cid:durableId="1471244488">
+    <w:abstractNumId w:val="9"/>
+  </w:num>
+  <w:num w:numId="15" w16cid:durableId="1518470839">
     <w:abstractNumId w:val="8"/>
+  </w:num>
+  <w:num w:numId="16" w16cid:durableId="151718920">
+    <w:abstractNumId w:val="13"/>
+  </w:num>
+  <w:num w:numId="17" w16cid:durableId="790898696">
+    <w:abstractNumId w:val="11"/>
   </w:num>
 </w:numbering>
 </file>
@@ -33895,7 +36819,7 @@
   <w:style w:type="paragraph" w:default="1" w:styleId="Normal">
     <w:name w:val="Normal"/>
     <w:qFormat/>
-    <w:rsid w:val="000777F6"/>
+    <w:rsid w:val="00913D74"/>
   </w:style>
   <w:style w:type="paragraph" w:styleId="Heading1">
     <w:name w:val="heading 1"/>
@@ -33987,7 +36911,6 @@
   <w:style w:type="character" w:default="1" w:styleId="DefaultParagraphFont">
     <w:name w:val="Default Paragraph Font"/>
     <w:uiPriority w:val="1"/>
-    <w:semiHidden/>
     <w:unhideWhenUsed/>
   </w:style>
   <w:style w:type="table" w:default="1" w:styleId="TableNormal">
